--- a/Articulo Cientifico.docx
+++ b/Articulo Cientifico.docx
@@ -5,6 +5,7 @@
     <w:p>
       <w:pPr>
         <w:spacing w:after="120" w:line="360" w:lineRule="auto"/>
+        <w:ind w:left="708" w:hanging="708"/>
         <w:jc w:val="center"/>
         <w:rPr>
           <w:rFonts w:ascii="Arial" w:hAnsi="Arial" w:cs="Arial"/>
@@ -399,7 +400,23 @@
           <w:sz w:val="24"/>
           <w:szCs w:val="24"/>
         </w:rPr>
-        <w:t>Recibido: 22/04/2026</w:t>
+        <w:t>Recibido: 2</w:t>
+      </w:r>
+      <w:r>
+        <w:rPr>
+          <w:rFonts w:ascii="Arial" w:hAnsi="Arial" w:cs="Arial"/>
+          <w:sz w:val="24"/>
+          <w:szCs w:val="24"/>
+        </w:rPr>
+        <w:t>5</w:t>
+      </w:r>
+      <w:r>
+        <w:rPr>
+          <w:rFonts w:ascii="Arial" w:hAnsi="Arial" w:cs="Arial"/>
+          <w:sz w:val="24"/>
+          <w:szCs w:val="24"/>
+        </w:rPr>
+        <w:t>/04/2026</w:t>
       </w:r>
     </w:p>
     <w:p>
@@ -658,7 +675,23 @@
           <w:sz w:val="24"/>
           <w:szCs w:val="24"/>
         </w:rPr>
-        <w:t xml:space="preserve"> por hash MD5, quedó reducido a 5,745 para entrenamiento y 550 para prueba. El sistema emplea dos modelos en cascada: el Modelo 1 clasifica soya sana vs. enferma (1,000 imágenes/clase) y el Modelo 2 identifica el tipo de patógeno en cinco categorías (bacterianas, fúngicas, roya, virales y plagas/insectos) con 749 imágenes/clase. La evaluación sobre 550 imágenes de prueba arrojó una exactitud del 98.00% para el Modelo 1 (F1: 0.9804) y del 95.09% para el Modelo 2 (F1 promedio: 0.9472). En conclusión, </w:t>
+        <w:t xml:space="preserve"> por hash MD5, quedó reducido a 5,745 para entrenamiento y 550 para prueba. El sistema emplea dos modelos en cascada: el Modelo 1 clasifica soya sana vs. enferma (1,000 imágenes/clase) y el Modelo 2 identifica el tipo de patógeno en cinco categorías (bacterianas, fúngicas, roya, virales y plagas/insectos) con 749 imágenes/clase. La evaluación sobre 550 imágenes de prueba arrojó una exactitud del 98.00% para el Modelo 1 (F1: 0.9804) y del 95.</w:t>
+      </w:r>
+      <w:r>
+        <w:rPr>
+          <w:rFonts w:ascii="Arial" w:hAnsi="Arial" w:cs="Arial"/>
+          <w:sz w:val="24"/>
+          <w:szCs w:val="24"/>
+        </w:rPr>
+        <w:t>14</w:t>
+      </w:r>
+      <w:r>
+        <w:rPr>
+          <w:rFonts w:ascii="Arial" w:hAnsi="Arial" w:cs="Arial"/>
+          <w:sz w:val="24"/>
+          <w:szCs w:val="24"/>
+        </w:rPr>
+        <w:t xml:space="preserve">% para el Modelo 2 (F1 promedio: 0.9472). En conclusión, </w:t>
       </w:r>
       <w:proofErr w:type="spellStart"/>
       <w:r>
@@ -2580,7 +2613,23 @@
           <w:sz w:val="24"/>
           <w:szCs w:val="24"/>
         </w:rPr>
-        <w:t xml:space="preserve"> of 98.00% for Model 1 (F1: 0.9804) and 95.09% for Model 2 (</w:t>
+        <w:t xml:space="preserve"> of 98.00% for Model 1 (F1: 0.9804) and 95.</w:t>
+      </w:r>
+      <w:r>
+        <w:rPr>
+          <w:rFonts w:ascii="Arial" w:hAnsi="Arial" w:cs="Arial"/>
+          <w:sz w:val="24"/>
+          <w:szCs w:val="24"/>
+        </w:rPr>
+        <w:t>14</w:t>
+      </w:r>
+      <w:r>
+        <w:rPr>
+          <w:rFonts w:ascii="Arial" w:hAnsi="Arial" w:cs="Arial"/>
+          <w:sz w:val="24"/>
+          <w:szCs w:val="24"/>
+        </w:rPr>
+        <w:t>% for Model 2 (</w:t>
       </w:r>
       <w:proofErr w:type="spellStart"/>
       <w:r>
@@ -3270,15 +3319,7 @@
           <w:sz w:val="24"/>
           <w:szCs w:val="24"/>
         </w:rPr>
-        <w:t xml:space="preserve"> et al. (2016)</w:t>
-      </w:r>
-      <w:r>
-        <w:rPr>
-          <w:rFonts w:ascii="Arial" w:hAnsi="Arial" w:cs="Arial"/>
-          <w:sz w:val="24"/>
-          <w:szCs w:val="24"/>
-        </w:rPr>
-        <w:t xml:space="preserve"> </w:t>
+        <w:t xml:space="preserve"> et al. (2016) </w:t>
       </w:r>
       <w:r>
         <w:rPr>
@@ -3677,15 +3718,7 @@
           <w:sz w:val="24"/>
           <w:szCs w:val="24"/>
         </w:rPr>
-        <w:t>El código fuente está disponible en GitHub:</w:t>
-      </w:r>
-      <w:r>
-        <w:rPr>
-          <w:rFonts w:ascii="Arial" w:hAnsi="Arial" w:cs="Arial"/>
-          <w:sz w:val="24"/>
-          <w:szCs w:val="24"/>
-        </w:rPr>
-        <w:t xml:space="preserve"> </w:t>
+        <w:t xml:space="preserve">El código fuente está disponible en GitHub: </w:t>
       </w:r>
       <w:hyperlink r:id="rId6" w:history="1">
         <w:r>
@@ -3705,14 +3738,6 @@
             <w:szCs w:val="24"/>
           </w:rPr>
           <w:softHyphen/>
-        </w:r>
-        <w:r>
-          <w:rPr>
-            <w:rStyle w:val="Hipervnculo"/>
-            <w:rFonts w:ascii="Arial" w:hAnsi="Arial" w:cs="Arial"/>
-            <w:sz w:val="24"/>
-            <w:szCs w:val="24"/>
-          </w:rPr>
           <w:t>/glycine-vision-dss</w:t>
         </w:r>
       </w:hyperlink>
@@ -3810,14 +3835,6 @@
             <w:szCs w:val="24"/>
           </w:rPr>
           <w:softHyphen/>
-        </w:r>
-        <w:r>
-          <w:rPr>
-            <w:rStyle w:val="Hipervnculo"/>
-            <w:rFonts w:ascii="Arial" w:hAnsi="Arial" w:cs="Arial"/>
-            <w:sz w:val="24"/>
-            <w:szCs w:val="24"/>
-          </w:rPr>
           <w:t>huggingface.co</w:t>
         </w:r>
         <w:r>
@@ -3837,14 +3854,6 @@
             <w:szCs w:val="24"/>
           </w:rPr>
           <w:softHyphen/>
-        </w:r>
-        <w:r>
-          <w:rPr>
-            <w:rStyle w:val="Hipervnculo"/>
-            <w:rFonts w:ascii="Arial" w:hAnsi="Arial" w:cs="Arial"/>
-            <w:sz w:val="24"/>
-            <w:szCs w:val="24"/>
-          </w:rPr>
           <w:t>/</w:t>
         </w:r>
         <w:r>
@@ -3855,14 +3864,6 @@
             <w:szCs w:val="24"/>
           </w:rPr>
           <w:softHyphen/>
-        </w:r>
-        <w:r>
-          <w:rPr>
-            <w:rStyle w:val="Hipervnculo"/>
-            <w:rFonts w:ascii="Arial" w:hAnsi="Arial" w:cs="Arial"/>
-            <w:sz w:val="24"/>
-            <w:szCs w:val="24"/>
-          </w:rPr>
           <w:t>datasets/alejandroramirezucb/</w:t>
         </w:r>
         <w:r>
@@ -3873,14 +3874,6 @@
             <w:szCs w:val="24"/>
           </w:rPr>
           <w:softHyphen/>
-        </w:r>
-        <w:r>
-          <w:rPr>
-            <w:rStyle w:val="Hipervnculo"/>
-            <w:rFonts w:ascii="Arial" w:hAnsi="Arial" w:cs="Arial"/>
-            <w:sz w:val="24"/>
-            <w:szCs w:val="24"/>
-          </w:rPr>
           <w:t>soybean_image_dataset</w:t>
         </w:r>
       </w:hyperlink>
@@ -9324,7 +9317,23 @@
           <w:sz w:val="24"/>
           <w:szCs w:val="24"/>
         </w:rPr>
-        <w:t>La Tabla 5 presenta los resultados del Modelo 2. La exactitud global fue del 95.09% sobre 350 imágenes de prueba (70 por clase), con variación entre clases: desde 90.00% en virales hasta 100.00% en roya y plagas/insectos.</w:t>
+        <w:t>La Tabla 5 presenta los resultados del Modelo 2. La exactitud global fue del 95.</w:t>
+      </w:r>
+      <w:r>
+        <w:rPr>
+          <w:rFonts w:ascii="Arial" w:hAnsi="Arial" w:cs="Arial"/>
+          <w:sz w:val="24"/>
+          <w:szCs w:val="24"/>
+        </w:rPr>
+        <w:t>14</w:t>
+      </w:r>
+      <w:r>
+        <w:rPr>
+          <w:rFonts w:ascii="Arial" w:hAnsi="Arial" w:cs="Arial"/>
+          <w:sz w:val="24"/>
+          <w:szCs w:val="24"/>
+        </w:rPr>
+        <w:t>% sobre 350 imágenes de prueba (70 por clase), con variación entre clases: desde 90.00% en virales hasta 100.00% en roya y plagas/insectos.</w:t>
       </w:r>
     </w:p>
     <w:p>
@@ -9714,7 +9723,19 @@
               <w:rPr>
                 <w:rFonts w:ascii="Arial" w:hAnsi="Arial" w:cs="Arial"/>
               </w:rPr>
-              <w:t>91.18%</w:t>
+              <w:t>91.</w:t>
+            </w:r>
+            <w:r>
+              <w:rPr>
+                <w:rFonts w:ascii="Arial" w:hAnsi="Arial" w:cs="Arial"/>
+              </w:rPr>
+              <w:t>43</w:t>
+            </w:r>
+            <w:r>
+              <w:rPr>
+                <w:rFonts w:ascii="Arial" w:hAnsi="Arial" w:cs="Arial"/>
+              </w:rPr>
+              <w:t>%</w:t>
             </w:r>
           </w:p>
         </w:tc>
@@ -9748,7 +9769,13 @@
               <w:rPr>
                 <w:rFonts w:ascii="Arial" w:hAnsi="Arial" w:cs="Arial"/>
               </w:rPr>
-              <w:t>0.9841</w:t>
+              <w:t>0.984</w:t>
+            </w:r>
+            <w:r>
+              <w:rPr>
+                <w:rFonts w:ascii="Arial" w:hAnsi="Arial" w:cs="Arial"/>
+              </w:rPr>
+              <w:t>6</w:t>
             </w:r>
           </w:p>
         </w:tc>
@@ -9782,7 +9809,13 @@
               <w:rPr>
                 <w:rFonts w:ascii="Arial" w:hAnsi="Arial" w:cs="Arial"/>
               </w:rPr>
-              <w:t>0.9118</w:t>
+              <w:t>0.91</w:t>
+            </w:r>
+            <w:r>
+              <w:rPr>
+                <w:rFonts w:ascii="Arial" w:hAnsi="Arial" w:cs="Arial"/>
+              </w:rPr>
+              <w:t>43</w:t>
             </w:r>
           </w:p>
         </w:tc>
@@ -9816,7 +9849,13 @@
               <w:rPr>
                 <w:rFonts w:ascii="Arial" w:hAnsi="Arial" w:cs="Arial"/>
               </w:rPr>
-              <w:t>0.9466</w:t>
+              <w:t>0.94</w:t>
+            </w:r>
+            <w:r>
+              <w:rPr>
+                <w:rFonts w:ascii="Arial" w:hAnsi="Arial" w:cs="Arial"/>
+              </w:rPr>
+              <w:t>81</w:t>
             </w:r>
           </w:p>
         </w:tc>
@@ -10759,7 +10798,23 @@
                 <w:b/>
                 <w:bCs/>
               </w:rPr>
-              <w:t>95.09%</w:t>
+              <w:t>95.</w:t>
+            </w:r>
+            <w:r>
+              <w:rPr>
+                <w:rFonts w:ascii="Arial" w:hAnsi="Arial" w:cs="Arial"/>
+                <w:b/>
+                <w:bCs/>
+              </w:rPr>
+              <w:t>14</w:t>
+            </w:r>
+            <w:r>
+              <w:rPr>
+                <w:rFonts w:ascii="Arial" w:hAnsi="Arial" w:cs="Arial"/>
+                <w:b/>
+                <w:bCs/>
+              </w:rPr>
+              <w:t>%</w:t>
             </w:r>
           </w:p>
         </w:tc>
@@ -10945,7 +11000,26 @@
           <w:sz w:val="24"/>
           <w:szCs w:val="24"/>
         </w:rPr>
-        <w:t xml:space="preserve">La Tabla 6 muestra la matriz de confusión del Modelo 2. Los principales errores se concentran entre las clases bacterianas y fúngicas, y en virales, donde 5 imágenes se clasificaron erróneamente como fúngicas. </w:t>
+        <w:t>La Tabla 6 muestra la matriz de confusión del Modelo 2.</w:t>
+      </w:r>
+      <w:r>
+        <w:t xml:space="preserve"> </w:t>
+      </w:r>
+      <w:r>
+        <w:rPr>
+          <w:rFonts w:ascii="Arial" w:hAnsi="Arial" w:cs="Arial"/>
+          <w:sz w:val="24"/>
+          <w:szCs w:val="24"/>
+        </w:rPr>
+        <w:t>Los principales errores se concentran en bacterianas (5 clasificadas como fúngicas y 1 como viral) y virales (5 clasificadas como fúngicas y 2 como plagas/insectos)</w:t>
+      </w:r>
+      <w:r>
+        <w:rPr>
+          <w:rFonts w:ascii="Arial" w:hAnsi="Arial" w:cs="Arial"/>
+          <w:sz w:val="24"/>
+          <w:szCs w:val="24"/>
+        </w:rPr>
+        <w:t xml:space="preserve">. </w:t>
       </w:r>
       <w:proofErr w:type="spellStart"/>
       <w:r>
@@ -11036,6 +11110,14 @@
           <w:szCs w:val="24"/>
         </w:rPr>
         <w:t xml:space="preserve"> spot y otras enfermedades fúngicas, especialmente en etapas tempranas, lo que es consistente con estos resultados.</w:t>
+      </w:r>
+      <w:r>
+        <w:rPr>
+          <w:rFonts w:ascii="Arial" w:hAnsi="Arial" w:cs="Arial"/>
+          <w:sz w:val="24"/>
+          <w:szCs w:val="24"/>
+        </w:rPr>
+        <w:t xml:space="preserve"> </w:t>
       </w:r>
     </w:p>
     <w:p>
@@ -11395,7 +11477,13 @@
               <w:rPr>
                 <w:rFonts w:ascii="Arial" w:hAnsi="Arial" w:cs="Arial"/>
               </w:rPr>
-              <w:t>64</w:t>
+              <w:t>6</w:t>
+            </w:r>
+            <w:r>
+              <w:rPr>
+                <w:rFonts w:ascii="Arial" w:hAnsi="Arial" w:cs="Arial"/>
+              </w:rPr>
+              <w:t>4</w:t>
             </w:r>
           </w:p>
         </w:tc>
@@ -11429,7 +11517,7 @@
               <w:rPr>
                 <w:rFonts w:ascii="Arial" w:hAnsi="Arial" w:cs="Arial"/>
               </w:rPr>
-              <w:t>3</w:t>
+              <w:t>5</w:t>
             </w:r>
           </w:p>
         </w:tc>
@@ -11463,7 +11551,7 @@
               <w:rPr>
                 <w:rFonts w:ascii="Arial" w:hAnsi="Arial" w:cs="Arial"/>
               </w:rPr>
-              <w:t>3</w:t>
+              <w:t>0</w:t>
             </w:r>
           </w:p>
         </w:tc>
@@ -11531,7 +11619,7 @@
               <w:rPr>
                 <w:rFonts w:ascii="Arial" w:hAnsi="Arial" w:cs="Arial"/>
               </w:rPr>
-              <w:t>0</w:t>
+              <w:t>1</w:t>
             </w:r>
           </w:p>
         </w:tc>
@@ -11600,7 +11688,7 @@
               <w:rPr>
                 <w:rFonts w:ascii="Arial" w:hAnsi="Arial" w:cs="Arial"/>
               </w:rPr>
-              <w:t>2</w:t>
+              <w:t>1</w:t>
             </w:r>
           </w:p>
         </w:tc>
@@ -11702,7 +11790,7 @@
               <w:rPr>
                 <w:rFonts w:ascii="Arial" w:hAnsi="Arial" w:cs="Arial"/>
               </w:rPr>
-              <w:t>0</w:t>
+              <w:t>2</w:t>
             </w:r>
           </w:p>
         </w:tc>
@@ -11736,7 +11824,7 @@
               <w:rPr>
                 <w:rFonts w:ascii="Arial" w:hAnsi="Arial" w:cs="Arial"/>
               </w:rPr>
-              <w:t>2</w:t>
+              <w:t>1</w:t>
             </w:r>
           </w:p>
         </w:tc>
@@ -12229,7 +12317,7 @@
               <w:rPr>
                 <w:rFonts w:ascii="Arial" w:hAnsi="Arial" w:cs="Arial"/>
               </w:rPr>
-              <w:t>1</w:t>
+              <w:t>0</w:t>
             </w:r>
           </w:p>
         </w:tc>
@@ -12297,7 +12385,7 @@
               <w:rPr>
                 <w:rFonts w:ascii="Arial" w:hAnsi="Arial" w:cs="Arial"/>
               </w:rPr>
-              <w:t>1</w:t>
+              <w:t>0</w:t>
             </w:r>
           </w:p>
         </w:tc>
@@ -12331,7 +12419,7 @@
               <w:rPr>
                 <w:rFonts w:ascii="Arial" w:hAnsi="Arial" w:cs="Arial"/>
               </w:rPr>
-              <w:t>0</w:t>
+              <w:t>2</w:t>
             </w:r>
           </w:p>
         </w:tc>
@@ -12953,6 +13041,8 @@
         <w:jc w:val="both"/>
         <w:rPr>
           <w:rFonts w:ascii="Arial" w:hAnsi="Arial" w:cs="Arial"/>
+          <w:sz w:val="24"/>
+          <w:szCs w:val="24"/>
         </w:rPr>
       </w:pPr>
       <w:r>
@@ -12961,7 +13051,15 @@
           <w:sz w:val="24"/>
           <w:szCs w:val="24"/>
         </w:rPr>
-        <w:t>Las curvas de aprendizaje del Modelo 2 (Figura 4) muestran convergencia paralela entre entrenamiento y validación sin indicios de sobreajuste. La exactitud de entrenamiento (≈92%) es ligeramente superior a la de validación (≈89%) al final de las 70 épocas, y la pérdida desciende de 1.5 a 0.27 en entrenamiento y de 1.4 a 0.33 en validación, patrón que indica una generalización adecuada dentro del dominio de los datos utilizados.</w:t>
+        <w:t xml:space="preserve">Las curvas de aprendizaje del Modelo 2 (Figura 4) muestran convergencia paralela entre entrenamiento y validación sin indicios de sobreajuste. La exactitud de entrenamiento (≈92%) es ligeramente superior a la de validación (≈89%) al final de las 70 épocas, y la pérdida desciende de 1.5 a 0.27 en entrenamiento y de 1.4 a 0.33 en validación, patrón </w:t>
+      </w:r>
+      <w:r>
+        <w:rPr>
+          <w:rFonts w:ascii="Arial" w:hAnsi="Arial" w:cs="Arial"/>
+          <w:sz w:val="24"/>
+          <w:szCs w:val="24"/>
+        </w:rPr>
+        <w:t>que indica una generalización adecuada dentro del dominio de los datos utilizados.</w:t>
       </w:r>
     </w:p>
     <w:p>
@@ -12998,25 +13096,7 @@
           <w:sz w:val="24"/>
           <w:szCs w:val="24"/>
         </w:rPr>
-        <w:t xml:space="preserve"> Machine, el Modelo 2 reportó exactitudes de validación interna de: 0.85 (bacterianas), 0.89 (fúngicas), 0.81 (roya), 0.99 (plagas/insectos) y 0.91 (virales), con 113 muestras/clase. Los resultados del evaluador externo son superiores en todas las clases, lo que se explica porque el evaluador externo utiliza imágenes sobrantes del muestreo de los mismos </w:t>
-      </w:r>
-      <w:proofErr w:type="spellStart"/>
-      <w:r>
-        <w:rPr>
-          <w:rFonts w:ascii="Arial" w:hAnsi="Arial" w:cs="Arial"/>
-          <w:sz w:val="24"/>
-          <w:szCs w:val="24"/>
-        </w:rPr>
-        <w:t>datasets</w:t>
-      </w:r>
-      <w:proofErr w:type="spellEnd"/>
-      <w:r>
-        <w:rPr>
-          <w:rFonts w:ascii="Arial" w:hAnsi="Arial" w:cs="Arial"/>
-          <w:sz w:val="24"/>
-          <w:szCs w:val="24"/>
-        </w:rPr>
-        <w:t xml:space="preserve"> de entrenamiento, mientras que </w:t>
+        <w:t xml:space="preserve"> Machine, el Modelo 2 reportó exactitudes de validación interna de: 0.85 (bacterianas), 0.89 (fúngicas), 0.81 (roya), 0.99 (plagas/insectos) y 0.91 (virales), con 113 muestras/clase. Las métricas del script de evaluación propio (evaluate_models.py) son superiores en todas las clases, lo que se explica porque este script evalúa con imágenes sobrantes del muestreo (distintas a las usadas en entrenamiento) mientras que </w:t>
       </w:r>
       <w:proofErr w:type="spellStart"/>
       <w:r>
@@ -13034,17 +13114,8 @@
           <w:sz w:val="24"/>
           <w:szCs w:val="24"/>
         </w:rPr>
-        <w:t xml:space="preserve"> Machine evalúa con el 20% del conjunto de entrenamiento en su validación interna.</w:t>
-      </w:r>
-    </w:p>
-    <w:p>
-      <w:pPr>
-        <w:spacing w:after="120" w:line="360" w:lineRule="auto"/>
-        <w:jc w:val="both"/>
-        <w:rPr>
-          <w:rFonts w:ascii="Arial" w:hAnsi="Arial" w:cs="Arial"/>
-        </w:rPr>
-      </w:pPr>
+        <w:t xml:space="preserve"> Machine calcula su validación interna usando el 20% del mismo conjunto de entrenamiento.</w:t>
+      </w:r>
     </w:p>
     <w:p>
       <w:pPr>
@@ -13115,7 +13186,23 @@
           <w:sz w:val="24"/>
           <w:szCs w:val="24"/>
         </w:rPr>
-        <w:t xml:space="preserve"> fitosanitario digital de enfermedades en soya, con una exactitud del 98.00% en la clasificación sana/enferma y del 95.09% en la identificación del tipo de patógeno sobre conjuntos de prueba independientes. </w:t>
+        <w:t xml:space="preserve"> fitosanitario digital de enfermedades en soya, con una exactitud del 98.00% en la clasificación sana/enferma y del 95.</w:t>
+      </w:r>
+      <w:r>
+        <w:rPr>
+          <w:rFonts w:ascii="Arial" w:hAnsi="Arial" w:cs="Arial"/>
+          <w:sz w:val="24"/>
+          <w:szCs w:val="24"/>
+        </w:rPr>
+        <w:t>14</w:t>
+      </w:r>
+      <w:r>
+        <w:rPr>
+          <w:rFonts w:ascii="Arial" w:hAnsi="Arial" w:cs="Arial"/>
+          <w:sz w:val="24"/>
+          <w:szCs w:val="24"/>
+        </w:rPr>
+        <w:t xml:space="preserve">% en la identificación del tipo de patógeno sobre conjuntos de prueba independientes. </w:t>
       </w:r>
       <w:r>
         <w:rPr>
@@ -13131,16 +13218,7 @@
           <w:sz w:val="24"/>
           <w:szCs w:val="24"/>
         </w:rPr>
-        <w:t xml:space="preserve">en cascada permite tomar decisiones de manejo </w:t>
-      </w:r>
-      <w:r>
-        <w:rPr>
-          <w:rFonts w:ascii="Arial" w:hAnsi="Arial" w:cs="Arial"/>
-          <w:sz w:val="24"/>
-          <w:szCs w:val="24"/>
-        </w:rPr>
-        <w:lastRenderedPageBreak/>
-        <w:t>diferenciadas según</w:t>
+        <w:t>en cascada permite tomar decisiones de manejo diferenciadas según</w:t>
       </w:r>
       <w:r>
         <w:rPr>
@@ -13175,6 +13253,7 @@
           <w:sz w:val="24"/>
           <w:szCs w:val="24"/>
         </w:rPr>
+        <w:lastRenderedPageBreak/>
         <w:t>La estrategia de combinar imágenes de campo (ASDID) con imágenes de fondo controlado (</w:t>
       </w:r>
       <w:proofErr w:type="spellStart"/>
@@ -13284,7 +13363,23 @@
           <w:sz w:val="24"/>
           <w:szCs w:val="24"/>
         </w:rPr>
-        <w:t xml:space="preserve">Como limitación principal, se identificó que el rendimiento del Modelo 2 en enfermedades bacterianas es el más bajo (91.18%), posiblemente por la similitud visual con enfermedades fúngicas en etapas tempranas. A futuro, se podría explorar técnicas de data </w:t>
+        <w:t>Como limitación principal, se identificó que el rendimiento del Modelo 2 en enfermedades bacterianas es el más bajo (91.</w:t>
+      </w:r>
+      <w:r>
+        <w:rPr>
+          <w:rFonts w:ascii="Arial" w:hAnsi="Arial" w:cs="Arial"/>
+          <w:sz w:val="24"/>
+          <w:szCs w:val="24"/>
+        </w:rPr>
+        <w:t>43</w:t>
+      </w:r>
+      <w:r>
+        <w:rPr>
+          <w:rFonts w:ascii="Arial" w:hAnsi="Arial" w:cs="Arial"/>
+          <w:sz w:val="24"/>
+          <w:szCs w:val="24"/>
+        </w:rPr>
+        <w:t xml:space="preserve">%), posiblemente por la similitud visual con enfermedades fúngicas en etapas tempranas. A futuro, se podría explorar técnicas de data </w:t>
       </w:r>
       <w:proofErr w:type="spellStart"/>
       <w:r>
@@ -14427,7 +14522,6 @@
           <w:sz w:val="24"/>
           <w:szCs w:val="24"/>
         </w:rPr>
-        <w:lastRenderedPageBreak/>
         <w:t>Conference</w:t>
       </w:r>
       <w:proofErr w:type="spellEnd"/>
@@ -14520,6 +14614,7 @@
           <w:sz w:val="24"/>
           <w:szCs w:val="24"/>
         </w:rPr>
+        <w:lastRenderedPageBreak/>
         <w:t xml:space="preserve">Chen, J., Zhang, D., &amp; </w:t>
       </w:r>
       <w:proofErr w:type="spellStart"/>
@@ -16704,14 +16799,6 @@
           <w:szCs w:val="24"/>
         </w:rPr>
         <w:t xml:space="preserve"> Vallejos es estudiante de Ingeniería de Software de la Universidad Católica Boliviana, sede Santa Cruz. </w:t>
-      </w:r>
-      <w:r>
-        <w:rPr>
-          <w:rFonts w:ascii="Arial" w:hAnsi="Arial" w:cs="Arial"/>
-          <w:sz w:val="24"/>
-          <w:szCs w:val="24"/>
-        </w:rPr>
-        <w:t>Se ha desarrollado el siguiente documento para un examen de la asignatura de Inteligencia Artificial.</w:t>
       </w:r>
     </w:p>
     <w:p>

--- a/Articulo Cientifico.docx
+++ b/Articulo Cientifico.docx
@@ -5661,43 +5661,7 @@
           <w:sz w:val="24"/>
           <w:szCs w:val="24"/>
         </w:rPr>
-        <w:t xml:space="preserve"> del ASDID (campo real). Las enfermedades se agruparon en cinco categorías según el tipo de patógeno, siguiendo la clasificación propuesta por </w:t>
-      </w:r>
-      <w:proofErr w:type="spellStart"/>
-      <w:r>
-        <w:rPr>
-          <w:rFonts w:ascii="Arial" w:hAnsi="Arial" w:cs="Arial"/>
-          <w:sz w:val="24"/>
-          <w:szCs w:val="24"/>
-        </w:rPr>
-        <w:t>Rani</w:t>
-      </w:r>
-      <w:proofErr w:type="spellEnd"/>
-      <w:r>
-        <w:rPr>
-          <w:rFonts w:ascii="Arial" w:hAnsi="Arial" w:cs="Arial"/>
-          <w:sz w:val="24"/>
-          <w:szCs w:val="24"/>
-        </w:rPr>
-        <w:t xml:space="preserve"> y </w:t>
-      </w:r>
-      <w:proofErr w:type="spellStart"/>
-      <w:r>
-        <w:rPr>
-          <w:rFonts w:ascii="Arial" w:hAnsi="Arial" w:cs="Arial"/>
-          <w:sz w:val="24"/>
-          <w:szCs w:val="24"/>
-        </w:rPr>
-        <w:t>Gowrishankar</w:t>
-      </w:r>
-      <w:proofErr w:type="spellEnd"/>
-      <w:r>
-        <w:rPr>
-          <w:rFonts w:ascii="Arial" w:hAnsi="Arial" w:cs="Arial"/>
-          <w:sz w:val="24"/>
-          <w:szCs w:val="24"/>
-        </w:rPr>
-        <w:t xml:space="preserve"> (2023): bacterianas, fúngicas, roya, virales y plagas/insectos.</w:t>
+        <w:t xml:space="preserve"> del ASDID (campo real). Las enfermedades se agruparon en cinco categorías según el tipo de patógeno: bacterianas, fúngicas, roya, virales y plagas/insectos.</w:t>
       </w:r>
     </w:p>
     <w:p>
@@ -5745,7 +5709,7 @@
           <w:sz w:val="24"/>
           <w:szCs w:val="24"/>
         </w:rPr>
-        <w:t xml:space="preserve"> se realizó mediante hash MD5 sobre el contenido binario de cada archivo, </w:t>
+        <w:t xml:space="preserve"> se realizó mediante hash MD5 sobre el contenido binario de cada archivo, eliminando imágenes exactamente iguales entre fuentes. El balanceo se implementó con </w:t>
       </w:r>
       <w:r>
         <w:rPr>
@@ -5754,7 +5718,7 @@
           <w:szCs w:val="24"/>
         </w:rPr>
         <w:lastRenderedPageBreak/>
-        <w:t>eliminando imágenes exactamente iguales entre fuentes. El balanceo se implementó con semilla fija (</w:t>
+        <w:t>semilla fija (</w:t>
       </w:r>
       <w:proofErr w:type="spellStart"/>
       <w:r>
@@ -7069,42 +7033,6 @@
         </w:rPr>
         <w:t xml:space="preserve">, el Modelo 2 clasifica el tipo de patógeno en una de las cinco categorías. Este proceso en cascada permite asignar tratamientos diferenciados según el tipo de patógeno, siguiendo el enfoque propuesto por </w:t>
       </w:r>
-      <w:proofErr w:type="spellStart"/>
-      <w:r>
-        <w:rPr>
-          <w:rFonts w:ascii="Arial" w:hAnsi="Arial" w:cs="Arial"/>
-          <w:sz w:val="24"/>
-          <w:szCs w:val="24"/>
-        </w:rPr>
-        <w:t>Rani</w:t>
-      </w:r>
-      <w:proofErr w:type="spellEnd"/>
-      <w:r>
-        <w:rPr>
-          <w:rFonts w:ascii="Arial" w:hAnsi="Arial" w:cs="Arial"/>
-          <w:sz w:val="24"/>
-          <w:szCs w:val="24"/>
-        </w:rPr>
-        <w:t xml:space="preserve"> y </w:t>
-      </w:r>
-      <w:proofErr w:type="spellStart"/>
-      <w:r>
-        <w:rPr>
-          <w:rFonts w:ascii="Arial" w:hAnsi="Arial" w:cs="Arial"/>
-          <w:sz w:val="24"/>
-          <w:szCs w:val="24"/>
-        </w:rPr>
-        <w:t>Gowrishankar</w:t>
-      </w:r>
-      <w:proofErr w:type="spellEnd"/>
-      <w:r>
-        <w:rPr>
-          <w:rFonts w:ascii="Arial" w:hAnsi="Arial" w:cs="Arial"/>
-          <w:sz w:val="24"/>
-          <w:szCs w:val="24"/>
-        </w:rPr>
-        <w:t xml:space="preserve"> (2023) y </w:t>
-      </w:r>
       <w:r>
         <w:rPr>
           <w:rFonts w:ascii="Arial" w:hAnsi="Arial" w:cs="Arial"/>
@@ -7138,34 +7066,42 @@
           <w:sz w:val="24"/>
           <w:szCs w:val="24"/>
         </w:rPr>
+        <w:t xml:space="preserve">La evaluación se realizó sobre un </w:t>
+      </w:r>
+      <w:proofErr w:type="spellStart"/>
+      <w:r>
+        <w:rPr>
+          <w:rFonts w:ascii="Arial" w:hAnsi="Arial" w:cs="Arial"/>
+          <w:sz w:val="24"/>
+          <w:szCs w:val="24"/>
+        </w:rPr>
+        <w:t>dataset</w:t>
+      </w:r>
+      <w:proofErr w:type="spellEnd"/>
+      <w:r>
+        <w:rPr>
+          <w:rFonts w:ascii="Arial" w:hAnsi="Arial" w:cs="Arial"/>
+          <w:sz w:val="24"/>
+          <w:szCs w:val="24"/>
+        </w:rPr>
+        <w:t xml:space="preserve"> de prueba construido mediante el script prepare_dataset.py con imágenes no utilizadas en el entrenamiento. </w:t>
+      </w:r>
+      <w:r>
+        <w:rPr>
+          <w:rFonts w:ascii="Arial" w:hAnsi="Arial" w:cs="Arial"/>
+          <w:sz w:val="24"/>
+          <w:szCs w:val="24"/>
+        </w:rPr>
+        <w:t xml:space="preserve">Para garantizar la comparabilidad entre clases, se estableció un máximo de 100 imágenes de prueba por </w:t>
+      </w:r>
+      <w:r>
+        <w:rPr>
+          <w:rFonts w:ascii="Arial" w:hAnsi="Arial" w:cs="Arial"/>
+          <w:sz w:val="24"/>
+          <w:szCs w:val="24"/>
+        </w:rPr>
         <w:lastRenderedPageBreak/>
-        <w:t xml:space="preserve">La evaluación se realizó sobre un </w:t>
-      </w:r>
-      <w:proofErr w:type="spellStart"/>
-      <w:r>
-        <w:rPr>
-          <w:rFonts w:ascii="Arial" w:hAnsi="Arial" w:cs="Arial"/>
-          <w:sz w:val="24"/>
-          <w:szCs w:val="24"/>
-        </w:rPr>
-        <w:t>dataset</w:t>
-      </w:r>
-      <w:proofErr w:type="spellEnd"/>
-      <w:r>
-        <w:rPr>
-          <w:rFonts w:ascii="Arial" w:hAnsi="Arial" w:cs="Arial"/>
-          <w:sz w:val="24"/>
-          <w:szCs w:val="24"/>
-        </w:rPr>
-        <w:t xml:space="preserve"> de prueba construido mediante el script prepare_dataset.py con imágenes no utilizadas en el entrenamiento. </w:t>
-      </w:r>
-      <w:r>
-        <w:rPr>
-          <w:rFonts w:ascii="Arial" w:hAnsi="Arial" w:cs="Arial"/>
-          <w:sz w:val="24"/>
-          <w:szCs w:val="24"/>
-        </w:rPr>
-        <w:t>Para garantizar la comparabilidad entre clases, se estableció un máximo de 100 imágenes de prueba por clase. Tras el balanceo de clases, se obtuvo un total de 100 imágenes por clase para el Modelo 1 y 70 imágenes por clase para el Modelo 2, lo que resultó en 200 imágenes totales para el primero y 350 para el segundo. Las métricas evaluadas fueron: exactitud (</w:t>
+        <w:t>clase. Tras el balanceo de clases, se obtuvo un total de 100 imágenes por clase para el Modelo 1 y 70 imágenes por clase para el Modelo 2, lo que resultó en 200 imágenes totales para el primero y 350 para el segundo. Las métricas evaluadas fueron: exactitud (</w:t>
       </w:r>
       <w:proofErr w:type="spellStart"/>
       <w:r>
@@ -8671,7 +8607,6 @@
               <w:rPr>
                 <w:rFonts w:ascii="Arial" w:hAnsi="Arial" w:cs="Arial"/>
               </w:rPr>
-              <w:lastRenderedPageBreak/>
               <w:t>Soya Enferma</w:t>
             </w:r>
           </w:p>
@@ -8830,6 +8765,7 @@
           <w:sz w:val="24"/>
           <w:szCs w:val="24"/>
         </w:rPr>
+        <w:lastRenderedPageBreak/>
         <w:t xml:space="preserve">Estos resultados son consistentes con los reportados por </w:t>
       </w:r>
       <w:proofErr w:type="spellStart"/>
@@ -9208,7 +9144,6 @@
           <w:sz w:val="24"/>
           <w:szCs w:val="24"/>
         </w:rPr>
-        <w:lastRenderedPageBreak/>
         <w:t>Nota.</w:t>
       </w:r>
       <w:r>
@@ -9266,6 +9201,7 @@
           <w:sz w:val="24"/>
           <w:szCs w:val="24"/>
         </w:rPr>
+        <w:lastRenderedPageBreak/>
         <w:t xml:space="preserve">Las curvas de aprendizaje (Figura 2) muestran convergencia estable desde la época 20, con las curvas de entrenamiento y validación muy próximas entre sí, lo que indica que los </w:t>
       </w:r>
       <w:proofErr w:type="spellStart"/>
@@ -11207,7 +11143,6 @@
                 <w:b/>
                 <w:bCs/>
               </w:rPr>
-              <w:lastRenderedPageBreak/>
               <w:t>Real \ Predicho</w:t>
             </w:r>
           </w:p>
@@ -11654,6 +11589,7 @@
               <w:rPr>
                 <w:rFonts w:ascii="Arial" w:hAnsi="Arial" w:cs="Arial"/>
               </w:rPr>
+              <w:lastRenderedPageBreak/>
               <w:t>Fúngicas</w:t>
             </w:r>
           </w:p>
@@ -16341,6 +16277,7 @@
       <w:pPr>
         <w:spacing w:before="240" w:after="120" w:line="360" w:lineRule="auto"/>
         <w:rPr>
+          <w:rStyle w:val="Hipervnculo"/>
           <w:rFonts w:ascii="Arial" w:hAnsi="Arial" w:cs="Arial"/>
           <w:sz w:val="24"/>
           <w:szCs w:val="24"/>
@@ -16353,43 +16290,43 @@
           <w:sz w:val="24"/>
           <w:szCs w:val="24"/>
         </w:rPr>
-        <w:t>Rani</w:t>
-      </w:r>
-      <w:proofErr w:type="spellEnd"/>
-      <w:r>
-        <w:rPr>
-          <w:rFonts w:ascii="Arial" w:hAnsi="Arial" w:cs="Arial"/>
-          <w:sz w:val="24"/>
-          <w:szCs w:val="24"/>
-        </w:rPr>
-        <w:t xml:space="preserve">, R., &amp; </w:t>
-      </w:r>
-      <w:proofErr w:type="spellStart"/>
-      <w:r>
-        <w:rPr>
-          <w:rFonts w:ascii="Arial" w:hAnsi="Arial" w:cs="Arial"/>
-          <w:sz w:val="24"/>
-          <w:szCs w:val="24"/>
-        </w:rPr>
-        <w:t>Gowrishankar</w:t>
-      </w:r>
-      <w:proofErr w:type="spellEnd"/>
-      <w:r>
-        <w:rPr>
-          <w:rFonts w:ascii="Arial" w:hAnsi="Arial" w:cs="Arial"/>
-          <w:sz w:val="24"/>
-          <w:szCs w:val="24"/>
-        </w:rPr>
-        <w:t xml:space="preserve">, S. (2023). </w:t>
-      </w:r>
-      <w:proofErr w:type="spellStart"/>
-      <w:r>
-        <w:rPr>
-          <w:rFonts w:ascii="Arial" w:hAnsi="Arial" w:cs="Arial"/>
-          <w:sz w:val="24"/>
-          <w:szCs w:val="24"/>
-        </w:rPr>
-        <w:t>Pathogen-based</w:t>
+        <w:t>Shrivastava</w:t>
+      </w:r>
+      <w:proofErr w:type="spellEnd"/>
+      <w:r>
+        <w:rPr>
+          <w:rFonts w:ascii="Arial" w:hAnsi="Arial" w:cs="Arial"/>
+          <w:sz w:val="24"/>
+          <w:szCs w:val="24"/>
+        </w:rPr>
+        <w:t xml:space="preserve">, V. K., </w:t>
+      </w:r>
+      <w:proofErr w:type="spellStart"/>
+      <w:r>
+        <w:rPr>
+          <w:rFonts w:ascii="Arial" w:hAnsi="Arial" w:cs="Arial"/>
+          <w:sz w:val="24"/>
+          <w:szCs w:val="24"/>
+        </w:rPr>
+        <w:t>Soni</w:t>
+      </w:r>
+      <w:proofErr w:type="spellEnd"/>
+      <w:r>
+        <w:rPr>
+          <w:rFonts w:ascii="Arial" w:hAnsi="Arial" w:cs="Arial"/>
+          <w:sz w:val="24"/>
+          <w:szCs w:val="24"/>
+        </w:rPr>
+        <w:t xml:space="preserve">, R. K., &amp; Jain, S. (2026). </w:t>
+      </w:r>
+      <w:proofErr w:type="spellStart"/>
+      <w:r>
+        <w:rPr>
+          <w:rFonts w:ascii="Arial" w:hAnsi="Arial" w:cs="Arial"/>
+          <w:sz w:val="24"/>
+          <w:szCs w:val="24"/>
+        </w:rPr>
+        <w:t>Guava</w:t>
       </w:r>
       <w:proofErr w:type="spellEnd"/>
       <w:r>
@@ -16407,6 +16344,24 @@
           <w:sz w:val="24"/>
           <w:szCs w:val="24"/>
         </w:rPr>
+        <w:t>disease</w:t>
+      </w:r>
+      <w:proofErr w:type="spellEnd"/>
+      <w:r>
+        <w:rPr>
+          <w:rFonts w:ascii="Arial" w:hAnsi="Arial" w:cs="Arial"/>
+          <w:sz w:val="24"/>
+          <w:szCs w:val="24"/>
+        </w:rPr>
+        <w:t xml:space="preserve"> </w:t>
+      </w:r>
+      <w:proofErr w:type="spellStart"/>
+      <w:r>
+        <w:rPr>
+          <w:rFonts w:ascii="Arial" w:hAnsi="Arial" w:cs="Arial"/>
+          <w:sz w:val="24"/>
+          <w:szCs w:val="24"/>
+        </w:rPr>
         <w:t>classification</w:t>
       </w:r>
       <w:proofErr w:type="spellEnd"/>
@@ -16416,16 +16371,34 @@
           <w:sz w:val="24"/>
           <w:szCs w:val="24"/>
         </w:rPr>
-        <w:t xml:space="preserve"> of </w:t>
-      </w:r>
-      <w:proofErr w:type="spellStart"/>
-      <w:r>
-        <w:rPr>
-          <w:rFonts w:ascii="Arial" w:hAnsi="Arial" w:cs="Arial"/>
-          <w:sz w:val="24"/>
-          <w:szCs w:val="24"/>
-        </w:rPr>
-        <w:t>plant</w:t>
+        <w:t xml:space="preserve"> using Google </w:t>
+      </w:r>
+      <w:proofErr w:type="spellStart"/>
+      <w:r>
+        <w:rPr>
+          <w:rFonts w:ascii="Arial" w:hAnsi="Arial" w:cs="Arial"/>
+          <w:sz w:val="24"/>
+          <w:szCs w:val="24"/>
+        </w:rPr>
+        <w:t>Teachable</w:t>
+      </w:r>
+      <w:proofErr w:type="spellEnd"/>
+      <w:r>
+        <w:rPr>
+          <w:rFonts w:ascii="Arial" w:hAnsi="Arial" w:cs="Arial"/>
+          <w:sz w:val="24"/>
+          <w:szCs w:val="24"/>
+        </w:rPr>
+        <w:t xml:space="preserve"> Machine. </w:t>
+      </w:r>
+      <w:proofErr w:type="spellStart"/>
+      <w:r>
+        <w:rPr>
+          <w:rFonts w:ascii="Arial" w:hAnsi="Arial" w:cs="Arial"/>
+          <w:sz w:val="24"/>
+          <w:szCs w:val="24"/>
+        </w:rPr>
+        <w:t>Plant</w:t>
       </w:r>
       <w:proofErr w:type="spellEnd"/>
       <w:r>
@@ -16443,43 +16416,7 @@
           <w:sz w:val="24"/>
           <w:szCs w:val="24"/>
         </w:rPr>
-        <w:t>diseases</w:t>
-      </w:r>
-      <w:proofErr w:type="spellEnd"/>
-      <w:r>
-        <w:rPr>
-          <w:rFonts w:ascii="Arial" w:hAnsi="Arial" w:cs="Arial"/>
-          <w:sz w:val="24"/>
-          <w:szCs w:val="24"/>
-        </w:rPr>
-        <w:t xml:space="preserve">: A </w:t>
-      </w:r>
-      <w:proofErr w:type="spellStart"/>
-      <w:r>
-        <w:rPr>
-          <w:rFonts w:ascii="Arial" w:hAnsi="Arial" w:cs="Arial"/>
-          <w:sz w:val="24"/>
-          <w:szCs w:val="24"/>
-        </w:rPr>
-        <w:t>deep</w:t>
-      </w:r>
-      <w:proofErr w:type="spellEnd"/>
-      <w:r>
-        <w:rPr>
-          <w:rFonts w:ascii="Arial" w:hAnsi="Arial" w:cs="Arial"/>
-          <w:sz w:val="24"/>
-          <w:szCs w:val="24"/>
-        </w:rPr>
-        <w:t xml:space="preserve"> transfer </w:t>
-      </w:r>
-      <w:proofErr w:type="spellStart"/>
-      <w:r>
-        <w:rPr>
-          <w:rFonts w:ascii="Arial" w:hAnsi="Arial" w:cs="Arial"/>
-          <w:sz w:val="24"/>
-          <w:szCs w:val="24"/>
-        </w:rPr>
-        <w:t>learning</w:t>
+        <w:t>Science</w:t>
       </w:r>
       <w:proofErr w:type="spellEnd"/>
       <w:r>
@@ -16497,256 +16434,18 @@
           <w:sz w:val="24"/>
           <w:szCs w:val="24"/>
         </w:rPr>
-        <w:t>approach</w:t>
-      </w:r>
-      <w:proofErr w:type="spellEnd"/>
-      <w:r>
-        <w:rPr>
-          <w:rFonts w:ascii="Arial" w:hAnsi="Arial" w:cs="Arial"/>
-          <w:sz w:val="24"/>
-          <w:szCs w:val="24"/>
-        </w:rPr>
-        <w:t xml:space="preserve"> for </w:t>
-      </w:r>
-      <w:proofErr w:type="spellStart"/>
-      <w:r>
-        <w:rPr>
-          <w:rFonts w:ascii="Arial" w:hAnsi="Arial" w:cs="Arial"/>
-          <w:sz w:val="24"/>
-          <w:szCs w:val="24"/>
-        </w:rPr>
-        <w:t>intelligent</w:t>
-      </w:r>
-      <w:proofErr w:type="spellEnd"/>
-      <w:r>
-        <w:rPr>
-          <w:rFonts w:ascii="Arial" w:hAnsi="Arial" w:cs="Arial"/>
-          <w:sz w:val="24"/>
-          <w:szCs w:val="24"/>
-        </w:rPr>
-        <w:t xml:space="preserve"> </w:t>
-      </w:r>
-      <w:proofErr w:type="spellStart"/>
-      <w:r>
-        <w:rPr>
-          <w:rFonts w:ascii="Arial" w:hAnsi="Arial" w:cs="Arial"/>
-          <w:sz w:val="24"/>
-          <w:szCs w:val="24"/>
-        </w:rPr>
-        <w:t>support</w:t>
-      </w:r>
-      <w:proofErr w:type="spellEnd"/>
-      <w:r>
-        <w:rPr>
-          <w:rFonts w:ascii="Arial" w:hAnsi="Arial" w:cs="Arial"/>
-          <w:sz w:val="24"/>
-          <w:szCs w:val="24"/>
-        </w:rPr>
-        <w:t xml:space="preserve"> </w:t>
-      </w:r>
-      <w:proofErr w:type="spellStart"/>
-      <w:r>
-        <w:rPr>
-          <w:rFonts w:ascii="Arial" w:hAnsi="Arial" w:cs="Arial"/>
-          <w:sz w:val="24"/>
-          <w:szCs w:val="24"/>
-        </w:rPr>
-        <w:t>systems</w:t>
-      </w:r>
-      <w:proofErr w:type="spellEnd"/>
-      <w:r>
-        <w:rPr>
-          <w:rFonts w:ascii="Arial" w:hAnsi="Arial" w:cs="Arial"/>
-          <w:sz w:val="24"/>
-          <w:szCs w:val="24"/>
-        </w:rPr>
-        <w:t xml:space="preserve">. IEEE Access, 11, 64476-64489. </w:t>
+        <w:t>Today</w:t>
+      </w:r>
+      <w:proofErr w:type="spellEnd"/>
+      <w:r>
+        <w:rPr>
+          <w:rFonts w:ascii="Arial" w:hAnsi="Arial" w:cs="Arial"/>
+          <w:sz w:val="24"/>
+          <w:szCs w:val="24"/>
+        </w:rPr>
+        <w:t xml:space="preserve">, 13(1). </w:t>
       </w:r>
       <w:hyperlink r:id="rId23" w:history="1">
-        <w:r>
-          <w:rPr>
-            <w:rStyle w:val="Hipervnculo"/>
-            <w:rFonts w:ascii="Arial" w:hAnsi="Arial" w:cs="Arial"/>
-            <w:sz w:val="24"/>
-            <w:szCs w:val="24"/>
-          </w:rPr>
-          <w:t>https://doi.org/10.1109/ACCESS.2023.3284245</w:t>
-        </w:r>
-      </w:hyperlink>
-    </w:p>
-    <w:p>
-      <w:pPr>
-        <w:spacing w:before="240" w:after="120" w:line="360" w:lineRule="auto"/>
-        <w:rPr>
-          <w:rFonts w:ascii="Arial" w:hAnsi="Arial" w:cs="Arial"/>
-          <w:sz w:val="24"/>
-          <w:szCs w:val="24"/>
-        </w:rPr>
-      </w:pPr>
-      <w:proofErr w:type="spellStart"/>
-      <w:r>
-        <w:rPr>
-          <w:rFonts w:ascii="Arial" w:hAnsi="Arial" w:cs="Arial"/>
-          <w:sz w:val="24"/>
-          <w:szCs w:val="24"/>
-        </w:rPr>
-        <w:lastRenderedPageBreak/>
-        <w:t>Shrivastava</w:t>
-      </w:r>
-      <w:proofErr w:type="spellEnd"/>
-      <w:r>
-        <w:rPr>
-          <w:rFonts w:ascii="Arial" w:hAnsi="Arial" w:cs="Arial"/>
-          <w:sz w:val="24"/>
-          <w:szCs w:val="24"/>
-        </w:rPr>
-        <w:t xml:space="preserve">, V. K., </w:t>
-      </w:r>
-      <w:proofErr w:type="spellStart"/>
-      <w:r>
-        <w:rPr>
-          <w:rFonts w:ascii="Arial" w:hAnsi="Arial" w:cs="Arial"/>
-          <w:sz w:val="24"/>
-          <w:szCs w:val="24"/>
-        </w:rPr>
-        <w:t>Soni</w:t>
-      </w:r>
-      <w:proofErr w:type="spellEnd"/>
-      <w:r>
-        <w:rPr>
-          <w:rFonts w:ascii="Arial" w:hAnsi="Arial" w:cs="Arial"/>
-          <w:sz w:val="24"/>
-          <w:szCs w:val="24"/>
-        </w:rPr>
-        <w:t xml:space="preserve">, R. K., &amp; Jain, S. (2026). </w:t>
-      </w:r>
-      <w:proofErr w:type="spellStart"/>
-      <w:r>
-        <w:rPr>
-          <w:rFonts w:ascii="Arial" w:hAnsi="Arial" w:cs="Arial"/>
-          <w:sz w:val="24"/>
-          <w:szCs w:val="24"/>
-        </w:rPr>
-        <w:t>Guava</w:t>
-      </w:r>
-      <w:proofErr w:type="spellEnd"/>
-      <w:r>
-        <w:rPr>
-          <w:rFonts w:ascii="Arial" w:hAnsi="Arial" w:cs="Arial"/>
-          <w:sz w:val="24"/>
-          <w:szCs w:val="24"/>
-        </w:rPr>
-        <w:t xml:space="preserve"> </w:t>
-      </w:r>
-      <w:proofErr w:type="spellStart"/>
-      <w:r>
-        <w:rPr>
-          <w:rFonts w:ascii="Arial" w:hAnsi="Arial" w:cs="Arial"/>
-          <w:sz w:val="24"/>
-          <w:szCs w:val="24"/>
-        </w:rPr>
-        <w:t>disease</w:t>
-      </w:r>
-      <w:proofErr w:type="spellEnd"/>
-      <w:r>
-        <w:rPr>
-          <w:rFonts w:ascii="Arial" w:hAnsi="Arial" w:cs="Arial"/>
-          <w:sz w:val="24"/>
-          <w:szCs w:val="24"/>
-        </w:rPr>
-        <w:t xml:space="preserve"> </w:t>
-      </w:r>
-      <w:proofErr w:type="spellStart"/>
-      <w:r>
-        <w:rPr>
-          <w:rFonts w:ascii="Arial" w:hAnsi="Arial" w:cs="Arial"/>
-          <w:sz w:val="24"/>
-          <w:szCs w:val="24"/>
-        </w:rPr>
-        <w:t>classification</w:t>
-      </w:r>
-      <w:proofErr w:type="spellEnd"/>
-      <w:r>
-        <w:rPr>
-          <w:rFonts w:ascii="Arial" w:hAnsi="Arial" w:cs="Arial"/>
-          <w:sz w:val="24"/>
-          <w:szCs w:val="24"/>
-        </w:rPr>
-        <w:t xml:space="preserve"> using Google </w:t>
-      </w:r>
-      <w:proofErr w:type="spellStart"/>
-      <w:r>
-        <w:rPr>
-          <w:rFonts w:ascii="Arial" w:hAnsi="Arial" w:cs="Arial"/>
-          <w:sz w:val="24"/>
-          <w:szCs w:val="24"/>
-        </w:rPr>
-        <w:t>Teachable</w:t>
-      </w:r>
-      <w:proofErr w:type="spellEnd"/>
-      <w:r>
-        <w:rPr>
-          <w:rFonts w:ascii="Arial" w:hAnsi="Arial" w:cs="Arial"/>
-          <w:sz w:val="24"/>
-          <w:szCs w:val="24"/>
-        </w:rPr>
-        <w:t xml:space="preserve"> Machine. </w:t>
-      </w:r>
-      <w:proofErr w:type="spellStart"/>
-      <w:r>
-        <w:rPr>
-          <w:rFonts w:ascii="Arial" w:hAnsi="Arial" w:cs="Arial"/>
-          <w:sz w:val="24"/>
-          <w:szCs w:val="24"/>
-        </w:rPr>
-        <w:t>Plant</w:t>
-      </w:r>
-      <w:proofErr w:type="spellEnd"/>
-      <w:r>
-        <w:rPr>
-          <w:rFonts w:ascii="Arial" w:hAnsi="Arial" w:cs="Arial"/>
-          <w:sz w:val="24"/>
-          <w:szCs w:val="24"/>
-        </w:rPr>
-        <w:t xml:space="preserve"> </w:t>
-      </w:r>
-      <w:proofErr w:type="spellStart"/>
-      <w:r>
-        <w:rPr>
-          <w:rFonts w:ascii="Arial" w:hAnsi="Arial" w:cs="Arial"/>
-          <w:sz w:val="24"/>
-          <w:szCs w:val="24"/>
-        </w:rPr>
-        <w:t>Science</w:t>
-      </w:r>
-      <w:proofErr w:type="spellEnd"/>
-      <w:r>
-        <w:rPr>
-          <w:rFonts w:ascii="Arial" w:hAnsi="Arial" w:cs="Arial"/>
-          <w:sz w:val="24"/>
-          <w:szCs w:val="24"/>
-        </w:rPr>
-        <w:t xml:space="preserve"> </w:t>
-      </w:r>
-      <w:proofErr w:type="spellStart"/>
-      <w:r>
-        <w:rPr>
-          <w:rFonts w:ascii="Arial" w:hAnsi="Arial" w:cs="Arial"/>
-          <w:sz w:val="24"/>
-          <w:szCs w:val="24"/>
-        </w:rPr>
-        <w:t>Today</w:t>
-      </w:r>
-      <w:proofErr w:type="spellEnd"/>
-      <w:r>
-        <w:rPr>
-          <w:rFonts w:ascii="Arial" w:hAnsi="Arial" w:cs="Arial"/>
-          <w:sz w:val="24"/>
-          <w:szCs w:val="24"/>
-        </w:rPr>
-        <w:t xml:space="preserve">, 13(1). </w:t>
-      </w:r>
-      <w:hyperlink r:id="rId24" w:history="1">
         <w:r>
           <w:rPr>
             <w:rStyle w:val="Hipervnculo"/>
@@ -16760,9 +16459,20 @@
     </w:p>
     <w:p>
       <w:pPr>
+        <w:spacing w:before="240" w:after="120" w:line="360" w:lineRule="auto"/>
+        <w:rPr>
+          <w:rFonts w:ascii="Arial" w:hAnsi="Arial" w:cs="Arial"/>
+          <w:sz w:val="24"/>
+          <w:szCs w:val="24"/>
+        </w:rPr>
+      </w:pPr>
+    </w:p>
+    <w:p>
+      <w:pPr>
         <w:pStyle w:val="Estilo2"/>
       </w:pPr>
       <w:r>
+        <w:lastRenderedPageBreak/>
         <w:t>Sobre el autor</w:t>
       </w:r>
     </w:p>
@@ -16976,7 +16686,7 @@
                     </pic:cNvPicPr>
                   </pic:nvPicPr>
                   <pic:blipFill>
-                    <a:blip r:embed="rId25"/>
+                    <a:blip r:embed="rId24"/>
                     <a:srcRect/>
                     <a:stretch>
                       <a:fillRect/>

--- a/Articulo Cientifico.docx
+++ b/Articulo Cientifico.docx
@@ -73,7 +73,27 @@
           <w:sz w:val="28"/>
           <w:szCs w:val="24"/>
         </w:rPr>
-        <w:t>Detección de enfermedades y severidad foliar en soya mediante aprendizaje profundo en dispositivos móviles</w:t>
+        <w:t xml:space="preserve">Detección de enfermedades y severidad foliar en soya mediante </w:t>
+      </w:r>
+      <w:r>
+        <w:rPr>
+          <w:rFonts w:ascii="Arial" w:hAnsi="Arial" w:cs="Arial"/>
+          <w:b/>
+          <w:spacing w:val="-3"/>
+          <w:sz w:val="28"/>
+          <w:szCs w:val="24"/>
+        </w:rPr>
+        <w:t>redes neuronales</w:t>
+      </w:r>
+      <w:r>
+        <w:rPr>
+          <w:rFonts w:ascii="Arial" w:hAnsi="Arial" w:cs="Arial"/>
+          <w:b/>
+          <w:spacing w:val="-3"/>
+          <w:sz w:val="28"/>
+          <w:szCs w:val="24"/>
+        </w:rPr>
+        <w:t xml:space="preserve"> en dispositivos móviles</w:t>
       </w:r>
     </w:p>
     <w:p>
@@ -100,7 +120,7 @@
           <w:sz w:val="24"/>
           <w:szCs w:val="24"/>
         </w:rPr>
-        <w:t>Soybean</w:t>
+        <w:t>Detection</w:t>
       </w:r>
       <w:proofErr w:type="spellEnd"/>
       <w:r>
@@ -124,7 +144,7 @@
           <w:sz w:val="24"/>
           <w:szCs w:val="24"/>
         </w:rPr>
-        <w:t>leaf</w:t>
+        <w:t>of</w:t>
       </w:r>
       <w:proofErr w:type="spellEnd"/>
       <w:r>
@@ -148,7 +168,7 @@
           <w:sz w:val="24"/>
           <w:szCs w:val="24"/>
         </w:rPr>
-        <w:t>disease</w:t>
+        <w:t>diseases</w:t>
       </w:r>
       <w:proofErr w:type="spellEnd"/>
       <w:r>
@@ -160,7 +180,7 @@
           <w:sz w:val="24"/>
           <w:szCs w:val="24"/>
         </w:rPr>
-        <w:t xml:space="preserve"> </w:t>
+        <w:t xml:space="preserve"> and foliar </w:t>
       </w:r>
       <w:proofErr w:type="spellStart"/>
       <w:r>
@@ -172,7 +192,7 @@
           <w:sz w:val="24"/>
           <w:szCs w:val="24"/>
         </w:rPr>
-        <w:t>detection</w:t>
+        <w:t>severity</w:t>
       </w:r>
       <w:proofErr w:type="spellEnd"/>
       <w:r>
@@ -184,7 +204,7 @@
           <w:sz w:val="24"/>
           <w:szCs w:val="24"/>
         </w:rPr>
-        <w:t xml:space="preserve"> and </w:t>
+        <w:t xml:space="preserve"> in </w:t>
       </w:r>
       <w:proofErr w:type="spellStart"/>
       <w:r>
@@ -196,7 +216,7 @@
           <w:sz w:val="24"/>
           <w:szCs w:val="24"/>
         </w:rPr>
-        <w:t>severity</w:t>
+        <w:t>soybeans</w:t>
       </w:r>
       <w:proofErr w:type="spellEnd"/>
       <w:r>
@@ -220,7 +240,7 @@
           <w:sz w:val="24"/>
           <w:szCs w:val="24"/>
         </w:rPr>
-        <w:t>estimation</w:t>
+        <w:t>using</w:t>
       </w:r>
       <w:proofErr w:type="spellEnd"/>
       <w:r>
@@ -232,7 +252,7 @@
           <w:sz w:val="24"/>
           <w:szCs w:val="24"/>
         </w:rPr>
-        <w:t xml:space="preserve"> </w:t>
+        <w:t xml:space="preserve"> neural </w:t>
       </w:r>
       <w:proofErr w:type="spellStart"/>
       <w:r>
@@ -244,55 +264,7 @@
           <w:sz w:val="24"/>
           <w:szCs w:val="24"/>
         </w:rPr>
-        <w:t>using</w:t>
-      </w:r>
-      <w:proofErr w:type="spellEnd"/>
-      <w:r>
-        <w:rPr>
-          <w:rFonts w:ascii="Arial" w:hAnsi="Arial" w:cs="Arial"/>
-          <w:i/>
-          <w:iCs/>
-          <w:spacing w:val="-3"/>
-          <w:sz w:val="24"/>
-          <w:szCs w:val="24"/>
-        </w:rPr>
-        <w:t xml:space="preserve"> </w:t>
-      </w:r>
-      <w:proofErr w:type="spellStart"/>
-      <w:r>
-        <w:rPr>
-          <w:rFonts w:ascii="Arial" w:hAnsi="Arial" w:cs="Arial"/>
-          <w:i/>
-          <w:iCs/>
-          <w:spacing w:val="-3"/>
-          <w:sz w:val="24"/>
-          <w:szCs w:val="24"/>
-        </w:rPr>
-        <w:t>deep</w:t>
-      </w:r>
-      <w:proofErr w:type="spellEnd"/>
-      <w:r>
-        <w:rPr>
-          <w:rFonts w:ascii="Arial" w:hAnsi="Arial" w:cs="Arial"/>
-          <w:i/>
-          <w:iCs/>
-          <w:spacing w:val="-3"/>
-          <w:sz w:val="24"/>
-          <w:szCs w:val="24"/>
-        </w:rPr>
-        <w:t xml:space="preserve"> </w:t>
-      </w:r>
-      <w:proofErr w:type="spellStart"/>
-      <w:r>
-        <w:rPr>
-          <w:rFonts w:ascii="Arial" w:hAnsi="Arial" w:cs="Arial"/>
-          <w:i/>
-          <w:iCs/>
-          <w:spacing w:val="-3"/>
-          <w:sz w:val="24"/>
-          <w:szCs w:val="24"/>
-        </w:rPr>
-        <w:t>learning</w:t>
+        <w:t>networks</w:t>
       </w:r>
       <w:proofErr w:type="spellEnd"/>
       <w:r>
@@ -5691,6 +5663,7 @@
           <w:rFonts w:ascii="Arial" w:hAnsi="Arial" w:cs="Arial"/>
           <w:i/>
           <w:iCs/>
+          <w:noProof/>
           <w:lang w:val="es-MX"/>
         </w:rPr>
         <w:lastRenderedPageBreak/>
@@ -8264,23 +8237,7 @@
           <w:rFonts w:ascii="Arial" w:hAnsi="Arial" w:cs="Arial"/>
           <w:lang w:val="es-US"/>
         </w:rPr>
-        <w:t xml:space="preserve">Los resultados muestran que la descomposición del problema en segmentación hoja–fondo, clasificación en cascada y estimación de severidad por color produce un sistema de diagnóstico robusto y, a la vez, interpretable. A </w:t>
-      </w:r>
-      <w:proofErr w:type="gramStart"/>
-      <w:r>
-        <w:rPr>
-          <w:rFonts w:ascii="Arial" w:hAnsi="Arial" w:cs="Arial"/>
-          <w:lang w:val="es-US"/>
-        </w:rPr>
-        <w:t>continuación</w:t>
-      </w:r>
-      <w:proofErr w:type="gramEnd"/>
-      <w:r>
-        <w:rPr>
-          <w:rFonts w:ascii="Arial" w:hAnsi="Arial" w:cs="Arial"/>
-          <w:lang w:val="es-US"/>
-        </w:rPr>
-        <w:t xml:space="preserve"> se discuten su validez para el contexto regional, su robustez frente a la captura no controlada y su relación con la literatura.</w:t>
+        <w:t>Los resultados muestran que la descomposición del problema en segmentación hoja–fondo, clasificación en cascada y estimación de severidad por color produce un sistema de diagnóstico robusto y, a la vez, interpretable. A continuación se discuten su validez para el contexto regional, su robustez frente a la captura no controlada y su relación con la literatura.</w:t>
       </w:r>
     </w:p>
     <w:p>
@@ -10153,76 +10110,18 @@
         </w:rPr>
         <w:t xml:space="preserve">, 6, 1227950. </w:t>
       </w:r>
-      <w:r>
-        <w:rPr>
-          <w:rFonts w:ascii="Arial" w:hAnsi="Arial" w:cs="Arial"/>
-          <w:bCs/>
-          <w:color w:val="000000" w:themeColor="text1"/>
-          <w:sz w:val="24"/>
-          <w:szCs w:val="24"/>
-        </w:rPr>
-        <w:fldChar w:fldCharType="begin"/>
-      </w:r>
-      <w:r>
-        <w:rPr>
-          <w:rFonts w:ascii="Arial" w:hAnsi="Arial" w:cs="Arial"/>
-          <w:bCs/>
-          <w:color w:val="000000" w:themeColor="text1"/>
-          <w:sz w:val="24"/>
-          <w:szCs w:val="24"/>
-        </w:rPr>
-        <w:instrText xml:space="preserve"> HYPERLINK "</w:instrText>
-      </w:r>
-      <w:r>
-        <w:rPr>
-          <w:rFonts w:ascii="Arial" w:hAnsi="Arial" w:cs="Arial"/>
-          <w:bCs/>
-          <w:color w:val="000000" w:themeColor="text1"/>
-          <w:sz w:val="24"/>
-          <w:szCs w:val="24"/>
-        </w:rPr>
-        <w:instrText>https://doi.org/10.3389/frai.2023.1227950</w:instrText>
-      </w:r>
-      <w:r>
-        <w:rPr>
-          <w:rFonts w:ascii="Arial" w:hAnsi="Arial" w:cs="Arial"/>
-          <w:bCs/>
-          <w:color w:val="000000" w:themeColor="text1"/>
-          <w:sz w:val="24"/>
-          <w:szCs w:val="24"/>
-        </w:rPr>
-        <w:instrText xml:space="preserve">" </w:instrText>
-      </w:r>
-      <w:r>
-        <w:rPr>
-          <w:rFonts w:ascii="Arial" w:hAnsi="Arial" w:cs="Arial"/>
-          <w:bCs/>
-          <w:color w:val="000000" w:themeColor="text1"/>
-          <w:sz w:val="24"/>
-          <w:szCs w:val="24"/>
-        </w:rPr>
-        <w:fldChar w:fldCharType="separate"/>
-      </w:r>
-      <w:r>
-        <w:rPr>
-          <w:rStyle w:val="Hipervnculo"/>
-          <w:rFonts w:ascii="Arial" w:hAnsi="Arial" w:cs="Arial"/>
-          <w:bCs/>
-          <w:sz w:val="24"/>
-          <w:szCs w:val="24"/>
-        </w:rPr>
-        <w:t>https://doi.org/10.3389/frai.2023.1227950</w:t>
-      </w:r>
-      <w:r>
-        <w:rPr>
-          <w:rFonts w:ascii="Arial" w:hAnsi="Arial" w:cs="Arial"/>
-          <w:bCs/>
-          <w:color w:val="000000" w:themeColor="text1"/>
-          <w:sz w:val="24"/>
-          <w:szCs w:val="24"/>
-        </w:rPr>
-        <w:fldChar w:fldCharType="end"/>
-      </w:r>
+      <w:hyperlink r:id="rId23" w:history="1">
+        <w:r>
+          <w:rPr>
+            <w:rStyle w:val="Hipervnculo"/>
+            <w:rFonts w:ascii="Arial" w:hAnsi="Arial" w:cs="Arial"/>
+            <w:bCs/>
+            <w:sz w:val="24"/>
+            <w:szCs w:val="24"/>
+          </w:rPr>
+          <w:t>https://doi.org/10.3389/frai.2023.1227950</w:t>
+        </w:r>
+      </w:hyperlink>
     </w:p>
     <w:p>
       <w:pPr>
@@ -10588,76 +10487,18 @@
         </w:rPr>
         <w:t xml:space="preserve">, 203, 107449. </w:t>
       </w:r>
-      <w:r>
-        <w:rPr>
-          <w:rFonts w:ascii="Arial" w:hAnsi="Arial" w:cs="Arial"/>
-          <w:bCs/>
-          <w:color w:val="000000" w:themeColor="text1"/>
-          <w:sz w:val="24"/>
-          <w:szCs w:val="24"/>
-        </w:rPr>
-        <w:fldChar w:fldCharType="begin"/>
-      </w:r>
-      <w:r>
-        <w:rPr>
-          <w:rFonts w:ascii="Arial" w:hAnsi="Arial" w:cs="Arial"/>
-          <w:bCs/>
-          <w:color w:val="000000" w:themeColor="text1"/>
-          <w:sz w:val="24"/>
-          <w:szCs w:val="24"/>
-        </w:rPr>
-        <w:instrText xml:space="preserve"> HYPERLINK "</w:instrText>
-      </w:r>
-      <w:r>
-        <w:rPr>
-          <w:rFonts w:ascii="Arial" w:hAnsi="Arial" w:cs="Arial"/>
-          <w:bCs/>
-          <w:color w:val="000000" w:themeColor="text1"/>
-          <w:sz w:val="24"/>
-          <w:szCs w:val="24"/>
-        </w:rPr>
-        <w:instrText>https://doi.org/10.1016/j.compag.2022.107449</w:instrText>
-      </w:r>
-      <w:r>
-        <w:rPr>
-          <w:rFonts w:ascii="Arial" w:hAnsi="Arial" w:cs="Arial"/>
-          <w:bCs/>
-          <w:color w:val="000000" w:themeColor="text1"/>
-          <w:sz w:val="24"/>
-          <w:szCs w:val="24"/>
-        </w:rPr>
-        <w:instrText xml:space="preserve">" </w:instrText>
-      </w:r>
-      <w:r>
-        <w:rPr>
-          <w:rFonts w:ascii="Arial" w:hAnsi="Arial" w:cs="Arial"/>
-          <w:bCs/>
-          <w:color w:val="000000" w:themeColor="text1"/>
-          <w:sz w:val="24"/>
-          <w:szCs w:val="24"/>
-        </w:rPr>
-        <w:fldChar w:fldCharType="separate"/>
-      </w:r>
-      <w:r>
-        <w:rPr>
-          <w:rStyle w:val="Hipervnculo"/>
-          <w:rFonts w:ascii="Arial" w:hAnsi="Arial" w:cs="Arial"/>
-          <w:bCs/>
-          <w:sz w:val="24"/>
-          <w:szCs w:val="24"/>
-        </w:rPr>
-        <w:t>https://doi.org/10.1016/j.compag.2022.107449</w:t>
-      </w:r>
-      <w:r>
-        <w:rPr>
-          <w:rFonts w:ascii="Arial" w:hAnsi="Arial" w:cs="Arial"/>
-          <w:bCs/>
-          <w:color w:val="000000" w:themeColor="text1"/>
-          <w:sz w:val="24"/>
-          <w:szCs w:val="24"/>
-        </w:rPr>
-        <w:fldChar w:fldCharType="end"/>
-      </w:r>
+      <w:hyperlink r:id="rId24" w:history="1">
+        <w:r>
+          <w:rPr>
+            <w:rStyle w:val="Hipervnculo"/>
+            <w:rFonts w:ascii="Arial" w:hAnsi="Arial" w:cs="Arial"/>
+            <w:bCs/>
+            <w:sz w:val="24"/>
+            <w:szCs w:val="24"/>
+          </w:rPr>
+          <w:t>https://doi.org/10.1016/j.compag.2022.107449</w:t>
+        </w:r>
+      </w:hyperlink>
     </w:p>
     <w:p>
       <w:pPr>
@@ -10955,29 +10796,7 @@
           <w:sz w:val="24"/>
           <w:szCs w:val="24"/>
         </w:rPr>
-        <w:t xml:space="preserve"> </w:t>
-      </w:r>
-      <w:proofErr w:type="spellStart"/>
-      <w:r>
-        <w:rPr>
-          <w:rFonts w:ascii="Arial" w:hAnsi="Arial" w:cs="Arial"/>
-          <w:bCs/>
-          <w:color w:val="000000" w:themeColor="text1"/>
-          <w:sz w:val="24"/>
-          <w:szCs w:val="24"/>
-        </w:rPr>
-        <w:t>of</w:t>
-      </w:r>
-      <w:proofErr w:type="spellEnd"/>
-      <w:r>
-        <w:rPr>
-          <w:rFonts w:ascii="Arial" w:hAnsi="Arial" w:cs="Arial"/>
-          <w:bCs/>
-          <w:color w:val="000000" w:themeColor="text1"/>
-          <w:sz w:val="24"/>
-          <w:szCs w:val="24"/>
-        </w:rPr>
-        <w:t xml:space="preserve"> </w:t>
+        <w:t xml:space="preserve"> of </w:t>
       </w:r>
       <w:proofErr w:type="spellStart"/>
       <w:r>
@@ -11001,76 +10820,18 @@
         </w:rPr>
         <w:t xml:space="preserve">, 173(1), e70051. </w:t>
       </w:r>
-      <w:r>
-        <w:rPr>
-          <w:rFonts w:ascii="Arial" w:hAnsi="Arial" w:cs="Arial"/>
-          <w:bCs/>
-          <w:color w:val="000000" w:themeColor="text1"/>
-          <w:sz w:val="24"/>
-          <w:szCs w:val="24"/>
-        </w:rPr>
-        <w:fldChar w:fldCharType="begin"/>
-      </w:r>
-      <w:r>
-        <w:rPr>
-          <w:rFonts w:ascii="Arial" w:hAnsi="Arial" w:cs="Arial"/>
-          <w:bCs/>
-          <w:color w:val="000000" w:themeColor="text1"/>
-          <w:sz w:val="24"/>
-          <w:szCs w:val="24"/>
-        </w:rPr>
-        <w:instrText xml:space="preserve"> HYPERLINK "</w:instrText>
-      </w:r>
-      <w:r>
-        <w:rPr>
-          <w:rFonts w:ascii="Arial" w:hAnsi="Arial" w:cs="Arial"/>
-          <w:bCs/>
-          <w:color w:val="000000" w:themeColor="text1"/>
-          <w:sz w:val="24"/>
-          <w:szCs w:val="24"/>
-        </w:rPr>
-        <w:instrText>https://doi.org/10.1111/jph.70051</w:instrText>
-      </w:r>
-      <w:r>
-        <w:rPr>
-          <w:rFonts w:ascii="Arial" w:hAnsi="Arial" w:cs="Arial"/>
-          <w:bCs/>
-          <w:color w:val="000000" w:themeColor="text1"/>
-          <w:sz w:val="24"/>
-          <w:szCs w:val="24"/>
-        </w:rPr>
-        <w:instrText xml:space="preserve">" </w:instrText>
-      </w:r>
-      <w:r>
-        <w:rPr>
-          <w:rFonts w:ascii="Arial" w:hAnsi="Arial" w:cs="Arial"/>
-          <w:bCs/>
-          <w:color w:val="000000" w:themeColor="text1"/>
-          <w:sz w:val="24"/>
-          <w:szCs w:val="24"/>
-        </w:rPr>
-        <w:fldChar w:fldCharType="separate"/>
-      </w:r>
-      <w:r>
-        <w:rPr>
-          <w:rStyle w:val="Hipervnculo"/>
-          <w:rFonts w:ascii="Arial" w:hAnsi="Arial" w:cs="Arial"/>
-          <w:bCs/>
-          <w:sz w:val="24"/>
-          <w:szCs w:val="24"/>
-        </w:rPr>
-        <w:t>https://doi.org/10.1111/jph.70051</w:t>
-      </w:r>
-      <w:r>
-        <w:rPr>
-          <w:rFonts w:ascii="Arial" w:hAnsi="Arial" w:cs="Arial"/>
-          <w:bCs/>
-          <w:color w:val="000000" w:themeColor="text1"/>
-          <w:sz w:val="24"/>
-          <w:szCs w:val="24"/>
-        </w:rPr>
-        <w:fldChar w:fldCharType="end"/>
-      </w:r>
+      <w:hyperlink r:id="rId25" w:history="1">
+        <w:r>
+          <w:rPr>
+            <w:rStyle w:val="Hipervnculo"/>
+            <w:rFonts w:ascii="Arial" w:hAnsi="Arial" w:cs="Arial"/>
+            <w:bCs/>
+            <w:sz w:val="24"/>
+            <w:szCs w:val="24"/>
+          </w:rPr>
+          <w:t>https://doi.org/10.1111/jph.70051</w:t>
+        </w:r>
+      </w:hyperlink>
     </w:p>
     <w:p>
       <w:pPr>
@@ -11370,76 +11131,18 @@
         </w:rPr>
         <w:t xml:space="preserve"> Lancet, 327(8476), 307–310. </w:t>
       </w:r>
-      <w:r>
-        <w:rPr>
-          <w:rFonts w:ascii="Arial" w:hAnsi="Arial" w:cs="Arial"/>
-          <w:bCs/>
-          <w:color w:val="000000" w:themeColor="text1"/>
-          <w:sz w:val="24"/>
-          <w:szCs w:val="24"/>
-        </w:rPr>
-        <w:fldChar w:fldCharType="begin"/>
-      </w:r>
-      <w:r>
-        <w:rPr>
-          <w:rFonts w:ascii="Arial" w:hAnsi="Arial" w:cs="Arial"/>
-          <w:bCs/>
-          <w:color w:val="000000" w:themeColor="text1"/>
-          <w:sz w:val="24"/>
-          <w:szCs w:val="24"/>
-        </w:rPr>
-        <w:instrText xml:space="preserve"> HYPERLINK "</w:instrText>
-      </w:r>
-      <w:r>
-        <w:rPr>
-          <w:rFonts w:ascii="Arial" w:hAnsi="Arial" w:cs="Arial"/>
-          <w:bCs/>
-          <w:color w:val="000000" w:themeColor="text1"/>
-          <w:sz w:val="24"/>
-          <w:szCs w:val="24"/>
-        </w:rPr>
-        <w:instrText>https://doi.org/10.1016/S0140-6736(86)90837-8</w:instrText>
-      </w:r>
-      <w:r>
-        <w:rPr>
-          <w:rFonts w:ascii="Arial" w:hAnsi="Arial" w:cs="Arial"/>
-          <w:bCs/>
-          <w:color w:val="000000" w:themeColor="text1"/>
-          <w:sz w:val="24"/>
-          <w:szCs w:val="24"/>
-        </w:rPr>
-        <w:instrText xml:space="preserve">" </w:instrText>
-      </w:r>
-      <w:r>
-        <w:rPr>
-          <w:rFonts w:ascii="Arial" w:hAnsi="Arial" w:cs="Arial"/>
-          <w:bCs/>
-          <w:color w:val="000000" w:themeColor="text1"/>
-          <w:sz w:val="24"/>
-          <w:szCs w:val="24"/>
-        </w:rPr>
-        <w:fldChar w:fldCharType="separate"/>
-      </w:r>
-      <w:r>
-        <w:rPr>
-          <w:rStyle w:val="Hipervnculo"/>
-          <w:rFonts w:ascii="Arial" w:hAnsi="Arial" w:cs="Arial"/>
-          <w:bCs/>
-          <w:sz w:val="24"/>
-          <w:szCs w:val="24"/>
-        </w:rPr>
-        <w:t>https://doi.org/10.1016/S0140-6736(86)90837-8</w:t>
-      </w:r>
-      <w:r>
-        <w:rPr>
-          <w:rFonts w:ascii="Arial" w:hAnsi="Arial" w:cs="Arial"/>
-          <w:bCs/>
-          <w:color w:val="000000" w:themeColor="text1"/>
-          <w:sz w:val="24"/>
-          <w:szCs w:val="24"/>
-        </w:rPr>
-        <w:fldChar w:fldCharType="end"/>
-      </w:r>
+      <w:hyperlink r:id="rId26" w:history="1">
+        <w:r>
+          <w:rPr>
+            <w:rStyle w:val="Hipervnculo"/>
+            <w:rFonts w:ascii="Arial" w:hAnsi="Arial" w:cs="Arial"/>
+            <w:bCs/>
+            <w:sz w:val="24"/>
+            <w:szCs w:val="24"/>
+          </w:rPr>
+          <w:t>https://doi.org/10.1016/S0140-6736(86)90837-8</w:t>
+        </w:r>
+      </w:hyperlink>
     </w:p>
     <w:p>
       <w:pPr>
@@ -11903,76 +11606,18 @@
         </w:rPr>
         <w:t xml:space="preserve">, 47(1), 25–42. </w:t>
       </w:r>
-      <w:r>
-        <w:rPr>
-          <w:rFonts w:ascii="Arial" w:hAnsi="Arial" w:cs="Arial"/>
-          <w:bCs/>
-          <w:color w:val="000000" w:themeColor="text1"/>
-          <w:sz w:val="24"/>
-          <w:szCs w:val="24"/>
-        </w:rPr>
-        <w:fldChar w:fldCharType="begin"/>
-      </w:r>
-      <w:r>
-        <w:rPr>
-          <w:rFonts w:ascii="Arial" w:hAnsi="Arial" w:cs="Arial"/>
-          <w:bCs/>
-          <w:color w:val="000000" w:themeColor="text1"/>
-          <w:sz w:val="24"/>
-          <w:szCs w:val="24"/>
-        </w:rPr>
-        <w:instrText xml:space="preserve"> HYPERLINK "</w:instrText>
-      </w:r>
-      <w:r>
-        <w:rPr>
-          <w:rFonts w:ascii="Arial" w:hAnsi="Arial" w:cs="Arial"/>
-          <w:bCs/>
-          <w:color w:val="000000" w:themeColor="text1"/>
-          <w:sz w:val="24"/>
-          <w:szCs w:val="24"/>
-        </w:rPr>
-        <w:instrText>https://doi.org/10.1007/s40858-021-00439-z</w:instrText>
-      </w:r>
-      <w:r>
-        <w:rPr>
-          <w:rFonts w:ascii="Arial" w:hAnsi="Arial" w:cs="Arial"/>
-          <w:bCs/>
-          <w:color w:val="000000" w:themeColor="text1"/>
-          <w:sz w:val="24"/>
-          <w:szCs w:val="24"/>
-        </w:rPr>
-        <w:instrText xml:space="preserve">" </w:instrText>
-      </w:r>
-      <w:r>
-        <w:rPr>
-          <w:rFonts w:ascii="Arial" w:hAnsi="Arial" w:cs="Arial"/>
-          <w:bCs/>
-          <w:color w:val="000000" w:themeColor="text1"/>
-          <w:sz w:val="24"/>
-          <w:szCs w:val="24"/>
-        </w:rPr>
-        <w:fldChar w:fldCharType="separate"/>
-      </w:r>
-      <w:r>
-        <w:rPr>
-          <w:rStyle w:val="Hipervnculo"/>
-          <w:rFonts w:ascii="Arial" w:hAnsi="Arial" w:cs="Arial"/>
-          <w:bCs/>
-          <w:sz w:val="24"/>
-          <w:szCs w:val="24"/>
-        </w:rPr>
-        <w:t>https://doi.org/10.1007/s40858-021-00439-z</w:t>
-      </w:r>
-      <w:r>
-        <w:rPr>
-          <w:rFonts w:ascii="Arial" w:hAnsi="Arial" w:cs="Arial"/>
-          <w:bCs/>
-          <w:color w:val="000000" w:themeColor="text1"/>
-          <w:sz w:val="24"/>
-          <w:szCs w:val="24"/>
-        </w:rPr>
-        <w:fldChar w:fldCharType="end"/>
-      </w:r>
+      <w:hyperlink r:id="rId27" w:history="1">
+        <w:r>
+          <w:rPr>
+            <w:rStyle w:val="Hipervnculo"/>
+            <w:rFonts w:ascii="Arial" w:hAnsi="Arial" w:cs="Arial"/>
+            <w:bCs/>
+            <w:sz w:val="24"/>
+            <w:szCs w:val="24"/>
+          </w:rPr>
+          <w:t>https://doi.org/10.1007/s40858-021-00439-z</w:t>
+        </w:r>
+      </w:hyperlink>
     </w:p>
     <w:p>
       <w:pPr>
@@ -12436,76 +12081,18 @@
         </w:rPr>
         <w:t xml:space="preserve">, 192, 106542. </w:t>
       </w:r>
-      <w:r>
-        <w:rPr>
-          <w:rFonts w:ascii="Arial" w:hAnsi="Arial" w:cs="Arial"/>
-          <w:bCs/>
-          <w:color w:val="000000" w:themeColor="text1"/>
-          <w:sz w:val="24"/>
-          <w:szCs w:val="24"/>
-        </w:rPr>
-        <w:fldChar w:fldCharType="begin"/>
-      </w:r>
-      <w:r>
-        <w:rPr>
-          <w:rFonts w:ascii="Arial" w:hAnsi="Arial" w:cs="Arial"/>
-          <w:bCs/>
-          <w:color w:val="000000" w:themeColor="text1"/>
-          <w:sz w:val="24"/>
-          <w:szCs w:val="24"/>
-        </w:rPr>
-        <w:instrText xml:space="preserve"> HYPERLINK "</w:instrText>
-      </w:r>
-      <w:r>
-        <w:rPr>
-          <w:rFonts w:ascii="Arial" w:hAnsi="Arial" w:cs="Arial"/>
-          <w:bCs/>
-          <w:color w:val="000000" w:themeColor="text1"/>
-          <w:sz w:val="24"/>
-          <w:szCs w:val="24"/>
-        </w:rPr>
-        <w:instrText>https://doi.org/10.1016/j.compag.2021.106542</w:instrText>
-      </w:r>
-      <w:r>
-        <w:rPr>
-          <w:rFonts w:ascii="Arial" w:hAnsi="Arial" w:cs="Arial"/>
-          <w:bCs/>
-          <w:color w:val="000000" w:themeColor="text1"/>
-          <w:sz w:val="24"/>
-          <w:szCs w:val="24"/>
-        </w:rPr>
-        <w:instrText xml:space="preserve">" </w:instrText>
-      </w:r>
-      <w:r>
-        <w:rPr>
-          <w:rFonts w:ascii="Arial" w:hAnsi="Arial" w:cs="Arial"/>
-          <w:bCs/>
-          <w:color w:val="000000" w:themeColor="text1"/>
-          <w:sz w:val="24"/>
-          <w:szCs w:val="24"/>
-        </w:rPr>
-        <w:fldChar w:fldCharType="separate"/>
-      </w:r>
-      <w:r>
-        <w:rPr>
-          <w:rStyle w:val="Hipervnculo"/>
-          <w:rFonts w:ascii="Arial" w:hAnsi="Arial" w:cs="Arial"/>
-          <w:bCs/>
-          <w:sz w:val="24"/>
-          <w:szCs w:val="24"/>
-        </w:rPr>
-        <w:t>https://doi.org/10.1016/j.compag.2021.106542</w:t>
-      </w:r>
-      <w:r>
-        <w:rPr>
-          <w:rFonts w:ascii="Arial" w:hAnsi="Arial" w:cs="Arial"/>
-          <w:bCs/>
-          <w:color w:val="000000" w:themeColor="text1"/>
-          <w:sz w:val="24"/>
-          <w:szCs w:val="24"/>
-        </w:rPr>
-        <w:fldChar w:fldCharType="end"/>
-      </w:r>
+      <w:hyperlink r:id="rId28" w:history="1">
+        <w:r>
+          <w:rPr>
+            <w:rStyle w:val="Hipervnculo"/>
+            <w:rFonts w:ascii="Arial" w:hAnsi="Arial" w:cs="Arial"/>
+            <w:bCs/>
+            <w:sz w:val="24"/>
+            <w:szCs w:val="24"/>
+          </w:rPr>
+          <w:t>https://doi.org/10.1016/j.compag.2021.106542</w:t>
+        </w:r>
+      </w:hyperlink>
     </w:p>
     <w:p>
       <w:pPr>
@@ -12871,76 +12458,18 @@
         </w:rPr>
         <w:t xml:space="preserve">, 11(9), 57–75. </w:t>
       </w:r>
-      <w:r>
-        <w:rPr>
-          <w:rFonts w:ascii="Arial" w:hAnsi="Arial" w:cs="Arial"/>
-          <w:bCs/>
-          <w:color w:val="000000" w:themeColor="text1"/>
-          <w:sz w:val="24"/>
-          <w:szCs w:val="24"/>
-        </w:rPr>
-        <w:fldChar w:fldCharType="begin"/>
-      </w:r>
-      <w:r>
-        <w:rPr>
-          <w:rFonts w:ascii="Arial" w:hAnsi="Arial" w:cs="Arial"/>
-          <w:bCs/>
-          <w:color w:val="000000" w:themeColor="text1"/>
-          <w:sz w:val="24"/>
-          <w:szCs w:val="24"/>
-        </w:rPr>
-        <w:instrText xml:space="preserve"> HYPERLINK "</w:instrText>
-      </w:r>
-      <w:r>
-        <w:rPr>
-          <w:rFonts w:ascii="Arial" w:hAnsi="Arial" w:cs="Arial"/>
-          <w:bCs/>
-          <w:color w:val="000000" w:themeColor="text1"/>
-          <w:sz w:val="24"/>
-          <w:szCs w:val="24"/>
-        </w:rPr>
-        <w:instrText>https://doi.org/10.4236/jcc.2023.119004</w:instrText>
-      </w:r>
-      <w:r>
-        <w:rPr>
-          <w:rFonts w:ascii="Arial" w:hAnsi="Arial" w:cs="Arial"/>
-          <w:bCs/>
-          <w:color w:val="000000" w:themeColor="text1"/>
-          <w:sz w:val="24"/>
-          <w:szCs w:val="24"/>
-        </w:rPr>
-        <w:instrText xml:space="preserve">" </w:instrText>
-      </w:r>
-      <w:r>
-        <w:rPr>
-          <w:rFonts w:ascii="Arial" w:hAnsi="Arial" w:cs="Arial"/>
-          <w:bCs/>
-          <w:color w:val="000000" w:themeColor="text1"/>
-          <w:sz w:val="24"/>
-          <w:szCs w:val="24"/>
-        </w:rPr>
-        <w:fldChar w:fldCharType="separate"/>
-      </w:r>
-      <w:r>
-        <w:rPr>
-          <w:rStyle w:val="Hipervnculo"/>
-          <w:rFonts w:ascii="Arial" w:hAnsi="Arial" w:cs="Arial"/>
-          <w:bCs/>
-          <w:sz w:val="24"/>
-          <w:szCs w:val="24"/>
-        </w:rPr>
-        <w:t>https://doi.org/10.4236/jcc.2023.119004</w:t>
-      </w:r>
-      <w:r>
-        <w:rPr>
-          <w:rFonts w:ascii="Arial" w:hAnsi="Arial" w:cs="Arial"/>
-          <w:bCs/>
-          <w:color w:val="000000" w:themeColor="text1"/>
-          <w:sz w:val="24"/>
-          <w:szCs w:val="24"/>
-        </w:rPr>
-        <w:fldChar w:fldCharType="end"/>
-      </w:r>
+      <w:hyperlink r:id="rId29" w:history="1">
+        <w:r>
+          <w:rPr>
+            <w:rStyle w:val="Hipervnculo"/>
+            <w:rFonts w:ascii="Arial" w:hAnsi="Arial" w:cs="Arial"/>
+            <w:bCs/>
+            <w:sz w:val="24"/>
+            <w:szCs w:val="24"/>
+          </w:rPr>
+          <w:t>https://doi.org/10.4236/jcc.2023.119004</w:t>
+        </w:r>
+      </w:hyperlink>
     </w:p>
     <w:p>
       <w:pPr>
@@ -13848,76 +13377,18 @@
         </w:rPr>
         <w:t xml:space="preserve">, 42(1), 1–24. </w:t>
       </w:r>
-      <w:r>
-        <w:rPr>
-          <w:rFonts w:ascii="Arial" w:hAnsi="Arial" w:cs="Arial"/>
-          <w:bCs/>
-          <w:color w:val="000000" w:themeColor="text1"/>
-          <w:sz w:val="24"/>
-          <w:szCs w:val="24"/>
-        </w:rPr>
-        <w:fldChar w:fldCharType="begin"/>
-      </w:r>
-      <w:r>
-        <w:rPr>
-          <w:rFonts w:ascii="Arial" w:hAnsi="Arial" w:cs="Arial"/>
-          <w:bCs/>
-          <w:color w:val="000000" w:themeColor="text1"/>
-          <w:sz w:val="24"/>
-          <w:szCs w:val="24"/>
-        </w:rPr>
-        <w:instrText xml:space="preserve"> HYPERLINK "</w:instrText>
-      </w:r>
-      <w:r>
-        <w:rPr>
-          <w:rFonts w:ascii="Arial" w:hAnsi="Arial" w:cs="Arial"/>
-          <w:bCs/>
-          <w:color w:val="000000" w:themeColor="text1"/>
-          <w:sz w:val="24"/>
-          <w:szCs w:val="24"/>
-        </w:rPr>
-        <w:instrText>https://doi.org/10.5423/PPJ.RW.01.2026.0004</w:instrText>
-      </w:r>
-      <w:r>
-        <w:rPr>
-          <w:rFonts w:ascii="Arial" w:hAnsi="Arial" w:cs="Arial"/>
-          <w:bCs/>
-          <w:color w:val="000000" w:themeColor="text1"/>
-          <w:sz w:val="24"/>
-          <w:szCs w:val="24"/>
-        </w:rPr>
-        <w:instrText xml:space="preserve">" </w:instrText>
-      </w:r>
-      <w:r>
-        <w:rPr>
-          <w:rFonts w:ascii="Arial" w:hAnsi="Arial" w:cs="Arial"/>
-          <w:bCs/>
-          <w:color w:val="000000" w:themeColor="text1"/>
-          <w:sz w:val="24"/>
-          <w:szCs w:val="24"/>
-        </w:rPr>
-        <w:fldChar w:fldCharType="separate"/>
-      </w:r>
-      <w:r>
-        <w:rPr>
-          <w:rStyle w:val="Hipervnculo"/>
-          <w:rFonts w:ascii="Arial" w:hAnsi="Arial" w:cs="Arial"/>
-          <w:bCs/>
-          <w:sz w:val="24"/>
-          <w:szCs w:val="24"/>
-        </w:rPr>
-        <w:t>https://doi.org/10.5423/PPJ.RW.01.2026.0004</w:t>
-      </w:r>
-      <w:r>
-        <w:rPr>
-          <w:rFonts w:ascii="Arial" w:hAnsi="Arial" w:cs="Arial"/>
-          <w:bCs/>
-          <w:color w:val="000000" w:themeColor="text1"/>
-          <w:sz w:val="24"/>
-          <w:szCs w:val="24"/>
-        </w:rPr>
-        <w:fldChar w:fldCharType="end"/>
-      </w:r>
+      <w:hyperlink r:id="rId30" w:history="1">
+        <w:r>
+          <w:rPr>
+            <w:rStyle w:val="Hipervnculo"/>
+            <w:rFonts w:ascii="Arial" w:hAnsi="Arial" w:cs="Arial"/>
+            <w:bCs/>
+            <w:sz w:val="24"/>
+            <w:szCs w:val="24"/>
+          </w:rPr>
+          <w:t>https://doi.org/10.5423/PPJ.RW.01.2026.0004</w:t>
+        </w:r>
+      </w:hyperlink>
     </w:p>
     <w:p>
       <w:pPr>
@@ -14215,29 +13686,7 @@
           <w:sz w:val="24"/>
           <w:szCs w:val="24"/>
         </w:rPr>
-        <w:t xml:space="preserve"> </w:t>
-      </w:r>
-      <w:proofErr w:type="spellStart"/>
-      <w:r>
-        <w:rPr>
-          <w:rFonts w:ascii="Arial" w:hAnsi="Arial" w:cs="Arial"/>
-          <w:bCs/>
-          <w:color w:val="000000" w:themeColor="text1"/>
-          <w:sz w:val="24"/>
-          <w:szCs w:val="24"/>
-        </w:rPr>
-        <w:t>of</w:t>
-      </w:r>
-      <w:proofErr w:type="spellEnd"/>
-      <w:r>
-        <w:rPr>
-          <w:rFonts w:ascii="Arial" w:hAnsi="Arial" w:cs="Arial"/>
-          <w:bCs/>
-          <w:color w:val="000000" w:themeColor="text1"/>
-          <w:sz w:val="24"/>
-          <w:szCs w:val="24"/>
-        </w:rPr>
-        <w:t xml:space="preserve"> Molecular </w:t>
+        <w:t xml:space="preserve"> of Molecular </w:t>
       </w:r>
       <w:proofErr w:type="spellStart"/>
       <w:r>
@@ -14261,76 +13710,18 @@
         </w:rPr>
         <w:t xml:space="preserve">, 25(1), 106. </w:t>
       </w:r>
-      <w:r>
-        <w:rPr>
-          <w:rFonts w:ascii="Arial" w:hAnsi="Arial" w:cs="Arial"/>
-          <w:bCs/>
-          <w:color w:val="000000" w:themeColor="text1"/>
-          <w:sz w:val="24"/>
-          <w:szCs w:val="24"/>
-        </w:rPr>
-        <w:fldChar w:fldCharType="begin"/>
-      </w:r>
-      <w:r>
-        <w:rPr>
-          <w:rFonts w:ascii="Arial" w:hAnsi="Arial" w:cs="Arial"/>
-          <w:bCs/>
-          <w:color w:val="000000" w:themeColor="text1"/>
-          <w:sz w:val="24"/>
-          <w:szCs w:val="24"/>
-        </w:rPr>
-        <w:instrText xml:space="preserve"> HYPERLINK "</w:instrText>
-      </w:r>
-      <w:r>
-        <w:rPr>
-          <w:rFonts w:ascii="Arial" w:hAnsi="Arial" w:cs="Arial"/>
-          <w:bCs/>
-          <w:color w:val="000000" w:themeColor="text1"/>
-          <w:sz w:val="24"/>
-          <w:szCs w:val="24"/>
-        </w:rPr>
-        <w:instrText>https://doi.org/10.3390/ijms25010106</w:instrText>
-      </w:r>
-      <w:r>
-        <w:rPr>
-          <w:rFonts w:ascii="Arial" w:hAnsi="Arial" w:cs="Arial"/>
-          <w:bCs/>
-          <w:color w:val="000000" w:themeColor="text1"/>
-          <w:sz w:val="24"/>
-          <w:szCs w:val="24"/>
-        </w:rPr>
-        <w:instrText xml:space="preserve">" </w:instrText>
-      </w:r>
-      <w:r>
-        <w:rPr>
-          <w:rFonts w:ascii="Arial" w:hAnsi="Arial" w:cs="Arial"/>
-          <w:bCs/>
-          <w:color w:val="000000" w:themeColor="text1"/>
-          <w:sz w:val="24"/>
-          <w:szCs w:val="24"/>
-        </w:rPr>
-        <w:fldChar w:fldCharType="separate"/>
-      </w:r>
-      <w:r>
-        <w:rPr>
-          <w:rStyle w:val="Hipervnculo"/>
-          <w:rFonts w:ascii="Arial" w:hAnsi="Arial" w:cs="Arial"/>
-          <w:bCs/>
-          <w:sz w:val="24"/>
-          <w:szCs w:val="24"/>
-        </w:rPr>
-        <w:t>https://doi.org/10.3390/ijms25010106</w:t>
-      </w:r>
-      <w:r>
-        <w:rPr>
-          <w:rFonts w:ascii="Arial" w:hAnsi="Arial" w:cs="Arial"/>
-          <w:bCs/>
-          <w:color w:val="000000" w:themeColor="text1"/>
-          <w:sz w:val="24"/>
-          <w:szCs w:val="24"/>
-        </w:rPr>
-        <w:fldChar w:fldCharType="end"/>
-      </w:r>
+      <w:hyperlink r:id="rId31" w:history="1">
+        <w:r>
+          <w:rPr>
+            <w:rStyle w:val="Hipervnculo"/>
+            <w:rFonts w:ascii="Arial" w:hAnsi="Arial" w:cs="Arial"/>
+            <w:bCs/>
+            <w:sz w:val="24"/>
+            <w:szCs w:val="24"/>
+          </w:rPr>
+          <w:t>https://doi.org/10.3390/ijms25010106</w:t>
+        </w:r>
+      </w:hyperlink>
     </w:p>
     <w:p>
       <w:pPr>
@@ -14596,76 +13987,18 @@
         </w:rPr>
         <w:t xml:space="preserve"> (CVPR), 770–778. </w:t>
       </w:r>
-      <w:r>
-        <w:rPr>
-          <w:rFonts w:ascii="Arial" w:hAnsi="Arial" w:cs="Arial"/>
-          <w:bCs/>
-          <w:color w:val="000000" w:themeColor="text1"/>
-          <w:sz w:val="24"/>
-          <w:szCs w:val="24"/>
-        </w:rPr>
-        <w:fldChar w:fldCharType="begin"/>
-      </w:r>
-      <w:r>
-        <w:rPr>
-          <w:rFonts w:ascii="Arial" w:hAnsi="Arial" w:cs="Arial"/>
-          <w:bCs/>
-          <w:color w:val="000000" w:themeColor="text1"/>
-          <w:sz w:val="24"/>
-          <w:szCs w:val="24"/>
-        </w:rPr>
-        <w:instrText xml:space="preserve"> HYPERLINK "</w:instrText>
-      </w:r>
-      <w:r>
-        <w:rPr>
-          <w:rFonts w:ascii="Arial" w:hAnsi="Arial" w:cs="Arial"/>
-          <w:bCs/>
-          <w:color w:val="000000" w:themeColor="text1"/>
-          <w:sz w:val="24"/>
-          <w:szCs w:val="24"/>
-        </w:rPr>
-        <w:instrText>https://doi.org/10.1109/CVPR.2016.90</w:instrText>
-      </w:r>
-      <w:r>
-        <w:rPr>
-          <w:rFonts w:ascii="Arial" w:hAnsi="Arial" w:cs="Arial"/>
-          <w:bCs/>
-          <w:color w:val="000000" w:themeColor="text1"/>
-          <w:sz w:val="24"/>
-          <w:szCs w:val="24"/>
-        </w:rPr>
-        <w:instrText xml:space="preserve">" </w:instrText>
-      </w:r>
-      <w:r>
-        <w:rPr>
-          <w:rFonts w:ascii="Arial" w:hAnsi="Arial" w:cs="Arial"/>
-          <w:bCs/>
-          <w:color w:val="000000" w:themeColor="text1"/>
-          <w:sz w:val="24"/>
-          <w:szCs w:val="24"/>
-        </w:rPr>
-        <w:fldChar w:fldCharType="separate"/>
-      </w:r>
-      <w:r>
-        <w:rPr>
-          <w:rStyle w:val="Hipervnculo"/>
-          <w:rFonts w:ascii="Arial" w:hAnsi="Arial" w:cs="Arial"/>
-          <w:bCs/>
-          <w:sz w:val="24"/>
-          <w:szCs w:val="24"/>
-        </w:rPr>
-        <w:t>https://doi.org/10.1109/CVPR.2016.90</w:t>
-      </w:r>
-      <w:r>
-        <w:rPr>
-          <w:rFonts w:ascii="Arial" w:hAnsi="Arial" w:cs="Arial"/>
-          <w:bCs/>
-          <w:color w:val="000000" w:themeColor="text1"/>
-          <w:sz w:val="24"/>
-          <w:szCs w:val="24"/>
-        </w:rPr>
-        <w:fldChar w:fldCharType="end"/>
-      </w:r>
+      <w:hyperlink r:id="rId32" w:history="1">
+        <w:r>
+          <w:rPr>
+            <w:rStyle w:val="Hipervnculo"/>
+            <w:rFonts w:ascii="Arial" w:hAnsi="Arial" w:cs="Arial"/>
+            <w:bCs/>
+            <w:sz w:val="24"/>
+            <w:szCs w:val="24"/>
+          </w:rPr>
+          <w:t>https://doi.org/10.1109/CVPR.2016.90</w:t>
+        </w:r>
+      </w:hyperlink>
     </w:p>
     <w:p>
       <w:pPr>
@@ -15009,76 +14342,18 @@
         </w:rPr>
         <w:t xml:space="preserve">), 9(6), 1042–1051. </w:t>
       </w:r>
-      <w:r>
-        <w:rPr>
-          <w:rFonts w:ascii="Arial" w:hAnsi="Arial" w:cs="Arial"/>
-          <w:bCs/>
-          <w:color w:val="000000" w:themeColor="text1"/>
-          <w:sz w:val="24"/>
-          <w:szCs w:val="24"/>
-        </w:rPr>
-        <w:fldChar w:fldCharType="begin"/>
-      </w:r>
-      <w:r>
-        <w:rPr>
-          <w:rFonts w:ascii="Arial" w:hAnsi="Arial" w:cs="Arial"/>
-          <w:bCs/>
-          <w:color w:val="000000" w:themeColor="text1"/>
-          <w:sz w:val="24"/>
-          <w:szCs w:val="24"/>
-        </w:rPr>
-        <w:instrText xml:space="preserve"> HYPERLINK "</w:instrText>
-      </w:r>
-      <w:r>
-        <w:rPr>
-          <w:rFonts w:ascii="Arial" w:hAnsi="Arial" w:cs="Arial"/>
-          <w:bCs/>
-          <w:color w:val="000000" w:themeColor="text1"/>
-          <w:sz w:val="24"/>
-          <w:szCs w:val="24"/>
-        </w:rPr>
-        <w:instrText>https://doi.org/10.29207/resti.v9i6.6271</w:instrText>
-      </w:r>
-      <w:r>
-        <w:rPr>
-          <w:rFonts w:ascii="Arial" w:hAnsi="Arial" w:cs="Arial"/>
-          <w:bCs/>
-          <w:color w:val="000000" w:themeColor="text1"/>
-          <w:sz w:val="24"/>
-          <w:szCs w:val="24"/>
-        </w:rPr>
-        <w:instrText xml:space="preserve">" </w:instrText>
-      </w:r>
-      <w:r>
-        <w:rPr>
-          <w:rFonts w:ascii="Arial" w:hAnsi="Arial" w:cs="Arial"/>
-          <w:bCs/>
-          <w:color w:val="000000" w:themeColor="text1"/>
-          <w:sz w:val="24"/>
-          <w:szCs w:val="24"/>
-        </w:rPr>
-        <w:fldChar w:fldCharType="separate"/>
-      </w:r>
-      <w:r>
-        <w:rPr>
-          <w:rStyle w:val="Hipervnculo"/>
-          <w:rFonts w:ascii="Arial" w:hAnsi="Arial" w:cs="Arial"/>
-          <w:bCs/>
-          <w:sz w:val="24"/>
-          <w:szCs w:val="24"/>
-        </w:rPr>
-        <w:t>https://doi.org/10.29207/resti.v9i6.6271</w:t>
-      </w:r>
-      <w:r>
-        <w:rPr>
-          <w:rFonts w:ascii="Arial" w:hAnsi="Arial" w:cs="Arial"/>
-          <w:bCs/>
-          <w:color w:val="000000" w:themeColor="text1"/>
-          <w:sz w:val="24"/>
-          <w:szCs w:val="24"/>
-        </w:rPr>
-        <w:fldChar w:fldCharType="end"/>
-      </w:r>
+      <w:hyperlink r:id="rId33" w:history="1">
+        <w:r>
+          <w:rPr>
+            <w:rStyle w:val="Hipervnculo"/>
+            <w:rFonts w:ascii="Arial" w:hAnsi="Arial" w:cs="Arial"/>
+            <w:bCs/>
+            <w:sz w:val="24"/>
+            <w:szCs w:val="24"/>
+          </w:rPr>
+          <w:t>https://doi.org/10.29207/resti.v9i6.6271</w:t>
+        </w:r>
+      </w:hyperlink>
     </w:p>
     <w:p>
       <w:pPr>
@@ -15156,29 +14431,7 @@
           <w:sz w:val="24"/>
           <w:szCs w:val="24"/>
         </w:rPr>
-        <w:t xml:space="preserve">, H., Rahman, M., Rana, J. A., &amp; </w:t>
-      </w:r>
-      <w:proofErr w:type="gramStart"/>
-      <w:r>
-        <w:rPr>
-          <w:rFonts w:ascii="Arial" w:hAnsi="Arial" w:cs="Arial"/>
-          <w:bCs/>
-          <w:color w:val="000000" w:themeColor="text1"/>
-          <w:sz w:val="24"/>
-          <w:szCs w:val="24"/>
-        </w:rPr>
-        <w:t>Islam</w:t>
-      </w:r>
-      <w:proofErr w:type="gramEnd"/>
-      <w:r>
-        <w:rPr>
-          <w:rFonts w:ascii="Arial" w:hAnsi="Arial" w:cs="Arial"/>
-          <w:bCs/>
-          <w:color w:val="000000" w:themeColor="text1"/>
-          <w:sz w:val="24"/>
-          <w:szCs w:val="24"/>
-        </w:rPr>
-        <w:t xml:space="preserve">, S. M. N. (2024). </w:t>
+        <w:t xml:space="preserve">, H., Rahman, M., Rana, J. A., &amp; Islam, S. M. N. (2024). </w:t>
       </w:r>
       <w:proofErr w:type="spellStart"/>
       <w:r>
@@ -15466,76 +14719,18 @@
         </w:rPr>
         <w:t xml:space="preserve">, 14, 1304205. </w:t>
       </w:r>
-      <w:r>
-        <w:rPr>
-          <w:rFonts w:ascii="Arial" w:hAnsi="Arial" w:cs="Arial"/>
-          <w:bCs/>
-          <w:color w:val="000000" w:themeColor="text1"/>
-          <w:sz w:val="24"/>
-          <w:szCs w:val="24"/>
-        </w:rPr>
-        <w:fldChar w:fldCharType="begin"/>
-      </w:r>
-      <w:r>
-        <w:rPr>
-          <w:rFonts w:ascii="Arial" w:hAnsi="Arial" w:cs="Arial"/>
-          <w:bCs/>
-          <w:color w:val="000000" w:themeColor="text1"/>
-          <w:sz w:val="24"/>
-          <w:szCs w:val="24"/>
-        </w:rPr>
-        <w:instrText xml:space="preserve"> HYPERLINK "</w:instrText>
-      </w:r>
-      <w:r>
-        <w:rPr>
-          <w:rFonts w:ascii="Arial" w:hAnsi="Arial" w:cs="Arial"/>
-          <w:bCs/>
-          <w:color w:val="000000" w:themeColor="text1"/>
-          <w:sz w:val="24"/>
-          <w:szCs w:val="24"/>
-        </w:rPr>
-        <w:instrText>https://doi.org/10.3389/fmicb.2023.1304205</w:instrText>
-      </w:r>
-      <w:r>
-        <w:rPr>
-          <w:rFonts w:ascii="Arial" w:hAnsi="Arial" w:cs="Arial"/>
-          <w:bCs/>
-          <w:color w:val="000000" w:themeColor="text1"/>
-          <w:sz w:val="24"/>
-          <w:szCs w:val="24"/>
-        </w:rPr>
-        <w:instrText xml:space="preserve">" </w:instrText>
-      </w:r>
-      <w:r>
-        <w:rPr>
-          <w:rFonts w:ascii="Arial" w:hAnsi="Arial" w:cs="Arial"/>
-          <w:bCs/>
-          <w:color w:val="000000" w:themeColor="text1"/>
-          <w:sz w:val="24"/>
-          <w:szCs w:val="24"/>
-        </w:rPr>
-        <w:fldChar w:fldCharType="separate"/>
-      </w:r>
-      <w:r>
-        <w:rPr>
-          <w:rStyle w:val="Hipervnculo"/>
-          <w:rFonts w:ascii="Arial" w:hAnsi="Arial" w:cs="Arial"/>
-          <w:bCs/>
-          <w:sz w:val="24"/>
-          <w:szCs w:val="24"/>
-        </w:rPr>
-        <w:t>https://doi.org/10.3389/fmicb.2023.1304205</w:t>
-      </w:r>
-      <w:r>
-        <w:rPr>
-          <w:rFonts w:ascii="Arial" w:hAnsi="Arial" w:cs="Arial"/>
-          <w:bCs/>
-          <w:color w:val="000000" w:themeColor="text1"/>
-          <w:sz w:val="24"/>
-          <w:szCs w:val="24"/>
-        </w:rPr>
-        <w:fldChar w:fldCharType="end"/>
-      </w:r>
+      <w:hyperlink r:id="rId34" w:history="1">
+        <w:r>
+          <w:rPr>
+            <w:rStyle w:val="Hipervnculo"/>
+            <w:rFonts w:ascii="Arial" w:hAnsi="Arial" w:cs="Arial"/>
+            <w:bCs/>
+            <w:sz w:val="24"/>
+            <w:szCs w:val="24"/>
+          </w:rPr>
+          <w:t>https://doi.org/10.3389/fmicb.2023.1304205</w:t>
+        </w:r>
+      </w:hyperlink>
     </w:p>
     <w:p>
       <w:pPr>
@@ -15955,76 +15150,18 @@
         </w:rPr>
         <w:t xml:space="preserve">. </w:t>
       </w:r>
-      <w:r>
-        <w:rPr>
-          <w:rFonts w:ascii="Arial" w:hAnsi="Arial" w:cs="Arial"/>
-          <w:bCs/>
-          <w:color w:val="000000" w:themeColor="text1"/>
-          <w:sz w:val="24"/>
-          <w:szCs w:val="24"/>
-        </w:rPr>
-        <w:fldChar w:fldCharType="begin"/>
-      </w:r>
-      <w:r>
-        <w:rPr>
-          <w:rFonts w:ascii="Arial" w:hAnsi="Arial" w:cs="Arial"/>
-          <w:bCs/>
-          <w:color w:val="000000" w:themeColor="text1"/>
-          <w:sz w:val="24"/>
-          <w:szCs w:val="24"/>
-        </w:rPr>
-        <w:instrText xml:space="preserve"> HYPERLINK "</w:instrText>
-      </w:r>
-      <w:r>
-        <w:rPr>
-          <w:rFonts w:ascii="Arial" w:hAnsi="Arial" w:cs="Arial"/>
-          <w:bCs/>
-          <w:color w:val="000000" w:themeColor="text1"/>
-          <w:sz w:val="24"/>
-          <w:szCs w:val="24"/>
-        </w:rPr>
-        <w:instrText>https://doi.org/10.48550/arXiv.1511.08060</w:instrText>
-      </w:r>
-      <w:r>
-        <w:rPr>
-          <w:rFonts w:ascii="Arial" w:hAnsi="Arial" w:cs="Arial"/>
-          <w:bCs/>
-          <w:color w:val="000000" w:themeColor="text1"/>
-          <w:sz w:val="24"/>
-          <w:szCs w:val="24"/>
-        </w:rPr>
-        <w:instrText xml:space="preserve">" </w:instrText>
-      </w:r>
-      <w:r>
-        <w:rPr>
-          <w:rFonts w:ascii="Arial" w:hAnsi="Arial" w:cs="Arial"/>
-          <w:bCs/>
-          <w:color w:val="000000" w:themeColor="text1"/>
-          <w:sz w:val="24"/>
-          <w:szCs w:val="24"/>
-        </w:rPr>
-        <w:fldChar w:fldCharType="separate"/>
-      </w:r>
-      <w:r>
-        <w:rPr>
-          <w:rStyle w:val="Hipervnculo"/>
-          <w:rFonts w:ascii="Arial" w:hAnsi="Arial" w:cs="Arial"/>
-          <w:bCs/>
-          <w:sz w:val="24"/>
-          <w:szCs w:val="24"/>
-        </w:rPr>
-        <w:t>https://doi.org/10.48550/arXiv.1511.08060</w:t>
-      </w:r>
-      <w:r>
-        <w:rPr>
-          <w:rFonts w:ascii="Arial" w:hAnsi="Arial" w:cs="Arial"/>
-          <w:bCs/>
-          <w:color w:val="000000" w:themeColor="text1"/>
-          <w:sz w:val="24"/>
-          <w:szCs w:val="24"/>
-        </w:rPr>
-        <w:fldChar w:fldCharType="end"/>
-      </w:r>
+      <w:hyperlink r:id="rId35" w:history="1">
+        <w:r>
+          <w:rPr>
+            <w:rStyle w:val="Hipervnculo"/>
+            <w:rFonts w:ascii="Arial" w:hAnsi="Arial" w:cs="Arial"/>
+            <w:bCs/>
+            <w:sz w:val="24"/>
+            <w:szCs w:val="24"/>
+          </w:rPr>
+          <w:t>https://doi.org/10.48550/arXiv.1511.08060</w:t>
+        </w:r>
+      </w:hyperlink>
     </w:p>
     <w:p>
       <w:pPr>
@@ -16346,76 +15483,18 @@
         </w:rPr>
         <w:t xml:space="preserve"> [Conjunto de datos]. SSRN. </w:t>
       </w:r>
-      <w:r>
-        <w:rPr>
-          <w:rFonts w:ascii="Arial" w:hAnsi="Arial" w:cs="Arial"/>
-          <w:bCs/>
-          <w:color w:val="000000" w:themeColor="text1"/>
-          <w:sz w:val="24"/>
-          <w:szCs w:val="24"/>
-        </w:rPr>
-        <w:fldChar w:fldCharType="begin"/>
-      </w:r>
-      <w:r>
-        <w:rPr>
-          <w:rFonts w:ascii="Arial" w:hAnsi="Arial" w:cs="Arial"/>
-          <w:bCs/>
-          <w:color w:val="000000" w:themeColor="text1"/>
-          <w:sz w:val="24"/>
-          <w:szCs w:val="24"/>
-        </w:rPr>
-        <w:instrText xml:space="preserve"> HYPERLINK "</w:instrText>
-      </w:r>
-      <w:r>
-        <w:rPr>
-          <w:rFonts w:ascii="Arial" w:hAnsi="Arial" w:cs="Arial"/>
-          <w:bCs/>
-          <w:color w:val="000000" w:themeColor="text1"/>
-          <w:sz w:val="24"/>
-          <w:szCs w:val="24"/>
-        </w:rPr>
-        <w:instrText>https://doi.org/10.2139/ssrn.4644426</w:instrText>
-      </w:r>
-      <w:r>
-        <w:rPr>
-          <w:rFonts w:ascii="Arial" w:hAnsi="Arial" w:cs="Arial"/>
-          <w:bCs/>
-          <w:color w:val="000000" w:themeColor="text1"/>
-          <w:sz w:val="24"/>
-          <w:szCs w:val="24"/>
-        </w:rPr>
-        <w:instrText xml:space="preserve">" </w:instrText>
-      </w:r>
-      <w:r>
-        <w:rPr>
-          <w:rFonts w:ascii="Arial" w:hAnsi="Arial" w:cs="Arial"/>
-          <w:bCs/>
-          <w:color w:val="000000" w:themeColor="text1"/>
-          <w:sz w:val="24"/>
-          <w:szCs w:val="24"/>
-        </w:rPr>
-        <w:fldChar w:fldCharType="separate"/>
-      </w:r>
-      <w:r>
-        <w:rPr>
-          <w:rStyle w:val="Hipervnculo"/>
-          <w:rFonts w:ascii="Arial" w:hAnsi="Arial" w:cs="Arial"/>
-          <w:bCs/>
-          <w:sz w:val="24"/>
-          <w:szCs w:val="24"/>
-        </w:rPr>
-        <w:t>https://doi.org/10.2139/ssrn.4644426</w:t>
-      </w:r>
-      <w:r>
-        <w:rPr>
-          <w:rFonts w:ascii="Arial" w:hAnsi="Arial" w:cs="Arial"/>
-          <w:bCs/>
-          <w:color w:val="000000" w:themeColor="text1"/>
-          <w:sz w:val="24"/>
-          <w:szCs w:val="24"/>
-        </w:rPr>
-        <w:fldChar w:fldCharType="end"/>
-      </w:r>
+      <w:hyperlink r:id="rId36" w:history="1">
+        <w:r>
+          <w:rPr>
+            <w:rStyle w:val="Hipervnculo"/>
+            <w:rFonts w:ascii="Arial" w:hAnsi="Arial" w:cs="Arial"/>
+            <w:bCs/>
+            <w:sz w:val="24"/>
+            <w:szCs w:val="24"/>
+          </w:rPr>
+          <w:t>https://doi.org/10.2139/ssrn.4644426</w:t>
+        </w:r>
+      </w:hyperlink>
     </w:p>
     <w:p>
       <w:pPr>
@@ -16437,29 +15516,7 @@
           <w:sz w:val="24"/>
           <w:szCs w:val="24"/>
         </w:rPr>
-        <w:t xml:space="preserve">Li, G., Wang, Y., Zhao, Q., </w:t>
-      </w:r>
-      <w:proofErr w:type="gramStart"/>
-      <w:r>
-        <w:rPr>
-          <w:rFonts w:ascii="Arial" w:hAnsi="Arial" w:cs="Arial"/>
-          <w:bCs/>
-          <w:color w:val="000000" w:themeColor="text1"/>
-          <w:sz w:val="24"/>
-          <w:szCs w:val="24"/>
-        </w:rPr>
-        <w:t>Yuan</w:t>
-      </w:r>
-      <w:proofErr w:type="gramEnd"/>
-      <w:r>
-        <w:rPr>
-          <w:rFonts w:ascii="Arial" w:hAnsi="Arial" w:cs="Arial"/>
-          <w:bCs/>
-          <w:color w:val="000000" w:themeColor="text1"/>
-          <w:sz w:val="24"/>
-          <w:szCs w:val="24"/>
-        </w:rPr>
-        <w:t xml:space="preserve">, P., &amp; Chang, B. (2023). PMVT: A </w:t>
+        <w:t xml:space="preserve">Li, G., Wang, Y., Zhao, Q., Yuan, P., &amp; Chang, B. (2023). PMVT: A </w:t>
       </w:r>
       <w:proofErr w:type="spellStart"/>
       <w:r>
@@ -16747,7 +15804,7 @@
         </w:rPr>
         <w:t xml:space="preserve">, 14, 1256773. </w:t>
       </w:r>
-      <w:hyperlink r:id="rId23" w:history="1">
+      <w:hyperlink r:id="rId37" w:history="1">
         <w:r>
           <w:rPr>
             <w:rStyle w:val="Hipervnculo"/>
@@ -17124,7 +16181,7 @@
         </w:rPr>
         <w:t xml:space="preserve">, 20, 65. </w:t>
       </w:r>
-      <w:hyperlink r:id="rId24" w:history="1">
+      <w:hyperlink r:id="rId38" w:history="1">
         <w:r>
           <w:rPr>
             <w:rStyle w:val="Hipervnculo"/>
@@ -17436,7 +16493,7 @@
         </w:rPr>
         <w:t xml:space="preserve">, 12(2), 153–157. </w:t>
       </w:r>
-      <w:hyperlink r:id="rId25" w:history="1">
+      <w:hyperlink r:id="rId39" w:history="1">
         <w:r>
           <w:rPr>
             <w:rStyle w:val="Hipervnculo"/>
@@ -17681,7 +16738,7 @@
         </w:rPr>
         <w:t xml:space="preserve">, 99(10), 1310–1316. </w:t>
       </w:r>
-      <w:hyperlink r:id="rId26" w:history="1">
+      <w:hyperlink r:id="rId40" w:history="1">
         <w:r>
           <w:rPr>
             <w:rStyle w:val="Hipervnculo"/>
@@ -17980,7 +17037,7 @@
         </w:rPr>
         <w:t xml:space="preserve">, 49, 109447. </w:t>
       </w:r>
-      <w:hyperlink r:id="rId27" w:history="1">
+      <w:hyperlink r:id="rId41" w:history="1">
         <w:r>
           <w:rPr>
             <w:rStyle w:val="Hipervnculo"/>
@@ -18247,7 +17304,7 @@
         </w:rPr>
         <w:t xml:space="preserve"> – MICCAI 2015, 234–241. </w:t>
       </w:r>
-      <w:hyperlink r:id="rId28" w:history="1">
+      <w:hyperlink r:id="rId42" w:history="1">
         <w:r>
           <w:rPr>
             <w:rStyle w:val="Hipervnculo"/>
@@ -18536,7 +17593,7 @@
         </w:rPr>
         <w:t xml:space="preserve"> Data, 12, Artículo 7092. </w:t>
       </w:r>
-      <w:hyperlink r:id="rId29" w:history="1">
+      <w:hyperlink r:id="rId43" w:history="1">
         <w:r>
           <w:rPr>
             <w:rStyle w:val="Hipervnculo"/>
@@ -18847,7 +17904,7 @@
         </w:rPr>
         <w:t xml:space="preserve"> [Conjunto de datos]. Mendeley Data. </w:t>
       </w:r>
-      <w:hyperlink r:id="rId30" w:history="1">
+      <w:hyperlink r:id="rId44" w:history="1">
         <w:r>
           <w:rPr>
             <w:rStyle w:val="Hipervnculo"/>
@@ -19114,7 +18171,7 @@
         </w:rPr>
         <w:t xml:space="preserve"> Big Data, 6, 60. </w:t>
       </w:r>
-      <w:hyperlink r:id="rId31" w:history="1">
+      <w:hyperlink r:id="rId45" w:history="1">
         <w:r>
           <w:rPr>
             <w:rStyle w:val="Hipervnculo"/>
@@ -19435,7 +18492,7 @@
         </w:rPr>
         <w:t xml:space="preserve"> (ICML), PMLR 97, 6105–6114. </w:t>
       </w:r>
-      <w:hyperlink r:id="rId32" w:history="1">
+      <w:hyperlink r:id="rId46" w:history="1">
         <w:r>
           <w:rPr>
             <w:rStyle w:val="Hipervnculo"/>
@@ -19746,7 +18803,7 @@
         </w:rPr>
         <w:t xml:space="preserve"> No. BL2024-0001). USDA-FAS. </w:t>
       </w:r>
-      <w:hyperlink r:id="rId33" w:history="1">
+      <w:hyperlink r:id="rId47" w:history="1">
         <w:r>
           <w:rPr>
             <w:rStyle w:val="Hipervnculo"/>
@@ -20420,7 +19477,7 @@
                     <pic:cNvPicPr/>
                   </pic:nvPicPr>
                   <pic:blipFill>
-                    <a:blip r:embed="rId34" cstate="print"/>
+                    <a:blip r:embed="rId48" cstate="print"/>
                     <a:stretch>
                       <a:fillRect/>
                     </a:stretch>
@@ -20525,7 +19582,7 @@
         </w:rPr>
         <w:t xml:space="preserve">Este texto está protegido por la </w:t>
       </w:r>
-      <w:hyperlink r:id="rId35">
+      <w:hyperlink r:id="rId49">
         <w:r>
           <w:rPr>
             <w:rFonts w:ascii="Arial" w:hAnsi="Arial" w:cs="Arial"/>
@@ -20561,7 +19618,7 @@
         </w:rPr>
         <w:t xml:space="preserve"> </w:t>
       </w:r>
-      <w:hyperlink r:id="rId36">
+      <w:hyperlink r:id="rId50">
         <w:r>
           <w:rPr>
             <w:rFonts w:ascii="Arial" w:hAnsi="Arial" w:cs="Arial"/>
@@ -21628,7 +20685,7 @@
       <w:bookmarkEnd w:id="28"/>
     </w:p>
     <w:sectPr>
-      <w:footerReference w:type="default" r:id="rId37"/>
+      <w:footerReference w:type="default" r:id="rId51"/>
       <w:pgSz w:w="12240" w:h="15840"/>
       <w:pgMar w:top="1440" w:right="1440" w:bottom="1440" w:left="1440" w:header="0" w:footer="522" w:gutter="0"/>
       <w:cols w:space="720"/>
@@ -21712,14 +20769,14 @@
         <v:path o:extrusionok="f" gradientshapeok="t" o:connecttype="rect"/>
         <o:lock v:ext="edit" aspectratio="t"/>
       </v:shapetype>
-      <v:shape id="_x0000_i1474" type="#_x0000_t75" style="width:23.8pt;height:23.8pt;visibility:visible;mso-wrap-style:square" o:bullet="t">
+      <v:shape id="_x0000_i1042" type="#_x0000_t75" style="width:23.8pt;height:23.8pt;visibility:visible;mso-wrap-style:square" o:bullet="t">
         <v:imagedata r:id="rId1" o:title=""/>
       </v:shape>
     </w:pict>
   </w:numPicBullet>
   <w:numPicBullet w:numPicBulletId="1">
     <w:pict>
-      <v:shape id="_x0000_i1475" type="#_x0000_t75" style="width:10.65pt;height:10.65pt;visibility:visible;mso-wrap-style:square" o:bullet="t">
+      <v:shape id="_x0000_i1043" type="#_x0000_t75" style="width:10.65pt;height:10.65pt;visibility:visible;mso-wrap-style:square" o:bullet="t">
         <v:imagedata r:id="rId2" o:title=""/>
       </v:shape>
     </w:pict>
@@ -22749,6 +21806,7 @@
   <w:style w:type="character" w:default="1" w:styleId="Fuentedeprrafopredeter">
     <w:name w:val="Default Paragraph Font"/>
     <w:uiPriority w:val="1"/>
+    <w:semiHidden/>
     <w:unhideWhenUsed/>
   </w:style>
   <w:style w:type="table" w:default="1" w:styleId="Tablanormal">

--- a/Articulo Cientifico.docx
+++ b/Articulo Cientifico.docx
@@ -101,7 +101,31 @@
           <w:sz w:val="24"/>
           <w:szCs w:val="24"/>
         </w:rPr>
-        <w:t xml:space="preserve">Detection of diseases and foliar severity in </w:t>
+        <w:t xml:space="preserve">Detection of diseases and foliar </w:t>
+      </w:r>
+      <w:proofErr w:type="spellStart"/>
+      <w:r>
+        <w:rPr>
+          <w:rFonts w:ascii="Arial" w:hAnsi="Arial" w:cs="Arial"/>
+          <w:i/>
+          <w:iCs/>
+          <w:spacing w:val="-3"/>
+          <w:sz w:val="24"/>
+          <w:szCs w:val="24"/>
+        </w:rPr>
+        <w:t>severity</w:t>
+      </w:r>
+      <w:proofErr w:type="spellEnd"/>
+      <w:r>
+        <w:rPr>
+          <w:rFonts w:ascii="Arial" w:hAnsi="Arial" w:cs="Arial"/>
+          <w:i/>
+          <w:iCs/>
+          <w:spacing w:val="-3"/>
+          <w:sz w:val="24"/>
+          <w:szCs w:val="24"/>
+        </w:rPr>
+        <w:t xml:space="preserve"> in </w:t>
       </w:r>
       <w:proofErr w:type="spellStart"/>
       <w:r>
@@ -5359,7 +5383,23 @@
           <w:rFonts w:ascii="Arial" w:hAnsi="Arial" w:cs="Arial"/>
           <w:lang w:val="es-US"/>
         </w:rPr>
-        <w:t>Los resultados muestran que la descomposición del problema en segmentación hoja–fondo, clasificación en cascada y estimación de severidad por color produce un sistema de diagnóstico robusto y, a la vez, interpretable. A continuación se discuten su validez para el contexto regional, su robustez frente a la captura no controlada y su relación con la literatura.</w:t>
+        <w:t xml:space="preserve">Los resultados muestran que la descomposición del problema en segmentación hoja–fondo, clasificación en cascada y estimación de severidad por color produce un sistema de diagnóstico robusto y, a la vez, interpretable. A </w:t>
+      </w:r>
+      <w:proofErr w:type="gramStart"/>
+      <w:r>
+        <w:rPr>
+          <w:rFonts w:ascii="Arial" w:hAnsi="Arial" w:cs="Arial"/>
+          <w:lang w:val="es-US"/>
+        </w:rPr>
+        <w:t>continuación</w:t>
+      </w:r>
+      <w:proofErr w:type="gramEnd"/>
+      <w:r>
+        <w:rPr>
+          <w:rFonts w:ascii="Arial" w:hAnsi="Arial" w:cs="Arial"/>
+          <w:lang w:val="es-US"/>
+        </w:rPr>
+        <w:t xml:space="preserve"> se discuten su validez para el contexto regional, su robustez frente a la captura no controlada y su relación con la literatura.</w:t>
       </w:r>
     </w:p>
     <w:p>
@@ -5775,826 +5815,9 @@
       <w:pPr>
         <w:pStyle w:val="Ttulo1"/>
         <w:spacing w:line="480" w:lineRule="auto"/>
-        <w:rPr>
-          <w:lang w:val="es-BO"/>
-        </w:rPr>
       </w:pPr>
       <w:bookmarkStart w:id="15" w:name="Referencias"/>
       <w:bookmarkEnd w:id="15"/>
-      <w:r>
-        <w:rPr>
-          <w:lang w:val="es-BO"/>
-        </w:rPr>
-        <w:t>Referencias</w:t>
-      </w:r>
-    </w:p>
-    <w:p>
-      <w:pPr>
-        <w:pStyle w:val="Apa"/>
-      </w:pPr>
-      <w:r>
-        <w:t xml:space="preserve">Adimas, A. K., Salau, A. O., &amp; Eneh, J. N. (2025). Soybean leaf disease detection and classification using deep learning approach. </w:t>
-      </w:r>
-      <w:r>
-        <w:rPr>
-          <w:i/>
-          <w:iCs/>
-        </w:rPr>
-        <w:t xml:space="preserve">Bulletin of Electrical Engineering and </w:t>
-      </w:r>
-      <w:r>
-        <w:rPr>
-          <w:i/>
-          <w:iCs/>
-        </w:rPr>
-        <w:lastRenderedPageBreak/>
-        <w:t>Informatics, 14</w:t>
-      </w:r>
-      <w:r>
-        <w:t xml:space="preserve">(4), 2940–2951. </w:t>
-      </w:r>
-      <w:hyperlink r:id="rId22" w:history="1">
-        <w:r>
-          <w:rPr>
-            <w:rStyle w:val="Hipervnculo"/>
-          </w:rPr>
-          <w:t>https://doi.org/10.11591/eei.v14i4.8585</w:t>
-        </w:r>
-      </w:hyperlink>
-    </w:p>
-    <w:p>
-      <w:pPr>
-        <w:pStyle w:val="Apa"/>
-      </w:pPr>
-      <w:r>
-        <w:t xml:space="preserve">Asani, E. O., Osadeyi, Y. P., Adegun, A. A., Viriri, S., Ayoola, J. A., &amp; Kolawole, E. A. (2023). mPD-APP: A mobile-enabled plant diseases diagnosis application using convolutional neural network toward the attainment of a food secure world. </w:t>
-      </w:r>
-      <w:r>
-        <w:rPr>
-          <w:i/>
-          <w:iCs/>
-        </w:rPr>
-        <w:t>Frontiers in Artificial Intelligence, 6</w:t>
-      </w:r>
-      <w:r>
-        <w:t xml:space="preserve">, 1227950. </w:t>
-      </w:r>
-      <w:hyperlink r:id="rId23" w:history="1">
-        <w:r>
-          <w:rPr>
-            <w:rStyle w:val="Hipervnculo"/>
-          </w:rPr>
-          <w:t>https://doi.org/10.3389/frai.2023.1227950</w:t>
-        </w:r>
-      </w:hyperlink>
-    </w:p>
-    <w:p>
-      <w:pPr>
-        <w:pStyle w:val="Apa"/>
-      </w:pPr>
-      <w:r>
-        <w:t xml:space="preserve">Bevers, N., Sikora, E. J., Hardy, N. B., &amp; Conner, K. N. (2022). Soybean disease identification using original field images and transfer learning with convolutional neural networks. </w:t>
-      </w:r>
-      <w:r>
-        <w:rPr>
-          <w:i/>
-          <w:iCs/>
-        </w:rPr>
-        <w:t>Computers and Electronics in Agriculture, 203</w:t>
-      </w:r>
-      <w:r>
-        <w:t xml:space="preserve">, 107449. </w:t>
-      </w:r>
-      <w:hyperlink r:id="rId24" w:history="1">
-        <w:r>
-          <w:rPr>
-            <w:rStyle w:val="Hipervnculo"/>
-          </w:rPr>
-          <w:t>https://doi.org/10.1016/j.compag.2022.107449</w:t>
-        </w:r>
-      </w:hyperlink>
-    </w:p>
-    <w:p>
-      <w:pPr>
-        <w:pStyle w:val="Apa"/>
-      </w:pPr>
-      <w:r>
-        <w:t xml:space="preserve">Bhujade, V., Sambhe, V., &amp; Banerjee, B. (2025). Cotton and soybean plant leaf dataset generation for multiclass disease classification. </w:t>
-      </w:r>
-      <w:r>
-        <w:rPr>
-          <w:i/>
-          <w:iCs/>
-        </w:rPr>
-        <w:t>Journal of Phytopathology, 173</w:t>
-      </w:r>
-      <w:r>
-        <w:t xml:space="preserve">(1), e70051. </w:t>
-      </w:r>
-      <w:hyperlink r:id="rId25" w:history="1">
-        <w:r>
-          <w:rPr>
-            <w:rStyle w:val="Hipervnculo"/>
-          </w:rPr>
-          <w:t>https://doi.org/10.1111/jph.70051</w:t>
-        </w:r>
-      </w:hyperlink>
-    </w:p>
-    <w:p>
-      <w:pPr>
-        <w:pStyle w:val="Apa"/>
-      </w:pPr>
-      <w:r>
-        <w:t xml:space="preserve">Bland, J. M., &amp; Altman, D. G. (1986). Statistical methods for assessing agreement between two methods of clinical measurement. </w:t>
-      </w:r>
-      <w:r>
-        <w:rPr>
-          <w:i/>
-          <w:iCs/>
-        </w:rPr>
-        <w:t>The Lancet, 327</w:t>
-      </w:r>
-      <w:r>
-        <w:t xml:space="preserve">(8476), 307–310. </w:t>
-      </w:r>
-      <w:hyperlink r:id="rId26" w:history="1">
-        <w:r>
-          <w:rPr>
-            <w:rStyle w:val="Hipervnculo"/>
-          </w:rPr>
-          <w:t>https://doi.org/10.1016/S0140-6736(86)90837-8</w:t>
-        </w:r>
-      </w:hyperlink>
-    </w:p>
-    <w:p>
-      <w:pPr>
-        <w:pStyle w:val="Apa"/>
-        <w:rPr>
-          <w:rStyle w:val="Hipervnculo"/>
-          <w:bCs w:val="0"/>
-        </w:rPr>
-      </w:pPr>
-      <w:r>
-        <w:t xml:space="preserve">Bock, C. H., Chiang, K.-S., &amp; Del Ponte, E. M. (2022). Plant disease severity estimated visually: A century of research, best practices, and opportunities for improving methods and practices to maximize accuracy. </w:t>
-      </w:r>
-      <w:r>
-        <w:rPr>
-          <w:i/>
-          <w:iCs/>
-        </w:rPr>
-        <w:t>Tropical Plant Pathology, 47</w:t>
-      </w:r>
-      <w:r>
-        <w:t xml:space="preserve">(1), 25–42. </w:t>
-      </w:r>
-      <w:hyperlink r:id="rId27" w:history="1">
-        <w:r>
-          <w:rPr>
-            <w:rStyle w:val="Hipervnculo"/>
-          </w:rPr>
-          <w:t>https://doi.org/10.1007/s40858-021-00439-z</w:t>
-        </w:r>
-      </w:hyperlink>
-    </w:p>
-    <w:p>
-      <w:pPr>
-        <w:pStyle w:val="Apa"/>
-      </w:pPr>
-      <w:r>
-        <w:t xml:space="preserve">Chechi, A., Forcelini, C. A., &amp; Boller, W. (2019). Spray volumes and fungicide rates on Asian soybean rust control. </w:t>
-      </w:r>
-      <w:r>
-        <w:rPr>
-          <w:i/>
-          <w:iCs/>
-        </w:rPr>
-        <w:t>Summa Phytopathologica, 45</w:t>
-      </w:r>
-      <w:r>
-        <w:t xml:space="preserve">(3), 255–260. </w:t>
-      </w:r>
-      <w:hyperlink r:id="rId28" w:history="1">
-        <w:r>
-          <w:rPr>
-            <w:rStyle w:val="Hipervnculo"/>
-          </w:rPr>
-          <w:t>https://doi.org/10.1590/0100-5405/183205</w:t>
-        </w:r>
-      </w:hyperlink>
-    </w:p>
-    <w:p>
-      <w:pPr>
-        <w:pStyle w:val="Apa"/>
-      </w:pPr>
-      <w:r>
-        <w:lastRenderedPageBreak/>
-        <w:t xml:space="preserve">da Silva, D. A., Hamawaki, C. L., Juliatti, B. C. M., Nascimento, L. dos S., Hamawaki, O. T., Borges, D. L., Juliatti, F. C., &amp; Nogueira, A. P. O. (2022). An automatic phytopathometry system for chlorosis and necrosis severity evaluation of Asian soybean rust infection. </w:t>
-      </w:r>
-      <w:r>
-        <w:rPr>
-          <w:i/>
-          <w:iCs/>
-        </w:rPr>
-        <w:t>Computers and Electronics in Agriculture, 192</w:t>
-      </w:r>
-      <w:r>
-        <w:t xml:space="preserve">, 106542. </w:t>
-      </w:r>
-      <w:hyperlink r:id="rId29" w:history="1">
-        <w:r>
-          <w:rPr>
-            <w:rStyle w:val="Hipervnculo"/>
-          </w:rPr>
-          <w:t>https://doi.org/10.1016/j.compag.2021.106542</w:t>
-        </w:r>
-      </w:hyperlink>
-    </w:p>
-    <w:p>
-      <w:pPr>
-        <w:pStyle w:val="Apa"/>
-      </w:pPr>
-      <w:r>
-        <w:t xml:space="preserve">Faye, D., Diop, I., Mbaye, N., Dione, D., &amp; Diedhiou, M. M. (2023). Plant disease severity assessment based on machine learning and deep learning: A survey. </w:t>
-      </w:r>
-      <w:r>
-        <w:rPr>
-          <w:i/>
-          <w:iCs/>
-        </w:rPr>
-        <w:t>Journal of Computer and Communications, 11</w:t>
-      </w:r>
-      <w:r>
-        <w:t xml:space="preserve">(9), 57–75. </w:t>
-      </w:r>
-      <w:hyperlink r:id="rId30" w:history="1">
-        <w:r>
-          <w:rPr>
-            <w:rStyle w:val="Hipervnculo"/>
-          </w:rPr>
-          <w:t>https://doi.org/10.4236/jcc.2023.119004</w:t>
-        </w:r>
-      </w:hyperlink>
-    </w:p>
-    <w:p>
-      <w:pPr>
-        <w:pStyle w:val="Apa"/>
-      </w:pPr>
-      <w:r>
-        <w:t xml:space="preserve">Finlayson, G. D., &amp; Trezzi, E. (2004). Shades of gray and colour constancy. </w:t>
-      </w:r>
-      <w:r>
-        <w:rPr>
-          <w:i/>
-          <w:iCs/>
-        </w:rPr>
-        <w:t>Proceedings of the 12th Color Imaging Conference: Color Science and Engineering Systems, Technologies, and Applications</w:t>
-      </w:r>
-      <w:r>
-        <w:t>, 37–41. Society for Imaging Science and Technology.</w:t>
-      </w:r>
-    </w:p>
-    <w:p>
-      <w:pPr>
-        <w:pStyle w:val="Apa"/>
-      </w:pPr>
-      <w:r>
-        <w:t xml:space="preserve">Ghimire, S., Lamsal, R., Kim, S.-G., &amp; Kim, B.-S. (2026). Artificial intelligence-driven plant disease detection and diagnosis: A comprehensive review of deep learning approaches, multimodal sensing technologies, and future perspectives in precision agriculture. </w:t>
-      </w:r>
-      <w:r>
-        <w:rPr>
-          <w:i/>
-          <w:iCs/>
-        </w:rPr>
-        <w:t>The Plant Pathology Journal, 42</w:t>
-      </w:r>
-      <w:r>
-        <w:t xml:space="preserve">(1), 1–24. </w:t>
-      </w:r>
-      <w:hyperlink r:id="rId31" w:history="1">
-        <w:r>
-          <w:rPr>
-            <w:rStyle w:val="Hipervnculo"/>
-          </w:rPr>
-          <w:t>https://doi.org/10.5423/PPJ.RW.01.2026.0004</w:t>
-        </w:r>
-      </w:hyperlink>
-    </w:p>
-    <w:p>
-      <w:pPr>
-        <w:pStyle w:val="Apa"/>
-      </w:pPr>
-      <w:r>
-        <w:t xml:space="preserve">Goshika, S., Meksem, K., Ahmed, K. R., &amp; Lakhssassi, N. (2023). Deep learning model for classifying and evaluating soybean leaf disease damage. </w:t>
-      </w:r>
-      <w:r>
-        <w:rPr>
-          <w:i/>
-          <w:iCs/>
-        </w:rPr>
-        <w:t>International Journal of Molecular Sciences, 25</w:t>
-      </w:r>
-      <w:r>
-        <w:t xml:space="preserve">(1), 106. </w:t>
-      </w:r>
-      <w:hyperlink r:id="rId32" w:history="1">
-        <w:r>
-          <w:rPr>
-            <w:rStyle w:val="Hipervnculo"/>
-          </w:rPr>
-          <w:t>https://doi.org/10.3390/ijms25010106</w:t>
-        </w:r>
-      </w:hyperlink>
-    </w:p>
-    <w:p>
-      <w:pPr>
-        <w:pStyle w:val="Apa"/>
-      </w:pPr>
-      <w:r>
-        <w:t xml:space="preserve">He, K., Zhang, X., Ren, S., &amp; Sun, J. (2016). Deep residual learning for image recognition. </w:t>
-      </w:r>
-      <w:r>
-        <w:rPr>
-          <w:i/>
-          <w:iCs/>
-        </w:rPr>
-        <w:t xml:space="preserve">2016 IEEE Conference on Computer Vision and Pattern Recognition </w:t>
-      </w:r>
-      <w:r>
-        <w:rPr>
-          <w:i/>
-          <w:iCs/>
-        </w:rPr>
-        <w:lastRenderedPageBreak/>
-        <w:t>(CVPR)</w:t>
-      </w:r>
-      <w:r>
-        <w:t xml:space="preserve">, 770–778. </w:t>
-      </w:r>
-      <w:hyperlink r:id="rId33" w:history="1">
-        <w:r>
-          <w:rPr>
-            <w:rStyle w:val="Hipervnculo"/>
-          </w:rPr>
-          <w:t>https://doi.org/10.1109/CVPR.2016.90</w:t>
-        </w:r>
-      </w:hyperlink>
-    </w:p>
-    <w:p>
-      <w:pPr>
-        <w:pStyle w:val="Apa"/>
-      </w:pPr>
-      <w:r>
-        <w:t xml:space="preserve">Helmawati, N., Wibowo, A., &amp; Sarwoko, E. A. (2025). Deep learning-based soybean leaf disease classification using DenseNet121, Xception, and MobileNetV2. </w:t>
-      </w:r>
-      <w:r>
-        <w:rPr>
-          <w:i/>
-          <w:iCs/>
-        </w:rPr>
-        <w:t>Jurnal RESTI (Rekayasa Sistem dan Teknologi Informasi), 9</w:t>
-      </w:r>
-      <w:r>
-        <w:t xml:space="preserve">(6), 1042–1051. </w:t>
-      </w:r>
-      <w:hyperlink r:id="rId34" w:history="1">
-        <w:r>
-          <w:rPr>
-            <w:rStyle w:val="Hipervnculo"/>
-          </w:rPr>
-          <w:t>https://doi.org/10.29207/resti.v9i6.6271</w:t>
-        </w:r>
-      </w:hyperlink>
-    </w:p>
-    <w:p>
-      <w:pPr>
-        <w:pStyle w:val="Apa"/>
-      </w:pPr>
-      <w:r>
-        <w:t xml:space="preserve">Hossain, M. M., Sultana, F., Mostafa, M., Ferdus, H., Rahman, M., Rana, J. A., &amp; Islam, S. M. N. (2024). Understanding Phakopsora pachyrhizi in soybean: Comprehensive insights, threats, and interventions from the Asian perspective. </w:t>
-      </w:r>
-      <w:r>
-        <w:rPr>
-          <w:i/>
-          <w:iCs/>
-        </w:rPr>
-        <w:t>Frontiers in Microbiology, 14</w:t>
-      </w:r>
-      <w:r>
-        <w:t xml:space="preserve">, 1304205. </w:t>
-      </w:r>
-      <w:hyperlink r:id="rId35" w:history="1">
-        <w:r>
-          <w:rPr>
-            <w:rStyle w:val="Hipervnculo"/>
-          </w:rPr>
-          <w:t>https://doi.org/10.3389/fmicb.2023.1304205</w:t>
-        </w:r>
-      </w:hyperlink>
-    </w:p>
-    <w:p>
-      <w:pPr>
-        <w:pStyle w:val="Apa"/>
-      </w:pPr>
-      <w:r>
-        <w:t xml:space="preserve">Hughes, D. P., &amp; Salathé, M. (2015). </w:t>
-      </w:r>
-      <w:r>
-        <w:rPr>
-          <w:i/>
-          <w:iCs/>
-        </w:rPr>
-        <w:t>An open access repository of images on plant health to enable the development of mobile disease diagnostics</w:t>
-      </w:r>
-      <w:r>
-        <w:t xml:space="preserve">. arXiv. </w:t>
-      </w:r>
-      <w:hyperlink r:id="rId36" w:history="1">
-        <w:r>
-          <w:rPr>
-            <w:rStyle w:val="Hipervnculo"/>
-          </w:rPr>
-          <w:t>https://doi.org/10.48550/arXiv.1511.08060</w:t>
-        </w:r>
-      </w:hyperlink>
-    </w:p>
-    <w:p>
-      <w:pPr>
-        <w:pStyle w:val="Apa"/>
-      </w:pPr>
-      <w:r>
-        <w:t xml:space="preserve">Kotwal, J., Kashyap, R., &amp; Pathan, S. (2023). </w:t>
-      </w:r>
-      <w:r>
-        <w:rPr>
-          <w:i/>
-          <w:iCs/>
-        </w:rPr>
-        <w:t>An India soybean dataset for identification and classification of diseases using computer-vision algorithms</w:t>
-      </w:r>
-      <w:r>
-        <w:t xml:space="preserve"> [Conjunto de datos]. SSRN. </w:t>
-      </w:r>
-      <w:hyperlink r:id="rId37" w:history="1">
-        <w:r>
-          <w:rPr>
-            <w:rStyle w:val="Hipervnculo"/>
-          </w:rPr>
-          <w:t>https://doi.org/10.2139/ssrn.4644426</w:t>
-        </w:r>
-      </w:hyperlink>
-    </w:p>
-    <w:p>
-      <w:pPr>
-        <w:pStyle w:val="Apa"/>
-      </w:pPr>
-      <w:r>
-        <w:t xml:space="preserve">Li, G., Wang, Y., Zhao, Q., Yuan, P., &amp; Chang, B. (2023). PMVT: A lightweight vision transformer for plant disease identification on mobile devices. </w:t>
-      </w:r>
-      <w:r>
-        <w:rPr>
-          <w:i/>
-          <w:iCs/>
-        </w:rPr>
-        <w:t>Frontiers in Plant Science, 14</w:t>
-      </w:r>
-      <w:r>
-        <w:t xml:space="preserve">, 1256773. </w:t>
-      </w:r>
-      <w:hyperlink r:id="rId38" w:history="1">
-        <w:r>
-          <w:rPr>
-            <w:rStyle w:val="Hipervnculo"/>
-          </w:rPr>
-          <w:t>https://doi.org/10.3389/fpls.2023.1256773</w:t>
-        </w:r>
-      </w:hyperlink>
-    </w:p>
-    <w:p>
-      <w:pPr>
-        <w:pStyle w:val="Apa"/>
-        <w:rPr>
-          <w:rStyle w:val="Hipervnculo"/>
-          <w:bCs w:val="0"/>
-        </w:rPr>
-      </w:pPr>
-      <w:r>
-        <w:t xml:space="preserve">Loranger, M. E. W., Yim, W., Accerbi, M., Cordeiro, B. M. P., Klee, S. M., Carbone, I., &amp; Ojiambo, P. S. (2024). Colour-analyzer: A new dual colour model-based imaging tool to quantify plant disease. </w:t>
-      </w:r>
-      <w:r>
-        <w:rPr>
-          <w:i/>
-          <w:iCs/>
-        </w:rPr>
-        <w:t>Plant Methods, 20</w:t>
-      </w:r>
-      <w:r>
-        <w:t xml:space="preserve">, 65. </w:t>
-      </w:r>
-      <w:hyperlink r:id="rId39" w:history="1">
-        <w:r>
-          <w:rPr>
-            <w:rStyle w:val="Hipervnculo"/>
-          </w:rPr>
-          <w:t>https://doi.org/10.1186/s13007-024-01193-4</w:t>
-        </w:r>
-      </w:hyperlink>
-    </w:p>
-    <w:p>
-      <w:pPr>
-        <w:pStyle w:val="Apa"/>
-        <w:rPr>
-          <w:color w:val="0000FF"/>
-          <w:u w:val="single"/>
-        </w:rPr>
-      </w:pPr>
-      <w:r>
-        <w:lastRenderedPageBreak/>
-        <w:t xml:space="preserve">Madden, L. V., Hughes, G., &amp; van den Bosch, F. (2007). </w:t>
-      </w:r>
-      <w:r>
-        <w:rPr>
-          <w:i/>
-          <w:iCs/>
-        </w:rPr>
-        <w:t>The study of plant disease epidemics</w:t>
-      </w:r>
-      <w:r>
-        <w:t>. American Phytopathological Society (APS Press).</w:t>
-      </w:r>
-    </w:p>
-    <w:p>
-      <w:pPr>
-        <w:pStyle w:val="Apa"/>
-      </w:pPr>
-      <w:r>
-        <w:t xml:space="preserve">McNemar, Q. (1947). Note on the sampling error of the difference between correlated proportions or percentages. </w:t>
-      </w:r>
-      <w:r>
-        <w:rPr>
-          <w:i/>
-          <w:iCs/>
-        </w:rPr>
-        <w:t>Psychometrika, 12</w:t>
-      </w:r>
-      <w:r>
-        <w:t xml:space="preserve">(2), 153–157. </w:t>
-      </w:r>
-      <w:hyperlink r:id="rId40" w:history="1">
-        <w:r>
-          <w:rPr>
-            <w:rStyle w:val="Hipervnculo"/>
-          </w:rPr>
-          <w:t>https://doi.org/10.1007/BF02295996</w:t>
-        </w:r>
-      </w:hyperlink>
-    </w:p>
-    <w:p>
-      <w:pPr>
-        <w:pStyle w:val="Apa"/>
-      </w:pPr>
-      <w:r>
-        <w:t xml:space="preserve">Pethybridge, S. J., &amp; Nelson, S. C. (2015). Leaf Doctor: A new portable application for quantifying plant disease severity. </w:t>
-      </w:r>
-      <w:r>
-        <w:rPr>
-          <w:i/>
-          <w:iCs/>
-        </w:rPr>
-        <w:t>Plant Disease, 99</w:t>
-      </w:r>
-      <w:r>
-        <w:t xml:space="preserve">(10), 1310–1316. </w:t>
-      </w:r>
-      <w:hyperlink r:id="rId41" w:history="1">
-        <w:r>
-          <w:rPr>
-            <w:rStyle w:val="Hipervnculo"/>
-          </w:rPr>
-          <w:t>https://doi.org/10.1094/PDIS-03-15-0319-RE</w:t>
-        </w:r>
-      </w:hyperlink>
-    </w:p>
-    <w:p>
-      <w:pPr>
-        <w:pStyle w:val="Apa"/>
-      </w:pPr>
-      <w:r>
-        <w:t xml:space="preserve">Rajput, A. S., Shukla, S., &amp; Thakur, S. S. (2023). SoyNet: A high-resolution Indian soybean image dataset for leaf disease classification. </w:t>
-      </w:r>
-      <w:r>
-        <w:rPr>
-          <w:i/>
-          <w:iCs/>
-        </w:rPr>
-        <w:t>Data in Brief, 49</w:t>
-      </w:r>
-      <w:r>
-        <w:t xml:space="preserve">, 109447. </w:t>
-      </w:r>
-      <w:hyperlink r:id="rId42" w:history="1">
-        <w:r>
-          <w:rPr>
-            <w:rStyle w:val="Hipervnculo"/>
-          </w:rPr>
-          <w:t>https://doi.org/10.1016/j.dib.2023.109447</w:t>
-        </w:r>
-      </w:hyperlink>
-    </w:p>
-    <w:p>
-      <w:pPr>
-        <w:pStyle w:val="Apa"/>
-      </w:pPr>
-      <w:r>
-        <w:t xml:space="preserve">Ronneberger, O., Fischer, P., &amp; Brox, T. (2015). U-Net: Convolutional networks for biomedical image segmentation. </w:t>
-      </w:r>
-      <w:r>
-        <w:rPr>
-          <w:i/>
-          <w:iCs/>
-        </w:rPr>
-        <w:t>Medical Image Computing and Computer-Assisted Intervention – MICCAI 2015</w:t>
-      </w:r>
-      <w:r>
-        <w:t xml:space="preserve">, 234–241. </w:t>
-      </w:r>
-      <w:hyperlink r:id="rId43" w:history="1">
-        <w:r>
-          <w:rPr>
-            <w:rStyle w:val="Hipervnculo"/>
-          </w:rPr>
-          <w:t>https://doi.org/10.1007/978-3-319-24574-4_28</w:t>
-        </w:r>
-      </w:hyperlink>
-    </w:p>
-    <w:p>
-      <w:pPr>
-        <w:pStyle w:val="Apa"/>
-      </w:pPr>
-      <w:r>
-        <w:t xml:space="preserve">Segreto, T. H., Negri, J. D., Polegato, P. H., Pinheiro, J. M. H., Godoy, R. V., &amp; Becker, M. (2026). A leaf-level dataset for soybean–cotton detection and segmentation [Conjunto de datos]. </w:t>
-      </w:r>
-      <w:r>
-        <w:rPr>
-          <w:i/>
-          <w:iCs/>
-        </w:rPr>
-        <w:t>Scientific Data, 12</w:t>
-      </w:r>
-      <w:r>
-        <w:t xml:space="preserve">, Artículo 7092. </w:t>
-      </w:r>
-      <w:hyperlink r:id="rId44" w:history="1">
-        <w:r>
-          <w:rPr>
-            <w:rStyle w:val="Hipervnculo"/>
-          </w:rPr>
-          <w:t>https://doi.org/10.1038/s41597-026-07092-8</w:t>
-        </w:r>
-      </w:hyperlink>
-    </w:p>
-    <w:p>
-      <w:pPr>
-        <w:pStyle w:val="Apa"/>
-      </w:pPr>
-      <w:r>
-        <w:t xml:space="preserve">Shinde, S., &amp; Attar, V. (2024). </w:t>
-      </w:r>
-      <w:r>
-        <w:rPr>
-          <w:i/>
-          <w:iCs/>
-        </w:rPr>
-        <w:t>MH-SoyaHealthVision: An Indian UAV and leaf image dataset for integrated crop health assessment</w:t>
-      </w:r>
-      <w:r>
-        <w:t xml:space="preserve"> [Conjunto de datos]. Mendeley Data. </w:t>
-      </w:r>
-      <w:hyperlink r:id="rId45" w:history="1">
-        <w:r>
-          <w:rPr>
-            <w:rStyle w:val="Hipervnculo"/>
-          </w:rPr>
-          <w:t>https://doi.org/10.17632/hkbgh5s3b7.1</w:t>
-        </w:r>
-      </w:hyperlink>
-    </w:p>
-    <w:p>
-      <w:pPr>
-        <w:pStyle w:val="Apa"/>
-        <w:rPr>
-          <w:rStyle w:val="Hipervnculo"/>
-          <w:bCs w:val="0"/>
-        </w:rPr>
-      </w:pPr>
-      <w:r>
-        <w:t xml:space="preserve">Shorten, C., &amp; Khoshgoftaar, T. M. (2019). A survey on image data augmentation for </w:t>
-      </w:r>
-      <w:r>
-        <w:lastRenderedPageBreak/>
-        <w:t xml:space="preserve">deep learning. </w:t>
-      </w:r>
-      <w:r>
-        <w:rPr>
-          <w:i/>
-          <w:iCs/>
-        </w:rPr>
-        <w:t>Journal of Big Data, 6</w:t>
-      </w:r>
-      <w:r>
-        <w:t xml:space="preserve">, 60. </w:t>
-      </w:r>
-      <w:hyperlink r:id="rId46" w:history="1">
-        <w:r>
-          <w:rPr>
-            <w:rStyle w:val="Hipervnculo"/>
-          </w:rPr>
-          <w:t>https://doi.org/10.1186/s40537-019-0197-0</w:t>
-        </w:r>
-      </w:hyperlink>
-    </w:p>
-    <w:p>
-      <w:pPr>
-        <w:pStyle w:val="Apa"/>
-      </w:pPr>
-      <w:r>
-        <w:t xml:space="preserve">Stern, V. M., Smith, R. F., van den Bosch, R., &amp; Hagen, K. S. (1959). The integration of chemical and biological control of the spotted alfalfa aphid: The integrated control concept. </w:t>
-      </w:r>
-      <w:r>
-        <w:rPr>
-          <w:i/>
-          <w:iCs/>
-        </w:rPr>
-        <w:t>Hilgardia, 29</w:t>
-      </w:r>
-      <w:r>
-        <w:t xml:space="preserve">(2), 81–101. </w:t>
-      </w:r>
-      <w:hyperlink r:id="rId47" w:history="1">
-        <w:r>
-          <w:rPr>
-            <w:rStyle w:val="Hipervnculo"/>
-          </w:rPr>
-          <w:t>https://doi.org/10.3733/hilg.v29n02p081</w:t>
-        </w:r>
-      </w:hyperlink>
-    </w:p>
-    <w:p>
-      <w:pPr>
-        <w:pStyle w:val="Apa"/>
-      </w:pPr>
-      <w:r>
-        <w:t xml:space="preserve">Tan, M., &amp; Le, Q. V. (2019). EfficientNet: Rethinking model scaling for convolutional neural networks. </w:t>
-      </w:r>
-      <w:r>
-        <w:rPr>
-          <w:i/>
-          <w:iCs/>
-        </w:rPr>
-        <w:t>Proceedings of the 36th International Conference on Machine Learning (ICML), PMLR 97</w:t>
-      </w:r>
-      <w:r>
-        <w:t xml:space="preserve">, 6105–6114. </w:t>
-      </w:r>
-      <w:hyperlink r:id="rId48" w:history="1">
-        <w:r>
-          <w:rPr>
-            <w:rStyle w:val="Hipervnculo"/>
-          </w:rPr>
-          <w:t>https://doi.org/10.48550/arXiv.1905.11946</w:t>
-        </w:r>
-      </w:hyperlink>
-    </w:p>
-    <w:p>
-      <w:pPr>
-        <w:pStyle w:val="Apa"/>
-      </w:pPr>
-      <w:r>
-        <w:t xml:space="preserve">United States Department of Agriculture, Foreign Agricultural Service. (2024). </w:t>
-      </w:r>
-      <w:r>
-        <w:rPr>
-          <w:i/>
-          <w:iCs/>
-        </w:rPr>
-        <w:t>Bolivia approves the use of Intacta soybean</w:t>
-      </w:r>
-      <w:r>
-        <w:t xml:space="preserve"> (Report No. BL2024-0001). USDA-FAS. </w:t>
-      </w:r>
-      <w:hyperlink r:id="rId49" w:history="1">
-        <w:r>
-          <w:rPr>
-            <w:rStyle w:val="Hipervnculo"/>
-          </w:rPr>
-          <w:t>https://apps.fas.usda.gov/newgainapi/api/Report/DownloadReportByFileName?fileName=Bolivia%20Approves%20the%20Use%20of%20Intacta%20Soybean_Lima_Bolivia_BL2024-0001.pdf</w:t>
-        </w:r>
-      </w:hyperlink>
-    </w:p>
-    <w:p>
-      <w:pPr>
-        <w:pStyle w:val="Ttulo1"/>
-        <w:spacing w:line="480" w:lineRule="auto"/>
-      </w:pPr>
       <w:proofErr w:type="spellStart"/>
       <w:r>
         <w:t>Agradecimientos</w:t>
@@ -6617,7 +5840,15 @@
           <w:rFonts w:ascii="Arial" w:hAnsi="Arial" w:cs="Arial"/>
           <w:spacing w:val="1"/>
         </w:rPr>
-        <w:t>Los autores agradecen a las instituciones que mantienen en acceso abierto los conjuntos de datos empleados. El presente estudio se realizó con recursos propios del autor.</w:t>
+        <w:t xml:space="preserve">Los autores agradecen a las instituciones que mantienen en acceso abierto los conjuntos de datos empleados. El presente estudio se realizó con recursos propios </w:t>
+      </w:r>
+      <w:r>
+        <w:rPr>
+          <w:rFonts w:ascii="Arial" w:hAnsi="Arial" w:cs="Arial"/>
+          <w:spacing w:val="1"/>
+        </w:rPr>
+        <w:lastRenderedPageBreak/>
+        <w:t>del autor.</w:t>
       </w:r>
     </w:p>
     <w:p>
@@ -6706,7 +5937,6 @@
         <w:rPr>
           <w:rFonts w:ascii="Arial" w:hAnsi="Arial" w:cs="Arial"/>
         </w:rPr>
-        <w:lastRenderedPageBreak/>
         <w:t>Católica Boliviana, Santa Cruz, Bolivia</w:t>
       </w:r>
     </w:p>
@@ -7225,7 +6455,7 @@
                     <pic:cNvPicPr/>
                   </pic:nvPicPr>
                   <pic:blipFill>
-                    <a:blip r:embed="rId50" cstate="print"/>
+                    <a:blip r:embed="rId22" cstate="print"/>
                     <a:stretch>
                       <a:fillRect/>
                     </a:stretch>
@@ -7268,7 +6498,7 @@
         </w:rPr>
         <w:t xml:space="preserve">Este texto está protegido por la </w:t>
       </w:r>
-      <w:hyperlink r:id="rId51">
+      <w:hyperlink r:id="rId23">
         <w:r>
           <w:rPr>
             <w:rFonts w:ascii="Arial" w:hAnsi="Arial" w:cs="Arial"/>
@@ -7286,7 +6516,7 @@
         </w:rPr>
         <w:t xml:space="preserve"> </w:t>
       </w:r>
-      <w:hyperlink r:id="rId52">
+      <w:hyperlink r:id="rId24">
         <w:r>
           <w:rPr>
             <w:rFonts w:ascii="Arial" w:hAnsi="Arial" w:cs="Arial"/>
@@ -7524,6 +6754,7 @@
         <w:rPr>
           <w:rFonts w:ascii="Arial" w:hAnsi="Arial" w:cs="Arial"/>
         </w:rPr>
+        <w:lastRenderedPageBreak/>
         <w:t>formato</w:t>
       </w:r>
       <w:r>
@@ -8347,9 +7578,5074 @@
       </w:r>
     </w:p>
     <w:p>
+      <w:pPr>
+        <w:pStyle w:val="Ttulo1"/>
+        <w:spacing w:line="480" w:lineRule="auto"/>
+        <w:rPr>
+          <w:lang w:val="es-BO"/>
+        </w:rPr>
+      </w:pPr>
       <w:bookmarkStart w:id="28" w:name="Extensión_del_manuscrito_es_de_6_a_12_pá"/>
       <w:bookmarkEnd w:id="28"/>
-    </w:p>
+      <w:r>
+        <w:rPr>
+          <w:lang w:val="es-BO"/>
+        </w:rPr>
+        <w:t>Referencias</w:t>
+      </w:r>
+    </w:p>
+    <w:p>
+      <w:pPr>
+        <w:pStyle w:val="Apa"/>
+      </w:pPr>
+      <w:proofErr w:type="spellStart"/>
+      <w:r>
+        <w:t>Adimas</w:t>
+      </w:r>
+      <w:proofErr w:type="spellEnd"/>
+      <w:r>
+        <w:t xml:space="preserve">, A. K., </w:t>
+      </w:r>
+      <w:proofErr w:type="spellStart"/>
+      <w:r>
+        <w:t>Salau</w:t>
+      </w:r>
+      <w:proofErr w:type="spellEnd"/>
+      <w:r>
+        <w:t xml:space="preserve">, A. O., &amp; </w:t>
+      </w:r>
+      <w:proofErr w:type="spellStart"/>
+      <w:r>
+        <w:t>Eneh</w:t>
+      </w:r>
+      <w:proofErr w:type="spellEnd"/>
+      <w:r>
+        <w:t xml:space="preserve">, J. N. (2025). </w:t>
+      </w:r>
+      <w:proofErr w:type="spellStart"/>
+      <w:r>
+        <w:t>Soybean</w:t>
+      </w:r>
+      <w:proofErr w:type="spellEnd"/>
+      <w:r>
+        <w:t xml:space="preserve"> </w:t>
+      </w:r>
+      <w:proofErr w:type="spellStart"/>
+      <w:r>
+        <w:t>leaf</w:t>
+      </w:r>
+      <w:proofErr w:type="spellEnd"/>
+      <w:r>
+        <w:t xml:space="preserve"> </w:t>
+      </w:r>
+      <w:proofErr w:type="spellStart"/>
+      <w:r>
+        <w:t>disease</w:t>
+      </w:r>
+      <w:proofErr w:type="spellEnd"/>
+      <w:r>
+        <w:t xml:space="preserve"> </w:t>
+      </w:r>
+      <w:proofErr w:type="spellStart"/>
+      <w:r>
+        <w:t>detection</w:t>
+      </w:r>
+      <w:proofErr w:type="spellEnd"/>
+      <w:r>
+        <w:t xml:space="preserve"> and </w:t>
+      </w:r>
+      <w:proofErr w:type="spellStart"/>
+      <w:r>
+        <w:t>classification</w:t>
+      </w:r>
+      <w:proofErr w:type="spellEnd"/>
+      <w:r>
+        <w:t xml:space="preserve"> </w:t>
+      </w:r>
+      <w:proofErr w:type="spellStart"/>
+      <w:r>
+        <w:t>using</w:t>
+      </w:r>
+      <w:proofErr w:type="spellEnd"/>
+      <w:r>
+        <w:t xml:space="preserve"> </w:t>
+      </w:r>
+      <w:proofErr w:type="spellStart"/>
+      <w:r>
+        <w:t>deep</w:t>
+      </w:r>
+      <w:proofErr w:type="spellEnd"/>
+      <w:r>
+        <w:t xml:space="preserve"> </w:t>
+      </w:r>
+      <w:proofErr w:type="spellStart"/>
+      <w:r>
+        <w:t>learning</w:t>
+      </w:r>
+      <w:proofErr w:type="spellEnd"/>
+      <w:r>
+        <w:t xml:space="preserve"> </w:t>
+      </w:r>
+      <w:proofErr w:type="spellStart"/>
+      <w:r>
+        <w:t>approach</w:t>
+      </w:r>
+      <w:proofErr w:type="spellEnd"/>
+      <w:r>
+        <w:t xml:space="preserve">. </w:t>
+      </w:r>
+      <w:proofErr w:type="spellStart"/>
+      <w:r>
+        <w:rPr>
+          <w:i/>
+          <w:iCs/>
+        </w:rPr>
+        <w:t>Bulletin</w:t>
+      </w:r>
+      <w:proofErr w:type="spellEnd"/>
+      <w:r>
+        <w:rPr>
+          <w:i/>
+          <w:iCs/>
+        </w:rPr>
+        <w:t xml:space="preserve"> </w:t>
+      </w:r>
+      <w:proofErr w:type="spellStart"/>
+      <w:r>
+        <w:rPr>
+          <w:i/>
+          <w:iCs/>
+        </w:rPr>
+        <w:t>of</w:t>
+      </w:r>
+      <w:proofErr w:type="spellEnd"/>
+      <w:r>
+        <w:rPr>
+          <w:i/>
+          <w:iCs/>
+        </w:rPr>
+        <w:t xml:space="preserve"> </w:t>
+      </w:r>
+      <w:proofErr w:type="spellStart"/>
+      <w:r>
+        <w:rPr>
+          <w:i/>
+          <w:iCs/>
+        </w:rPr>
+        <w:t>Electrical</w:t>
+      </w:r>
+      <w:proofErr w:type="spellEnd"/>
+      <w:r>
+        <w:rPr>
+          <w:i/>
+          <w:iCs/>
+        </w:rPr>
+        <w:t xml:space="preserve"> </w:t>
+      </w:r>
+      <w:proofErr w:type="spellStart"/>
+      <w:r>
+        <w:rPr>
+          <w:i/>
+          <w:iCs/>
+        </w:rPr>
+        <w:t>Engineering</w:t>
+      </w:r>
+      <w:proofErr w:type="spellEnd"/>
+      <w:r>
+        <w:rPr>
+          <w:i/>
+          <w:iCs/>
+        </w:rPr>
+        <w:t xml:space="preserve"> and </w:t>
+      </w:r>
+      <w:proofErr w:type="spellStart"/>
+      <w:r>
+        <w:rPr>
+          <w:i/>
+          <w:iCs/>
+        </w:rPr>
+        <w:t>Informatics</w:t>
+      </w:r>
+      <w:proofErr w:type="spellEnd"/>
+      <w:r>
+        <w:rPr>
+          <w:i/>
+          <w:iCs/>
+        </w:rPr>
+        <w:t>, 14</w:t>
+      </w:r>
+      <w:r>
+        <w:t xml:space="preserve">(4), 2940–2951. </w:t>
+      </w:r>
+      <w:hyperlink r:id="rId25" w:history="1">
+        <w:r>
+          <w:rPr>
+            <w:rStyle w:val="Hipervnculo"/>
+          </w:rPr>
+          <w:t>https://doi.org/10.11591/eei.v14i4.8585</w:t>
+        </w:r>
+      </w:hyperlink>
+    </w:p>
+    <w:p>
+      <w:pPr>
+        <w:pStyle w:val="Apa"/>
+      </w:pPr>
+      <w:proofErr w:type="spellStart"/>
+      <w:r>
+        <w:t>Asani</w:t>
+      </w:r>
+      <w:proofErr w:type="spellEnd"/>
+      <w:r>
+        <w:t xml:space="preserve">, E. O., </w:t>
+      </w:r>
+      <w:proofErr w:type="spellStart"/>
+      <w:r>
+        <w:t>Osadeyi</w:t>
+      </w:r>
+      <w:proofErr w:type="spellEnd"/>
+      <w:r>
+        <w:t xml:space="preserve">, Y. P., </w:t>
+      </w:r>
+      <w:proofErr w:type="spellStart"/>
+      <w:r>
+        <w:t>Adegun</w:t>
+      </w:r>
+      <w:proofErr w:type="spellEnd"/>
+      <w:r>
+        <w:t xml:space="preserve">, A. A., </w:t>
+      </w:r>
+      <w:proofErr w:type="spellStart"/>
+      <w:r>
+        <w:t>Viriri</w:t>
+      </w:r>
+      <w:proofErr w:type="spellEnd"/>
+      <w:r>
+        <w:t xml:space="preserve">, S., </w:t>
+      </w:r>
+      <w:proofErr w:type="spellStart"/>
+      <w:r>
+        <w:t>Ayoola</w:t>
+      </w:r>
+      <w:proofErr w:type="spellEnd"/>
+      <w:r>
+        <w:t xml:space="preserve">, J. A., &amp; </w:t>
+      </w:r>
+      <w:proofErr w:type="spellStart"/>
+      <w:r>
+        <w:t>Kolawole</w:t>
+      </w:r>
+      <w:proofErr w:type="spellEnd"/>
+      <w:r>
+        <w:t xml:space="preserve">, E. A. (2023). </w:t>
+      </w:r>
+      <w:proofErr w:type="spellStart"/>
+      <w:r>
+        <w:t>mPD</w:t>
+      </w:r>
+      <w:proofErr w:type="spellEnd"/>
+      <w:r>
+        <w:t xml:space="preserve">-APP: A </w:t>
+      </w:r>
+      <w:proofErr w:type="spellStart"/>
+      <w:r>
+        <w:t>mobile-enabled</w:t>
+      </w:r>
+      <w:proofErr w:type="spellEnd"/>
+      <w:r>
+        <w:t xml:space="preserve"> </w:t>
+      </w:r>
+      <w:proofErr w:type="spellStart"/>
+      <w:r>
+        <w:t>plant</w:t>
+      </w:r>
+      <w:proofErr w:type="spellEnd"/>
+      <w:r>
+        <w:t xml:space="preserve"> </w:t>
+      </w:r>
+      <w:proofErr w:type="spellStart"/>
+      <w:r>
+        <w:t>diseases</w:t>
+      </w:r>
+      <w:proofErr w:type="spellEnd"/>
+      <w:r>
+        <w:t xml:space="preserve"> diagnosis </w:t>
+      </w:r>
+      <w:proofErr w:type="spellStart"/>
+      <w:r>
+        <w:t>application</w:t>
+      </w:r>
+      <w:proofErr w:type="spellEnd"/>
+      <w:r>
+        <w:t xml:space="preserve"> </w:t>
+      </w:r>
+      <w:proofErr w:type="spellStart"/>
+      <w:r>
+        <w:t>using</w:t>
+      </w:r>
+      <w:proofErr w:type="spellEnd"/>
+      <w:r>
+        <w:t xml:space="preserve"> </w:t>
+      </w:r>
+      <w:proofErr w:type="spellStart"/>
+      <w:r>
+        <w:t>convolutional</w:t>
+      </w:r>
+      <w:proofErr w:type="spellEnd"/>
+      <w:r>
+        <w:t xml:space="preserve"> neural </w:t>
+      </w:r>
+      <w:proofErr w:type="spellStart"/>
+      <w:r>
+        <w:t>network</w:t>
+      </w:r>
+      <w:proofErr w:type="spellEnd"/>
+      <w:r>
+        <w:t xml:space="preserve"> </w:t>
+      </w:r>
+      <w:proofErr w:type="spellStart"/>
+      <w:r>
+        <w:t>toward</w:t>
+      </w:r>
+      <w:proofErr w:type="spellEnd"/>
+      <w:r>
+        <w:t xml:space="preserve"> </w:t>
+      </w:r>
+      <w:proofErr w:type="spellStart"/>
+      <w:r>
+        <w:t>the</w:t>
+      </w:r>
+      <w:proofErr w:type="spellEnd"/>
+      <w:r>
+        <w:t xml:space="preserve"> </w:t>
+      </w:r>
+      <w:proofErr w:type="spellStart"/>
+      <w:r>
+        <w:t>attainment</w:t>
+      </w:r>
+      <w:proofErr w:type="spellEnd"/>
+      <w:r>
+        <w:t xml:space="preserve"> </w:t>
+      </w:r>
+      <w:proofErr w:type="spellStart"/>
+      <w:r>
+        <w:t>of</w:t>
+      </w:r>
+      <w:proofErr w:type="spellEnd"/>
+      <w:r>
+        <w:t xml:space="preserve"> a </w:t>
+      </w:r>
+      <w:proofErr w:type="spellStart"/>
+      <w:r>
+        <w:t>food</w:t>
+      </w:r>
+      <w:proofErr w:type="spellEnd"/>
+      <w:r>
+        <w:t xml:space="preserve"> </w:t>
+      </w:r>
+      <w:proofErr w:type="spellStart"/>
+      <w:r>
+        <w:t>secure</w:t>
+      </w:r>
+      <w:proofErr w:type="spellEnd"/>
+      <w:r>
+        <w:t xml:space="preserve"> </w:t>
+      </w:r>
+      <w:proofErr w:type="spellStart"/>
+      <w:r>
+        <w:t>world</w:t>
+      </w:r>
+      <w:proofErr w:type="spellEnd"/>
+      <w:r>
+        <w:t xml:space="preserve">. </w:t>
+      </w:r>
+      <w:proofErr w:type="spellStart"/>
+      <w:r>
+        <w:rPr>
+          <w:i/>
+          <w:iCs/>
+        </w:rPr>
+        <w:t>Frontiers</w:t>
+      </w:r>
+      <w:proofErr w:type="spellEnd"/>
+      <w:r>
+        <w:rPr>
+          <w:i/>
+          <w:iCs/>
+        </w:rPr>
+        <w:t xml:space="preserve"> in Artificial </w:t>
+      </w:r>
+      <w:proofErr w:type="spellStart"/>
+      <w:r>
+        <w:rPr>
+          <w:i/>
+          <w:iCs/>
+        </w:rPr>
+        <w:t>Intelligence</w:t>
+      </w:r>
+      <w:proofErr w:type="spellEnd"/>
+      <w:r>
+        <w:rPr>
+          <w:i/>
+          <w:iCs/>
+        </w:rPr>
+        <w:t>, 6</w:t>
+      </w:r>
+      <w:r>
+        <w:t xml:space="preserve">, 1227950. </w:t>
+      </w:r>
+      <w:hyperlink r:id="rId26" w:history="1">
+        <w:r>
+          <w:rPr>
+            <w:rStyle w:val="Hipervnculo"/>
+          </w:rPr>
+          <w:t>https://doi.org/10.3389/frai.2023.1227950</w:t>
+        </w:r>
+      </w:hyperlink>
+    </w:p>
+    <w:p>
+      <w:pPr>
+        <w:pStyle w:val="Apa"/>
+      </w:pPr>
+      <w:proofErr w:type="spellStart"/>
+      <w:r>
+        <w:t>Bevers</w:t>
+      </w:r>
+      <w:proofErr w:type="spellEnd"/>
+      <w:r>
+        <w:t xml:space="preserve">, N., </w:t>
+      </w:r>
+      <w:proofErr w:type="spellStart"/>
+      <w:r>
+        <w:t>Sikora</w:t>
+      </w:r>
+      <w:proofErr w:type="spellEnd"/>
+      <w:r>
+        <w:t xml:space="preserve">, E. J., Hardy, N. B., &amp; </w:t>
+      </w:r>
+      <w:proofErr w:type="spellStart"/>
+      <w:r>
+        <w:t>Conner</w:t>
+      </w:r>
+      <w:proofErr w:type="spellEnd"/>
+      <w:r>
+        <w:t xml:space="preserve">, K. N. (2022). </w:t>
+      </w:r>
+      <w:proofErr w:type="spellStart"/>
+      <w:r>
+        <w:t>Soybean</w:t>
+      </w:r>
+      <w:proofErr w:type="spellEnd"/>
+      <w:r>
+        <w:t xml:space="preserve"> </w:t>
+      </w:r>
+      <w:proofErr w:type="spellStart"/>
+      <w:r>
+        <w:t>disease</w:t>
+      </w:r>
+      <w:proofErr w:type="spellEnd"/>
+      <w:r>
+        <w:t xml:space="preserve"> </w:t>
+      </w:r>
+      <w:proofErr w:type="spellStart"/>
+      <w:r>
+        <w:t>identification</w:t>
+      </w:r>
+      <w:proofErr w:type="spellEnd"/>
+      <w:r>
+        <w:t xml:space="preserve"> </w:t>
+      </w:r>
+      <w:proofErr w:type="spellStart"/>
+      <w:r>
+        <w:t>using</w:t>
+      </w:r>
+      <w:proofErr w:type="spellEnd"/>
+      <w:r>
+        <w:t xml:space="preserve"> original </w:t>
+      </w:r>
+      <w:proofErr w:type="spellStart"/>
+      <w:r>
+        <w:t>field</w:t>
+      </w:r>
+      <w:proofErr w:type="spellEnd"/>
+      <w:r>
+        <w:t xml:space="preserve"> </w:t>
+      </w:r>
+      <w:proofErr w:type="spellStart"/>
+      <w:r>
+        <w:t>images</w:t>
+      </w:r>
+      <w:proofErr w:type="spellEnd"/>
+      <w:r>
+        <w:t xml:space="preserve"> and transfer </w:t>
+      </w:r>
+      <w:proofErr w:type="spellStart"/>
+      <w:r>
+        <w:t>learning</w:t>
+      </w:r>
+      <w:proofErr w:type="spellEnd"/>
+      <w:r>
+        <w:t xml:space="preserve"> </w:t>
+      </w:r>
+      <w:proofErr w:type="spellStart"/>
+      <w:r>
+        <w:t>with</w:t>
+      </w:r>
+      <w:proofErr w:type="spellEnd"/>
+      <w:r>
+        <w:t xml:space="preserve"> </w:t>
+      </w:r>
+      <w:proofErr w:type="spellStart"/>
+      <w:r>
+        <w:t>convolutional</w:t>
+      </w:r>
+      <w:proofErr w:type="spellEnd"/>
+      <w:r>
+        <w:t xml:space="preserve"> neural </w:t>
+      </w:r>
+      <w:proofErr w:type="spellStart"/>
+      <w:r>
+        <w:t>networks</w:t>
+      </w:r>
+      <w:proofErr w:type="spellEnd"/>
+      <w:r>
+        <w:t xml:space="preserve">. </w:t>
+      </w:r>
+      <w:proofErr w:type="spellStart"/>
+      <w:r>
+        <w:rPr>
+          <w:i/>
+          <w:iCs/>
+        </w:rPr>
+        <w:t>Computers</w:t>
+      </w:r>
+      <w:proofErr w:type="spellEnd"/>
+      <w:r>
+        <w:rPr>
+          <w:i/>
+          <w:iCs/>
+        </w:rPr>
+        <w:t xml:space="preserve"> and </w:t>
+      </w:r>
+      <w:proofErr w:type="spellStart"/>
+      <w:r>
+        <w:rPr>
+          <w:i/>
+          <w:iCs/>
+        </w:rPr>
+        <w:t>Electronics</w:t>
+      </w:r>
+      <w:proofErr w:type="spellEnd"/>
+      <w:r>
+        <w:rPr>
+          <w:i/>
+          <w:iCs/>
+        </w:rPr>
+        <w:t xml:space="preserve"> in </w:t>
+      </w:r>
+      <w:proofErr w:type="spellStart"/>
+      <w:r>
+        <w:rPr>
+          <w:i/>
+          <w:iCs/>
+        </w:rPr>
+        <w:t>Agriculture</w:t>
+      </w:r>
+      <w:proofErr w:type="spellEnd"/>
+      <w:r>
+        <w:rPr>
+          <w:i/>
+          <w:iCs/>
+        </w:rPr>
+        <w:t>, 203</w:t>
+      </w:r>
+      <w:r>
+        <w:t xml:space="preserve">, 107449. </w:t>
+      </w:r>
+      <w:hyperlink r:id="rId27" w:history="1">
+        <w:r>
+          <w:rPr>
+            <w:rStyle w:val="Hipervnculo"/>
+          </w:rPr>
+          <w:t>https://doi.org/10.1016/j.compag.2022.107449</w:t>
+        </w:r>
+      </w:hyperlink>
+    </w:p>
+    <w:p>
+      <w:pPr>
+        <w:pStyle w:val="Apa"/>
+      </w:pPr>
+      <w:proofErr w:type="spellStart"/>
+      <w:r>
+        <w:t>Bhujade</w:t>
+      </w:r>
+      <w:proofErr w:type="spellEnd"/>
+      <w:r>
+        <w:t xml:space="preserve">, V., </w:t>
+      </w:r>
+      <w:proofErr w:type="spellStart"/>
+      <w:r>
+        <w:t>Sambhe</w:t>
+      </w:r>
+      <w:proofErr w:type="spellEnd"/>
+      <w:r>
+        <w:t xml:space="preserve">, V., &amp; </w:t>
+      </w:r>
+      <w:proofErr w:type="spellStart"/>
+      <w:r>
+        <w:t>Banerjee</w:t>
+      </w:r>
+      <w:proofErr w:type="spellEnd"/>
+      <w:r>
+        <w:t xml:space="preserve">, B. (2025). Cotton and </w:t>
+      </w:r>
+      <w:proofErr w:type="spellStart"/>
+      <w:r>
+        <w:t>soybean</w:t>
+      </w:r>
+      <w:proofErr w:type="spellEnd"/>
+      <w:r>
+        <w:t xml:space="preserve"> </w:t>
+      </w:r>
+      <w:proofErr w:type="spellStart"/>
+      <w:r>
+        <w:t>plant</w:t>
+      </w:r>
+      <w:proofErr w:type="spellEnd"/>
+      <w:r>
+        <w:t xml:space="preserve"> </w:t>
+      </w:r>
+      <w:proofErr w:type="spellStart"/>
+      <w:r>
+        <w:t>leaf</w:t>
+      </w:r>
+      <w:proofErr w:type="spellEnd"/>
+      <w:r>
+        <w:t xml:space="preserve"> </w:t>
+      </w:r>
+      <w:proofErr w:type="spellStart"/>
+      <w:r>
+        <w:t>dataset</w:t>
+      </w:r>
+      <w:proofErr w:type="spellEnd"/>
+      <w:r>
+        <w:t xml:space="preserve"> </w:t>
+      </w:r>
+      <w:proofErr w:type="spellStart"/>
+      <w:r>
+        <w:t>generation</w:t>
+      </w:r>
+      <w:proofErr w:type="spellEnd"/>
+      <w:r>
+        <w:t xml:space="preserve"> </w:t>
+      </w:r>
+      <w:proofErr w:type="spellStart"/>
+      <w:r>
+        <w:t>for</w:t>
+      </w:r>
+      <w:proofErr w:type="spellEnd"/>
+      <w:r>
+        <w:t xml:space="preserve"> </w:t>
+      </w:r>
+      <w:proofErr w:type="spellStart"/>
+      <w:r>
+        <w:t>multiclass</w:t>
+      </w:r>
+      <w:proofErr w:type="spellEnd"/>
+      <w:r>
+        <w:t xml:space="preserve"> </w:t>
+      </w:r>
+      <w:proofErr w:type="spellStart"/>
+      <w:r>
+        <w:t>disease</w:t>
+      </w:r>
+      <w:proofErr w:type="spellEnd"/>
+      <w:r>
+        <w:t xml:space="preserve"> </w:t>
+      </w:r>
+      <w:proofErr w:type="spellStart"/>
+      <w:r>
+        <w:t>classification</w:t>
+      </w:r>
+      <w:proofErr w:type="spellEnd"/>
+      <w:r>
+        <w:t xml:space="preserve">. </w:t>
+      </w:r>
+      <w:proofErr w:type="spellStart"/>
+      <w:r>
+        <w:rPr>
+          <w:i/>
+          <w:iCs/>
+        </w:rPr>
+        <w:t>Journal</w:t>
+      </w:r>
+      <w:proofErr w:type="spellEnd"/>
+      <w:r>
+        <w:rPr>
+          <w:i/>
+          <w:iCs/>
+        </w:rPr>
+        <w:t xml:space="preserve"> </w:t>
+      </w:r>
+      <w:proofErr w:type="spellStart"/>
+      <w:r>
+        <w:rPr>
+          <w:i/>
+          <w:iCs/>
+        </w:rPr>
+        <w:t>of</w:t>
+      </w:r>
+      <w:proofErr w:type="spellEnd"/>
+      <w:r>
+        <w:rPr>
+          <w:i/>
+          <w:iCs/>
+        </w:rPr>
+        <w:t xml:space="preserve"> </w:t>
+      </w:r>
+      <w:proofErr w:type="spellStart"/>
+      <w:r>
+        <w:rPr>
+          <w:i/>
+          <w:iCs/>
+        </w:rPr>
+        <w:t>Phytopathology</w:t>
+      </w:r>
+      <w:proofErr w:type="spellEnd"/>
+      <w:r>
+        <w:rPr>
+          <w:i/>
+          <w:iCs/>
+        </w:rPr>
+        <w:t>, 173</w:t>
+      </w:r>
+      <w:r>
+        <w:t xml:space="preserve">(1), e70051. </w:t>
+      </w:r>
+      <w:hyperlink r:id="rId28" w:history="1">
+        <w:r>
+          <w:rPr>
+            <w:rStyle w:val="Hipervnculo"/>
+          </w:rPr>
+          <w:t>https://doi.org/10.1111/jph.70051</w:t>
+        </w:r>
+      </w:hyperlink>
+    </w:p>
+    <w:p>
+      <w:pPr>
+        <w:pStyle w:val="Apa"/>
+      </w:pPr>
+      <w:proofErr w:type="spellStart"/>
+      <w:r>
+        <w:t>Bland</w:t>
+      </w:r>
+      <w:proofErr w:type="spellEnd"/>
+      <w:r>
+        <w:t xml:space="preserve">, J. M., &amp; Altman, D. G. (1986). </w:t>
+      </w:r>
+      <w:proofErr w:type="spellStart"/>
+      <w:r>
+        <w:t>Statistical</w:t>
+      </w:r>
+      <w:proofErr w:type="spellEnd"/>
+      <w:r>
+        <w:t xml:space="preserve"> </w:t>
+      </w:r>
+      <w:proofErr w:type="spellStart"/>
+      <w:r>
+        <w:t>methods</w:t>
+      </w:r>
+      <w:proofErr w:type="spellEnd"/>
+      <w:r>
+        <w:t xml:space="preserve"> </w:t>
+      </w:r>
+      <w:proofErr w:type="spellStart"/>
+      <w:r>
+        <w:t>for</w:t>
+      </w:r>
+      <w:proofErr w:type="spellEnd"/>
+      <w:r>
+        <w:t xml:space="preserve"> </w:t>
+      </w:r>
+      <w:proofErr w:type="spellStart"/>
+      <w:r>
+        <w:t>assessing</w:t>
+      </w:r>
+      <w:proofErr w:type="spellEnd"/>
+      <w:r>
+        <w:t xml:space="preserve"> </w:t>
+      </w:r>
+      <w:proofErr w:type="spellStart"/>
+      <w:r>
+        <w:t>agreement</w:t>
+      </w:r>
+      <w:proofErr w:type="spellEnd"/>
+      <w:r>
+        <w:t xml:space="preserve"> </w:t>
+      </w:r>
+      <w:proofErr w:type="spellStart"/>
+      <w:r>
+        <w:lastRenderedPageBreak/>
+        <w:t>between</w:t>
+      </w:r>
+      <w:proofErr w:type="spellEnd"/>
+      <w:r>
+        <w:t xml:space="preserve"> </w:t>
+      </w:r>
+      <w:proofErr w:type="spellStart"/>
+      <w:r>
+        <w:t>two</w:t>
+      </w:r>
+      <w:proofErr w:type="spellEnd"/>
+      <w:r>
+        <w:t xml:space="preserve"> </w:t>
+      </w:r>
+      <w:proofErr w:type="spellStart"/>
+      <w:r>
+        <w:t>methods</w:t>
+      </w:r>
+      <w:proofErr w:type="spellEnd"/>
+      <w:r>
+        <w:t xml:space="preserve"> </w:t>
+      </w:r>
+      <w:proofErr w:type="spellStart"/>
+      <w:r>
+        <w:t>of</w:t>
+      </w:r>
+      <w:proofErr w:type="spellEnd"/>
+      <w:r>
+        <w:t xml:space="preserve"> </w:t>
+      </w:r>
+      <w:proofErr w:type="spellStart"/>
+      <w:r>
+        <w:t>clinical</w:t>
+      </w:r>
+      <w:proofErr w:type="spellEnd"/>
+      <w:r>
+        <w:t xml:space="preserve"> </w:t>
+      </w:r>
+      <w:proofErr w:type="spellStart"/>
+      <w:r>
+        <w:t>measurement</w:t>
+      </w:r>
+      <w:proofErr w:type="spellEnd"/>
+      <w:r>
+        <w:t xml:space="preserve">. </w:t>
+      </w:r>
+      <w:proofErr w:type="spellStart"/>
+      <w:r>
+        <w:rPr>
+          <w:i/>
+          <w:iCs/>
+        </w:rPr>
+        <w:t>The</w:t>
+      </w:r>
+      <w:proofErr w:type="spellEnd"/>
+      <w:r>
+        <w:rPr>
+          <w:i/>
+          <w:iCs/>
+        </w:rPr>
+        <w:t xml:space="preserve"> Lancet, 327</w:t>
+      </w:r>
+      <w:r>
+        <w:t xml:space="preserve">(8476), 307–310. </w:t>
+      </w:r>
+      <w:hyperlink r:id="rId29" w:history="1">
+        <w:r>
+          <w:rPr>
+            <w:rStyle w:val="Hipervnculo"/>
+          </w:rPr>
+          <w:t>https://doi.org/10.1016/S0140-6736(86)90837-8</w:t>
+        </w:r>
+      </w:hyperlink>
+    </w:p>
+    <w:p>
+      <w:pPr>
+        <w:pStyle w:val="Apa"/>
+        <w:rPr>
+          <w:rStyle w:val="Hipervnculo"/>
+          <w:bCs w:val="0"/>
+        </w:rPr>
+      </w:pPr>
+      <w:r>
+        <w:t xml:space="preserve">Bock, C. H., Chiang, K.-S., &amp; Del Ponte, E. M. (2022). </w:t>
+      </w:r>
+      <w:proofErr w:type="spellStart"/>
+      <w:r>
+        <w:t>Plant</w:t>
+      </w:r>
+      <w:proofErr w:type="spellEnd"/>
+      <w:r>
+        <w:t xml:space="preserve"> </w:t>
+      </w:r>
+      <w:proofErr w:type="spellStart"/>
+      <w:r>
+        <w:t>disease</w:t>
+      </w:r>
+      <w:proofErr w:type="spellEnd"/>
+      <w:r>
+        <w:t xml:space="preserve"> </w:t>
+      </w:r>
+      <w:proofErr w:type="spellStart"/>
+      <w:r>
+        <w:t>severity</w:t>
+      </w:r>
+      <w:proofErr w:type="spellEnd"/>
+      <w:r>
+        <w:t xml:space="preserve"> </w:t>
+      </w:r>
+      <w:proofErr w:type="spellStart"/>
+      <w:r>
+        <w:t>estimated</w:t>
+      </w:r>
+      <w:proofErr w:type="spellEnd"/>
+      <w:r>
+        <w:t xml:space="preserve"> </w:t>
+      </w:r>
+      <w:proofErr w:type="spellStart"/>
+      <w:r>
+        <w:t>visually</w:t>
+      </w:r>
+      <w:proofErr w:type="spellEnd"/>
+      <w:r>
+        <w:t xml:space="preserve">: A </w:t>
+      </w:r>
+      <w:proofErr w:type="spellStart"/>
+      <w:r>
+        <w:t>century</w:t>
+      </w:r>
+      <w:proofErr w:type="spellEnd"/>
+      <w:r>
+        <w:t xml:space="preserve"> </w:t>
+      </w:r>
+      <w:proofErr w:type="spellStart"/>
+      <w:r>
+        <w:t>of</w:t>
+      </w:r>
+      <w:proofErr w:type="spellEnd"/>
+      <w:r>
+        <w:t xml:space="preserve"> </w:t>
+      </w:r>
+      <w:proofErr w:type="spellStart"/>
+      <w:r>
+        <w:t>research</w:t>
+      </w:r>
+      <w:proofErr w:type="spellEnd"/>
+      <w:r>
+        <w:t xml:space="preserve">, </w:t>
+      </w:r>
+      <w:proofErr w:type="spellStart"/>
+      <w:r>
+        <w:t>best</w:t>
+      </w:r>
+      <w:proofErr w:type="spellEnd"/>
+      <w:r>
+        <w:t xml:space="preserve"> </w:t>
+      </w:r>
+      <w:proofErr w:type="spellStart"/>
+      <w:r>
+        <w:t>practices</w:t>
+      </w:r>
+      <w:proofErr w:type="spellEnd"/>
+      <w:r>
+        <w:t xml:space="preserve">, and </w:t>
+      </w:r>
+      <w:proofErr w:type="spellStart"/>
+      <w:r>
+        <w:t>opportunities</w:t>
+      </w:r>
+      <w:proofErr w:type="spellEnd"/>
+      <w:r>
+        <w:t xml:space="preserve"> </w:t>
+      </w:r>
+      <w:proofErr w:type="spellStart"/>
+      <w:r>
+        <w:t>for</w:t>
+      </w:r>
+      <w:proofErr w:type="spellEnd"/>
+      <w:r>
+        <w:t xml:space="preserve"> </w:t>
+      </w:r>
+      <w:proofErr w:type="spellStart"/>
+      <w:r>
+        <w:t>improving</w:t>
+      </w:r>
+      <w:proofErr w:type="spellEnd"/>
+      <w:r>
+        <w:t xml:space="preserve"> </w:t>
+      </w:r>
+      <w:proofErr w:type="spellStart"/>
+      <w:r>
+        <w:t>methods</w:t>
+      </w:r>
+      <w:proofErr w:type="spellEnd"/>
+      <w:r>
+        <w:t xml:space="preserve"> and </w:t>
+      </w:r>
+      <w:proofErr w:type="spellStart"/>
+      <w:r>
+        <w:t>practices</w:t>
+      </w:r>
+      <w:proofErr w:type="spellEnd"/>
+      <w:r>
+        <w:t xml:space="preserve"> </w:t>
+      </w:r>
+      <w:proofErr w:type="spellStart"/>
+      <w:r>
+        <w:t>to</w:t>
+      </w:r>
+      <w:proofErr w:type="spellEnd"/>
+      <w:r>
+        <w:t xml:space="preserve"> </w:t>
+      </w:r>
+      <w:proofErr w:type="spellStart"/>
+      <w:r>
+        <w:t>maximize</w:t>
+      </w:r>
+      <w:proofErr w:type="spellEnd"/>
+      <w:r>
+        <w:t xml:space="preserve"> </w:t>
+      </w:r>
+      <w:proofErr w:type="spellStart"/>
+      <w:r>
+        <w:t>accuracy</w:t>
+      </w:r>
+      <w:proofErr w:type="spellEnd"/>
+      <w:r>
+        <w:t xml:space="preserve">. </w:t>
+      </w:r>
+      <w:r>
+        <w:rPr>
+          <w:i/>
+          <w:iCs/>
+        </w:rPr>
+        <w:t xml:space="preserve">Tropical </w:t>
+      </w:r>
+      <w:proofErr w:type="spellStart"/>
+      <w:r>
+        <w:rPr>
+          <w:i/>
+          <w:iCs/>
+        </w:rPr>
+        <w:t>Plant</w:t>
+      </w:r>
+      <w:proofErr w:type="spellEnd"/>
+      <w:r>
+        <w:rPr>
+          <w:i/>
+          <w:iCs/>
+        </w:rPr>
+        <w:t xml:space="preserve"> </w:t>
+      </w:r>
+      <w:proofErr w:type="spellStart"/>
+      <w:r>
+        <w:rPr>
+          <w:i/>
+          <w:iCs/>
+        </w:rPr>
+        <w:t>Pathology</w:t>
+      </w:r>
+      <w:proofErr w:type="spellEnd"/>
+      <w:r>
+        <w:rPr>
+          <w:i/>
+          <w:iCs/>
+        </w:rPr>
+        <w:t>, 47</w:t>
+      </w:r>
+      <w:r>
+        <w:t xml:space="preserve">(1), 25–42. </w:t>
+      </w:r>
+      <w:hyperlink r:id="rId30" w:history="1">
+        <w:r>
+          <w:rPr>
+            <w:rStyle w:val="Hipervnculo"/>
+          </w:rPr>
+          <w:t>https://doi.org/10.1007/s40858-021-00439-z</w:t>
+        </w:r>
+      </w:hyperlink>
+    </w:p>
+    <w:p>
+      <w:pPr>
+        <w:pStyle w:val="Apa"/>
+      </w:pPr>
+      <w:proofErr w:type="spellStart"/>
+      <w:r>
+        <w:t>Chechi</w:t>
+      </w:r>
+      <w:proofErr w:type="spellEnd"/>
+      <w:r>
+        <w:t xml:space="preserve">, A., </w:t>
+      </w:r>
+      <w:proofErr w:type="spellStart"/>
+      <w:r>
+        <w:t>Forcelini</w:t>
+      </w:r>
+      <w:proofErr w:type="spellEnd"/>
+      <w:r>
+        <w:t xml:space="preserve">, C. A., &amp; </w:t>
+      </w:r>
+      <w:proofErr w:type="spellStart"/>
+      <w:r>
+        <w:t>Boller</w:t>
+      </w:r>
+      <w:proofErr w:type="spellEnd"/>
+      <w:r>
+        <w:t xml:space="preserve">, W. (2019). Spray </w:t>
+      </w:r>
+      <w:proofErr w:type="spellStart"/>
+      <w:r>
+        <w:t>volumes</w:t>
+      </w:r>
+      <w:proofErr w:type="spellEnd"/>
+      <w:r>
+        <w:t xml:space="preserve"> and </w:t>
+      </w:r>
+      <w:proofErr w:type="spellStart"/>
+      <w:r>
+        <w:t>fungicide</w:t>
+      </w:r>
+      <w:proofErr w:type="spellEnd"/>
+      <w:r>
+        <w:t xml:space="preserve"> </w:t>
+      </w:r>
+      <w:proofErr w:type="spellStart"/>
+      <w:r>
+        <w:t>rates</w:t>
+      </w:r>
+      <w:proofErr w:type="spellEnd"/>
+      <w:r>
+        <w:t xml:space="preserve"> </w:t>
+      </w:r>
+      <w:proofErr w:type="spellStart"/>
+      <w:r>
+        <w:t>on</w:t>
+      </w:r>
+      <w:proofErr w:type="spellEnd"/>
+      <w:r>
+        <w:t xml:space="preserve"> </w:t>
+      </w:r>
+      <w:proofErr w:type="spellStart"/>
+      <w:r>
+        <w:t>Asian</w:t>
+      </w:r>
+      <w:proofErr w:type="spellEnd"/>
+      <w:r>
+        <w:t xml:space="preserve"> </w:t>
+      </w:r>
+      <w:proofErr w:type="spellStart"/>
+      <w:r>
+        <w:t>soybean</w:t>
+      </w:r>
+      <w:proofErr w:type="spellEnd"/>
+      <w:r>
+        <w:t xml:space="preserve"> </w:t>
+      </w:r>
+      <w:proofErr w:type="spellStart"/>
+      <w:r>
+        <w:t>rust</w:t>
+      </w:r>
+      <w:proofErr w:type="spellEnd"/>
+      <w:r>
+        <w:t xml:space="preserve"> control. </w:t>
+      </w:r>
+      <w:proofErr w:type="spellStart"/>
+      <w:r>
+        <w:rPr>
+          <w:i/>
+          <w:iCs/>
+        </w:rPr>
+        <w:t>Summa</w:t>
+      </w:r>
+      <w:proofErr w:type="spellEnd"/>
+      <w:r>
+        <w:rPr>
+          <w:i/>
+          <w:iCs/>
+        </w:rPr>
+        <w:t xml:space="preserve"> </w:t>
+      </w:r>
+      <w:proofErr w:type="spellStart"/>
+      <w:r>
+        <w:rPr>
+          <w:i/>
+          <w:iCs/>
+        </w:rPr>
+        <w:t>Phytopathologica</w:t>
+      </w:r>
+      <w:proofErr w:type="spellEnd"/>
+      <w:r>
+        <w:rPr>
+          <w:i/>
+          <w:iCs/>
+        </w:rPr>
+        <w:t>, 45</w:t>
+      </w:r>
+      <w:r>
+        <w:t xml:space="preserve">(3), 255–260. </w:t>
+      </w:r>
+      <w:hyperlink r:id="rId31" w:history="1">
+        <w:r>
+          <w:rPr>
+            <w:rStyle w:val="Hipervnculo"/>
+          </w:rPr>
+          <w:t>https://doi.org/10.1590/0100-5405/183205</w:t>
+        </w:r>
+      </w:hyperlink>
+    </w:p>
+    <w:p>
+      <w:pPr>
+        <w:pStyle w:val="Apa"/>
+      </w:pPr>
+      <w:r>
+        <w:t xml:space="preserve">da Silva, D. A., </w:t>
+      </w:r>
+      <w:proofErr w:type="spellStart"/>
+      <w:r>
+        <w:t>Hamawaki</w:t>
+      </w:r>
+      <w:proofErr w:type="spellEnd"/>
+      <w:r>
+        <w:t xml:space="preserve">, C. L., </w:t>
+      </w:r>
+      <w:proofErr w:type="spellStart"/>
+      <w:r>
+        <w:t>Juliatti</w:t>
+      </w:r>
+      <w:proofErr w:type="spellEnd"/>
+      <w:r>
+        <w:t xml:space="preserve">, B. C. M., Nascimento, L. dos S., </w:t>
+      </w:r>
+      <w:proofErr w:type="spellStart"/>
+      <w:r>
+        <w:t>Hamawaki</w:t>
+      </w:r>
+      <w:proofErr w:type="spellEnd"/>
+      <w:r>
+        <w:t xml:space="preserve">, O. T., Borges, D. L., </w:t>
+      </w:r>
+      <w:proofErr w:type="spellStart"/>
+      <w:r>
+        <w:t>Juliatti</w:t>
+      </w:r>
+      <w:proofErr w:type="spellEnd"/>
+      <w:r>
+        <w:t xml:space="preserve">, F. C., &amp; Nogueira, A. P. O. (2022). </w:t>
+      </w:r>
+      <w:proofErr w:type="spellStart"/>
+      <w:r>
+        <w:t>An</w:t>
+      </w:r>
+      <w:proofErr w:type="spellEnd"/>
+      <w:r>
+        <w:t xml:space="preserve"> </w:t>
+      </w:r>
+      <w:proofErr w:type="spellStart"/>
+      <w:r>
+        <w:t>automatic</w:t>
+      </w:r>
+      <w:proofErr w:type="spellEnd"/>
+      <w:r>
+        <w:t xml:space="preserve"> </w:t>
+      </w:r>
+      <w:proofErr w:type="spellStart"/>
+      <w:r>
+        <w:t>phytopathometry</w:t>
+      </w:r>
+      <w:proofErr w:type="spellEnd"/>
+      <w:r>
+        <w:t xml:space="preserve"> </w:t>
+      </w:r>
+      <w:proofErr w:type="spellStart"/>
+      <w:r>
+        <w:t>system</w:t>
+      </w:r>
+      <w:proofErr w:type="spellEnd"/>
+      <w:r>
+        <w:t xml:space="preserve"> </w:t>
+      </w:r>
+      <w:proofErr w:type="spellStart"/>
+      <w:r>
+        <w:t>for</w:t>
+      </w:r>
+      <w:proofErr w:type="spellEnd"/>
+      <w:r>
+        <w:t xml:space="preserve"> </w:t>
+      </w:r>
+      <w:proofErr w:type="spellStart"/>
+      <w:r>
+        <w:t>chlorosis</w:t>
+      </w:r>
+      <w:proofErr w:type="spellEnd"/>
+      <w:r>
+        <w:t xml:space="preserve"> and necrosis </w:t>
+      </w:r>
+      <w:proofErr w:type="spellStart"/>
+      <w:r>
+        <w:t>severity</w:t>
+      </w:r>
+      <w:proofErr w:type="spellEnd"/>
+      <w:r>
+        <w:t xml:space="preserve"> </w:t>
+      </w:r>
+      <w:proofErr w:type="spellStart"/>
+      <w:r>
+        <w:t>evaluation</w:t>
+      </w:r>
+      <w:proofErr w:type="spellEnd"/>
+      <w:r>
+        <w:t xml:space="preserve"> </w:t>
+      </w:r>
+      <w:proofErr w:type="spellStart"/>
+      <w:r>
+        <w:t>of</w:t>
+      </w:r>
+      <w:proofErr w:type="spellEnd"/>
+      <w:r>
+        <w:t xml:space="preserve"> </w:t>
+      </w:r>
+      <w:proofErr w:type="spellStart"/>
+      <w:r>
+        <w:t>Asian</w:t>
+      </w:r>
+      <w:proofErr w:type="spellEnd"/>
+      <w:r>
+        <w:t xml:space="preserve"> </w:t>
+      </w:r>
+      <w:proofErr w:type="spellStart"/>
+      <w:r>
+        <w:t>soybean</w:t>
+      </w:r>
+      <w:proofErr w:type="spellEnd"/>
+      <w:r>
+        <w:t xml:space="preserve"> </w:t>
+      </w:r>
+      <w:proofErr w:type="spellStart"/>
+      <w:r>
+        <w:t>rust</w:t>
+      </w:r>
+      <w:proofErr w:type="spellEnd"/>
+      <w:r>
+        <w:t xml:space="preserve"> </w:t>
+      </w:r>
+      <w:proofErr w:type="spellStart"/>
+      <w:r>
+        <w:t>infection</w:t>
+      </w:r>
+      <w:proofErr w:type="spellEnd"/>
+      <w:r>
+        <w:t xml:space="preserve">. </w:t>
+      </w:r>
+      <w:proofErr w:type="spellStart"/>
+      <w:r>
+        <w:rPr>
+          <w:i/>
+          <w:iCs/>
+        </w:rPr>
+        <w:t>Computers</w:t>
+      </w:r>
+      <w:proofErr w:type="spellEnd"/>
+      <w:r>
+        <w:rPr>
+          <w:i/>
+          <w:iCs/>
+        </w:rPr>
+        <w:t xml:space="preserve"> and </w:t>
+      </w:r>
+      <w:proofErr w:type="spellStart"/>
+      <w:r>
+        <w:rPr>
+          <w:i/>
+          <w:iCs/>
+        </w:rPr>
+        <w:t>Electronics</w:t>
+      </w:r>
+      <w:proofErr w:type="spellEnd"/>
+      <w:r>
+        <w:rPr>
+          <w:i/>
+          <w:iCs/>
+        </w:rPr>
+        <w:t xml:space="preserve"> in </w:t>
+      </w:r>
+      <w:proofErr w:type="spellStart"/>
+      <w:r>
+        <w:rPr>
+          <w:i/>
+          <w:iCs/>
+        </w:rPr>
+        <w:t>Agriculture</w:t>
+      </w:r>
+      <w:proofErr w:type="spellEnd"/>
+      <w:r>
+        <w:rPr>
+          <w:i/>
+          <w:iCs/>
+        </w:rPr>
+        <w:t>, 192</w:t>
+      </w:r>
+      <w:r>
+        <w:t xml:space="preserve">, 106542. </w:t>
+      </w:r>
+      <w:hyperlink r:id="rId32" w:history="1">
+        <w:r>
+          <w:rPr>
+            <w:rStyle w:val="Hipervnculo"/>
+          </w:rPr>
+          <w:t>https://doi.org/10.1016/j.compag.2021.106542</w:t>
+        </w:r>
+      </w:hyperlink>
+    </w:p>
+    <w:p>
+      <w:pPr>
+        <w:pStyle w:val="Apa"/>
+      </w:pPr>
+      <w:proofErr w:type="spellStart"/>
+      <w:r>
+        <w:t>Faye</w:t>
+      </w:r>
+      <w:proofErr w:type="spellEnd"/>
+      <w:r>
+        <w:t xml:space="preserve">, D., Diop, I., Mbaye, N., Dione, D., &amp; </w:t>
+      </w:r>
+      <w:proofErr w:type="spellStart"/>
+      <w:r>
+        <w:t>Diedhiou</w:t>
+      </w:r>
+      <w:proofErr w:type="spellEnd"/>
+      <w:r>
+        <w:t xml:space="preserve">, M. M. (2023). </w:t>
+      </w:r>
+      <w:proofErr w:type="spellStart"/>
+      <w:r>
+        <w:t>Plant</w:t>
+      </w:r>
+      <w:proofErr w:type="spellEnd"/>
+      <w:r>
+        <w:t xml:space="preserve"> </w:t>
+      </w:r>
+      <w:proofErr w:type="spellStart"/>
+      <w:r>
+        <w:t>disease</w:t>
+      </w:r>
+      <w:proofErr w:type="spellEnd"/>
+      <w:r>
+        <w:t xml:space="preserve"> </w:t>
+      </w:r>
+      <w:proofErr w:type="spellStart"/>
+      <w:r>
+        <w:t>severity</w:t>
+      </w:r>
+      <w:proofErr w:type="spellEnd"/>
+      <w:r>
+        <w:t xml:space="preserve"> </w:t>
+      </w:r>
+      <w:proofErr w:type="spellStart"/>
+      <w:r>
+        <w:t>assessment</w:t>
+      </w:r>
+      <w:proofErr w:type="spellEnd"/>
+      <w:r>
+        <w:t xml:space="preserve"> </w:t>
+      </w:r>
+      <w:proofErr w:type="spellStart"/>
+      <w:r>
+        <w:t>based</w:t>
+      </w:r>
+      <w:proofErr w:type="spellEnd"/>
+      <w:r>
+        <w:t xml:space="preserve"> </w:t>
+      </w:r>
+      <w:proofErr w:type="spellStart"/>
+      <w:r>
+        <w:t>on</w:t>
+      </w:r>
+      <w:proofErr w:type="spellEnd"/>
+      <w:r>
+        <w:t xml:space="preserve"> machine </w:t>
+      </w:r>
+      <w:proofErr w:type="spellStart"/>
+      <w:r>
+        <w:t>learning</w:t>
+      </w:r>
+      <w:proofErr w:type="spellEnd"/>
+      <w:r>
+        <w:t xml:space="preserve"> and </w:t>
+      </w:r>
+      <w:proofErr w:type="spellStart"/>
+      <w:r>
+        <w:t>deep</w:t>
+      </w:r>
+      <w:proofErr w:type="spellEnd"/>
+      <w:r>
+        <w:t xml:space="preserve"> </w:t>
+      </w:r>
+      <w:proofErr w:type="spellStart"/>
+      <w:r>
+        <w:t>learning</w:t>
+      </w:r>
+      <w:proofErr w:type="spellEnd"/>
+      <w:r>
+        <w:t xml:space="preserve">: A </w:t>
+      </w:r>
+      <w:proofErr w:type="spellStart"/>
+      <w:r>
+        <w:t>survey</w:t>
+      </w:r>
+      <w:proofErr w:type="spellEnd"/>
+      <w:r>
+        <w:t xml:space="preserve">. </w:t>
+      </w:r>
+      <w:proofErr w:type="spellStart"/>
+      <w:r>
+        <w:rPr>
+          <w:i/>
+          <w:iCs/>
+        </w:rPr>
+        <w:t>Journal</w:t>
+      </w:r>
+      <w:proofErr w:type="spellEnd"/>
+      <w:r>
+        <w:rPr>
+          <w:i/>
+          <w:iCs/>
+        </w:rPr>
+        <w:t xml:space="preserve"> </w:t>
+      </w:r>
+      <w:proofErr w:type="spellStart"/>
+      <w:r>
+        <w:rPr>
+          <w:i/>
+          <w:iCs/>
+        </w:rPr>
+        <w:t>of</w:t>
+      </w:r>
+      <w:proofErr w:type="spellEnd"/>
+      <w:r>
+        <w:rPr>
+          <w:i/>
+          <w:iCs/>
+        </w:rPr>
+        <w:t xml:space="preserve"> </w:t>
+      </w:r>
+      <w:proofErr w:type="spellStart"/>
+      <w:r>
+        <w:rPr>
+          <w:i/>
+          <w:iCs/>
+        </w:rPr>
+        <w:t>Computer</w:t>
+      </w:r>
+      <w:proofErr w:type="spellEnd"/>
+      <w:r>
+        <w:rPr>
+          <w:i/>
+          <w:iCs/>
+        </w:rPr>
+        <w:t xml:space="preserve"> and </w:t>
+      </w:r>
+      <w:proofErr w:type="spellStart"/>
+      <w:r>
+        <w:rPr>
+          <w:i/>
+          <w:iCs/>
+        </w:rPr>
+        <w:t>Communications</w:t>
+      </w:r>
+      <w:proofErr w:type="spellEnd"/>
+      <w:r>
+        <w:rPr>
+          <w:i/>
+          <w:iCs/>
+        </w:rPr>
+        <w:t>, 11</w:t>
+      </w:r>
+      <w:r>
+        <w:t xml:space="preserve">(9), 57–75. </w:t>
+      </w:r>
+      <w:hyperlink r:id="rId33" w:history="1">
+        <w:r>
+          <w:rPr>
+            <w:rStyle w:val="Hipervnculo"/>
+          </w:rPr>
+          <w:t>https://doi.org/10.4236/jcc.2023.119004</w:t>
+        </w:r>
+      </w:hyperlink>
+    </w:p>
+    <w:p>
+      <w:pPr>
+        <w:pStyle w:val="Apa"/>
+      </w:pPr>
+      <w:proofErr w:type="spellStart"/>
+      <w:r>
+        <w:t>Finlayson</w:t>
+      </w:r>
+      <w:proofErr w:type="spellEnd"/>
+      <w:r>
+        <w:t xml:space="preserve">, G. D., &amp; </w:t>
+      </w:r>
+      <w:proofErr w:type="spellStart"/>
+      <w:r>
+        <w:t>Trezzi</w:t>
+      </w:r>
+      <w:proofErr w:type="spellEnd"/>
+      <w:r>
+        <w:t xml:space="preserve">, E. (2004). </w:t>
+      </w:r>
+      <w:proofErr w:type="spellStart"/>
+      <w:r>
+        <w:t>Shades</w:t>
+      </w:r>
+      <w:proofErr w:type="spellEnd"/>
+      <w:r>
+        <w:t xml:space="preserve"> </w:t>
+      </w:r>
+      <w:proofErr w:type="spellStart"/>
+      <w:r>
+        <w:t>of</w:t>
+      </w:r>
+      <w:proofErr w:type="spellEnd"/>
+      <w:r>
+        <w:t xml:space="preserve"> gray and </w:t>
+      </w:r>
+      <w:proofErr w:type="spellStart"/>
+      <w:r>
+        <w:t>colour</w:t>
+      </w:r>
+      <w:proofErr w:type="spellEnd"/>
+      <w:r>
+        <w:t xml:space="preserve"> </w:t>
+      </w:r>
+      <w:proofErr w:type="spellStart"/>
+      <w:r>
+        <w:t>constancy</w:t>
+      </w:r>
+      <w:proofErr w:type="spellEnd"/>
+      <w:r>
+        <w:t xml:space="preserve">. </w:t>
+      </w:r>
+      <w:proofErr w:type="spellStart"/>
+      <w:r>
+        <w:rPr>
+          <w:i/>
+          <w:iCs/>
+        </w:rPr>
+        <w:t>Proceedings</w:t>
+      </w:r>
+      <w:proofErr w:type="spellEnd"/>
+      <w:r>
+        <w:rPr>
+          <w:i/>
+          <w:iCs/>
+        </w:rPr>
+        <w:t xml:space="preserve"> </w:t>
+      </w:r>
+      <w:proofErr w:type="spellStart"/>
+      <w:r>
+        <w:rPr>
+          <w:i/>
+          <w:iCs/>
+        </w:rPr>
+        <w:t>of</w:t>
+      </w:r>
+      <w:proofErr w:type="spellEnd"/>
+      <w:r>
+        <w:rPr>
+          <w:i/>
+          <w:iCs/>
+        </w:rPr>
+        <w:t xml:space="preserve"> </w:t>
+      </w:r>
+      <w:proofErr w:type="spellStart"/>
+      <w:r>
+        <w:rPr>
+          <w:i/>
+          <w:iCs/>
+        </w:rPr>
+        <w:t>the</w:t>
+      </w:r>
+      <w:proofErr w:type="spellEnd"/>
+      <w:r>
+        <w:rPr>
+          <w:i/>
+          <w:iCs/>
+        </w:rPr>
+        <w:t xml:space="preserve"> 12th Color </w:t>
+      </w:r>
+      <w:proofErr w:type="spellStart"/>
+      <w:r>
+        <w:rPr>
+          <w:i/>
+          <w:iCs/>
+        </w:rPr>
+        <w:t>Imaging</w:t>
+      </w:r>
+      <w:proofErr w:type="spellEnd"/>
+      <w:r>
+        <w:rPr>
+          <w:i/>
+          <w:iCs/>
+        </w:rPr>
+        <w:t xml:space="preserve"> </w:t>
+      </w:r>
+      <w:proofErr w:type="spellStart"/>
+      <w:r>
+        <w:rPr>
+          <w:i/>
+          <w:iCs/>
+        </w:rPr>
+        <w:t>Conference</w:t>
+      </w:r>
+      <w:proofErr w:type="spellEnd"/>
+      <w:r>
+        <w:rPr>
+          <w:i/>
+          <w:iCs/>
+        </w:rPr>
+        <w:t xml:space="preserve">: Color </w:t>
+      </w:r>
+      <w:proofErr w:type="spellStart"/>
+      <w:r>
+        <w:rPr>
+          <w:i/>
+          <w:iCs/>
+        </w:rPr>
+        <w:t>Science</w:t>
+      </w:r>
+      <w:proofErr w:type="spellEnd"/>
+      <w:r>
+        <w:rPr>
+          <w:i/>
+          <w:iCs/>
+        </w:rPr>
+        <w:t xml:space="preserve"> and </w:t>
+      </w:r>
+      <w:proofErr w:type="spellStart"/>
+      <w:r>
+        <w:rPr>
+          <w:i/>
+          <w:iCs/>
+        </w:rPr>
+        <w:t>Engineering</w:t>
+      </w:r>
+      <w:proofErr w:type="spellEnd"/>
+      <w:r>
+        <w:rPr>
+          <w:i/>
+          <w:iCs/>
+        </w:rPr>
+        <w:t xml:space="preserve"> </w:t>
+      </w:r>
+      <w:proofErr w:type="spellStart"/>
+      <w:r>
+        <w:rPr>
+          <w:i/>
+          <w:iCs/>
+        </w:rPr>
+        <w:t>Systems</w:t>
+      </w:r>
+      <w:proofErr w:type="spellEnd"/>
+      <w:r>
+        <w:rPr>
+          <w:i/>
+          <w:iCs/>
+        </w:rPr>
+        <w:t xml:space="preserve">, Technologies, and </w:t>
+      </w:r>
+      <w:proofErr w:type="spellStart"/>
+      <w:r>
+        <w:rPr>
+          <w:i/>
+          <w:iCs/>
+        </w:rPr>
+        <w:t>Applications</w:t>
+      </w:r>
+      <w:proofErr w:type="spellEnd"/>
+      <w:r>
+        <w:t xml:space="preserve">, 37–41. </w:t>
+      </w:r>
+      <w:proofErr w:type="spellStart"/>
+      <w:r>
+        <w:t>Society</w:t>
+      </w:r>
+      <w:proofErr w:type="spellEnd"/>
+      <w:r>
+        <w:t xml:space="preserve"> </w:t>
+      </w:r>
+      <w:proofErr w:type="spellStart"/>
+      <w:r>
+        <w:t>for</w:t>
+      </w:r>
+      <w:proofErr w:type="spellEnd"/>
+      <w:r>
+        <w:t xml:space="preserve"> </w:t>
+      </w:r>
+      <w:proofErr w:type="spellStart"/>
+      <w:r>
+        <w:t>Imaging</w:t>
+      </w:r>
+      <w:proofErr w:type="spellEnd"/>
+      <w:r>
+        <w:t xml:space="preserve"> </w:t>
+      </w:r>
+      <w:proofErr w:type="spellStart"/>
+      <w:r>
+        <w:t>Science</w:t>
+      </w:r>
+      <w:proofErr w:type="spellEnd"/>
+      <w:r>
+        <w:t xml:space="preserve"> and </w:t>
+      </w:r>
+      <w:proofErr w:type="spellStart"/>
+      <w:r>
+        <w:t>Technology</w:t>
+      </w:r>
+      <w:proofErr w:type="spellEnd"/>
+      <w:r>
+        <w:t>.</w:t>
+      </w:r>
+    </w:p>
+    <w:p>
+      <w:pPr>
+        <w:pStyle w:val="Apa"/>
+      </w:pPr>
+      <w:proofErr w:type="spellStart"/>
+      <w:r>
+        <w:t>Ghimire</w:t>
+      </w:r>
+      <w:proofErr w:type="spellEnd"/>
+      <w:r>
+        <w:t xml:space="preserve">, S., </w:t>
+      </w:r>
+      <w:proofErr w:type="spellStart"/>
+      <w:r>
+        <w:t>Lamsal</w:t>
+      </w:r>
+      <w:proofErr w:type="spellEnd"/>
+      <w:r>
+        <w:t xml:space="preserve">, R., Kim, S.-G., &amp; Kim, B.-S. (2026). Artificial </w:t>
+      </w:r>
+      <w:proofErr w:type="spellStart"/>
+      <w:r>
+        <w:t>intelligence-driven</w:t>
+      </w:r>
+      <w:proofErr w:type="spellEnd"/>
+      <w:r>
+        <w:t xml:space="preserve"> </w:t>
+      </w:r>
+      <w:proofErr w:type="spellStart"/>
+      <w:r>
+        <w:lastRenderedPageBreak/>
+        <w:t>plant</w:t>
+      </w:r>
+      <w:proofErr w:type="spellEnd"/>
+      <w:r>
+        <w:t xml:space="preserve"> </w:t>
+      </w:r>
+      <w:proofErr w:type="spellStart"/>
+      <w:r>
+        <w:t>disease</w:t>
+      </w:r>
+      <w:proofErr w:type="spellEnd"/>
+      <w:r>
+        <w:t xml:space="preserve"> </w:t>
+      </w:r>
+      <w:proofErr w:type="spellStart"/>
+      <w:r>
+        <w:t>detection</w:t>
+      </w:r>
+      <w:proofErr w:type="spellEnd"/>
+      <w:r>
+        <w:t xml:space="preserve"> and diagnosis: A comprehensive </w:t>
+      </w:r>
+      <w:proofErr w:type="spellStart"/>
+      <w:r>
+        <w:t>review</w:t>
+      </w:r>
+      <w:proofErr w:type="spellEnd"/>
+      <w:r>
+        <w:t xml:space="preserve"> </w:t>
+      </w:r>
+      <w:proofErr w:type="spellStart"/>
+      <w:r>
+        <w:t>of</w:t>
+      </w:r>
+      <w:proofErr w:type="spellEnd"/>
+      <w:r>
+        <w:t xml:space="preserve"> </w:t>
+      </w:r>
+      <w:proofErr w:type="spellStart"/>
+      <w:r>
+        <w:t>deep</w:t>
+      </w:r>
+      <w:proofErr w:type="spellEnd"/>
+      <w:r>
+        <w:t xml:space="preserve"> </w:t>
+      </w:r>
+      <w:proofErr w:type="spellStart"/>
+      <w:r>
+        <w:t>learning</w:t>
+      </w:r>
+      <w:proofErr w:type="spellEnd"/>
+      <w:r>
+        <w:t xml:space="preserve"> </w:t>
+      </w:r>
+      <w:proofErr w:type="spellStart"/>
+      <w:r>
+        <w:t>approaches</w:t>
+      </w:r>
+      <w:proofErr w:type="spellEnd"/>
+      <w:r>
+        <w:t xml:space="preserve">, multimodal </w:t>
+      </w:r>
+      <w:proofErr w:type="spellStart"/>
+      <w:r>
+        <w:t>sensing</w:t>
+      </w:r>
+      <w:proofErr w:type="spellEnd"/>
+      <w:r>
+        <w:t xml:space="preserve"> </w:t>
+      </w:r>
+      <w:proofErr w:type="spellStart"/>
+      <w:r>
+        <w:t>technologies</w:t>
+      </w:r>
+      <w:proofErr w:type="spellEnd"/>
+      <w:r>
+        <w:t xml:space="preserve">, and future </w:t>
+      </w:r>
+      <w:proofErr w:type="spellStart"/>
+      <w:r>
+        <w:t>perspectives</w:t>
+      </w:r>
+      <w:proofErr w:type="spellEnd"/>
+      <w:r>
+        <w:t xml:space="preserve"> in </w:t>
+      </w:r>
+      <w:proofErr w:type="spellStart"/>
+      <w:r>
+        <w:t>precision</w:t>
+      </w:r>
+      <w:proofErr w:type="spellEnd"/>
+      <w:r>
+        <w:t xml:space="preserve"> </w:t>
+      </w:r>
+      <w:proofErr w:type="spellStart"/>
+      <w:r>
+        <w:t>agriculture</w:t>
+      </w:r>
+      <w:proofErr w:type="spellEnd"/>
+      <w:r>
+        <w:t xml:space="preserve">. </w:t>
+      </w:r>
+      <w:proofErr w:type="spellStart"/>
+      <w:r>
+        <w:rPr>
+          <w:i/>
+          <w:iCs/>
+        </w:rPr>
+        <w:t>The</w:t>
+      </w:r>
+      <w:proofErr w:type="spellEnd"/>
+      <w:r>
+        <w:rPr>
+          <w:i/>
+          <w:iCs/>
+        </w:rPr>
+        <w:t xml:space="preserve"> </w:t>
+      </w:r>
+      <w:proofErr w:type="spellStart"/>
+      <w:r>
+        <w:rPr>
+          <w:i/>
+          <w:iCs/>
+        </w:rPr>
+        <w:t>Plant</w:t>
+      </w:r>
+      <w:proofErr w:type="spellEnd"/>
+      <w:r>
+        <w:rPr>
+          <w:i/>
+          <w:iCs/>
+        </w:rPr>
+        <w:t xml:space="preserve"> </w:t>
+      </w:r>
+      <w:proofErr w:type="spellStart"/>
+      <w:r>
+        <w:rPr>
+          <w:i/>
+          <w:iCs/>
+        </w:rPr>
+        <w:t>Pathology</w:t>
+      </w:r>
+      <w:proofErr w:type="spellEnd"/>
+      <w:r>
+        <w:rPr>
+          <w:i/>
+          <w:iCs/>
+        </w:rPr>
+        <w:t xml:space="preserve"> </w:t>
+      </w:r>
+      <w:proofErr w:type="spellStart"/>
+      <w:r>
+        <w:rPr>
+          <w:i/>
+          <w:iCs/>
+        </w:rPr>
+        <w:t>Journal</w:t>
+      </w:r>
+      <w:proofErr w:type="spellEnd"/>
+      <w:r>
+        <w:rPr>
+          <w:i/>
+          <w:iCs/>
+        </w:rPr>
+        <w:t>, 42</w:t>
+      </w:r>
+      <w:r>
+        <w:t xml:space="preserve">(1), 1–24. </w:t>
+      </w:r>
+      <w:hyperlink r:id="rId34" w:history="1">
+        <w:r>
+          <w:rPr>
+            <w:rStyle w:val="Hipervnculo"/>
+          </w:rPr>
+          <w:t>https://doi.org/10.5423/PPJ.RW.01.2026.0004</w:t>
+        </w:r>
+      </w:hyperlink>
+    </w:p>
+    <w:p>
+      <w:pPr>
+        <w:pStyle w:val="Apa"/>
+      </w:pPr>
+      <w:proofErr w:type="spellStart"/>
+      <w:r>
+        <w:t>Goshika</w:t>
+      </w:r>
+      <w:proofErr w:type="spellEnd"/>
+      <w:r>
+        <w:t xml:space="preserve">, S., </w:t>
+      </w:r>
+      <w:proofErr w:type="spellStart"/>
+      <w:r>
+        <w:t>Meksem</w:t>
+      </w:r>
+      <w:proofErr w:type="spellEnd"/>
+      <w:r>
+        <w:t xml:space="preserve">, K., Ahmed, K. R., &amp; </w:t>
+      </w:r>
+      <w:proofErr w:type="spellStart"/>
+      <w:r>
+        <w:t>Lakhssassi</w:t>
+      </w:r>
+      <w:proofErr w:type="spellEnd"/>
+      <w:r>
+        <w:t xml:space="preserve">, N. (2023). Deep </w:t>
+      </w:r>
+      <w:proofErr w:type="spellStart"/>
+      <w:r>
+        <w:t>learning</w:t>
+      </w:r>
+      <w:proofErr w:type="spellEnd"/>
+      <w:r>
+        <w:t xml:space="preserve"> </w:t>
+      </w:r>
+      <w:proofErr w:type="spellStart"/>
+      <w:r>
+        <w:t>model</w:t>
+      </w:r>
+      <w:proofErr w:type="spellEnd"/>
+      <w:r>
+        <w:t xml:space="preserve"> </w:t>
+      </w:r>
+      <w:proofErr w:type="spellStart"/>
+      <w:r>
+        <w:t>for</w:t>
+      </w:r>
+      <w:proofErr w:type="spellEnd"/>
+      <w:r>
+        <w:t xml:space="preserve"> </w:t>
+      </w:r>
+      <w:proofErr w:type="spellStart"/>
+      <w:r>
+        <w:t>classifying</w:t>
+      </w:r>
+      <w:proofErr w:type="spellEnd"/>
+      <w:r>
+        <w:t xml:space="preserve"> and </w:t>
+      </w:r>
+      <w:proofErr w:type="spellStart"/>
+      <w:r>
+        <w:t>evaluating</w:t>
+      </w:r>
+      <w:proofErr w:type="spellEnd"/>
+      <w:r>
+        <w:t xml:space="preserve"> </w:t>
+      </w:r>
+      <w:proofErr w:type="spellStart"/>
+      <w:r>
+        <w:t>soybean</w:t>
+      </w:r>
+      <w:proofErr w:type="spellEnd"/>
+      <w:r>
+        <w:t xml:space="preserve"> </w:t>
+      </w:r>
+      <w:proofErr w:type="spellStart"/>
+      <w:r>
+        <w:t>leaf</w:t>
+      </w:r>
+      <w:proofErr w:type="spellEnd"/>
+      <w:r>
+        <w:t xml:space="preserve"> </w:t>
+      </w:r>
+      <w:proofErr w:type="spellStart"/>
+      <w:r>
+        <w:t>disease</w:t>
+      </w:r>
+      <w:proofErr w:type="spellEnd"/>
+      <w:r>
+        <w:t xml:space="preserve"> </w:t>
+      </w:r>
+      <w:proofErr w:type="spellStart"/>
+      <w:r>
+        <w:t>damage</w:t>
+      </w:r>
+      <w:proofErr w:type="spellEnd"/>
+      <w:r>
+        <w:t xml:space="preserve">. </w:t>
+      </w:r>
+      <w:r>
+        <w:rPr>
+          <w:i/>
+          <w:iCs/>
+        </w:rPr>
+        <w:t xml:space="preserve">International </w:t>
+      </w:r>
+      <w:proofErr w:type="spellStart"/>
+      <w:r>
+        <w:rPr>
+          <w:i/>
+          <w:iCs/>
+        </w:rPr>
+        <w:t>Journal</w:t>
+      </w:r>
+      <w:proofErr w:type="spellEnd"/>
+      <w:r>
+        <w:rPr>
+          <w:i/>
+          <w:iCs/>
+        </w:rPr>
+        <w:t xml:space="preserve"> </w:t>
+      </w:r>
+      <w:proofErr w:type="spellStart"/>
+      <w:r>
+        <w:rPr>
+          <w:i/>
+          <w:iCs/>
+        </w:rPr>
+        <w:t>of</w:t>
+      </w:r>
+      <w:proofErr w:type="spellEnd"/>
+      <w:r>
+        <w:rPr>
+          <w:i/>
+          <w:iCs/>
+        </w:rPr>
+        <w:t xml:space="preserve"> Molecular </w:t>
+      </w:r>
+      <w:proofErr w:type="spellStart"/>
+      <w:r>
+        <w:rPr>
+          <w:i/>
+          <w:iCs/>
+        </w:rPr>
+        <w:t>Sciences</w:t>
+      </w:r>
+      <w:proofErr w:type="spellEnd"/>
+      <w:r>
+        <w:rPr>
+          <w:i/>
+          <w:iCs/>
+        </w:rPr>
+        <w:t>, 25</w:t>
+      </w:r>
+      <w:r>
+        <w:t xml:space="preserve">(1), 106. </w:t>
+      </w:r>
+      <w:hyperlink r:id="rId35" w:history="1">
+        <w:r>
+          <w:rPr>
+            <w:rStyle w:val="Hipervnculo"/>
+          </w:rPr>
+          <w:t>https://doi.org/10.3390/ijms25010106</w:t>
+        </w:r>
+      </w:hyperlink>
+    </w:p>
+    <w:p>
+      <w:pPr>
+        <w:pStyle w:val="Apa"/>
+      </w:pPr>
+      <w:r>
+        <w:t xml:space="preserve">He, K., Zhang, X., Ren, S., &amp; </w:t>
+      </w:r>
+      <w:proofErr w:type="spellStart"/>
+      <w:r>
+        <w:t>Sun</w:t>
+      </w:r>
+      <w:proofErr w:type="spellEnd"/>
+      <w:r>
+        <w:t xml:space="preserve">, J. (2016). Deep residual </w:t>
+      </w:r>
+      <w:proofErr w:type="spellStart"/>
+      <w:r>
+        <w:t>learning</w:t>
+      </w:r>
+      <w:proofErr w:type="spellEnd"/>
+      <w:r>
+        <w:t xml:space="preserve"> </w:t>
+      </w:r>
+      <w:proofErr w:type="spellStart"/>
+      <w:r>
+        <w:t>for</w:t>
+      </w:r>
+      <w:proofErr w:type="spellEnd"/>
+      <w:r>
+        <w:t xml:space="preserve"> </w:t>
+      </w:r>
+      <w:proofErr w:type="spellStart"/>
+      <w:r>
+        <w:t>image</w:t>
+      </w:r>
+      <w:proofErr w:type="spellEnd"/>
+      <w:r>
+        <w:t xml:space="preserve"> </w:t>
+      </w:r>
+      <w:proofErr w:type="spellStart"/>
+      <w:r>
+        <w:t>recognition</w:t>
+      </w:r>
+      <w:proofErr w:type="spellEnd"/>
+      <w:r>
+        <w:t xml:space="preserve">. </w:t>
+      </w:r>
+      <w:r>
+        <w:rPr>
+          <w:i/>
+          <w:iCs/>
+        </w:rPr>
+        <w:t xml:space="preserve">2016 IEEE </w:t>
+      </w:r>
+      <w:proofErr w:type="spellStart"/>
+      <w:r>
+        <w:rPr>
+          <w:i/>
+          <w:iCs/>
+        </w:rPr>
+        <w:t>Conference</w:t>
+      </w:r>
+      <w:proofErr w:type="spellEnd"/>
+      <w:r>
+        <w:rPr>
+          <w:i/>
+          <w:iCs/>
+        </w:rPr>
+        <w:t xml:space="preserve"> </w:t>
+      </w:r>
+      <w:proofErr w:type="spellStart"/>
+      <w:r>
+        <w:rPr>
+          <w:i/>
+          <w:iCs/>
+        </w:rPr>
+        <w:t>on</w:t>
+      </w:r>
+      <w:proofErr w:type="spellEnd"/>
+      <w:r>
+        <w:rPr>
+          <w:i/>
+          <w:iCs/>
+        </w:rPr>
+        <w:t xml:space="preserve"> </w:t>
+      </w:r>
+      <w:proofErr w:type="spellStart"/>
+      <w:r>
+        <w:rPr>
+          <w:i/>
+          <w:iCs/>
+        </w:rPr>
+        <w:t>Computer</w:t>
+      </w:r>
+      <w:proofErr w:type="spellEnd"/>
+      <w:r>
+        <w:rPr>
+          <w:i/>
+          <w:iCs/>
+        </w:rPr>
+        <w:t xml:space="preserve"> </w:t>
+      </w:r>
+      <w:proofErr w:type="spellStart"/>
+      <w:r>
+        <w:rPr>
+          <w:i/>
+          <w:iCs/>
+        </w:rPr>
+        <w:t>Vision</w:t>
+      </w:r>
+      <w:proofErr w:type="spellEnd"/>
+      <w:r>
+        <w:rPr>
+          <w:i/>
+          <w:iCs/>
+        </w:rPr>
+        <w:t xml:space="preserve"> and </w:t>
+      </w:r>
+      <w:proofErr w:type="spellStart"/>
+      <w:r>
+        <w:rPr>
+          <w:i/>
+          <w:iCs/>
+        </w:rPr>
+        <w:t>Pattern</w:t>
+      </w:r>
+      <w:proofErr w:type="spellEnd"/>
+      <w:r>
+        <w:rPr>
+          <w:i/>
+          <w:iCs/>
+        </w:rPr>
+        <w:t xml:space="preserve"> </w:t>
+      </w:r>
+      <w:proofErr w:type="spellStart"/>
+      <w:r>
+        <w:rPr>
+          <w:i/>
+          <w:iCs/>
+        </w:rPr>
+        <w:t>Recognition</w:t>
+      </w:r>
+      <w:proofErr w:type="spellEnd"/>
+      <w:r>
+        <w:rPr>
+          <w:i/>
+          <w:iCs/>
+        </w:rPr>
+        <w:t xml:space="preserve"> (CVPR)</w:t>
+      </w:r>
+      <w:r>
+        <w:t xml:space="preserve">, 770–778. </w:t>
+      </w:r>
+      <w:hyperlink r:id="rId36" w:history="1">
+        <w:r>
+          <w:rPr>
+            <w:rStyle w:val="Hipervnculo"/>
+          </w:rPr>
+          <w:t>https://doi.org/10.1109/CVPR.2016.90</w:t>
+        </w:r>
+      </w:hyperlink>
+    </w:p>
+    <w:p>
+      <w:pPr>
+        <w:pStyle w:val="Apa"/>
+      </w:pPr>
+      <w:proofErr w:type="spellStart"/>
+      <w:r>
+        <w:t>Helmawati</w:t>
+      </w:r>
+      <w:proofErr w:type="spellEnd"/>
+      <w:r>
+        <w:t xml:space="preserve">, N., </w:t>
+      </w:r>
+      <w:proofErr w:type="spellStart"/>
+      <w:r>
+        <w:t>Wibowo</w:t>
+      </w:r>
+      <w:proofErr w:type="spellEnd"/>
+      <w:r>
+        <w:t xml:space="preserve">, A., &amp; </w:t>
+      </w:r>
+      <w:proofErr w:type="spellStart"/>
+      <w:r>
+        <w:t>Sarwoko</w:t>
+      </w:r>
+      <w:proofErr w:type="spellEnd"/>
+      <w:r>
+        <w:t xml:space="preserve">, E. A. (2025). Deep </w:t>
+      </w:r>
+      <w:proofErr w:type="spellStart"/>
+      <w:r>
+        <w:t>learning-based</w:t>
+      </w:r>
+      <w:proofErr w:type="spellEnd"/>
+      <w:r>
+        <w:t xml:space="preserve"> </w:t>
+      </w:r>
+      <w:proofErr w:type="spellStart"/>
+      <w:r>
+        <w:t>soybean</w:t>
+      </w:r>
+      <w:proofErr w:type="spellEnd"/>
+      <w:r>
+        <w:t xml:space="preserve"> </w:t>
+      </w:r>
+      <w:proofErr w:type="spellStart"/>
+      <w:r>
+        <w:t>leaf</w:t>
+      </w:r>
+      <w:proofErr w:type="spellEnd"/>
+      <w:r>
+        <w:t xml:space="preserve"> </w:t>
+      </w:r>
+      <w:proofErr w:type="spellStart"/>
+      <w:r>
+        <w:t>disease</w:t>
+      </w:r>
+      <w:proofErr w:type="spellEnd"/>
+      <w:r>
+        <w:t xml:space="preserve"> </w:t>
+      </w:r>
+      <w:proofErr w:type="spellStart"/>
+      <w:r>
+        <w:t>classification</w:t>
+      </w:r>
+      <w:proofErr w:type="spellEnd"/>
+      <w:r>
+        <w:t xml:space="preserve"> </w:t>
+      </w:r>
+      <w:proofErr w:type="spellStart"/>
+      <w:r>
+        <w:t>using</w:t>
+      </w:r>
+      <w:proofErr w:type="spellEnd"/>
+      <w:r>
+        <w:t xml:space="preserve"> DenseNet121, </w:t>
+      </w:r>
+      <w:proofErr w:type="spellStart"/>
+      <w:r>
+        <w:t>Xception</w:t>
+      </w:r>
+      <w:proofErr w:type="spellEnd"/>
+      <w:r>
+        <w:t xml:space="preserve">, and MobileNetV2. </w:t>
+      </w:r>
+      <w:proofErr w:type="spellStart"/>
+      <w:r>
+        <w:rPr>
+          <w:i/>
+          <w:iCs/>
+        </w:rPr>
+        <w:t>Jurnal</w:t>
+      </w:r>
+      <w:proofErr w:type="spellEnd"/>
+      <w:r>
+        <w:rPr>
+          <w:i/>
+          <w:iCs/>
+        </w:rPr>
+        <w:t xml:space="preserve"> RESTI (</w:t>
+      </w:r>
+      <w:proofErr w:type="spellStart"/>
+      <w:r>
+        <w:rPr>
+          <w:i/>
+          <w:iCs/>
+        </w:rPr>
+        <w:t>Rekayasa</w:t>
+      </w:r>
+      <w:proofErr w:type="spellEnd"/>
+      <w:r>
+        <w:rPr>
+          <w:i/>
+          <w:iCs/>
+        </w:rPr>
+        <w:t xml:space="preserve"> </w:t>
+      </w:r>
+      <w:proofErr w:type="spellStart"/>
+      <w:r>
+        <w:rPr>
+          <w:i/>
+          <w:iCs/>
+        </w:rPr>
+        <w:t>Sistem</w:t>
+      </w:r>
+      <w:proofErr w:type="spellEnd"/>
+      <w:r>
+        <w:rPr>
+          <w:i/>
+          <w:iCs/>
+        </w:rPr>
+        <w:t xml:space="preserve"> dan </w:t>
+      </w:r>
+      <w:proofErr w:type="spellStart"/>
+      <w:r>
+        <w:rPr>
+          <w:i/>
+          <w:iCs/>
+        </w:rPr>
+        <w:t>Teknologi</w:t>
+      </w:r>
+      <w:proofErr w:type="spellEnd"/>
+      <w:r>
+        <w:rPr>
+          <w:i/>
+          <w:iCs/>
+        </w:rPr>
+        <w:t xml:space="preserve"> </w:t>
+      </w:r>
+      <w:proofErr w:type="spellStart"/>
+      <w:r>
+        <w:rPr>
+          <w:i/>
+          <w:iCs/>
+        </w:rPr>
+        <w:t>Informasi</w:t>
+      </w:r>
+      <w:proofErr w:type="spellEnd"/>
+      <w:r>
+        <w:rPr>
+          <w:i/>
+          <w:iCs/>
+        </w:rPr>
+        <w:t>), 9</w:t>
+      </w:r>
+      <w:r>
+        <w:t xml:space="preserve">(6), 1042–1051. </w:t>
+      </w:r>
+      <w:hyperlink r:id="rId37" w:history="1">
+        <w:r>
+          <w:rPr>
+            <w:rStyle w:val="Hipervnculo"/>
+          </w:rPr>
+          <w:t>https://doi.org/10.29207/resti.v9i6.6271</w:t>
+        </w:r>
+      </w:hyperlink>
+    </w:p>
+    <w:p>
+      <w:pPr>
+        <w:pStyle w:val="Apa"/>
+      </w:pPr>
+      <w:proofErr w:type="spellStart"/>
+      <w:r>
+        <w:t>Hossain</w:t>
+      </w:r>
+      <w:proofErr w:type="spellEnd"/>
+      <w:r>
+        <w:t xml:space="preserve">, M. M., Sultana, F., </w:t>
+      </w:r>
+      <w:proofErr w:type="spellStart"/>
+      <w:r>
+        <w:t>Mostafa</w:t>
+      </w:r>
+      <w:proofErr w:type="spellEnd"/>
+      <w:r>
+        <w:t xml:space="preserve">, M., </w:t>
+      </w:r>
+      <w:proofErr w:type="spellStart"/>
+      <w:r>
+        <w:t>Ferdus</w:t>
+      </w:r>
+      <w:proofErr w:type="spellEnd"/>
+      <w:r>
+        <w:t xml:space="preserve">, H., Rahman, M., Rana, J. A., &amp; </w:t>
+      </w:r>
+      <w:proofErr w:type="gramStart"/>
+      <w:r>
+        <w:t>Islam</w:t>
+      </w:r>
+      <w:proofErr w:type="gramEnd"/>
+      <w:r>
+        <w:t xml:space="preserve">, S. M. N. (2024). </w:t>
+      </w:r>
+      <w:proofErr w:type="spellStart"/>
+      <w:r>
+        <w:t>Understanding</w:t>
+      </w:r>
+      <w:proofErr w:type="spellEnd"/>
+      <w:r>
+        <w:t xml:space="preserve"> </w:t>
+      </w:r>
+      <w:proofErr w:type="spellStart"/>
+      <w:r>
+        <w:t>Phakopsora</w:t>
+      </w:r>
+      <w:proofErr w:type="spellEnd"/>
+      <w:r>
+        <w:t xml:space="preserve"> </w:t>
+      </w:r>
+      <w:proofErr w:type="spellStart"/>
+      <w:r>
+        <w:t>pachyrhizi</w:t>
+      </w:r>
+      <w:proofErr w:type="spellEnd"/>
+      <w:r>
+        <w:t xml:space="preserve"> in </w:t>
+      </w:r>
+      <w:proofErr w:type="spellStart"/>
+      <w:r>
+        <w:t>soybean</w:t>
+      </w:r>
+      <w:proofErr w:type="spellEnd"/>
+      <w:r>
+        <w:t xml:space="preserve">: Comprehensive </w:t>
+      </w:r>
+      <w:proofErr w:type="spellStart"/>
+      <w:r>
+        <w:t>insights</w:t>
+      </w:r>
+      <w:proofErr w:type="spellEnd"/>
+      <w:r>
+        <w:t xml:space="preserve">, </w:t>
+      </w:r>
+      <w:proofErr w:type="spellStart"/>
+      <w:r>
+        <w:t>threats</w:t>
+      </w:r>
+      <w:proofErr w:type="spellEnd"/>
+      <w:r>
+        <w:t xml:space="preserve">, and </w:t>
+      </w:r>
+      <w:proofErr w:type="spellStart"/>
+      <w:r>
+        <w:t>interventions</w:t>
+      </w:r>
+      <w:proofErr w:type="spellEnd"/>
+      <w:r>
+        <w:t xml:space="preserve"> </w:t>
+      </w:r>
+      <w:proofErr w:type="spellStart"/>
+      <w:r>
+        <w:t>from</w:t>
+      </w:r>
+      <w:proofErr w:type="spellEnd"/>
+      <w:r>
+        <w:t xml:space="preserve"> </w:t>
+      </w:r>
+      <w:proofErr w:type="spellStart"/>
+      <w:r>
+        <w:t>the</w:t>
+      </w:r>
+      <w:proofErr w:type="spellEnd"/>
+      <w:r>
+        <w:t xml:space="preserve"> </w:t>
+      </w:r>
+      <w:proofErr w:type="spellStart"/>
+      <w:r>
+        <w:t>Asian</w:t>
+      </w:r>
+      <w:proofErr w:type="spellEnd"/>
+      <w:r>
+        <w:t xml:space="preserve"> </w:t>
+      </w:r>
+      <w:proofErr w:type="spellStart"/>
+      <w:r>
+        <w:t>perspective</w:t>
+      </w:r>
+      <w:proofErr w:type="spellEnd"/>
+      <w:r>
+        <w:t xml:space="preserve">. </w:t>
+      </w:r>
+      <w:proofErr w:type="spellStart"/>
+      <w:r>
+        <w:rPr>
+          <w:i/>
+          <w:iCs/>
+        </w:rPr>
+        <w:t>Frontiers</w:t>
+      </w:r>
+      <w:proofErr w:type="spellEnd"/>
+      <w:r>
+        <w:rPr>
+          <w:i/>
+          <w:iCs/>
+        </w:rPr>
+        <w:t xml:space="preserve"> in </w:t>
+      </w:r>
+      <w:proofErr w:type="spellStart"/>
+      <w:r>
+        <w:rPr>
+          <w:i/>
+          <w:iCs/>
+        </w:rPr>
+        <w:t>Microbiology</w:t>
+      </w:r>
+      <w:proofErr w:type="spellEnd"/>
+      <w:r>
+        <w:rPr>
+          <w:i/>
+          <w:iCs/>
+        </w:rPr>
+        <w:t>, 14</w:t>
+      </w:r>
+      <w:r>
+        <w:t xml:space="preserve">, 1304205. </w:t>
+      </w:r>
+      <w:hyperlink r:id="rId38" w:history="1">
+        <w:r>
+          <w:rPr>
+            <w:rStyle w:val="Hipervnculo"/>
+          </w:rPr>
+          <w:t>https://doi.org/10.3389/fmicb.2023.1304205</w:t>
+        </w:r>
+      </w:hyperlink>
+    </w:p>
+    <w:p>
+      <w:pPr>
+        <w:pStyle w:val="Apa"/>
+      </w:pPr>
+      <w:r>
+        <w:t xml:space="preserve">Hughes, D. P., &amp; </w:t>
+      </w:r>
+      <w:proofErr w:type="spellStart"/>
+      <w:r>
+        <w:t>Salathé</w:t>
+      </w:r>
+      <w:proofErr w:type="spellEnd"/>
+      <w:r>
+        <w:t xml:space="preserve">, M. (2015). </w:t>
+      </w:r>
+      <w:proofErr w:type="spellStart"/>
+      <w:r>
+        <w:rPr>
+          <w:i/>
+          <w:iCs/>
+        </w:rPr>
+        <w:t>An</w:t>
+      </w:r>
+      <w:proofErr w:type="spellEnd"/>
+      <w:r>
+        <w:rPr>
+          <w:i/>
+          <w:iCs/>
+        </w:rPr>
+        <w:t xml:space="preserve"> open </w:t>
+      </w:r>
+      <w:proofErr w:type="spellStart"/>
+      <w:r>
+        <w:rPr>
+          <w:i/>
+          <w:iCs/>
+        </w:rPr>
+        <w:t>access</w:t>
+      </w:r>
+      <w:proofErr w:type="spellEnd"/>
+      <w:r>
+        <w:rPr>
+          <w:i/>
+          <w:iCs/>
+        </w:rPr>
+        <w:t xml:space="preserve"> </w:t>
+      </w:r>
+      <w:proofErr w:type="spellStart"/>
+      <w:r>
+        <w:rPr>
+          <w:i/>
+          <w:iCs/>
+        </w:rPr>
+        <w:t>repository</w:t>
+      </w:r>
+      <w:proofErr w:type="spellEnd"/>
+      <w:r>
+        <w:rPr>
+          <w:i/>
+          <w:iCs/>
+        </w:rPr>
+        <w:t xml:space="preserve"> </w:t>
+      </w:r>
+      <w:proofErr w:type="spellStart"/>
+      <w:r>
+        <w:rPr>
+          <w:i/>
+          <w:iCs/>
+        </w:rPr>
+        <w:t>of</w:t>
+      </w:r>
+      <w:proofErr w:type="spellEnd"/>
+      <w:r>
+        <w:rPr>
+          <w:i/>
+          <w:iCs/>
+        </w:rPr>
+        <w:t xml:space="preserve"> </w:t>
+      </w:r>
+      <w:proofErr w:type="spellStart"/>
+      <w:r>
+        <w:rPr>
+          <w:i/>
+          <w:iCs/>
+        </w:rPr>
+        <w:t>images</w:t>
+      </w:r>
+      <w:proofErr w:type="spellEnd"/>
+      <w:r>
+        <w:rPr>
+          <w:i/>
+          <w:iCs/>
+        </w:rPr>
+        <w:t xml:space="preserve"> </w:t>
+      </w:r>
+      <w:proofErr w:type="spellStart"/>
+      <w:r>
+        <w:rPr>
+          <w:i/>
+          <w:iCs/>
+        </w:rPr>
+        <w:t>on</w:t>
+      </w:r>
+      <w:proofErr w:type="spellEnd"/>
+      <w:r>
+        <w:rPr>
+          <w:i/>
+          <w:iCs/>
+        </w:rPr>
+        <w:t xml:space="preserve"> </w:t>
+      </w:r>
+      <w:proofErr w:type="spellStart"/>
+      <w:r>
+        <w:rPr>
+          <w:i/>
+          <w:iCs/>
+        </w:rPr>
+        <w:t>plant</w:t>
+      </w:r>
+      <w:proofErr w:type="spellEnd"/>
+      <w:r>
+        <w:rPr>
+          <w:i/>
+          <w:iCs/>
+        </w:rPr>
+        <w:t xml:space="preserve"> </w:t>
+      </w:r>
+      <w:proofErr w:type="spellStart"/>
+      <w:r>
+        <w:rPr>
+          <w:i/>
+          <w:iCs/>
+        </w:rPr>
+        <w:t>health</w:t>
+      </w:r>
+      <w:proofErr w:type="spellEnd"/>
+      <w:r>
+        <w:rPr>
+          <w:i/>
+          <w:iCs/>
+        </w:rPr>
+        <w:t xml:space="preserve"> </w:t>
+      </w:r>
+      <w:proofErr w:type="spellStart"/>
+      <w:r>
+        <w:rPr>
+          <w:i/>
+          <w:iCs/>
+        </w:rPr>
+        <w:t>to</w:t>
+      </w:r>
+      <w:proofErr w:type="spellEnd"/>
+      <w:r>
+        <w:rPr>
+          <w:i/>
+          <w:iCs/>
+        </w:rPr>
+        <w:t xml:space="preserve"> </w:t>
+      </w:r>
+      <w:proofErr w:type="spellStart"/>
+      <w:r>
+        <w:rPr>
+          <w:i/>
+          <w:iCs/>
+        </w:rPr>
+        <w:t>enable</w:t>
+      </w:r>
+      <w:proofErr w:type="spellEnd"/>
+      <w:r>
+        <w:rPr>
+          <w:i/>
+          <w:iCs/>
+        </w:rPr>
+        <w:t xml:space="preserve"> </w:t>
+      </w:r>
+      <w:proofErr w:type="spellStart"/>
+      <w:r>
+        <w:rPr>
+          <w:i/>
+          <w:iCs/>
+        </w:rPr>
+        <w:t>the</w:t>
+      </w:r>
+      <w:proofErr w:type="spellEnd"/>
+      <w:r>
+        <w:rPr>
+          <w:i/>
+          <w:iCs/>
+        </w:rPr>
+        <w:t xml:space="preserve"> </w:t>
+      </w:r>
+      <w:proofErr w:type="spellStart"/>
+      <w:r>
+        <w:rPr>
+          <w:i/>
+          <w:iCs/>
+        </w:rPr>
+        <w:t>development</w:t>
+      </w:r>
+      <w:proofErr w:type="spellEnd"/>
+      <w:r>
+        <w:rPr>
+          <w:i/>
+          <w:iCs/>
+        </w:rPr>
+        <w:t xml:space="preserve"> </w:t>
+      </w:r>
+      <w:proofErr w:type="spellStart"/>
+      <w:r>
+        <w:rPr>
+          <w:i/>
+          <w:iCs/>
+        </w:rPr>
+        <w:t>of</w:t>
+      </w:r>
+      <w:proofErr w:type="spellEnd"/>
+      <w:r>
+        <w:rPr>
+          <w:i/>
+          <w:iCs/>
+        </w:rPr>
+        <w:t xml:space="preserve"> </w:t>
+      </w:r>
+      <w:proofErr w:type="spellStart"/>
+      <w:r>
+        <w:rPr>
+          <w:i/>
+          <w:iCs/>
+        </w:rPr>
+        <w:t>mobile</w:t>
+      </w:r>
+      <w:proofErr w:type="spellEnd"/>
+      <w:r>
+        <w:rPr>
+          <w:i/>
+          <w:iCs/>
+        </w:rPr>
+        <w:t xml:space="preserve"> </w:t>
+      </w:r>
+      <w:proofErr w:type="spellStart"/>
+      <w:r>
+        <w:rPr>
+          <w:i/>
+          <w:iCs/>
+        </w:rPr>
+        <w:t>disease</w:t>
+      </w:r>
+      <w:proofErr w:type="spellEnd"/>
+      <w:r>
+        <w:rPr>
+          <w:i/>
+          <w:iCs/>
+        </w:rPr>
+        <w:t xml:space="preserve"> </w:t>
+      </w:r>
+      <w:proofErr w:type="spellStart"/>
+      <w:r>
+        <w:rPr>
+          <w:i/>
+          <w:iCs/>
+        </w:rPr>
+        <w:t>diagnostics</w:t>
+      </w:r>
+      <w:proofErr w:type="spellEnd"/>
+      <w:r>
+        <w:t xml:space="preserve">. </w:t>
+      </w:r>
+      <w:proofErr w:type="spellStart"/>
+      <w:r>
+        <w:t>arXiv</w:t>
+      </w:r>
+      <w:proofErr w:type="spellEnd"/>
+      <w:r>
+        <w:t xml:space="preserve">. </w:t>
+      </w:r>
+      <w:hyperlink r:id="rId39" w:history="1">
+        <w:r>
+          <w:rPr>
+            <w:rStyle w:val="Hipervnculo"/>
+          </w:rPr>
+          <w:t>https://doi.org/10.48550/arXiv.1511.08060</w:t>
+        </w:r>
+      </w:hyperlink>
+    </w:p>
+    <w:p>
+      <w:pPr>
+        <w:pStyle w:val="Apa"/>
+      </w:pPr>
+      <w:proofErr w:type="spellStart"/>
+      <w:r>
+        <w:t>Kotwal</w:t>
+      </w:r>
+      <w:proofErr w:type="spellEnd"/>
+      <w:r>
+        <w:t xml:space="preserve">, J., </w:t>
+      </w:r>
+      <w:proofErr w:type="spellStart"/>
+      <w:r>
+        <w:t>Kashyap</w:t>
+      </w:r>
+      <w:proofErr w:type="spellEnd"/>
+      <w:r>
+        <w:t xml:space="preserve">, R., &amp; </w:t>
+      </w:r>
+      <w:proofErr w:type="spellStart"/>
+      <w:r>
+        <w:t>Pathan</w:t>
+      </w:r>
+      <w:proofErr w:type="spellEnd"/>
+      <w:r>
+        <w:t xml:space="preserve">, S. (2023). </w:t>
+      </w:r>
+      <w:proofErr w:type="spellStart"/>
+      <w:r>
+        <w:rPr>
+          <w:i/>
+          <w:iCs/>
+        </w:rPr>
+        <w:t>An</w:t>
+      </w:r>
+      <w:proofErr w:type="spellEnd"/>
+      <w:r>
+        <w:rPr>
+          <w:i/>
+          <w:iCs/>
+        </w:rPr>
+        <w:t xml:space="preserve"> India </w:t>
+      </w:r>
+      <w:proofErr w:type="spellStart"/>
+      <w:r>
+        <w:rPr>
+          <w:i/>
+          <w:iCs/>
+        </w:rPr>
+        <w:t>soybean</w:t>
+      </w:r>
+      <w:proofErr w:type="spellEnd"/>
+      <w:r>
+        <w:rPr>
+          <w:i/>
+          <w:iCs/>
+        </w:rPr>
+        <w:t xml:space="preserve"> </w:t>
+      </w:r>
+      <w:proofErr w:type="spellStart"/>
+      <w:r>
+        <w:rPr>
+          <w:i/>
+          <w:iCs/>
+        </w:rPr>
+        <w:t>dataset</w:t>
+      </w:r>
+      <w:proofErr w:type="spellEnd"/>
+      <w:r>
+        <w:rPr>
+          <w:i/>
+          <w:iCs/>
+        </w:rPr>
+        <w:t xml:space="preserve"> </w:t>
+      </w:r>
+      <w:proofErr w:type="spellStart"/>
+      <w:r>
+        <w:rPr>
+          <w:i/>
+          <w:iCs/>
+        </w:rPr>
+        <w:t>for</w:t>
+      </w:r>
+      <w:proofErr w:type="spellEnd"/>
+      <w:r>
+        <w:rPr>
+          <w:i/>
+          <w:iCs/>
+        </w:rPr>
+        <w:t xml:space="preserve"> </w:t>
+      </w:r>
+      <w:proofErr w:type="spellStart"/>
+      <w:r>
+        <w:rPr>
+          <w:i/>
+          <w:iCs/>
+        </w:rPr>
+        <w:t>identification</w:t>
+      </w:r>
+      <w:proofErr w:type="spellEnd"/>
+      <w:r>
+        <w:rPr>
+          <w:i/>
+          <w:iCs/>
+        </w:rPr>
+        <w:t xml:space="preserve"> </w:t>
+      </w:r>
+      <w:r>
+        <w:rPr>
+          <w:i/>
+          <w:iCs/>
+        </w:rPr>
+        <w:lastRenderedPageBreak/>
+        <w:t xml:space="preserve">and </w:t>
+      </w:r>
+      <w:proofErr w:type="spellStart"/>
+      <w:r>
+        <w:rPr>
+          <w:i/>
+          <w:iCs/>
+        </w:rPr>
+        <w:t>classification</w:t>
+      </w:r>
+      <w:proofErr w:type="spellEnd"/>
+      <w:r>
+        <w:rPr>
+          <w:i/>
+          <w:iCs/>
+        </w:rPr>
+        <w:t xml:space="preserve"> </w:t>
+      </w:r>
+      <w:proofErr w:type="spellStart"/>
+      <w:r>
+        <w:rPr>
+          <w:i/>
+          <w:iCs/>
+        </w:rPr>
+        <w:t>of</w:t>
+      </w:r>
+      <w:proofErr w:type="spellEnd"/>
+      <w:r>
+        <w:rPr>
+          <w:i/>
+          <w:iCs/>
+        </w:rPr>
+        <w:t xml:space="preserve"> </w:t>
+      </w:r>
+      <w:proofErr w:type="spellStart"/>
+      <w:r>
+        <w:rPr>
+          <w:i/>
+          <w:iCs/>
+        </w:rPr>
+        <w:t>diseases</w:t>
+      </w:r>
+      <w:proofErr w:type="spellEnd"/>
+      <w:r>
+        <w:rPr>
+          <w:i/>
+          <w:iCs/>
+        </w:rPr>
+        <w:t xml:space="preserve"> </w:t>
+      </w:r>
+      <w:proofErr w:type="spellStart"/>
+      <w:r>
+        <w:rPr>
+          <w:i/>
+          <w:iCs/>
+        </w:rPr>
+        <w:t>using</w:t>
+      </w:r>
+      <w:proofErr w:type="spellEnd"/>
+      <w:r>
+        <w:rPr>
+          <w:i/>
+          <w:iCs/>
+        </w:rPr>
+        <w:t xml:space="preserve"> </w:t>
+      </w:r>
+      <w:proofErr w:type="spellStart"/>
+      <w:r>
+        <w:rPr>
+          <w:i/>
+          <w:iCs/>
+        </w:rPr>
+        <w:t>computer-vision</w:t>
+      </w:r>
+      <w:proofErr w:type="spellEnd"/>
+      <w:r>
+        <w:rPr>
+          <w:i/>
+          <w:iCs/>
+        </w:rPr>
+        <w:t xml:space="preserve"> </w:t>
+      </w:r>
+      <w:proofErr w:type="spellStart"/>
+      <w:r>
+        <w:rPr>
+          <w:i/>
+          <w:iCs/>
+        </w:rPr>
+        <w:t>algorithms</w:t>
+      </w:r>
+      <w:proofErr w:type="spellEnd"/>
+      <w:r>
+        <w:t xml:space="preserve"> [Conjunto de datos]. SSRN. </w:t>
+      </w:r>
+      <w:hyperlink r:id="rId40" w:history="1">
+        <w:r>
+          <w:rPr>
+            <w:rStyle w:val="Hipervnculo"/>
+          </w:rPr>
+          <w:t>https://doi.org/10.2139/ssrn.4644426</w:t>
+        </w:r>
+      </w:hyperlink>
+    </w:p>
+    <w:p>
+      <w:pPr>
+        <w:pStyle w:val="Apa"/>
+      </w:pPr>
+      <w:r>
+        <w:t xml:space="preserve">Li, G., Wang, Y., Zhao, Q., </w:t>
+      </w:r>
+      <w:proofErr w:type="gramStart"/>
+      <w:r>
+        <w:t>Yuan</w:t>
+      </w:r>
+      <w:proofErr w:type="gramEnd"/>
+      <w:r>
+        <w:t xml:space="preserve">, P., &amp; Chang, B. (2023). PMVT: A </w:t>
+      </w:r>
+      <w:proofErr w:type="spellStart"/>
+      <w:r>
+        <w:t>lightweight</w:t>
+      </w:r>
+      <w:proofErr w:type="spellEnd"/>
+      <w:r>
+        <w:t xml:space="preserve"> </w:t>
+      </w:r>
+      <w:proofErr w:type="spellStart"/>
+      <w:r>
+        <w:t>vision</w:t>
+      </w:r>
+      <w:proofErr w:type="spellEnd"/>
+      <w:r>
+        <w:t xml:space="preserve"> </w:t>
+      </w:r>
+      <w:proofErr w:type="spellStart"/>
+      <w:r>
+        <w:t>transformer</w:t>
+      </w:r>
+      <w:proofErr w:type="spellEnd"/>
+      <w:r>
+        <w:t xml:space="preserve"> </w:t>
+      </w:r>
+      <w:proofErr w:type="spellStart"/>
+      <w:r>
+        <w:t>for</w:t>
+      </w:r>
+      <w:proofErr w:type="spellEnd"/>
+      <w:r>
+        <w:t xml:space="preserve"> </w:t>
+      </w:r>
+      <w:proofErr w:type="spellStart"/>
+      <w:r>
+        <w:t>plant</w:t>
+      </w:r>
+      <w:proofErr w:type="spellEnd"/>
+      <w:r>
+        <w:t xml:space="preserve"> </w:t>
+      </w:r>
+      <w:proofErr w:type="spellStart"/>
+      <w:r>
+        <w:t>disease</w:t>
+      </w:r>
+      <w:proofErr w:type="spellEnd"/>
+      <w:r>
+        <w:t xml:space="preserve"> </w:t>
+      </w:r>
+      <w:proofErr w:type="spellStart"/>
+      <w:r>
+        <w:t>identification</w:t>
+      </w:r>
+      <w:proofErr w:type="spellEnd"/>
+      <w:r>
+        <w:t xml:space="preserve"> </w:t>
+      </w:r>
+      <w:proofErr w:type="spellStart"/>
+      <w:r>
+        <w:t>on</w:t>
+      </w:r>
+      <w:proofErr w:type="spellEnd"/>
+      <w:r>
+        <w:t xml:space="preserve"> </w:t>
+      </w:r>
+      <w:proofErr w:type="spellStart"/>
+      <w:r>
+        <w:t>mobile</w:t>
+      </w:r>
+      <w:proofErr w:type="spellEnd"/>
+      <w:r>
+        <w:t xml:space="preserve"> </w:t>
+      </w:r>
+      <w:proofErr w:type="spellStart"/>
+      <w:r>
+        <w:t>devices</w:t>
+      </w:r>
+      <w:proofErr w:type="spellEnd"/>
+      <w:r>
+        <w:t xml:space="preserve">. </w:t>
+      </w:r>
+      <w:proofErr w:type="spellStart"/>
+      <w:r>
+        <w:rPr>
+          <w:i/>
+          <w:iCs/>
+        </w:rPr>
+        <w:t>Frontiers</w:t>
+      </w:r>
+      <w:proofErr w:type="spellEnd"/>
+      <w:r>
+        <w:rPr>
+          <w:i/>
+          <w:iCs/>
+        </w:rPr>
+        <w:t xml:space="preserve"> in </w:t>
+      </w:r>
+      <w:proofErr w:type="spellStart"/>
+      <w:r>
+        <w:rPr>
+          <w:i/>
+          <w:iCs/>
+        </w:rPr>
+        <w:t>Plant</w:t>
+      </w:r>
+      <w:proofErr w:type="spellEnd"/>
+      <w:r>
+        <w:rPr>
+          <w:i/>
+          <w:iCs/>
+        </w:rPr>
+        <w:t xml:space="preserve"> </w:t>
+      </w:r>
+      <w:proofErr w:type="spellStart"/>
+      <w:r>
+        <w:rPr>
+          <w:i/>
+          <w:iCs/>
+        </w:rPr>
+        <w:t>Science</w:t>
+      </w:r>
+      <w:proofErr w:type="spellEnd"/>
+      <w:r>
+        <w:rPr>
+          <w:i/>
+          <w:iCs/>
+        </w:rPr>
+        <w:t>, 14</w:t>
+      </w:r>
+      <w:r>
+        <w:t xml:space="preserve">, 1256773. </w:t>
+      </w:r>
+      <w:hyperlink r:id="rId41" w:history="1">
+        <w:r>
+          <w:rPr>
+            <w:rStyle w:val="Hipervnculo"/>
+          </w:rPr>
+          <w:t>https://doi.org/10.3389/fpls.2023.1256773</w:t>
+        </w:r>
+      </w:hyperlink>
+    </w:p>
+    <w:p>
+      <w:pPr>
+        <w:pStyle w:val="Apa"/>
+        <w:rPr>
+          <w:rStyle w:val="Hipervnculo"/>
+          <w:bCs w:val="0"/>
+        </w:rPr>
+      </w:pPr>
+      <w:proofErr w:type="spellStart"/>
+      <w:r>
+        <w:t>Loranger</w:t>
+      </w:r>
+      <w:proofErr w:type="spellEnd"/>
+      <w:r>
+        <w:t xml:space="preserve">, M. E. W., </w:t>
+      </w:r>
+      <w:proofErr w:type="spellStart"/>
+      <w:r>
+        <w:t>Yim</w:t>
+      </w:r>
+      <w:proofErr w:type="spellEnd"/>
+      <w:r>
+        <w:t xml:space="preserve">, W., </w:t>
+      </w:r>
+      <w:proofErr w:type="spellStart"/>
+      <w:r>
+        <w:t>Accerbi</w:t>
+      </w:r>
+      <w:proofErr w:type="spellEnd"/>
+      <w:r>
+        <w:t xml:space="preserve">, M., </w:t>
+      </w:r>
+      <w:proofErr w:type="spellStart"/>
+      <w:r>
+        <w:t>Cordeiro</w:t>
+      </w:r>
+      <w:proofErr w:type="spellEnd"/>
+      <w:r>
+        <w:t xml:space="preserve">, B. M. P., Klee, S. M., Carbone, I., &amp; </w:t>
+      </w:r>
+      <w:proofErr w:type="spellStart"/>
+      <w:r>
+        <w:t>Ojiambo</w:t>
+      </w:r>
+      <w:proofErr w:type="spellEnd"/>
+      <w:r>
+        <w:t xml:space="preserve">, P. S. (2024). </w:t>
+      </w:r>
+      <w:proofErr w:type="spellStart"/>
+      <w:r>
+        <w:t>Colour-analyzer</w:t>
+      </w:r>
+      <w:proofErr w:type="spellEnd"/>
+      <w:r>
+        <w:t xml:space="preserve">: A new dual </w:t>
+      </w:r>
+      <w:proofErr w:type="spellStart"/>
+      <w:r>
+        <w:t>colour</w:t>
+      </w:r>
+      <w:proofErr w:type="spellEnd"/>
+      <w:r>
+        <w:t xml:space="preserve"> </w:t>
+      </w:r>
+      <w:proofErr w:type="spellStart"/>
+      <w:r>
+        <w:t>model-based</w:t>
+      </w:r>
+      <w:proofErr w:type="spellEnd"/>
+      <w:r>
+        <w:t xml:space="preserve"> </w:t>
+      </w:r>
+      <w:proofErr w:type="spellStart"/>
+      <w:r>
+        <w:t>imaging</w:t>
+      </w:r>
+      <w:proofErr w:type="spellEnd"/>
+      <w:r>
+        <w:t xml:space="preserve"> </w:t>
+      </w:r>
+      <w:proofErr w:type="spellStart"/>
+      <w:r>
+        <w:t>tool</w:t>
+      </w:r>
+      <w:proofErr w:type="spellEnd"/>
+      <w:r>
+        <w:t xml:space="preserve"> </w:t>
+      </w:r>
+      <w:proofErr w:type="spellStart"/>
+      <w:r>
+        <w:t>to</w:t>
+      </w:r>
+      <w:proofErr w:type="spellEnd"/>
+      <w:r>
+        <w:t xml:space="preserve"> </w:t>
+      </w:r>
+      <w:proofErr w:type="spellStart"/>
+      <w:r>
+        <w:t>quantify</w:t>
+      </w:r>
+      <w:proofErr w:type="spellEnd"/>
+      <w:r>
+        <w:t xml:space="preserve"> </w:t>
+      </w:r>
+      <w:proofErr w:type="spellStart"/>
+      <w:r>
+        <w:t>plant</w:t>
+      </w:r>
+      <w:proofErr w:type="spellEnd"/>
+      <w:r>
+        <w:t xml:space="preserve"> </w:t>
+      </w:r>
+      <w:proofErr w:type="spellStart"/>
+      <w:r>
+        <w:t>disease</w:t>
+      </w:r>
+      <w:proofErr w:type="spellEnd"/>
+      <w:r>
+        <w:t xml:space="preserve">. </w:t>
+      </w:r>
+      <w:proofErr w:type="spellStart"/>
+      <w:r>
+        <w:rPr>
+          <w:i/>
+          <w:iCs/>
+        </w:rPr>
+        <w:t>Plant</w:t>
+      </w:r>
+      <w:proofErr w:type="spellEnd"/>
+      <w:r>
+        <w:rPr>
+          <w:i/>
+          <w:iCs/>
+        </w:rPr>
+        <w:t xml:space="preserve"> </w:t>
+      </w:r>
+      <w:proofErr w:type="spellStart"/>
+      <w:r>
+        <w:rPr>
+          <w:i/>
+          <w:iCs/>
+        </w:rPr>
+        <w:t>Methods</w:t>
+      </w:r>
+      <w:proofErr w:type="spellEnd"/>
+      <w:r>
+        <w:rPr>
+          <w:i/>
+          <w:iCs/>
+        </w:rPr>
+        <w:t>, 20</w:t>
+      </w:r>
+      <w:r>
+        <w:t xml:space="preserve">, 65. </w:t>
+      </w:r>
+      <w:hyperlink r:id="rId42" w:history="1">
+        <w:r>
+          <w:rPr>
+            <w:rStyle w:val="Hipervnculo"/>
+          </w:rPr>
+          <w:t>https://doi.org/10.1186/s13007-024-01193-4</w:t>
+        </w:r>
+      </w:hyperlink>
+    </w:p>
+    <w:p>
+      <w:pPr>
+        <w:pStyle w:val="Apa"/>
+        <w:rPr>
+          <w:color w:val="0000FF"/>
+          <w:u w:val="single"/>
+        </w:rPr>
+      </w:pPr>
+      <w:r>
+        <w:t xml:space="preserve">Madden, L. V., Hughes, G., &amp; van den Bosch, F. (2007). </w:t>
+      </w:r>
+      <w:proofErr w:type="spellStart"/>
+      <w:r>
+        <w:rPr>
+          <w:i/>
+          <w:iCs/>
+        </w:rPr>
+        <w:t>The</w:t>
+      </w:r>
+      <w:proofErr w:type="spellEnd"/>
+      <w:r>
+        <w:rPr>
+          <w:i/>
+          <w:iCs/>
+        </w:rPr>
+        <w:t xml:space="preserve"> </w:t>
+      </w:r>
+      <w:proofErr w:type="spellStart"/>
+      <w:r>
+        <w:rPr>
+          <w:i/>
+          <w:iCs/>
+        </w:rPr>
+        <w:t>study</w:t>
+      </w:r>
+      <w:proofErr w:type="spellEnd"/>
+      <w:r>
+        <w:rPr>
+          <w:i/>
+          <w:iCs/>
+        </w:rPr>
+        <w:t xml:space="preserve"> </w:t>
+      </w:r>
+      <w:proofErr w:type="spellStart"/>
+      <w:r>
+        <w:rPr>
+          <w:i/>
+          <w:iCs/>
+        </w:rPr>
+        <w:t>of</w:t>
+      </w:r>
+      <w:proofErr w:type="spellEnd"/>
+      <w:r>
+        <w:rPr>
+          <w:i/>
+          <w:iCs/>
+        </w:rPr>
+        <w:t xml:space="preserve"> </w:t>
+      </w:r>
+      <w:proofErr w:type="spellStart"/>
+      <w:r>
+        <w:rPr>
+          <w:i/>
+          <w:iCs/>
+        </w:rPr>
+        <w:t>plant</w:t>
+      </w:r>
+      <w:proofErr w:type="spellEnd"/>
+      <w:r>
+        <w:rPr>
+          <w:i/>
+          <w:iCs/>
+        </w:rPr>
+        <w:t xml:space="preserve"> </w:t>
+      </w:r>
+      <w:proofErr w:type="spellStart"/>
+      <w:r>
+        <w:rPr>
+          <w:i/>
+          <w:iCs/>
+        </w:rPr>
+        <w:t>disease</w:t>
+      </w:r>
+      <w:proofErr w:type="spellEnd"/>
+      <w:r>
+        <w:rPr>
+          <w:i/>
+          <w:iCs/>
+        </w:rPr>
+        <w:t xml:space="preserve"> </w:t>
+      </w:r>
+      <w:proofErr w:type="spellStart"/>
+      <w:r>
+        <w:rPr>
+          <w:i/>
+          <w:iCs/>
+        </w:rPr>
+        <w:t>epidemics</w:t>
+      </w:r>
+      <w:proofErr w:type="spellEnd"/>
+      <w:r>
+        <w:t xml:space="preserve">. American </w:t>
+      </w:r>
+      <w:proofErr w:type="spellStart"/>
+      <w:r>
+        <w:t>Phytopathological</w:t>
+      </w:r>
+      <w:proofErr w:type="spellEnd"/>
+      <w:r>
+        <w:t xml:space="preserve"> </w:t>
+      </w:r>
+      <w:proofErr w:type="spellStart"/>
+      <w:r>
+        <w:t>Society</w:t>
+      </w:r>
+      <w:proofErr w:type="spellEnd"/>
+      <w:r>
+        <w:t xml:space="preserve"> (APS </w:t>
+      </w:r>
+      <w:proofErr w:type="spellStart"/>
+      <w:r>
+        <w:t>Press</w:t>
+      </w:r>
+      <w:proofErr w:type="spellEnd"/>
+      <w:r>
+        <w:t>).</w:t>
+      </w:r>
+    </w:p>
+    <w:p>
+      <w:pPr>
+        <w:pStyle w:val="Apa"/>
+      </w:pPr>
+      <w:proofErr w:type="spellStart"/>
+      <w:r>
+        <w:t>McNemar</w:t>
+      </w:r>
+      <w:proofErr w:type="spellEnd"/>
+      <w:r>
+        <w:t xml:space="preserve">, Q. (1947). Note </w:t>
+      </w:r>
+      <w:proofErr w:type="spellStart"/>
+      <w:r>
+        <w:t>on</w:t>
+      </w:r>
+      <w:proofErr w:type="spellEnd"/>
+      <w:r>
+        <w:t xml:space="preserve"> </w:t>
+      </w:r>
+      <w:proofErr w:type="spellStart"/>
+      <w:r>
+        <w:t>the</w:t>
+      </w:r>
+      <w:proofErr w:type="spellEnd"/>
+      <w:r>
+        <w:t xml:space="preserve"> </w:t>
+      </w:r>
+      <w:proofErr w:type="spellStart"/>
+      <w:r>
+        <w:t>sampling</w:t>
+      </w:r>
+      <w:proofErr w:type="spellEnd"/>
+      <w:r>
+        <w:t xml:space="preserve"> error </w:t>
+      </w:r>
+      <w:proofErr w:type="spellStart"/>
+      <w:r>
+        <w:t>of</w:t>
+      </w:r>
+      <w:proofErr w:type="spellEnd"/>
+      <w:r>
+        <w:t xml:space="preserve"> </w:t>
+      </w:r>
+      <w:proofErr w:type="spellStart"/>
+      <w:r>
+        <w:t>the</w:t>
+      </w:r>
+      <w:proofErr w:type="spellEnd"/>
+      <w:r>
+        <w:t xml:space="preserve"> </w:t>
+      </w:r>
+      <w:proofErr w:type="spellStart"/>
+      <w:r>
+        <w:t>difference</w:t>
+      </w:r>
+      <w:proofErr w:type="spellEnd"/>
+      <w:r>
+        <w:t xml:space="preserve"> </w:t>
+      </w:r>
+      <w:proofErr w:type="spellStart"/>
+      <w:r>
+        <w:t>between</w:t>
+      </w:r>
+      <w:proofErr w:type="spellEnd"/>
+      <w:r>
+        <w:t xml:space="preserve"> </w:t>
+      </w:r>
+      <w:proofErr w:type="spellStart"/>
+      <w:r>
+        <w:t>correlated</w:t>
+      </w:r>
+      <w:proofErr w:type="spellEnd"/>
+      <w:r>
+        <w:t xml:space="preserve"> </w:t>
+      </w:r>
+      <w:proofErr w:type="spellStart"/>
+      <w:r>
+        <w:t>proportions</w:t>
+      </w:r>
+      <w:proofErr w:type="spellEnd"/>
+      <w:r>
+        <w:t xml:space="preserve"> </w:t>
+      </w:r>
+      <w:proofErr w:type="spellStart"/>
+      <w:r>
+        <w:t>or</w:t>
+      </w:r>
+      <w:proofErr w:type="spellEnd"/>
+      <w:r>
+        <w:t xml:space="preserve"> </w:t>
+      </w:r>
+      <w:proofErr w:type="spellStart"/>
+      <w:r>
+        <w:t>percentages</w:t>
+      </w:r>
+      <w:proofErr w:type="spellEnd"/>
+      <w:r>
+        <w:t xml:space="preserve">. </w:t>
+      </w:r>
+      <w:proofErr w:type="spellStart"/>
+      <w:r>
+        <w:rPr>
+          <w:i/>
+          <w:iCs/>
+        </w:rPr>
+        <w:t>Psychometrika</w:t>
+      </w:r>
+      <w:proofErr w:type="spellEnd"/>
+      <w:r>
+        <w:rPr>
+          <w:i/>
+          <w:iCs/>
+        </w:rPr>
+        <w:t>, 12</w:t>
+      </w:r>
+      <w:r>
+        <w:t xml:space="preserve">(2), 153–157. </w:t>
+      </w:r>
+      <w:hyperlink r:id="rId43" w:history="1">
+        <w:r>
+          <w:rPr>
+            <w:rStyle w:val="Hipervnculo"/>
+          </w:rPr>
+          <w:t>https://doi.org/10.1007/BF02295996</w:t>
+        </w:r>
+      </w:hyperlink>
+    </w:p>
+    <w:p>
+      <w:pPr>
+        <w:pStyle w:val="Apa"/>
+      </w:pPr>
+      <w:proofErr w:type="spellStart"/>
+      <w:r>
+        <w:t>Pethybridge</w:t>
+      </w:r>
+      <w:proofErr w:type="spellEnd"/>
+      <w:r>
+        <w:t xml:space="preserve">, S. J., &amp; Nelson, S. C. (2015). </w:t>
+      </w:r>
+      <w:proofErr w:type="spellStart"/>
+      <w:r>
+        <w:t>Leaf</w:t>
+      </w:r>
+      <w:proofErr w:type="spellEnd"/>
+      <w:r>
+        <w:t xml:space="preserve"> Doctor: A new portable </w:t>
+      </w:r>
+      <w:proofErr w:type="spellStart"/>
+      <w:r>
+        <w:t>application</w:t>
+      </w:r>
+      <w:proofErr w:type="spellEnd"/>
+      <w:r>
+        <w:t xml:space="preserve"> </w:t>
+      </w:r>
+      <w:proofErr w:type="spellStart"/>
+      <w:r>
+        <w:t>for</w:t>
+      </w:r>
+      <w:proofErr w:type="spellEnd"/>
+      <w:r>
+        <w:t xml:space="preserve"> </w:t>
+      </w:r>
+      <w:proofErr w:type="spellStart"/>
+      <w:r>
+        <w:t>quantifying</w:t>
+      </w:r>
+      <w:proofErr w:type="spellEnd"/>
+      <w:r>
+        <w:t xml:space="preserve"> </w:t>
+      </w:r>
+      <w:proofErr w:type="spellStart"/>
+      <w:r>
+        <w:t>plant</w:t>
+      </w:r>
+      <w:proofErr w:type="spellEnd"/>
+      <w:r>
+        <w:t xml:space="preserve"> </w:t>
+      </w:r>
+      <w:proofErr w:type="spellStart"/>
+      <w:r>
+        <w:t>disease</w:t>
+      </w:r>
+      <w:proofErr w:type="spellEnd"/>
+      <w:r>
+        <w:t xml:space="preserve"> </w:t>
+      </w:r>
+      <w:proofErr w:type="spellStart"/>
+      <w:r>
+        <w:t>severity</w:t>
+      </w:r>
+      <w:proofErr w:type="spellEnd"/>
+      <w:r>
+        <w:t xml:space="preserve">. </w:t>
+      </w:r>
+      <w:proofErr w:type="spellStart"/>
+      <w:r>
+        <w:rPr>
+          <w:i/>
+          <w:iCs/>
+        </w:rPr>
+        <w:t>Plant</w:t>
+      </w:r>
+      <w:proofErr w:type="spellEnd"/>
+      <w:r>
+        <w:rPr>
+          <w:i/>
+          <w:iCs/>
+        </w:rPr>
+        <w:t xml:space="preserve"> </w:t>
+      </w:r>
+      <w:proofErr w:type="spellStart"/>
+      <w:r>
+        <w:rPr>
+          <w:i/>
+          <w:iCs/>
+        </w:rPr>
+        <w:t>Disease</w:t>
+      </w:r>
+      <w:proofErr w:type="spellEnd"/>
+      <w:r>
+        <w:rPr>
+          <w:i/>
+          <w:iCs/>
+        </w:rPr>
+        <w:t>, 99</w:t>
+      </w:r>
+      <w:r>
+        <w:t xml:space="preserve">(10), 1310–1316. </w:t>
+      </w:r>
+      <w:hyperlink r:id="rId44" w:history="1">
+        <w:r>
+          <w:rPr>
+            <w:rStyle w:val="Hipervnculo"/>
+          </w:rPr>
+          <w:t>https://doi.org/10.1094/PDIS-03-15-0319-RE</w:t>
+        </w:r>
+      </w:hyperlink>
+    </w:p>
+    <w:p>
+      <w:pPr>
+        <w:pStyle w:val="Apa"/>
+      </w:pPr>
+      <w:r>
+        <w:t xml:space="preserve">Rajput, A. S., </w:t>
+      </w:r>
+      <w:proofErr w:type="spellStart"/>
+      <w:r>
+        <w:t>Shukla</w:t>
+      </w:r>
+      <w:proofErr w:type="spellEnd"/>
+      <w:r>
+        <w:t xml:space="preserve">, S., &amp; Thakur, S. S. (2023). </w:t>
+      </w:r>
+      <w:proofErr w:type="spellStart"/>
+      <w:r>
+        <w:t>SoyNet</w:t>
+      </w:r>
+      <w:proofErr w:type="spellEnd"/>
+      <w:r>
+        <w:t xml:space="preserve">: A </w:t>
+      </w:r>
+      <w:proofErr w:type="spellStart"/>
+      <w:r>
+        <w:t>high-resolution</w:t>
+      </w:r>
+      <w:proofErr w:type="spellEnd"/>
+      <w:r>
+        <w:t xml:space="preserve"> </w:t>
+      </w:r>
+      <w:proofErr w:type="spellStart"/>
+      <w:r>
+        <w:t>Indian</w:t>
+      </w:r>
+      <w:proofErr w:type="spellEnd"/>
+      <w:r>
+        <w:t xml:space="preserve"> </w:t>
+      </w:r>
+      <w:proofErr w:type="spellStart"/>
+      <w:r>
+        <w:t>soybean</w:t>
+      </w:r>
+      <w:proofErr w:type="spellEnd"/>
+      <w:r>
+        <w:t xml:space="preserve"> </w:t>
+      </w:r>
+      <w:proofErr w:type="spellStart"/>
+      <w:r>
+        <w:t>image</w:t>
+      </w:r>
+      <w:proofErr w:type="spellEnd"/>
+      <w:r>
+        <w:t xml:space="preserve"> </w:t>
+      </w:r>
+      <w:proofErr w:type="spellStart"/>
+      <w:r>
+        <w:t>dataset</w:t>
+      </w:r>
+      <w:proofErr w:type="spellEnd"/>
+      <w:r>
+        <w:t xml:space="preserve"> </w:t>
+      </w:r>
+      <w:proofErr w:type="spellStart"/>
+      <w:r>
+        <w:t>for</w:t>
+      </w:r>
+      <w:proofErr w:type="spellEnd"/>
+      <w:r>
+        <w:t xml:space="preserve"> </w:t>
+      </w:r>
+      <w:proofErr w:type="spellStart"/>
+      <w:r>
+        <w:t>leaf</w:t>
+      </w:r>
+      <w:proofErr w:type="spellEnd"/>
+      <w:r>
+        <w:t xml:space="preserve"> </w:t>
+      </w:r>
+      <w:proofErr w:type="spellStart"/>
+      <w:r>
+        <w:t>disease</w:t>
+      </w:r>
+      <w:proofErr w:type="spellEnd"/>
+      <w:r>
+        <w:t xml:space="preserve"> </w:t>
+      </w:r>
+      <w:proofErr w:type="spellStart"/>
+      <w:r>
+        <w:t>classification</w:t>
+      </w:r>
+      <w:proofErr w:type="spellEnd"/>
+      <w:r>
+        <w:t xml:space="preserve">. </w:t>
+      </w:r>
+      <w:r>
+        <w:rPr>
+          <w:i/>
+          <w:iCs/>
+        </w:rPr>
+        <w:t xml:space="preserve">Data in </w:t>
+      </w:r>
+      <w:proofErr w:type="spellStart"/>
+      <w:r>
+        <w:rPr>
+          <w:i/>
+          <w:iCs/>
+        </w:rPr>
+        <w:t>Brief</w:t>
+      </w:r>
+      <w:proofErr w:type="spellEnd"/>
+      <w:r>
+        <w:rPr>
+          <w:i/>
+          <w:iCs/>
+        </w:rPr>
+        <w:t>, 49</w:t>
+      </w:r>
+      <w:r>
+        <w:t xml:space="preserve">, 109447. </w:t>
+      </w:r>
+      <w:hyperlink r:id="rId45" w:history="1">
+        <w:r>
+          <w:rPr>
+            <w:rStyle w:val="Hipervnculo"/>
+          </w:rPr>
+          <w:t>https://doi.org/10.1016/j.dib.2023.109447</w:t>
+        </w:r>
+      </w:hyperlink>
+    </w:p>
+    <w:p>
+      <w:pPr>
+        <w:pStyle w:val="Apa"/>
+      </w:pPr>
+      <w:proofErr w:type="spellStart"/>
+      <w:r>
+        <w:t>Ronneberger</w:t>
+      </w:r>
+      <w:proofErr w:type="spellEnd"/>
+      <w:r>
+        <w:t xml:space="preserve">, O., Fischer, P., &amp; </w:t>
+      </w:r>
+      <w:proofErr w:type="spellStart"/>
+      <w:r>
+        <w:t>Brox</w:t>
+      </w:r>
+      <w:proofErr w:type="spellEnd"/>
+      <w:r>
+        <w:t xml:space="preserve">, T. (2015). U-Net: </w:t>
+      </w:r>
+      <w:proofErr w:type="spellStart"/>
+      <w:r>
+        <w:t>Convolutional</w:t>
+      </w:r>
+      <w:proofErr w:type="spellEnd"/>
+      <w:r>
+        <w:t xml:space="preserve"> </w:t>
+      </w:r>
+      <w:proofErr w:type="spellStart"/>
+      <w:r>
+        <w:t>networks</w:t>
+      </w:r>
+      <w:proofErr w:type="spellEnd"/>
+      <w:r>
+        <w:t xml:space="preserve"> </w:t>
+      </w:r>
+      <w:proofErr w:type="spellStart"/>
+      <w:r>
+        <w:t>for</w:t>
+      </w:r>
+      <w:proofErr w:type="spellEnd"/>
+      <w:r>
+        <w:t xml:space="preserve"> </w:t>
+      </w:r>
+      <w:proofErr w:type="spellStart"/>
+      <w:r>
+        <w:t>biomedical</w:t>
+      </w:r>
+      <w:proofErr w:type="spellEnd"/>
+      <w:r>
+        <w:t xml:space="preserve"> </w:t>
+      </w:r>
+      <w:proofErr w:type="spellStart"/>
+      <w:r>
+        <w:t>image</w:t>
+      </w:r>
+      <w:proofErr w:type="spellEnd"/>
+      <w:r>
+        <w:t xml:space="preserve"> </w:t>
+      </w:r>
+      <w:proofErr w:type="spellStart"/>
+      <w:r>
+        <w:t>segmentation</w:t>
+      </w:r>
+      <w:proofErr w:type="spellEnd"/>
+      <w:r>
+        <w:t xml:space="preserve">. </w:t>
+      </w:r>
+      <w:r>
+        <w:rPr>
+          <w:i/>
+          <w:iCs/>
+        </w:rPr>
+        <w:t xml:space="preserve">Medical </w:t>
+      </w:r>
+      <w:proofErr w:type="spellStart"/>
+      <w:r>
+        <w:rPr>
+          <w:i/>
+          <w:iCs/>
+        </w:rPr>
+        <w:t>Image</w:t>
+      </w:r>
+      <w:proofErr w:type="spellEnd"/>
+      <w:r>
+        <w:rPr>
+          <w:i/>
+          <w:iCs/>
+        </w:rPr>
+        <w:t xml:space="preserve"> Computing and </w:t>
+      </w:r>
+      <w:proofErr w:type="spellStart"/>
+      <w:r>
+        <w:rPr>
+          <w:i/>
+          <w:iCs/>
+        </w:rPr>
+        <w:t>Computer-Assisted</w:t>
+      </w:r>
+      <w:proofErr w:type="spellEnd"/>
+      <w:r>
+        <w:rPr>
+          <w:i/>
+          <w:iCs/>
+        </w:rPr>
+        <w:t xml:space="preserve"> </w:t>
+      </w:r>
+      <w:proofErr w:type="spellStart"/>
+      <w:r>
+        <w:rPr>
+          <w:i/>
+          <w:iCs/>
+        </w:rPr>
+        <w:t>Intervention</w:t>
+      </w:r>
+      <w:proofErr w:type="spellEnd"/>
+      <w:r>
+        <w:rPr>
+          <w:i/>
+          <w:iCs/>
+        </w:rPr>
+        <w:t xml:space="preserve"> – MICCAI 2015</w:t>
+      </w:r>
+      <w:r>
+        <w:t xml:space="preserve">, 234–241. </w:t>
+      </w:r>
+      <w:hyperlink r:id="rId46" w:history="1">
+        <w:r>
+          <w:rPr>
+            <w:rStyle w:val="Hipervnculo"/>
+          </w:rPr>
+          <w:t>https://doi.org/10.1007/978-3-</w:t>
+        </w:r>
+        <w:r>
+          <w:rPr>
+            <w:rStyle w:val="Hipervnculo"/>
+          </w:rPr>
+          <w:lastRenderedPageBreak/>
+          <w:t>319-24574-4_28</w:t>
+        </w:r>
+      </w:hyperlink>
+    </w:p>
+    <w:p>
+      <w:pPr>
+        <w:pStyle w:val="Apa"/>
+      </w:pPr>
+      <w:proofErr w:type="spellStart"/>
+      <w:r>
+        <w:t>Segreto</w:t>
+      </w:r>
+      <w:proofErr w:type="spellEnd"/>
+      <w:r>
+        <w:t xml:space="preserve">, T. H., </w:t>
+      </w:r>
+      <w:proofErr w:type="spellStart"/>
+      <w:r>
+        <w:t>Negri</w:t>
+      </w:r>
+      <w:proofErr w:type="spellEnd"/>
+      <w:r>
+        <w:t xml:space="preserve">, J. D., </w:t>
+      </w:r>
+      <w:proofErr w:type="spellStart"/>
+      <w:r>
+        <w:t>Polegato</w:t>
+      </w:r>
+      <w:proofErr w:type="spellEnd"/>
+      <w:r>
+        <w:t xml:space="preserve">, P. H., </w:t>
+      </w:r>
+      <w:proofErr w:type="spellStart"/>
+      <w:r>
+        <w:t>Pinheiro</w:t>
+      </w:r>
+      <w:proofErr w:type="spellEnd"/>
+      <w:r>
+        <w:t xml:space="preserve">, J. M. H., Godoy, R. V., &amp; Becker, M. (2026). A </w:t>
+      </w:r>
+      <w:proofErr w:type="spellStart"/>
+      <w:r>
+        <w:t>leaf-level</w:t>
+      </w:r>
+      <w:proofErr w:type="spellEnd"/>
+      <w:r>
+        <w:t xml:space="preserve"> </w:t>
+      </w:r>
+      <w:proofErr w:type="spellStart"/>
+      <w:r>
+        <w:t>dataset</w:t>
+      </w:r>
+      <w:proofErr w:type="spellEnd"/>
+      <w:r>
+        <w:t xml:space="preserve"> </w:t>
+      </w:r>
+      <w:proofErr w:type="spellStart"/>
+      <w:r>
+        <w:t>for</w:t>
+      </w:r>
+      <w:proofErr w:type="spellEnd"/>
+      <w:r>
+        <w:t xml:space="preserve"> </w:t>
+      </w:r>
+      <w:proofErr w:type="spellStart"/>
+      <w:r>
+        <w:t>soybean</w:t>
+      </w:r>
+      <w:proofErr w:type="spellEnd"/>
+      <w:r>
+        <w:t>–</w:t>
+      </w:r>
+      <w:proofErr w:type="spellStart"/>
+      <w:r>
+        <w:t>cotton</w:t>
+      </w:r>
+      <w:proofErr w:type="spellEnd"/>
+      <w:r>
+        <w:t xml:space="preserve"> </w:t>
+      </w:r>
+      <w:proofErr w:type="spellStart"/>
+      <w:r>
+        <w:t>detection</w:t>
+      </w:r>
+      <w:proofErr w:type="spellEnd"/>
+      <w:r>
+        <w:t xml:space="preserve"> and </w:t>
+      </w:r>
+      <w:proofErr w:type="spellStart"/>
+      <w:r>
+        <w:t>segmentation</w:t>
+      </w:r>
+      <w:proofErr w:type="spellEnd"/>
+      <w:r>
+        <w:t xml:space="preserve"> [Conjunto de datos]. </w:t>
+      </w:r>
+      <w:proofErr w:type="spellStart"/>
+      <w:r>
+        <w:rPr>
+          <w:i/>
+          <w:iCs/>
+        </w:rPr>
+        <w:t>Scientific</w:t>
+      </w:r>
+      <w:proofErr w:type="spellEnd"/>
+      <w:r>
+        <w:rPr>
+          <w:i/>
+          <w:iCs/>
+        </w:rPr>
+        <w:t xml:space="preserve"> Data, 12</w:t>
+      </w:r>
+      <w:r>
+        <w:t xml:space="preserve">, Artículo 7092. </w:t>
+      </w:r>
+      <w:hyperlink r:id="rId47" w:history="1">
+        <w:r>
+          <w:rPr>
+            <w:rStyle w:val="Hipervnculo"/>
+          </w:rPr>
+          <w:t>https://doi.org/10.1038/s41597-026-07092-8</w:t>
+        </w:r>
+      </w:hyperlink>
+    </w:p>
+    <w:p>
+      <w:pPr>
+        <w:pStyle w:val="Apa"/>
+      </w:pPr>
+      <w:proofErr w:type="spellStart"/>
+      <w:r>
+        <w:t>Shinde</w:t>
+      </w:r>
+      <w:proofErr w:type="spellEnd"/>
+      <w:r>
+        <w:t xml:space="preserve">, S., &amp; </w:t>
+      </w:r>
+      <w:proofErr w:type="spellStart"/>
+      <w:r>
+        <w:t>Attar</w:t>
+      </w:r>
+      <w:proofErr w:type="spellEnd"/>
+      <w:r>
+        <w:t xml:space="preserve">, V. (2024). </w:t>
+      </w:r>
+      <w:r>
+        <w:rPr>
+          <w:i/>
+          <w:iCs/>
+        </w:rPr>
+        <w:t>MH-</w:t>
+      </w:r>
+      <w:proofErr w:type="spellStart"/>
+      <w:r>
+        <w:rPr>
+          <w:i/>
+          <w:iCs/>
+        </w:rPr>
+        <w:t>SoyaHealthVision</w:t>
+      </w:r>
+      <w:proofErr w:type="spellEnd"/>
+      <w:r>
+        <w:rPr>
+          <w:i/>
+          <w:iCs/>
+        </w:rPr>
+        <w:t xml:space="preserve">: </w:t>
+      </w:r>
+      <w:proofErr w:type="spellStart"/>
+      <w:r>
+        <w:rPr>
+          <w:i/>
+          <w:iCs/>
+        </w:rPr>
+        <w:t>An</w:t>
+      </w:r>
+      <w:proofErr w:type="spellEnd"/>
+      <w:r>
+        <w:rPr>
+          <w:i/>
+          <w:iCs/>
+        </w:rPr>
+        <w:t xml:space="preserve"> </w:t>
+      </w:r>
+      <w:proofErr w:type="spellStart"/>
+      <w:r>
+        <w:rPr>
+          <w:i/>
+          <w:iCs/>
+        </w:rPr>
+        <w:t>Indian</w:t>
+      </w:r>
+      <w:proofErr w:type="spellEnd"/>
+      <w:r>
+        <w:rPr>
+          <w:i/>
+          <w:iCs/>
+        </w:rPr>
+        <w:t xml:space="preserve"> UAV and </w:t>
+      </w:r>
+      <w:proofErr w:type="spellStart"/>
+      <w:r>
+        <w:rPr>
+          <w:i/>
+          <w:iCs/>
+        </w:rPr>
+        <w:t>leaf</w:t>
+      </w:r>
+      <w:proofErr w:type="spellEnd"/>
+      <w:r>
+        <w:rPr>
+          <w:i/>
+          <w:iCs/>
+        </w:rPr>
+        <w:t xml:space="preserve"> </w:t>
+      </w:r>
+      <w:proofErr w:type="spellStart"/>
+      <w:r>
+        <w:rPr>
+          <w:i/>
+          <w:iCs/>
+        </w:rPr>
+        <w:t>image</w:t>
+      </w:r>
+      <w:proofErr w:type="spellEnd"/>
+      <w:r>
+        <w:rPr>
+          <w:i/>
+          <w:iCs/>
+        </w:rPr>
+        <w:t xml:space="preserve"> </w:t>
+      </w:r>
+      <w:proofErr w:type="spellStart"/>
+      <w:r>
+        <w:rPr>
+          <w:i/>
+          <w:iCs/>
+        </w:rPr>
+        <w:t>dataset</w:t>
+      </w:r>
+      <w:proofErr w:type="spellEnd"/>
+      <w:r>
+        <w:rPr>
+          <w:i/>
+          <w:iCs/>
+        </w:rPr>
+        <w:t xml:space="preserve"> </w:t>
+      </w:r>
+      <w:proofErr w:type="spellStart"/>
+      <w:r>
+        <w:rPr>
+          <w:i/>
+          <w:iCs/>
+        </w:rPr>
+        <w:t>for</w:t>
+      </w:r>
+      <w:proofErr w:type="spellEnd"/>
+      <w:r>
+        <w:rPr>
+          <w:i/>
+          <w:iCs/>
+        </w:rPr>
+        <w:t xml:space="preserve"> </w:t>
+      </w:r>
+      <w:proofErr w:type="spellStart"/>
+      <w:r>
+        <w:rPr>
+          <w:i/>
+          <w:iCs/>
+        </w:rPr>
+        <w:t>integrated</w:t>
+      </w:r>
+      <w:proofErr w:type="spellEnd"/>
+      <w:r>
+        <w:rPr>
+          <w:i/>
+          <w:iCs/>
+        </w:rPr>
+        <w:t xml:space="preserve"> </w:t>
+      </w:r>
+      <w:proofErr w:type="spellStart"/>
+      <w:r>
+        <w:rPr>
+          <w:i/>
+          <w:iCs/>
+        </w:rPr>
+        <w:t>crop</w:t>
+      </w:r>
+      <w:proofErr w:type="spellEnd"/>
+      <w:r>
+        <w:rPr>
+          <w:i/>
+          <w:iCs/>
+        </w:rPr>
+        <w:t xml:space="preserve"> </w:t>
+      </w:r>
+      <w:proofErr w:type="spellStart"/>
+      <w:r>
+        <w:rPr>
+          <w:i/>
+          <w:iCs/>
+        </w:rPr>
+        <w:t>health</w:t>
+      </w:r>
+      <w:proofErr w:type="spellEnd"/>
+      <w:r>
+        <w:rPr>
+          <w:i/>
+          <w:iCs/>
+        </w:rPr>
+        <w:t xml:space="preserve"> </w:t>
+      </w:r>
+      <w:proofErr w:type="spellStart"/>
+      <w:r>
+        <w:rPr>
+          <w:i/>
+          <w:iCs/>
+        </w:rPr>
+        <w:t>assessment</w:t>
+      </w:r>
+      <w:proofErr w:type="spellEnd"/>
+      <w:r>
+        <w:t xml:space="preserve"> [Conjunto de datos]. Mendeley Data. </w:t>
+      </w:r>
+      <w:hyperlink r:id="rId48" w:history="1">
+        <w:r>
+          <w:rPr>
+            <w:rStyle w:val="Hipervnculo"/>
+          </w:rPr>
+          <w:t>https://doi.org/10.17632/hkbgh5s3b7.1</w:t>
+        </w:r>
+      </w:hyperlink>
+    </w:p>
+    <w:p>
+      <w:pPr>
+        <w:pStyle w:val="Apa"/>
+        <w:rPr>
+          <w:rStyle w:val="Hipervnculo"/>
+          <w:bCs w:val="0"/>
+        </w:rPr>
+      </w:pPr>
+      <w:proofErr w:type="spellStart"/>
+      <w:r>
+        <w:t>Shorten</w:t>
+      </w:r>
+      <w:proofErr w:type="spellEnd"/>
+      <w:r>
+        <w:t xml:space="preserve">, C., &amp; </w:t>
+      </w:r>
+      <w:proofErr w:type="spellStart"/>
+      <w:r>
+        <w:t>Khoshgoftaar</w:t>
+      </w:r>
+      <w:proofErr w:type="spellEnd"/>
+      <w:r>
+        <w:t xml:space="preserve">, T. M. (2019). A </w:t>
+      </w:r>
+      <w:proofErr w:type="spellStart"/>
+      <w:r>
+        <w:t>survey</w:t>
+      </w:r>
+      <w:proofErr w:type="spellEnd"/>
+      <w:r>
+        <w:t xml:space="preserve"> </w:t>
+      </w:r>
+      <w:proofErr w:type="spellStart"/>
+      <w:r>
+        <w:t>on</w:t>
+      </w:r>
+      <w:proofErr w:type="spellEnd"/>
+      <w:r>
+        <w:t xml:space="preserve"> </w:t>
+      </w:r>
+      <w:proofErr w:type="spellStart"/>
+      <w:r>
+        <w:t>image</w:t>
+      </w:r>
+      <w:proofErr w:type="spellEnd"/>
+      <w:r>
+        <w:t xml:space="preserve"> data </w:t>
+      </w:r>
+      <w:proofErr w:type="spellStart"/>
+      <w:r>
+        <w:t>augmentation</w:t>
+      </w:r>
+      <w:proofErr w:type="spellEnd"/>
+      <w:r>
+        <w:t xml:space="preserve"> </w:t>
+      </w:r>
+      <w:proofErr w:type="spellStart"/>
+      <w:r>
+        <w:t>for</w:t>
+      </w:r>
+      <w:proofErr w:type="spellEnd"/>
+      <w:r>
+        <w:t xml:space="preserve"> </w:t>
+      </w:r>
+      <w:proofErr w:type="spellStart"/>
+      <w:r>
+        <w:t>deep</w:t>
+      </w:r>
+      <w:proofErr w:type="spellEnd"/>
+      <w:r>
+        <w:t xml:space="preserve"> </w:t>
+      </w:r>
+      <w:proofErr w:type="spellStart"/>
+      <w:r>
+        <w:t>learning</w:t>
+      </w:r>
+      <w:proofErr w:type="spellEnd"/>
+      <w:r>
+        <w:t xml:space="preserve">. </w:t>
+      </w:r>
+      <w:proofErr w:type="spellStart"/>
+      <w:r>
+        <w:rPr>
+          <w:i/>
+          <w:iCs/>
+        </w:rPr>
+        <w:t>Journal</w:t>
+      </w:r>
+      <w:proofErr w:type="spellEnd"/>
+      <w:r>
+        <w:rPr>
+          <w:i/>
+          <w:iCs/>
+        </w:rPr>
+        <w:t xml:space="preserve"> </w:t>
+      </w:r>
+      <w:proofErr w:type="spellStart"/>
+      <w:r>
+        <w:rPr>
+          <w:i/>
+          <w:iCs/>
+        </w:rPr>
+        <w:t>of</w:t>
+      </w:r>
+      <w:proofErr w:type="spellEnd"/>
+      <w:r>
+        <w:rPr>
+          <w:i/>
+          <w:iCs/>
+        </w:rPr>
+        <w:t xml:space="preserve"> Big Data, 6</w:t>
+      </w:r>
+      <w:r>
+        <w:t xml:space="preserve">, 60. </w:t>
+      </w:r>
+      <w:hyperlink r:id="rId49" w:history="1">
+        <w:r>
+          <w:rPr>
+            <w:rStyle w:val="Hipervnculo"/>
+          </w:rPr>
+          <w:t>https://doi.org/10.1186/s40537-019-0197-0</w:t>
+        </w:r>
+      </w:hyperlink>
+    </w:p>
+    <w:p>
+      <w:pPr>
+        <w:pStyle w:val="Apa"/>
+      </w:pPr>
+      <w:r>
+        <w:t xml:space="preserve">Stern, V. M., Smith, R. F., van den Bosch, R., &amp; Hagen, K. S. (1959). </w:t>
+      </w:r>
+      <w:proofErr w:type="spellStart"/>
+      <w:r>
+        <w:t>The</w:t>
+      </w:r>
+      <w:proofErr w:type="spellEnd"/>
+      <w:r>
+        <w:t xml:space="preserve"> </w:t>
+      </w:r>
+      <w:proofErr w:type="spellStart"/>
+      <w:r>
+        <w:t>integration</w:t>
+      </w:r>
+      <w:proofErr w:type="spellEnd"/>
+      <w:r>
+        <w:t xml:space="preserve"> </w:t>
+      </w:r>
+      <w:proofErr w:type="spellStart"/>
+      <w:r>
+        <w:t>of</w:t>
+      </w:r>
+      <w:proofErr w:type="spellEnd"/>
+      <w:r>
+        <w:t xml:space="preserve"> </w:t>
+      </w:r>
+      <w:proofErr w:type="spellStart"/>
+      <w:r>
+        <w:t>chemical</w:t>
+      </w:r>
+      <w:proofErr w:type="spellEnd"/>
+      <w:r>
+        <w:t xml:space="preserve"> and </w:t>
+      </w:r>
+      <w:proofErr w:type="spellStart"/>
+      <w:r>
+        <w:t>biological</w:t>
+      </w:r>
+      <w:proofErr w:type="spellEnd"/>
+      <w:r>
+        <w:t xml:space="preserve"> control </w:t>
+      </w:r>
+      <w:proofErr w:type="spellStart"/>
+      <w:r>
+        <w:t>of</w:t>
+      </w:r>
+      <w:proofErr w:type="spellEnd"/>
+      <w:r>
+        <w:t xml:space="preserve"> </w:t>
+      </w:r>
+      <w:proofErr w:type="spellStart"/>
+      <w:r>
+        <w:t>the</w:t>
+      </w:r>
+      <w:proofErr w:type="spellEnd"/>
+      <w:r>
+        <w:t xml:space="preserve"> </w:t>
+      </w:r>
+      <w:proofErr w:type="spellStart"/>
+      <w:r>
+        <w:t>spotted</w:t>
+      </w:r>
+      <w:proofErr w:type="spellEnd"/>
+      <w:r>
+        <w:t xml:space="preserve"> alfalfa </w:t>
+      </w:r>
+      <w:proofErr w:type="spellStart"/>
+      <w:r>
+        <w:t>aphid</w:t>
+      </w:r>
+      <w:proofErr w:type="spellEnd"/>
+      <w:r>
+        <w:t xml:space="preserve">: </w:t>
+      </w:r>
+      <w:proofErr w:type="spellStart"/>
+      <w:r>
+        <w:t>The</w:t>
+      </w:r>
+      <w:proofErr w:type="spellEnd"/>
+      <w:r>
+        <w:t xml:space="preserve"> </w:t>
+      </w:r>
+      <w:proofErr w:type="spellStart"/>
+      <w:r>
+        <w:t>integrated</w:t>
+      </w:r>
+      <w:proofErr w:type="spellEnd"/>
+      <w:r>
+        <w:t xml:space="preserve"> control concept. </w:t>
+      </w:r>
+      <w:proofErr w:type="spellStart"/>
+      <w:r>
+        <w:rPr>
+          <w:i/>
+          <w:iCs/>
+        </w:rPr>
+        <w:t>Hilgardia</w:t>
+      </w:r>
+      <w:proofErr w:type="spellEnd"/>
+      <w:r>
+        <w:rPr>
+          <w:i/>
+          <w:iCs/>
+        </w:rPr>
+        <w:t>, 29</w:t>
+      </w:r>
+      <w:r>
+        <w:t xml:space="preserve">(2), 81–101. </w:t>
+      </w:r>
+      <w:hyperlink r:id="rId50" w:history="1">
+        <w:r>
+          <w:rPr>
+            <w:rStyle w:val="Hipervnculo"/>
+          </w:rPr>
+          <w:t>https://doi.org/10.3733/hilg.v29n02p081</w:t>
+        </w:r>
+      </w:hyperlink>
+    </w:p>
+    <w:p>
+      <w:pPr>
+        <w:pStyle w:val="Apa"/>
+      </w:pPr>
+      <w:r>
+        <w:t xml:space="preserve">Tan, M., &amp; Le, Q. V. (2019). </w:t>
+      </w:r>
+      <w:proofErr w:type="spellStart"/>
+      <w:r>
+        <w:t>EfficientNet</w:t>
+      </w:r>
+      <w:proofErr w:type="spellEnd"/>
+      <w:r>
+        <w:t xml:space="preserve">: </w:t>
+      </w:r>
+      <w:proofErr w:type="spellStart"/>
+      <w:r>
+        <w:t>Rethinking</w:t>
+      </w:r>
+      <w:proofErr w:type="spellEnd"/>
+      <w:r>
+        <w:t xml:space="preserve"> </w:t>
+      </w:r>
+      <w:proofErr w:type="spellStart"/>
+      <w:r>
+        <w:t>model</w:t>
+      </w:r>
+      <w:proofErr w:type="spellEnd"/>
+      <w:r>
+        <w:t xml:space="preserve"> </w:t>
+      </w:r>
+      <w:proofErr w:type="spellStart"/>
+      <w:r>
+        <w:t>scaling</w:t>
+      </w:r>
+      <w:proofErr w:type="spellEnd"/>
+      <w:r>
+        <w:t xml:space="preserve"> </w:t>
+      </w:r>
+      <w:proofErr w:type="spellStart"/>
+      <w:r>
+        <w:t>for</w:t>
+      </w:r>
+      <w:proofErr w:type="spellEnd"/>
+      <w:r>
+        <w:t xml:space="preserve"> </w:t>
+      </w:r>
+      <w:proofErr w:type="spellStart"/>
+      <w:r>
+        <w:t>convolutional</w:t>
+      </w:r>
+      <w:proofErr w:type="spellEnd"/>
+      <w:r>
+        <w:t xml:space="preserve"> neural </w:t>
+      </w:r>
+      <w:proofErr w:type="spellStart"/>
+      <w:r>
+        <w:t>networks</w:t>
+      </w:r>
+      <w:proofErr w:type="spellEnd"/>
+      <w:r>
+        <w:t xml:space="preserve">. </w:t>
+      </w:r>
+      <w:proofErr w:type="spellStart"/>
+      <w:r>
+        <w:rPr>
+          <w:i/>
+          <w:iCs/>
+        </w:rPr>
+        <w:t>Proceedings</w:t>
+      </w:r>
+      <w:proofErr w:type="spellEnd"/>
+      <w:r>
+        <w:rPr>
+          <w:i/>
+          <w:iCs/>
+        </w:rPr>
+        <w:t xml:space="preserve"> </w:t>
+      </w:r>
+      <w:proofErr w:type="spellStart"/>
+      <w:r>
+        <w:rPr>
+          <w:i/>
+          <w:iCs/>
+        </w:rPr>
+        <w:t>of</w:t>
+      </w:r>
+      <w:proofErr w:type="spellEnd"/>
+      <w:r>
+        <w:rPr>
+          <w:i/>
+          <w:iCs/>
+        </w:rPr>
+        <w:t xml:space="preserve"> </w:t>
+      </w:r>
+      <w:proofErr w:type="spellStart"/>
+      <w:r>
+        <w:rPr>
+          <w:i/>
+          <w:iCs/>
+        </w:rPr>
+        <w:t>the</w:t>
+      </w:r>
+      <w:proofErr w:type="spellEnd"/>
+      <w:r>
+        <w:rPr>
+          <w:i/>
+          <w:iCs/>
+        </w:rPr>
+        <w:t xml:space="preserve"> 36th International </w:t>
+      </w:r>
+      <w:proofErr w:type="spellStart"/>
+      <w:r>
+        <w:rPr>
+          <w:i/>
+          <w:iCs/>
+        </w:rPr>
+        <w:t>Conference</w:t>
+      </w:r>
+      <w:proofErr w:type="spellEnd"/>
+      <w:r>
+        <w:rPr>
+          <w:i/>
+          <w:iCs/>
+        </w:rPr>
+        <w:t xml:space="preserve"> </w:t>
+      </w:r>
+      <w:proofErr w:type="spellStart"/>
+      <w:r>
+        <w:rPr>
+          <w:i/>
+          <w:iCs/>
+        </w:rPr>
+        <w:t>on</w:t>
+      </w:r>
+      <w:proofErr w:type="spellEnd"/>
+      <w:r>
+        <w:rPr>
+          <w:i/>
+          <w:iCs/>
+        </w:rPr>
+        <w:t xml:space="preserve"> Machine </w:t>
+      </w:r>
+      <w:proofErr w:type="spellStart"/>
+      <w:r>
+        <w:rPr>
+          <w:i/>
+          <w:iCs/>
+        </w:rPr>
+        <w:t>Learning</w:t>
+      </w:r>
+      <w:proofErr w:type="spellEnd"/>
+      <w:r>
+        <w:rPr>
+          <w:i/>
+          <w:iCs/>
+        </w:rPr>
+        <w:t xml:space="preserve"> (ICML), PMLR 97</w:t>
+      </w:r>
+      <w:r>
+        <w:t xml:space="preserve">, 6105–6114. </w:t>
+      </w:r>
+      <w:hyperlink r:id="rId51" w:history="1">
+        <w:r>
+          <w:rPr>
+            <w:rStyle w:val="Hipervnculo"/>
+          </w:rPr>
+          <w:t>https://doi.org/10.48550/arXiv.1905.11946</w:t>
+        </w:r>
+      </w:hyperlink>
+    </w:p>
+    <w:p>
+      <w:pPr>
+        <w:pStyle w:val="Apa"/>
+      </w:pPr>
+      <w:proofErr w:type="spellStart"/>
+      <w:r>
+        <w:t>United</w:t>
+      </w:r>
+      <w:proofErr w:type="spellEnd"/>
+      <w:r>
+        <w:t xml:space="preserve"> </w:t>
+      </w:r>
+      <w:proofErr w:type="spellStart"/>
+      <w:r>
+        <w:t>States</w:t>
+      </w:r>
+      <w:proofErr w:type="spellEnd"/>
+      <w:r>
+        <w:t xml:space="preserve"> </w:t>
+      </w:r>
+      <w:proofErr w:type="spellStart"/>
+      <w:r>
+        <w:t>Department</w:t>
+      </w:r>
+      <w:proofErr w:type="spellEnd"/>
+      <w:r>
+        <w:t xml:space="preserve"> </w:t>
+      </w:r>
+      <w:proofErr w:type="spellStart"/>
+      <w:r>
+        <w:t>of</w:t>
+      </w:r>
+      <w:proofErr w:type="spellEnd"/>
+      <w:r>
+        <w:t xml:space="preserve"> </w:t>
+      </w:r>
+      <w:proofErr w:type="spellStart"/>
+      <w:r>
+        <w:t>Agriculture</w:t>
+      </w:r>
+      <w:proofErr w:type="spellEnd"/>
+      <w:r>
+        <w:t xml:space="preserve">, </w:t>
+      </w:r>
+      <w:proofErr w:type="spellStart"/>
+      <w:r>
+        <w:t>Foreign</w:t>
+      </w:r>
+      <w:proofErr w:type="spellEnd"/>
+      <w:r>
+        <w:t xml:space="preserve"> </w:t>
+      </w:r>
+      <w:proofErr w:type="spellStart"/>
+      <w:r>
+        <w:t>Agricultural</w:t>
+      </w:r>
+      <w:proofErr w:type="spellEnd"/>
+      <w:r>
+        <w:t xml:space="preserve"> </w:t>
+      </w:r>
+      <w:proofErr w:type="spellStart"/>
+      <w:r>
+        <w:t>Service</w:t>
+      </w:r>
+      <w:proofErr w:type="spellEnd"/>
+      <w:r>
+        <w:t xml:space="preserve">. (2024). </w:t>
+      </w:r>
+      <w:r>
+        <w:rPr>
+          <w:i/>
+          <w:iCs/>
+        </w:rPr>
+        <w:t xml:space="preserve">Bolivia </w:t>
+      </w:r>
+      <w:proofErr w:type="spellStart"/>
+      <w:r>
+        <w:rPr>
+          <w:i/>
+          <w:iCs/>
+        </w:rPr>
+        <w:t>approves</w:t>
+      </w:r>
+      <w:proofErr w:type="spellEnd"/>
+      <w:r>
+        <w:rPr>
+          <w:i/>
+          <w:iCs/>
+        </w:rPr>
+        <w:t xml:space="preserve"> </w:t>
+      </w:r>
+      <w:proofErr w:type="spellStart"/>
+      <w:r>
+        <w:rPr>
+          <w:i/>
+          <w:iCs/>
+        </w:rPr>
+        <w:t>the</w:t>
+      </w:r>
+      <w:proofErr w:type="spellEnd"/>
+      <w:r>
+        <w:rPr>
+          <w:i/>
+          <w:iCs/>
+        </w:rPr>
+        <w:t xml:space="preserve"> use </w:t>
+      </w:r>
+      <w:proofErr w:type="spellStart"/>
+      <w:r>
+        <w:rPr>
+          <w:i/>
+          <w:iCs/>
+        </w:rPr>
+        <w:t>of</w:t>
+      </w:r>
+      <w:proofErr w:type="spellEnd"/>
+      <w:r>
+        <w:rPr>
+          <w:i/>
+          <w:iCs/>
+        </w:rPr>
+        <w:t xml:space="preserve"> Intacta </w:t>
+      </w:r>
+      <w:proofErr w:type="spellStart"/>
+      <w:r>
+        <w:rPr>
+          <w:i/>
+          <w:iCs/>
+        </w:rPr>
+        <w:t>soybean</w:t>
+      </w:r>
+      <w:proofErr w:type="spellEnd"/>
+      <w:r>
+        <w:t xml:space="preserve"> (</w:t>
+      </w:r>
+      <w:proofErr w:type="spellStart"/>
+      <w:r>
+        <w:t>Report</w:t>
+      </w:r>
+      <w:proofErr w:type="spellEnd"/>
+      <w:r>
+        <w:t xml:space="preserve"> No. BL2024-0001). USDA-FAS. </w:t>
+      </w:r>
+      <w:hyperlink r:id="rId52" w:history="1">
+        <w:r>
+          <w:rPr>
+            <w:rStyle w:val="Hipervnculo"/>
+          </w:rPr>
+          <w:t>https://apps.fas.usda.gov/newgainapi/api/Report/DownloadReportByFileName?fileName=Bolivia%20Approves%20the%20Use%20of%20Intacta%20Soybean_Lima_Bolivia_BL2024-0001.pdf</w:t>
+        </w:r>
+      </w:hyperlink>
+    </w:p>
+    <w:p/>
     <w:sectPr>
       <w:footerReference w:type="default" r:id="rId53"/>
       <w:pgSz w:w="12240" w:h="15840" w:code="119"/>
@@ -8435,14 +12731,14 @@
         <v:path o:extrusionok="f" gradientshapeok="t" o:connecttype="rect"/>
         <o:lock v:ext="edit" aspectratio="t"/>
       </v:shapetype>
-      <v:shape id="_x0000_i1066" type="#_x0000_t75" style="width:23.8pt;height:23.8pt;visibility:visible;mso-wrap-style:square" o:bullet="t">
+      <v:shape id="_x0000_i1074" type="#_x0000_t75" style="width:23.8pt;height:23.8pt;visibility:visible;mso-wrap-style:square" o:bullet="t">
         <v:imagedata r:id="rId1" o:title=""/>
       </v:shape>
     </w:pict>
   </w:numPicBullet>
   <w:numPicBullet w:numPicBulletId="1">
     <w:pict>
-      <v:shape id="_x0000_i1067" type="#_x0000_t75" style="width:10.5pt;height:10.5pt;visibility:visible;mso-wrap-style:square" o:bullet="t">
+      <v:shape id="_x0000_i1075" type="#_x0000_t75" style="width:10.5pt;height:10.5pt;visibility:visible;mso-wrap-style:square" o:bullet="t">
         <v:imagedata r:id="rId2" o:title=""/>
       </v:shape>
     </w:pict>

--- a/Articulo Cientifico.docx
+++ b/Articulo Cientifico.docx
@@ -75,7 +75,187 @@
           <w:sz w:val="28"/>
           <w:szCs w:val="24"/>
         </w:rPr>
-        <w:t>Detección de enfermedades y severidad foliar en soya mediante redes neuronales en dispositivos móviles</w:t>
+        <w:t xml:space="preserve">Detección de </w:t>
+      </w:r>
+      <w:r>
+        <w:rPr>
+          <w:rFonts w:ascii="Arial" w:hAnsi="Arial" w:cs="Arial"/>
+          <w:b/>
+          <w:spacing w:val="-3"/>
+          <w:sz w:val="28"/>
+          <w:szCs w:val="24"/>
+        </w:rPr>
+        <w:t>E</w:t>
+      </w:r>
+      <w:r>
+        <w:rPr>
+          <w:rFonts w:ascii="Arial" w:hAnsi="Arial" w:cs="Arial"/>
+          <w:b/>
+          <w:spacing w:val="-3"/>
+          <w:sz w:val="28"/>
+          <w:szCs w:val="24"/>
+        </w:rPr>
+        <w:t xml:space="preserve">nfermedades y </w:t>
+      </w:r>
+      <w:r>
+        <w:rPr>
+          <w:rFonts w:ascii="Arial" w:hAnsi="Arial" w:cs="Arial"/>
+          <w:b/>
+          <w:spacing w:val="-3"/>
+          <w:sz w:val="28"/>
+          <w:szCs w:val="24"/>
+        </w:rPr>
+        <w:t>S</w:t>
+      </w:r>
+      <w:r>
+        <w:rPr>
+          <w:rFonts w:ascii="Arial" w:hAnsi="Arial" w:cs="Arial"/>
+          <w:b/>
+          <w:spacing w:val="-3"/>
+          <w:sz w:val="28"/>
+          <w:szCs w:val="24"/>
+        </w:rPr>
+        <w:t xml:space="preserve">everidad </w:t>
+      </w:r>
+      <w:r>
+        <w:rPr>
+          <w:rFonts w:ascii="Arial" w:hAnsi="Arial" w:cs="Arial"/>
+          <w:b/>
+          <w:spacing w:val="-3"/>
+          <w:sz w:val="28"/>
+          <w:szCs w:val="24"/>
+        </w:rPr>
+        <w:t>F</w:t>
+      </w:r>
+      <w:r>
+        <w:rPr>
+          <w:rFonts w:ascii="Arial" w:hAnsi="Arial" w:cs="Arial"/>
+          <w:b/>
+          <w:spacing w:val="-3"/>
+          <w:sz w:val="28"/>
+          <w:szCs w:val="24"/>
+        </w:rPr>
+        <w:t xml:space="preserve">oliar en </w:t>
+      </w:r>
+      <w:r>
+        <w:rPr>
+          <w:rFonts w:ascii="Arial" w:hAnsi="Arial" w:cs="Arial"/>
+          <w:b/>
+          <w:spacing w:val="-3"/>
+          <w:sz w:val="28"/>
+          <w:szCs w:val="24"/>
+        </w:rPr>
+        <w:t>S</w:t>
+      </w:r>
+      <w:r>
+        <w:rPr>
+          <w:rFonts w:ascii="Arial" w:hAnsi="Arial" w:cs="Arial"/>
+          <w:b/>
+          <w:spacing w:val="-3"/>
+          <w:sz w:val="28"/>
+          <w:szCs w:val="24"/>
+        </w:rPr>
+        <w:t xml:space="preserve">oya </w:t>
+      </w:r>
+      <w:r>
+        <w:rPr>
+          <w:rFonts w:ascii="Arial" w:hAnsi="Arial" w:cs="Arial"/>
+          <w:b/>
+          <w:spacing w:val="-3"/>
+          <w:sz w:val="28"/>
+          <w:szCs w:val="24"/>
+        </w:rPr>
+        <w:t>M</w:t>
+      </w:r>
+      <w:r>
+        <w:rPr>
+          <w:rFonts w:ascii="Arial" w:hAnsi="Arial" w:cs="Arial"/>
+          <w:b/>
+          <w:spacing w:val="-3"/>
+          <w:sz w:val="28"/>
+          <w:szCs w:val="24"/>
+        </w:rPr>
+        <w:t xml:space="preserve">ediante </w:t>
+      </w:r>
+      <w:r>
+        <w:rPr>
+          <w:rFonts w:ascii="Arial" w:hAnsi="Arial" w:cs="Arial"/>
+          <w:b/>
+          <w:spacing w:val="-3"/>
+          <w:sz w:val="28"/>
+          <w:szCs w:val="24"/>
+        </w:rPr>
+        <w:t>R</w:t>
+      </w:r>
+      <w:r>
+        <w:rPr>
+          <w:rFonts w:ascii="Arial" w:hAnsi="Arial" w:cs="Arial"/>
+          <w:b/>
+          <w:spacing w:val="-3"/>
+          <w:sz w:val="28"/>
+          <w:szCs w:val="24"/>
+        </w:rPr>
+        <w:t xml:space="preserve">edes </w:t>
+      </w:r>
+      <w:r>
+        <w:rPr>
+          <w:rFonts w:ascii="Arial" w:hAnsi="Arial" w:cs="Arial"/>
+          <w:b/>
+          <w:spacing w:val="-3"/>
+          <w:sz w:val="28"/>
+          <w:szCs w:val="24"/>
+        </w:rPr>
+        <w:t>N</w:t>
+      </w:r>
+      <w:r>
+        <w:rPr>
+          <w:rFonts w:ascii="Arial" w:hAnsi="Arial" w:cs="Arial"/>
+          <w:b/>
+          <w:spacing w:val="-3"/>
+          <w:sz w:val="28"/>
+          <w:szCs w:val="24"/>
+        </w:rPr>
+        <w:t xml:space="preserve">euronales en </w:t>
+      </w:r>
+      <w:r>
+        <w:rPr>
+          <w:rFonts w:ascii="Arial" w:hAnsi="Arial" w:cs="Arial"/>
+          <w:b/>
+          <w:spacing w:val="-3"/>
+          <w:sz w:val="28"/>
+          <w:szCs w:val="24"/>
+        </w:rPr>
+        <w:t>D</w:t>
+      </w:r>
+      <w:r>
+        <w:rPr>
+          <w:rFonts w:ascii="Arial" w:hAnsi="Arial" w:cs="Arial"/>
+          <w:b/>
+          <w:spacing w:val="-3"/>
+          <w:sz w:val="28"/>
+          <w:szCs w:val="24"/>
+        </w:rPr>
+        <w:t xml:space="preserve">ispositivos </w:t>
+      </w:r>
+      <w:r>
+        <w:rPr>
+          <w:rFonts w:ascii="Arial" w:hAnsi="Arial" w:cs="Arial"/>
+          <w:b/>
+          <w:spacing w:val="-3"/>
+          <w:sz w:val="28"/>
+          <w:szCs w:val="24"/>
+        </w:rPr>
+        <w:t>M</w:t>
+      </w:r>
+      <w:r>
+        <w:rPr>
+          <w:rFonts w:ascii="Arial" w:hAnsi="Arial" w:cs="Arial"/>
+          <w:b/>
+          <w:spacing w:val="-3"/>
+          <w:sz w:val="28"/>
+          <w:szCs w:val="24"/>
+        </w:rPr>
+        <w:t>óviles</w:t>
       </w:r>
     </w:p>
     <w:p>
@@ -92,6 +272,7 @@
       </w:pPr>
       <w:bookmarkStart w:id="2" w:name="Título_traducido_al_idioma_Inglés"/>
       <w:bookmarkEnd w:id="2"/>
+      <w:proofErr w:type="spellStart"/>
       <w:r>
         <w:rPr>
           <w:rFonts w:ascii="Arial" w:hAnsi="Arial" w:cs="Arial"/>
@@ -101,9 +282,9 @@
           <w:sz w:val="24"/>
           <w:szCs w:val="24"/>
         </w:rPr>
-        <w:t xml:space="preserve">Detection of diseases and foliar </w:t>
-      </w:r>
-      <w:proofErr w:type="spellStart"/>
+        <w:t>Detection</w:t>
+      </w:r>
+      <w:proofErr w:type="spellEnd"/>
       <w:r>
         <w:rPr>
           <w:rFonts w:ascii="Arial" w:hAnsi="Arial" w:cs="Arial"/>
@@ -113,9 +294,9 @@
           <w:sz w:val="24"/>
           <w:szCs w:val="24"/>
         </w:rPr>
-        <w:t>severity</w:t>
-      </w:r>
-      <w:proofErr w:type="spellEnd"/>
+        <w:t xml:space="preserve"> </w:t>
+      </w:r>
+      <w:proofErr w:type="spellStart"/>
       <w:r>
         <w:rPr>
           <w:rFonts w:ascii="Arial" w:hAnsi="Arial" w:cs="Arial"/>
@@ -125,9 +306,9 @@
           <w:sz w:val="24"/>
           <w:szCs w:val="24"/>
         </w:rPr>
-        <w:t xml:space="preserve"> in </w:t>
-      </w:r>
-      <w:proofErr w:type="spellStart"/>
+        <w:t>of</w:t>
+      </w:r>
+      <w:proofErr w:type="spellEnd"/>
       <w:r>
         <w:rPr>
           <w:rFonts w:ascii="Arial" w:hAnsi="Arial" w:cs="Arial"/>
@@ -137,9 +318,9 @@
           <w:sz w:val="24"/>
           <w:szCs w:val="24"/>
         </w:rPr>
-        <w:t>soybeans</w:t>
-      </w:r>
-      <w:proofErr w:type="spellEnd"/>
+        <w:t xml:space="preserve"> </w:t>
+      </w:r>
+      <w:proofErr w:type="spellStart"/>
       <w:r>
         <w:rPr>
           <w:rFonts w:ascii="Arial" w:hAnsi="Arial" w:cs="Arial"/>
@@ -149,9 +330,8 @@
           <w:sz w:val="24"/>
           <w:szCs w:val="24"/>
         </w:rPr>
-        <w:t xml:space="preserve"> </w:t>
-      </w:r>
-      <w:proofErr w:type="spellStart"/>
+        <w:t>D</w:t>
+      </w:r>
       <w:r>
         <w:rPr>
           <w:rFonts w:ascii="Arial" w:hAnsi="Arial" w:cs="Arial"/>
@@ -161,7 +341,7 @@
           <w:sz w:val="24"/>
           <w:szCs w:val="24"/>
         </w:rPr>
-        <w:t>using</w:t>
+        <w:t>iseases</w:t>
       </w:r>
       <w:proofErr w:type="spellEnd"/>
       <w:r>
@@ -173,9 +353,8 @@
           <w:sz w:val="24"/>
           <w:szCs w:val="24"/>
         </w:rPr>
-        <w:t xml:space="preserve"> neural </w:t>
-      </w:r>
-      <w:proofErr w:type="spellStart"/>
+        <w:t xml:space="preserve"> and </w:t>
+      </w:r>
       <w:r>
         <w:rPr>
           <w:rFonts w:ascii="Arial" w:hAnsi="Arial" w:cs="Arial"/>
@@ -185,9 +364,8 @@
           <w:sz w:val="24"/>
           <w:szCs w:val="24"/>
         </w:rPr>
-        <w:t>networks</w:t>
-      </w:r>
-      <w:proofErr w:type="spellEnd"/>
+        <w:t>F</w:t>
+      </w:r>
       <w:r>
         <w:rPr>
           <w:rFonts w:ascii="Arial" w:hAnsi="Arial" w:cs="Arial"/>
@@ -197,7 +375,7 @@
           <w:sz w:val="24"/>
           <w:szCs w:val="24"/>
         </w:rPr>
-        <w:t xml:space="preserve"> </w:t>
+        <w:t xml:space="preserve">oliar </w:t>
       </w:r>
       <w:proofErr w:type="spellStart"/>
       <w:r>
@@ -209,9 +387,8 @@
           <w:sz w:val="24"/>
           <w:szCs w:val="24"/>
         </w:rPr>
-        <w:t>on</w:t>
-      </w:r>
-      <w:proofErr w:type="spellEnd"/>
+        <w:t>S</w:t>
+      </w:r>
       <w:r>
         <w:rPr>
           <w:rFonts w:ascii="Arial" w:hAnsi="Arial" w:cs="Arial"/>
@@ -221,9 +398,9 @@
           <w:sz w:val="24"/>
           <w:szCs w:val="24"/>
         </w:rPr>
-        <w:t xml:space="preserve"> </w:t>
-      </w:r>
-      <w:proofErr w:type="spellStart"/>
+        <w:t>everity</w:t>
+      </w:r>
+      <w:proofErr w:type="spellEnd"/>
       <w:r>
         <w:rPr>
           <w:rFonts w:ascii="Arial" w:hAnsi="Arial" w:cs="Arial"/>
@@ -233,9 +410,9 @@
           <w:sz w:val="24"/>
           <w:szCs w:val="24"/>
         </w:rPr>
-        <w:t>mobile</w:t>
-      </w:r>
-      <w:proofErr w:type="spellEnd"/>
+        <w:t xml:space="preserve"> in </w:t>
+      </w:r>
+      <w:proofErr w:type="spellStart"/>
       <w:r>
         <w:rPr>
           <w:rFonts w:ascii="Arial" w:hAnsi="Arial" w:cs="Arial"/>
@@ -245,9 +422,8 @@
           <w:sz w:val="24"/>
           <w:szCs w:val="24"/>
         </w:rPr>
-        <w:t xml:space="preserve"> </w:t>
-      </w:r>
-      <w:proofErr w:type="spellStart"/>
+        <w:t>S</w:t>
+      </w:r>
       <w:r>
         <w:rPr>
           <w:rFonts w:ascii="Arial" w:hAnsi="Arial" w:cs="Arial"/>
@@ -257,7 +433,167 @@
           <w:sz w:val="24"/>
           <w:szCs w:val="24"/>
         </w:rPr>
-        <w:t>devices</w:t>
+        <w:t>oybeans</w:t>
+      </w:r>
+      <w:proofErr w:type="spellEnd"/>
+      <w:r>
+        <w:rPr>
+          <w:rFonts w:ascii="Arial" w:hAnsi="Arial" w:cs="Arial"/>
+          <w:i/>
+          <w:iCs/>
+          <w:spacing w:val="-3"/>
+          <w:sz w:val="24"/>
+          <w:szCs w:val="24"/>
+        </w:rPr>
+        <w:t xml:space="preserve"> </w:t>
+      </w:r>
+      <w:proofErr w:type="spellStart"/>
+      <w:r>
+        <w:rPr>
+          <w:rFonts w:ascii="Arial" w:hAnsi="Arial" w:cs="Arial"/>
+          <w:i/>
+          <w:iCs/>
+          <w:spacing w:val="-3"/>
+          <w:sz w:val="24"/>
+          <w:szCs w:val="24"/>
+        </w:rPr>
+        <w:t>U</w:t>
+      </w:r>
+      <w:r>
+        <w:rPr>
+          <w:rFonts w:ascii="Arial" w:hAnsi="Arial" w:cs="Arial"/>
+          <w:i/>
+          <w:iCs/>
+          <w:spacing w:val="-3"/>
+          <w:sz w:val="24"/>
+          <w:szCs w:val="24"/>
+        </w:rPr>
+        <w:t>sing</w:t>
+      </w:r>
+      <w:proofErr w:type="spellEnd"/>
+      <w:r>
+        <w:rPr>
+          <w:rFonts w:ascii="Arial" w:hAnsi="Arial" w:cs="Arial"/>
+          <w:i/>
+          <w:iCs/>
+          <w:spacing w:val="-3"/>
+          <w:sz w:val="24"/>
+          <w:szCs w:val="24"/>
+        </w:rPr>
+        <w:t xml:space="preserve"> </w:t>
+      </w:r>
+      <w:r>
+        <w:rPr>
+          <w:rFonts w:ascii="Arial" w:hAnsi="Arial" w:cs="Arial"/>
+          <w:i/>
+          <w:iCs/>
+          <w:spacing w:val="-3"/>
+          <w:sz w:val="24"/>
+          <w:szCs w:val="24"/>
+        </w:rPr>
+        <w:t>N</w:t>
+      </w:r>
+      <w:r>
+        <w:rPr>
+          <w:rFonts w:ascii="Arial" w:hAnsi="Arial" w:cs="Arial"/>
+          <w:i/>
+          <w:iCs/>
+          <w:spacing w:val="-3"/>
+          <w:sz w:val="24"/>
+          <w:szCs w:val="24"/>
+        </w:rPr>
+        <w:t xml:space="preserve">eural </w:t>
+      </w:r>
+      <w:r>
+        <w:rPr>
+          <w:rFonts w:ascii="Arial" w:hAnsi="Arial" w:cs="Arial"/>
+          <w:i/>
+          <w:iCs/>
+          <w:spacing w:val="-3"/>
+          <w:sz w:val="24"/>
+          <w:szCs w:val="24"/>
+        </w:rPr>
+        <w:t>N</w:t>
+      </w:r>
+      <w:r>
+        <w:rPr>
+          <w:rFonts w:ascii="Arial" w:hAnsi="Arial" w:cs="Arial"/>
+          <w:i/>
+          <w:iCs/>
+          <w:spacing w:val="-3"/>
+          <w:sz w:val="24"/>
+          <w:szCs w:val="24"/>
+        </w:rPr>
+        <w:t xml:space="preserve">etworks </w:t>
+      </w:r>
+      <w:proofErr w:type="spellStart"/>
+      <w:r>
+        <w:rPr>
+          <w:rFonts w:ascii="Arial" w:hAnsi="Arial" w:cs="Arial"/>
+          <w:i/>
+          <w:iCs/>
+          <w:spacing w:val="-3"/>
+          <w:sz w:val="24"/>
+          <w:szCs w:val="24"/>
+        </w:rPr>
+        <w:t>on</w:t>
+      </w:r>
+      <w:proofErr w:type="spellEnd"/>
+      <w:r>
+        <w:rPr>
+          <w:rFonts w:ascii="Arial" w:hAnsi="Arial" w:cs="Arial"/>
+          <w:i/>
+          <w:iCs/>
+          <w:spacing w:val="-3"/>
+          <w:sz w:val="24"/>
+          <w:szCs w:val="24"/>
+        </w:rPr>
+        <w:t xml:space="preserve"> </w:t>
+      </w:r>
+      <w:r>
+        <w:rPr>
+          <w:rFonts w:ascii="Arial" w:hAnsi="Arial" w:cs="Arial"/>
+          <w:i/>
+          <w:iCs/>
+          <w:spacing w:val="-3"/>
+          <w:sz w:val="24"/>
+          <w:szCs w:val="24"/>
+        </w:rPr>
+        <w:t>M</w:t>
+      </w:r>
+      <w:r>
+        <w:rPr>
+          <w:rFonts w:ascii="Arial" w:hAnsi="Arial" w:cs="Arial"/>
+          <w:i/>
+          <w:iCs/>
+          <w:spacing w:val="-3"/>
+          <w:sz w:val="24"/>
+          <w:szCs w:val="24"/>
+        </w:rPr>
+        <w:t xml:space="preserve">obile </w:t>
+      </w:r>
+      <w:proofErr w:type="spellStart"/>
+      <w:r>
+        <w:rPr>
+          <w:rFonts w:ascii="Arial" w:hAnsi="Arial" w:cs="Arial"/>
+          <w:i/>
+          <w:iCs/>
+          <w:spacing w:val="-3"/>
+          <w:sz w:val="24"/>
+          <w:szCs w:val="24"/>
+        </w:rPr>
+        <w:t>D</w:t>
+      </w:r>
+      <w:r>
+        <w:rPr>
+          <w:rFonts w:ascii="Arial" w:hAnsi="Arial" w:cs="Arial"/>
+          <w:i/>
+          <w:iCs/>
+          <w:spacing w:val="-3"/>
+          <w:sz w:val="24"/>
+          <w:szCs w:val="24"/>
+        </w:rPr>
+        <w:t>evices</w:t>
       </w:r>
       <w:proofErr w:type="spellEnd"/>
     </w:p>
@@ -1279,7 +1615,19 @@
         <w:rPr>
           <w:rFonts w:cs="Arial"/>
         </w:rPr>
-        <w:t>Población y muestra</w:t>
+        <w:t xml:space="preserve">Población y </w:t>
+      </w:r>
+      <w:r>
+        <w:rPr>
+          <w:rFonts w:cs="Arial"/>
+        </w:rPr>
+        <w:t>M</w:t>
+      </w:r>
+      <w:r>
+        <w:rPr>
+          <w:rFonts w:cs="Arial"/>
+        </w:rPr>
+        <w:t>uestra</w:t>
       </w:r>
     </w:p>
     <w:p>
@@ -1309,16 +1657,31 @@
         <w:jc w:val="both"/>
         <w:rPr>
           <w:rFonts w:ascii="Arial" w:hAnsi="Arial" w:cs="Arial"/>
-          <w:lang w:val="es-BO"/>
-        </w:rPr>
-      </w:pPr>
-      <w:r>
-        <w:rPr>
-          <w:rFonts w:ascii="Arial" w:hAnsi="Arial" w:cs="Arial"/>
           <w:b/>
           <w:bCs/>
           <w:lang w:val="es-BO"/>
         </w:rPr>
+      </w:pPr>
+    </w:p>
+    <w:p>
+      <w:pPr>
+        <w:pStyle w:val="Textoindependiente"/>
+        <w:spacing w:before="136"/>
+        <w:ind w:left="100" w:right="113"/>
+        <w:jc w:val="both"/>
+        <w:rPr>
+          <w:rFonts w:ascii="Arial" w:hAnsi="Arial" w:cs="Arial"/>
+          <w:lang w:val="es-BO"/>
+        </w:rPr>
+      </w:pPr>
+      <w:r>
+        <w:rPr>
+          <w:rFonts w:ascii="Arial" w:hAnsi="Arial" w:cs="Arial"/>
+          <w:b/>
+          <w:bCs/>
+          <w:lang w:val="es-BO"/>
+        </w:rPr>
+        <w:lastRenderedPageBreak/>
         <w:t>Tabla 1.</w:t>
       </w:r>
       <w:r>
@@ -1328,15 +1691,18 @@
         </w:rPr>
         <w:t xml:space="preserve"> </w:t>
       </w:r>
-      <w:r>
-        <w:rPr>
-          <w:rFonts w:ascii="Arial" w:hAnsi="Arial" w:cs="Arial"/>
-          <w:i/>
-          <w:iCs/>
+    </w:p>
+    <w:p>
+      <w:pPr>
+        <w:pStyle w:val="Textoindependiente"/>
+        <w:spacing w:before="136"/>
+        <w:ind w:left="100" w:right="113"/>
+        <w:jc w:val="both"/>
+        <w:rPr>
+          <w:rFonts w:ascii="Arial" w:hAnsi="Arial" w:cs="Arial"/>
           <w:lang w:val="es-BO"/>
         </w:rPr>
-        <w:t xml:space="preserve">Fuentes de datos utilizadas para el entrenamiento y la evaluación de los </w:t>
-      </w:r>
+      </w:pPr>
       <w:r>
         <w:rPr>
           <w:rFonts w:ascii="Arial" w:hAnsi="Arial" w:cs="Arial"/>
@@ -1344,8 +1710,7 @@
           <w:iCs/>
           <w:lang w:val="es-BO"/>
         </w:rPr>
-        <w:lastRenderedPageBreak/>
-        <w:t>modelos.</w:t>
+        <w:t>Fuentes de datos utilizadas para el entrenamiento y la evaluación de los modelos.</w:t>
       </w:r>
     </w:p>
     <w:tbl>
@@ -2114,7 +2479,7 @@
           <w:szCs w:val="22"/>
           <w:lang w:val="es-BO"/>
         </w:rPr>
-        <w:t xml:space="preserve">Todas las fuentes poseen licencia abierta que permite uso académico y redistribución. Las imágenes de soya sana se obtuvieron de dos fuentes complementarias (PlantVillage, fondo controlado; subconjunto Healthy de ASDID, campo real) para reducir el desplazamiento </w:t>
+        <w:t xml:space="preserve">Todas las fuentes poseen licencia abierta que permite uso académico y redistribución. Las imágenes de soya sana se obtuvieron de dos fuentes complementarias (PlantVillage, </w:t>
       </w:r>
       <w:r>
         <w:rPr>
@@ -2124,7 +2489,7 @@
           <w:lang w:val="es-BO"/>
         </w:rPr>
         <w:lastRenderedPageBreak/>
-        <w:t>de dominio. SoyCotton aporta máscaras de hoja anotadas a nivel de instancia para entrenar el modelo de segmentación.</w:t>
+        <w:t>fondo controlado; subconjunto Healthy de ASDID, campo real) para reducir el desplazamiento de dominio. SoyCotton aporta máscaras de hoja anotadas a nivel de instancia para entrenar el modelo de segmentación.</w:t>
       </w:r>
     </w:p>
     <w:p>
@@ -2158,7 +2523,19 @@
         <w:rPr>
           <w:rFonts w:cs="Arial"/>
         </w:rPr>
-        <w:t>Herramientas tecnológicas</w:t>
+        <w:t xml:space="preserve">Herramientas </w:t>
+      </w:r>
+      <w:r>
+        <w:rPr>
+          <w:rFonts w:cs="Arial"/>
+        </w:rPr>
+        <w:t>T</w:t>
+      </w:r>
+      <w:r>
+        <w:rPr>
+          <w:rFonts w:cs="Arial"/>
+        </w:rPr>
+        <w:t>ecnológicas</w:t>
       </w:r>
     </w:p>
     <w:p>
@@ -2177,7 +2554,7 @@
           <w:rFonts w:ascii="Arial" w:hAnsi="Arial" w:cs="Arial"/>
           <w:lang w:val="es-BO"/>
         </w:rPr>
-        <w:t xml:space="preserve">El entrenamiento se realizó en Google Colab (GPU) con TensorFlow/Keras, OpenCV, Albumentations, scikit-learn y pycocotools. El etiquetado de máscaras se efectuó en Roboflow. El despliegue empleó TensorFlow Lite para la inferencia local, una aplicación móvil en Flutter (arquitectura limpia) y un servicio opcional de inferencia por HTTP en FastAPI/Docker. El servicio climático se integró mediante la API abierta </w:t>
+        <w:t xml:space="preserve">El entrenamiento se realizó en Google Colab (GPU) con TensorFlow/Keras, OpenCV, Albumentations, scikit-learn y pycocotools. El etiquetado de máscaras se efectuó en Roboflow. El despliegue empleó TensorFlow Lite para la inferencia local, una aplicación móvil en Flutter (arquitectura limpia) y un servicio opcional de inferencia por </w:t>
       </w:r>
       <w:r>
         <w:rPr>
@@ -2185,7 +2562,7 @@
           <w:lang w:val="es-BO"/>
         </w:rPr>
         <w:lastRenderedPageBreak/>
-        <w:t>Open-Meteo.</w:t>
+        <w:t>HTTP en FastAPI/Docker. El servicio climático se integró mediante la API abierta Open-Meteo.</w:t>
       </w:r>
     </w:p>
     <w:p>
@@ -2200,7 +2577,19 @@
         <w:rPr>
           <w:rFonts w:cs="Arial"/>
         </w:rPr>
-        <w:t>Proceso metodológico</w:t>
+        <w:t xml:space="preserve">Proceso </w:t>
+      </w:r>
+      <w:r>
+        <w:rPr>
+          <w:rFonts w:cs="Arial"/>
+        </w:rPr>
+        <w:t>M</w:t>
+      </w:r>
+      <w:r>
+        <w:rPr>
+          <w:rFonts w:cs="Arial"/>
+        </w:rPr>
+        <w:t>etodológico</w:t>
       </w:r>
     </w:p>
     <w:p>
@@ -2256,7 +2645,7 @@
           <w:rFonts w:ascii="Arial" w:hAnsi="Arial" w:cs="Arial"/>
           <w:lang w:val="es-BO"/>
         </w:rPr>
-        <w:t xml:space="preserve"> El Modelo 1 (M1), basado en EfficientNetB1 (240 × 240 px), determina si la hoja está sana o enferma; el Modelo 2 </w:t>
+        <w:t xml:space="preserve"> El Modelo 1 (M1), basado en </w:t>
       </w:r>
       <w:r>
         <w:rPr>
@@ -2264,7 +2653,7 @@
           <w:lang w:val="es-BO"/>
         </w:rPr>
         <w:lastRenderedPageBreak/>
-        <w:t>(M2), basado en EfficientNetB0 (224 × 224 px), clasifica el tipo de patógeno entre las cinco categorías mediante una salida softmax de etiqueta única (una enfermedad por hoja). Ambos modelos reciben dos entradas: la imagen original y la hoja aislada (con fondo en negro a partir de la máscara de M_seg), procesadas por un codificador compartido cuyos vectores se concatenan antes de la cabeza de clasificación. Esta configuración permite atender simultáneamente al contexto y al tejido foliar aislado. Se emplearon transferencia de aprendizaje (Tan &amp; Le, 2019), aumento de datos en línea con Albumentations (rotación, reflejos, brillo/contraste, variaciones de tono-saturación y escala) y promediado exponencial de pesos (EMA). M1 usó pérdida focal binaria con balanceo de clases; M2, entropía cruzada categórica con suavizado de etiquetas. La regularización se aplicó guiada por el diagnóstico de sesgo/varianza (brecha entrenamiento–validación): transferencia de aprendizaje, aumento de datos, dropout y parada temprana con restauración de los mejores pesos.</w:t>
+        <w:t>EfficientNetB1 (240 × 240 px), determina si la hoja está sana o enferma; el Modelo 2 (M2), basado en EfficientNetB0 (224 × 224 px), clasifica el tipo de patógeno entre las cinco categorías mediante una salida softmax de etiqueta única (una enfermedad por hoja). Ambos modelos reciben dos entradas: la imagen original y la hoja aislada (con fondo en negro a partir de la máscara de M_seg), procesadas por un codificador compartido cuyos vectores se concatenan antes de la cabeza de clasificación. Esta configuración permite atender simultáneamente al contexto y al tejido foliar aislado. Se emplearon transferencia de aprendizaje (Tan &amp; Le, 2019), aumento de datos en línea con Albumentations (rotación, reflejos, brillo/contraste, variaciones de tono-saturación y escala) y promediado exponencial de pesos (EMA). M1 usó pérdida focal binaria con balanceo de clases; M2, entropía cruzada categórica con suavizado de etiquetas. La regularización se aplicó guiada por el diagnóstico de sesgo/varianza (brecha entrenamiento–validación): transferencia de aprendizaje, aumento de datos, dropout y parada temprana con restauración de los mejores pesos.</w:t>
       </w:r>
     </w:p>
     <w:p>
@@ -2313,6 +2702,7 @@
           <w:bCs/>
           <w:lang w:val="es-BO"/>
         </w:rPr>
+        <w:lastRenderedPageBreak/>
         <w:t xml:space="preserve">Estimación de severidad por color (CIELab). </w:t>
       </w:r>
       <w:r>
@@ -2320,15 +2710,7 @@
           <w:rFonts w:ascii="Arial" w:hAnsi="Arial" w:cs="Arial"/>
           <w:lang w:val="es-BO"/>
         </w:rPr>
-        <w:t xml:space="preserve">La severidad se cuantificó como el </w:t>
-      </w:r>
-      <w:r>
-        <w:rPr>
-          <w:rFonts w:ascii="Arial" w:hAnsi="Arial" w:cs="Arial"/>
-          <w:lang w:val="es-BO"/>
-        </w:rPr>
-        <w:lastRenderedPageBreak/>
-        <w:t>porcentaje de área foliar afectada, que es la definición fitopatométrica estándar de severidad (Bock et al., 2022; Pethybridge &amp; Nelson, 2015). El cálculo se realizó dentro de la región foliar segmentada y en el espacio CIELab por ser perceptualmente uniforme: las distancias entre colores se aproximan a las diferencias percibidas por el ojo humano, lo que hace que los umbrales por canal sean estables frente a variaciones moderadas de tono e iluminación (da Silva et al., 2022). En este espacio, L* es la luminosidad, a* el eje verde (valores bajos) a rojo (valores altos) y b* el eje azul (valores bajos) a amarillo (valores altos); en la codificación de 8 bits empleada, a* y b* se centran en 128 (neutro).</w:t>
+        <w:t>La severidad se cuantificó como el porcentaje de área foliar afectada, que es la definición fitopatométrica estándar de severidad (Bock et al., 2022; Pethybridge &amp; Nelson, 2015). El cálculo se realizó dentro de la región foliar segmentada y en el espacio CIELab por ser perceptualmente uniforme: las distancias entre colores se aproximan a las diferencias percibidas por el ojo humano, lo que hace que los umbrales por canal sean estables frente a variaciones moderadas de tono e iluminación (da Silva et al., 2022). En este espacio, L* es la luminosidad, a* el eje verde (valores bajos) a rojo (valores altos) y b* el eje azul (valores bajos) a amarillo (valores altos); en la codificación de 8 bits empleada, a* y b* se centran en 128 (neutro).</w:t>
       </w:r>
     </w:p>
     <w:p>
@@ -2439,7 +2821,7 @@
           <w:rFonts w:ascii="Arial" w:hAnsi="Arial" w:cs="Arial"/>
           <w:lang w:val="es-BO"/>
         </w:rPr>
-        <w:t xml:space="preserve">Defoliación o huecos: regiones de fondo encerradas dentro de la silueta foliar (no alcanzables desde el borde de la imagen mediante relleno por inundación) y con color de suelo (a* y b* próximos al neutro y L* alta). Corresponden a perforaciones reales por plagas. Se descartó la envolvente convexa porque sobreestimaba la </w:t>
+        <w:t xml:space="preserve">Defoliación o huecos: regiones de fondo encerradas dentro de la silueta foliar (no alcanzables desde el borde de la imagen mediante relleno por inundación) y con color de suelo (a* y b* próximos al neutro y L* alta). Corresponden a perforaciones </w:t>
       </w:r>
       <w:r>
         <w:rPr>
@@ -2447,7 +2829,7 @@
           <w:lang w:val="es-BO"/>
         </w:rPr>
         <w:lastRenderedPageBreak/>
-        <w:t>defoliación al contar como hueco el espacio entre la envolvente y el borde cóncavo natural de la hoja.</w:t>
+        <w:t>reales por plagas. Se descartó la envolvente convexa porque sobreestimaba la defoliación al contar como hueco el espacio entre la envolvente y el borde cóncavo natural de la hoja.</w:t>
       </w:r>
     </w:p>
     <w:p>
@@ -2560,7 +2942,15 @@
           <w:rFonts w:ascii="Arial" w:hAnsi="Arial" w:cs="Arial"/>
           <w:lang w:val="es-BO"/>
         </w:rPr>
-        <w:t xml:space="preserve"> Los tres modelos se exportaron a TensorFlow Lite con cuantización entera (int8) para ejecutarse en el dispositivo sin conexión. La aplicación Flutter implementa el flujo completo (segmentación → hoja aislada → M1 → M2 → severidad → superposición de tres estados) y genera recomendaciones de tratamiento en función de la enfermedad, la severidad, el clima local y el tiempo de aparición estimado. </w:t>
+        <w:t xml:space="preserve"> Los tres modelos se exportaron a TensorFlow Lite con cuantización entera (int8) para ejecutarse en el dispositivo sin conexión. La aplicación Flutter implementa el flujo completo (segmentación → hoja aislada → M1 → M2 → severidad → superposición de tres estados) y genera recomendaciones de tratamiento en función de la enfermedad, la severidad, el clima local y el tiempo de aparición </w:t>
+      </w:r>
+      <w:r>
+        <w:rPr>
+          <w:rFonts w:ascii="Arial" w:hAnsi="Arial" w:cs="Arial"/>
+          <w:lang w:val="es-BO"/>
+        </w:rPr>
+        <w:lastRenderedPageBreak/>
+        <w:t xml:space="preserve">estimado. </w:t>
       </w:r>
     </w:p>
     <w:p>
@@ -2581,7 +2971,6 @@
           <w:bCs/>
           <w:lang w:val="es-BO"/>
         </w:rPr>
-        <w:lastRenderedPageBreak/>
         <w:t>Recomendación y dosis de tratamiento.</w:t>
       </w:r>
       <w:r>
@@ -2715,7 +3104,57 @@
         <w:rPr>
           <w:rFonts w:cs="Arial"/>
         </w:rPr>
-        <w:t>Modelo de segmentación hoja–fondo (M_seg)</w:t>
+        <w:t xml:space="preserve">Modelo de </w:t>
+      </w:r>
+      <w:r>
+        <w:rPr>
+          <w:rFonts w:cs="Arial"/>
+        </w:rPr>
+        <w:t>S</w:t>
+      </w:r>
+      <w:r>
+        <w:rPr>
+          <w:rFonts w:cs="Arial"/>
+        </w:rPr>
+        <w:t xml:space="preserve">egmentación </w:t>
+      </w:r>
+      <w:r>
+        <w:rPr>
+          <w:rFonts w:cs="Arial"/>
+        </w:rPr>
+        <w:t>H</w:t>
+      </w:r>
+      <w:r>
+        <w:rPr>
+          <w:rFonts w:cs="Arial"/>
+        </w:rPr>
+        <w:t>oja–</w:t>
+      </w:r>
+      <w:r>
+        <w:rPr>
+          <w:rFonts w:cs="Arial"/>
+        </w:rPr>
+        <w:t>F</w:t>
+      </w:r>
+      <w:r>
+        <w:rPr>
+          <w:rFonts w:cs="Arial"/>
+        </w:rPr>
+        <w:t>ondo (</w:t>
+      </w:r>
+      <w:proofErr w:type="spellStart"/>
+      <w:r>
+        <w:rPr>
+          <w:rFonts w:cs="Arial"/>
+        </w:rPr>
+        <w:t>M_seg</w:t>
+      </w:r>
+      <w:proofErr w:type="spellEnd"/>
+      <w:r>
+        <w:rPr>
+          <w:rFonts w:cs="Arial"/>
+        </w:rPr>
+        <w:t>)</w:t>
       </w:r>
     </w:p>
     <w:p>
@@ -2745,8 +3184,6 @@
         <w:jc w:val="both"/>
         <w:rPr>
           <w:rFonts w:ascii="Arial" w:hAnsi="Arial" w:cs="Arial"/>
-          <w:i/>
-          <w:iCs/>
           <w:lang w:val="es-US"/>
         </w:rPr>
       </w:pPr>
@@ -2766,14 +3203,58 @@
         </w:rPr>
         <w:t xml:space="preserve"> </w:t>
       </w:r>
-      <w:r>
+    </w:p>
+    <w:p>
+      <w:pPr>
+        <w:pStyle w:val="Textoindependiente"/>
+        <w:spacing w:before="120" w:after="120"/>
+        <w:ind w:left="102"/>
+        <w:jc w:val="both"/>
         <w:rPr>
           <w:rFonts w:ascii="Arial" w:hAnsi="Arial" w:cs="Arial"/>
           <w:i/>
           <w:iCs/>
           <w:lang w:val="es-US"/>
         </w:rPr>
-        <w:t>Desempeño de M_seg frente a la anotación experta (COCO fusionado: Roboflow + SoyCotton), 25 % held-out (seed = 42), n = 368.</w:t>
+      </w:pPr>
+      <w:r>
+        <w:rPr>
+          <w:rFonts w:ascii="Arial" w:hAnsi="Arial" w:cs="Arial"/>
+          <w:i/>
+          <w:iCs/>
+          <w:lang w:val="es-US"/>
+        </w:rPr>
+        <w:t xml:space="preserve">Desempeño de </w:t>
+      </w:r>
+      <w:proofErr w:type="spellStart"/>
+      <w:r>
+        <w:rPr>
+          <w:rFonts w:ascii="Arial" w:hAnsi="Arial" w:cs="Arial"/>
+          <w:i/>
+          <w:iCs/>
+          <w:lang w:val="es-US"/>
+        </w:rPr>
+        <w:t>M_seg</w:t>
+      </w:r>
+      <w:proofErr w:type="spellEnd"/>
+      <w:r>
+        <w:rPr>
+          <w:rFonts w:ascii="Arial" w:hAnsi="Arial" w:cs="Arial"/>
+          <w:i/>
+          <w:iCs/>
+          <w:lang w:val="es-US"/>
+        </w:rPr>
+        <w:t xml:space="preserve"> frente a la anotación experta (COCO fusionado: Roboflow + </w:t>
+      </w:r>
+      <w:r>
+        <w:rPr>
+          <w:rFonts w:ascii="Arial" w:hAnsi="Arial" w:cs="Arial"/>
+          <w:i/>
+          <w:iCs/>
+          <w:lang w:val="es-US"/>
+        </w:rPr>
+        <w:lastRenderedPageBreak/>
+        <w:t>SoyCotton), 25 % held-out (seed = 42), n = 368.</w:t>
       </w:r>
     </w:p>
     <w:tbl>
@@ -2812,7 +3293,6 @@
                 <w:b/>
                 <w:bCs/>
               </w:rPr>
-              <w:lastRenderedPageBreak/>
               <w:t>Métrica</w:t>
             </w:r>
           </w:p>
@@ -3025,27 +3505,34 @@
         <w:jc w:val="both"/>
         <w:rPr>
           <w:rFonts w:ascii="Arial" w:hAnsi="Arial" w:cs="Arial"/>
-          <w:i/>
-          <w:iCs/>
-          <w:lang w:val="es-US"/>
-        </w:rPr>
-      </w:pPr>
-      <w:r>
-        <w:rPr>
-          <w:rFonts w:ascii="Arial" w:hAnsi="Arial" w:cs="Arial"/>
           <w:b/>
           <w:bCs/>
           <w:lang w:val="es-US"/>
         </w:rPr>
+      </w:pPr>
+      <w:r>
+        <w:rPr>
+          <w:rFonts w:ascii="Arial" w:hAnsi="Arial" w:cs="Arial"/>
+          <w:b/>
+          <w:bCs/>
+          <w:lang w:val="es-US"/>
+        </w:rPr>
         <w:t>Figura 1.</w:t>
       </w:r>
-      <w:r>
-        <w:rPr>
-          <w:rFonts w:ascii="Arial" w:hAnsi="Arial" w:cs="Arial"/>
+    </w:p>
+    <w:p>
+      <w:pPr>
+        <w:pStyle w:val="Textoindependiente"/>
+        <w:spacing w:before="120" w:after="120"/>
+        <w:ind w:left="102"/>
+        <w:jc w:val="both"/>
+        <w:rPr>
+          <w:rFonts w:ascii="Arial" w:hAnsi="Arial" w:cs="Arial"/>
+          <w:i/>
+          <w:iCs/>
           <w:lang w:val="es-US"/>
         </w:rPr>
-        <w:t xml:space="preserve"> </w:t>
-      </w:r>
+      </w:pPr>
       <w:r>
         <w:rPr>
           <w:rFonts w:ascii="Arial" w:hAnsi="Arial" w:cs="Arial"/>
@@ -3139,7 +3626,55 @@
         <w:rPr>
           <w:rFonts w:cs="Arial"/>
         </w:rPr>
-        <w:t>Modelo 1: estado sanitario (sana/enferma)</w:t>
+        <w:t xml:space="preserve">Modelo 1: </w:t>
+      </w:r>
+      <w:r>
+        <w:rPr>
+          <w:rFonts w:cs="Arial"/>
+        </w:rPr>
+        <w:t>E</w:t>
+      </w:r>
+      <w:r>
+        <w:rPr>
+          <w:rFonts w:cs="Arial"/>
+        </w:rPr>
+        <w:t xml:space="preserve">stado </w:t>
+      </w:r>
+      <w:r>
+        <w:rPr>
+          <w:rFonts w:cs="Arial"/>
+        </w:rPr>
+        <w:t>S</w:t>
+      </w:r>
+      <w:r>
+        <w:rPr>
+          <w:rFonts w:cs="Arial"/>
+        </w:rPr>
+        <w:t>anitario (</w:t>
+      </w:r>
+      <w:r>
+        <w:rPr>
+          <w:rFonts w:cs="Arial"/>
+        </w:rPr>
+        <w:t>S</w:t>
+      </w:r>
+      <w:r>
+        <w:rPr>
+          <w:rFonts w:cs="Arial"/>
+        </w:rPr>
+        <w:t>ana/</w:t>
+      </w:r>
+      <w:r>
+        <w:rPr>
+          <w:rFonts w:cs="Arial"/>
+        </w:rPr>
+        <w:t>E</w:t>
+      </w:r>
+      <w:r>
+        <w:rPr>
+          <w:rFonts w:cs="Arial"/>
+        </w:rPr>
+        <w:t>nferma)</w:t>
       </w:r>
     </w:p>
     <w:p>
@@ -3179,6 +3714,7 @@
           <w:bCs/>
           <w:lang w:val="es-US"/>
         </w:rPr>
+        <w:lastRenderedPageBreak/>
         <w:t>Tabla 3.</w:t>
       </w:r>
       <w:r>
@@ -3188,6 +3724,18 @@
         </w:rPr>
         <w:t xml:space="preserve"> </w:t>
       </w:r>
+    </w:p>
+    <w:p>
+      <w:pPr>
+        <w:pStyle w:val="Textoindependiente"/>
+        <w:spacing w:before="120" w:after="120"/>
+        <w:ind w:left="102"/>
+        <w:jc w:val="both"/>
+        <w:rPr>
+          <w:rFonts w:ascii="Arial" w:hAnsi="Arial" w:cs="Arial"/>
+          <w:lang w:val="es-US"/>
+        </w:rPr>
+      </w:pPr>
       <w:r>
         <w:rPr>
           <w:rFonts w:ascii="Arial" w:hAnsi="Arial" w:cs="Arial"/>
@@ -3241,7 +3789,6 @@
                 <w:b/>
                 <w:bCs/>
               </w:rPr>
-              <w:lastRenderedPageBreak/>
               <w:t>Métrica</w:t>
             </w:r>
           </w:p>
@@ -3427,8 +3974,6 @@
         <w:jc w:val="both"/>
         <w:rPr>
           <w:rFonts w:ascii="Arial" w:hAnsi="Arial" w:cs="Arial"/>
-          <w:i/>
-          <w:iCs/>
           <w:lang w:val="es-US"/>
         </w:rPr>
       </w:pPr>
@@ -3448,6 +3993,20 @@
         </w:rPr>
         <w:t xml:space="preserve">. </w:t>
       </w:r>
+    </w:p>
+    <w:p>
+      <w:pPr>
+        <w:pStyle w:val="Textoindependiente"/>
+        <w:spacing w:before="120" w:after="120"/>
+        <w:ind w:left="102"/>
+        <w:jc w:val="both"/>
+        <w:rPr>
+          <w:rFonts w:ascii="Arial" w:hAnsi="Arial" w:cs="Arial"/>
+          <w:i/>
+          <w:iCs/>
+          <w:lang w:val="es-US"/>
+        </w:rPr>
+      </w:pPr>
       <w:r>
         <w:rPr>
           <w:rFonts w:ascii="Arial" w:hAnsi="Arial" w:cs="Arial"/>
@@ -3530,8 +4089,6 @@
         <w:jc w:val="both"/>
         <w:rPr>
           <w:rFonts w:ascii="Arial" w:hAnsi="Arial" w:cs="Arial"/>
-          <w:i/>
-          <w:iCs/>
           <w:lang w:val="es-US"/>
         </w:rPr>
       </w:pPr>
@@ -3551,6 +4108,20 @@
         </w:rPr>
         <w:t xml:space="preserve"> </w:t>
       </w:r>
+    </w:p>
+    <w:p>
+      <w:pPr>
+        <w:pStyle w:val="Textoindependiente"/>
+        <w:spacing w:before="120" w:after="120"/>
+        <w:ind w:left="102"/>
+        <w:jc w:val="both"/>
+        <w:rPr>
+          <w:rFonts w:ascii="Arial" w:hAnsi="Arial" w:cs="Arial"/>
+          <w:i/>
+          <w:iCs/>
+          <w:lang w:val="es-US"/>
+        </w:rPr>
+      </w:pPr>
       <w:r>
         <w:rPr>
           <w:rFonts w:ascii="Arial" w:hAnsi="Arial" w:cs="Arial"/>
@@ -3575,6 +4146,7 @@
           <w:rFonts w:ascii="Arial" w:hAnsi="Arial" w:cs="Arial"/>
           <w:noProof/>
         </w:rPr>
+        <w:lastRenderedPageBreak/>
         <w:drawing>
           <wp:inline distT="0" distB="0" distL="0" distR="0" wp14:anchorId="0FCB8A59" wp14:editId="6C3648AE">
             <wp:extent cx="5692138" cy="1751428"/>
@@ -3637,8 +4209,31 @@
         <w:rPr>
           <w:rFonts w:cs="Arial"/>
         </w:rPr>
-        <w:lastRenderedPageBreak/>
-        <w:t>Modelo 2: tipo de patógeno</w:t>
+        <w:t xml:space="preserve">Modelo 2: </w:t>
+      </w:r>
+      <w:r>
+        <w:rPr>
+          <w:rFonts w:cs="Arial"/>
+        </w:rPr>
+        <w:t>T</w:t>
+      </w:r>
+      <w:r>
+        <w:rPr>
+          <w:rFonts w:cs="Arial"/>
+        </w:rPr>
+        <w:t xml:space="preserve">ipo de </w:t>
+      </w:r>
+      <w:r>
+        <w:rPr>
+          <w:rFonts w:cs="Arial"/>
+        </w:rPr>
+        <w:t>P</w:t>
+      </w:r>
+      <w:r>
+        <w:rPr>
+          <w:rFonts w:cs="Arial"/>
+        </w:rPr>
+        <w:t>atógeno</w:t>
       </w:r>
     </w:p>
     <w:p>
@@ -3668,8 +4263,6 @@
         <w:jc w:val="both"/>
         <w:rPr>
           <w:rFonts w:ascii="Arial" w:hAnsi="Arial" w:cs="Arial"/>
-          <w:i/>
-          <w:iCs/>
           <w:lang w:val="es-US"/>
         </w:rPr>
       </w:pPr>
@@ -3689,6 +4282,20 @@
         </w:rPr>
         <w:t xml:space="preserve"> </w:t>
       </w:r>
+    </w:p>
+    <w:p>
+      <w:pPr>
+        <w:pStyle w:val="Textoindependiente"/>
+        <w:spacing w:before="120" w:after="120"/>
+        <w:ind w:left="102"/>
+        <w:jc w:val="both"/>
+        <w:rPr>
+          <w:rFonts w:ascii="Arial" w:hAnsi="Arial" w:cs="Arial"/>
+          <w:i/>
+          <w:iCs/>
+          <w:lang w:val="es-US"/>
+        </w:rPr>
+      </w:pPr>
       <w:r>
         <w:rPr>
           <w:rFonts w:ascii="Arial" w:hAnsi="Arial" w:cs="Arial"/>
@@ -4089,7 +4696,15 @@
           <w:rFonts w:ascii="Arial" w:hAnsi="Arial" w:cs="Arial"/>
           <w:lang w:val="es-US"/>
         </w:rPr>
-        <w:t>La Figura 4 muestra la matriz de confusión de M2; la Figura 5, la puntuación F1 por clase; y la Figura 6, las curvas de entrenamiento. El desempeño es homogéneamente alto entre clases; la categoría con mayor confusión residual es fúngicas (F1 = 0.964), por su similitud visual con bacterianas y roya en etapas tempranas.</w:t>
+        <w:t xml:space="preserve">La Figura 4 muestra la matriz de confusión de M2; la Figura 5, la puntuación F1 por clase; y la Figura 6, las curvas de entrenamiento. El desempeño es homogéneamente </w:t>
+      </w:r>
+      <w:r>
+        <w:rPr>
+          <w:rFonts w:ascii="Arial" w:hAnsi="Arial" w:cs="Arial"/>
+          <w:lang w:val="es-US"/>
+        </w:rPr>
+        <w:lastRenderedPageBreak/>
+        <w:t>alto entre clases; la categoría con mayor confusión residual es fúngicas (F1 = 0.964), por su similitud visual con bacterianas y roya en etapas tempranas.</w:t>
       </w:r>
     </w:p>
     <w:p>
@@ -4100,8 +4715,6 @@
         <w:jc w:val="both"/>
         <w:rPr>
           <w:rFonts w:ascii="Arial" w:hAnsi="Arial" w:cs="Arial"/>
-          <w:i/>
-          <w:iCs/>
           <w:lang w:val="es-US"/>
         </w:rPr>
       </w:pPr>
@@ -4121,6 +4734,20 @@
         </w:rPr>
         <w:t xml:space="preserve"> </w:t>
       </w:r>
+    </w:p>
+    <w:p>
+      <w:pPr>
+        <w:pStyle w:val="Textoindependiente"/>
+        <w:spacing w:before="120" w:after="120"/>
+        <w:ind w:left="102"/>
+        <w:jc w:val="both"/>
+        <w:rPr>
+          <w:rFonts w:ascii="Arial" w:hAnsi="Arial" w:cs="Arial"/>
+          <w:i/>
+          <w:iCs/>
+          <w:lang w:val="es-US"/>
+        </w:rPr>
+      </w:pPr>
       <w:r>
         <w:rPr>
           <w:rFonts w:ascii="Arial" w:hAnsi="Arial" w:cs="Arial"/>
@@ -4145,11 +4772,10 @@
           <w:rFonts w:ascii="Arial" w:hAnsi="Arial" w:cs="Arial"/>
           <w:noProof/>
         </w:rPr>
-        <w:lastRenderedPageBreak/>
         <w:drawing>
-          <wp:inline distT="0" distB="0" distL="0" distR="0" wp14:anchorId="3721BE8D" wp14:editId="7AA8615D">
-            <wp:extent cx="3158197" cy="2368649"/>
-            <wp:effectExtent l="0" t="0" r="4445" b="0"/>
+          <wp:inline distT="0" distB="0" distL="0" distR="0" wp14:anchorId="3721BE8D" wp14:editId="51EA776D">
+            <wp:extent cx="3608363" cy="2706274"/>
+            <wp:effectExtent l="0" t="0" r="0" b="0"/>
             <wp:docPr id="4" name="Imagen 4"/>
             <wp:cNvGraphicFramePr>
               <a:graphicFrameLocks xmlns:a="http://schemas.openxmlformats.org/drawingml/2006/main" noChangeAspect="1"/>
@@ -4179,7 +4805,7 @@
                   <pic:spPr bwMode="auto">
                     <a:xfrm>
                       <a:off x="0" y="0"/>
-                      <a:ext cx="3185815" cy="2389363"/>
+                      <a:ext cx="3647651" cy="2735740"/>
                     </a:xfrm>
                     <a:prstGeom prst="rect">
                       <a:avLst/>
@@ -4204,8 +4830,6 @@
         <w:jc w:val="both"/>
         <w:rPr>
           <w:rFonts w:ascii="Arial" w:hAnsi="Arial" w:cs="Arial"/>
-          <w:i/>
-          <w:iCs/>
           <w:lang w:val="es-US"/>
         </w:rPr>
       </w:pPr>
@@ -4225,6 +4849,20 @@
         </w:rPr>
         <w:t xml:space="preserve"> </w:t>
       </w:r>
+    </w:p>
+    <w:p>
+      <w:pPr>
+        <w:pStyle w:val="Textoindependiente"/>
+        <w:spacing w:before="120" w:after="120"/>
+        <w:ind w:left="102"/>
+        <w:jc w:val="both"/>
+        <w:rPr>
+          <w:rFonts w:ascii="Arial" w:hAnsi="Arial" w:cs="Arial"/>
+          <w:i/>
+          <w:iCs/>
+          <w:lang w:val="es-US"/>
+        </w:rPr>
+      </w:pPr>
       <w:r>
         <w:rPr>
           <w:rFonts w:ascii="Arial" w:hAnsi="Arial" w:cs="Arial"/>
@@ -4250,9 +4888,9 @@
           <w:noProof/>
         </w:rPr>
         <w:drawing>
-          <wp:inline distT="0" distB="0" distL="0" distR="0" wp14:anchorId="1C7441B9" wp14:editId="6564CE3C">
-            <wp:extent cx="3164840" cy="1978026"/>
-            <wp:effectExtent l="0" t="0" r="0" b="3175"/>
+          <wp:inline distT="0" distB="0" distL="0" distR="0" wp14:anchorId="1C7441B9" wp14:editId="4453C08D">
+            <wp:extent cx="3587261" cy="2242040"/>
+            <wp:effectExtent l="0" t="0" r="0" b="6350"/>
             <wp:docPr id="5" name="Imagen 5"/>
             <wp:cNvGraphicFramePr>
               <a:graphicFrameLocks xmlns:a="http://schemas.openxmlformats.org/drawingml/2006/main" noChangeAspect="1"/>
@@ -4282,7 +4920,7 @@
                   <pic:spPr bwMode="auto">
                     <a:xfrm>
                       <a:off x="0" y="0"/>
-                      <a:ext cx="3241358" cy="2025850"/>
+                      <a:ext cx="3681061" cy="2300665"/>
                     </a:xfrm>
                     <a:prstGeom prst="rect">
                       <a:avLst/>
@@ -4307,8 +4945,6 @@
         <w:jc w:val="both"/>
         <w:rPr>
           <w:rFonts w:ascii="Arial" w:hAnsi="Arial" w:cs="Arial"/>
-          <w:i/>
-          <w:iCs/>
           <w:lang w:val="es-US"/>
         </w:rPr>
       </w:pPr>
@@ -4319,6 +4955,7 @@
           <w:bCs/>
           <w:lang w:val="es-US"/>
         </w:rPr>
+        <w:lastRenderedPageBreak/>
         <w:t>Figura 6.</w:t>
       </w:r>
       <w:r>
@@ -4328,6 +4965,20 @@
         </w:rPr>
         <w:t xml:space="preserve"> </w:t>
       </w:r>
+    </w:p>
+    <w:p>
+      <w:pPr>
+        <w:pStyle w:val="Textoindependiente"/>
+        <w:spacing w:before="120" w:after="120"/>
+        <w:ind w:left="102"/>
+        <w:jc w:val="both"/>
+        <w:rPr>
+          <w:rFonts w:ascii="Arial" w:hAnsi="Arial" w:cs="Arial"/>
+          <w:i/>
+          <w:iCs/>
+          <w:lang w:val="es-US"/>
+        </w:rPr>
+      </w:pPr>
       <w:r>
         <w:rPr>
           <w:rFonts w:ascii="Arial" w:hAnsi="Arial" w:cs="Arial"/>
@@ -4414,8 +5065,31 @@
         <w:rPr>
           <w:rFonts w:cs="Arial"/>
         </w:rPr>
-        <w:lastRenderedPageBreak/>
-        <w:t>Flujo integrado y severidad</w:t>
+        <w:t xml:space="preserve">Flujo </w:t>
+      </w:r>
+      <w:r>
+        <w:rPr>
+          <w:rFonts w:cs="Arial"/>
+        </w:rPr>
+        <w:t>I</w:t>
+      </w:r>
+      <w:r>
+        <w:rPr>
+          <w:rFonts w:cs="Arial"/>
+        </w:rPr>
+        <w:t xml:space="preserve">ntegrado y </w:t>
+      </w:r>
+      <w:r>
+        <w:rPr>
+          <w:rFonts w:cs="Arial"/>
+        </w:rPr>
+        <w:t>S</w:t>
+      </w:r>
+      <w:r>
+        <w:rPr>
+          <w:rFonts w:cs="Arial"/>
+        </w:rPr>
+        <w:t>everidad</w:t>
       </w:r>
     </w:p>
     <w:p>
@@ -4445,8 +5119,6 @@
         <w:jc w:val="both"/>
         <w:rPr>
           <w:rFonts w:ascii="Arial" w:hAnsi="Arial" w:cs="Arial"/>
-          <w:i/>
-          <w:iCs/>
           <w:lang w:val="es-US"/>
         </w:rPr>
       </w:pPr>
@@ -4466,6 +5138,20 @@
         </w:rPr>
         <w:t xml:space="preserve"> </w:t>
       </w:r>
+    </w:p>
+    <w:p>
+      <w:pPr>
+        <w:pStyle w:val="Textoindependiente"/>
+        <w:spacing w:before="120" w:after="120"/>
+        <w:ind w:left="102"/>
+        <w:jc w:val="both"/>
+        <w:rPr>
+          <w:rFonts w:ascii="Arial" w:hAnsi="Arial" w:cs="Arial"/>
+          <w:i/>
+          <w:iCs/>
+          <w:lang w:val="es-US"/>
+        </w:rPr>
+      </w:pPr>
       <w:r>
         <w:rPr>
           <w:rFonts w:ascii="Arial" w:hAnsi="Arial" w:cs="Arial"/>
@@ -4493,6 +5179,7 @@
           <w:rFonts w:ascii="Arial" w:hAnsi="Arial" w:cs="Arial"/>
           <w:noProof/>
         </w:rPr>
+        <w:lastRenderedPageBreak/>
         <w:drawing>
           <wp:inline distT="0" distB="0" distL="0" distR="0" wp14:anchorId="31F22C5A" wp14:editId="6AA1A420">
             <wp:extent cx="1797050" cy="1797050"/>
@@ -4662,7 +5349,43 @@
         <w:rPr>
           <w:rFonts w:cs="Arial"/>
         </w:rPr>
-        <w:t>Validación frente al criterio experto</w:t>
+        <w:t xml:space="preserve">Validación </w:t>
+      </w:r>
+      <w:r>
+        <w:rPr>
+          <w:rFonts w:cs="Arial"/>
+        </w:rPr>
+        <w:t>F</w:t>
+      </w:r>
+      <w:r>
+        <w:rPr>
+          <w:rFonts w:cs="Arial"/>
+        </w:rPr>
+        <w:t xml:space="preserve">rente al </w:t>
+      </w:r>
+      <w:r>
+        <w:rPr>
+          <w:rFonts w:cs="Arial"/>
+        </w:rPr>
+        <w:t>C</w:t>
+      </w:r>
+      <w:r>
+        <w:rPr>
+          <w:rFonts w:cs="Arial"/>
+        </w:rPr>
+        <w:t xml:space="preserve">riterio </w:t>
+      </w:r>
+      <w:r>
+        <w:rPr>
+          <w:rFonts w:cs="Arial"/>
+        </w:rPr>
+        <w:t>E</w:t>
+      </w:r>
+      <w:r>
+        <w:rPr>
+          <w:rFonts w:cs="Arial"/>
+        </w:rPr>
+        <w:t>xperto</w:t>
       </w:r>
     </w:p>
     <w:p>
@@ -4696,7 +5419,6 @@
           <w:rFonts w:ascii="Arial" w:hAnsi="Arial" w:cs="Arial"/>
           <w:lang w:val="es-US"/>
         </w:rPr>
-        <w:lastRenderedPageBreak/>
         <w:t>Severidad. La severidad estimada por la aplicación mostró una concordancia alta con la del experto (Tabla 5): Pearson r = 0.967, concordancia de Lin (CCC) = 0.941, MAE = 5.7 % y RMSE = 7.4 %. El análisis de Bland-Altman (Bland &amp; Altman, 1986) arrojó un sesgo medio de −5.0 % y límites de acuerdo al 95 % de [−15.8 %, 5.9 %]; el 83.3 % de las estimaciones quedó dentro de ±10 puntos porcentuales y el 100 % dentro de ±20 (Figura 8).</w:t>
       </w:r>
     </w:p>
@@ -4714,7 +5436,15 @@
           <w:rFonts w:ascii="Arial" w:hAnsi="Arial" w:cs="Arial"/>
           <w:lang w:val="es-US"/>
         </w:rPr>
-        <w:t>Patógeno. La aplicación alcanzó una exactitud de diagnóstico de 0.950 (F1 macro = 0.952), superior a la del evaluador experto (exactitud 0.867; F1 macro 0.872) frente a la verdad de campo. En los casos discordantes, la aplicación acertó en cinco que el experto erró, sin ningún caso en sentido inverso; la prueba de McNemar (McNemar, 1947) no alcanzó significancia estadística (p = 0.0625), atribuible al tamaño de muestra. La Figura 9 compara la exactitud por clase de la aplicación y del experto frente a la verdad de campo.</w:t>
+        <w:t xml:space="preserve">Patógeno. La aplicación alcanzó una exactitud de diagnóstico de 0.950 (F1 macro = 0.952), superior a la del evaluador experto (exactitud 0.867; F1 macro 0.872) frente a la verdad de campo. En los casos discordantes, la aplicación acertó en cinco que el experto erró, sin ningún caso en sentido inverso; la prueba de McNemar (McNemar, </w:t>
+      </w:r>
+      <w:r>
+        <w:rPr>
+          <w:rFonts w:ascii="Arial" w:hAnsi="Arial" w:cs="Arial"/>
+          <w:lang w:val="es-US"/>
+        </w:rPr>
+        <w:lastRenderedPageBreak/>
+        <w:t>1947) no alcanzó significancia estadística (p = 0.0625), atribuible al tamaño de muestra. La Figura 9 compara la exactitud por clase de la aplicación y del experto frente a la verdad de campo.</w:t>
       </w:r>
     </w:p>
     <w:p>
@@ -4740,7 +5470,28 @@
           <w:rFonts w:ascii="Arial" w:hAnsi="Arial" w:cs="Arial"/>
           <w:lang w:val="es-US"/>
         </w:rPr>
-        <w:t xml:space="preserve"> Concordancia de la severidad estimada por la aplicación frente al criterio experto (n = 60).</w:t>
+        <w:t xml:space="preserve"> </w:t>
+      </w:r>
+    </w:p>
+    <w:p>
+      <w:pPr>
+        <w:pStyle w:val="NormalWeb"/>
+        <w:spacing w:line="480" w:lineRule="auto"/>
+        <w:rPr>
+          <w:rFonts w:ascii="Arial" w:hAnsi="Arial" w:cs="Arial"/>
+          <w:i/>
+          <w:iCs/>
+          <w:lang w:val="es-US"/>
+        </w:rPr>
+      </w:pPr>
+      <w:r>
+        <w:rPr>
+          <w:rFonts w:ascii="Arial" w:hAnsi="Arial" w:cs="Arial"/>
+          <w:i/>
+          <w:iCs/>
+          <w:lang w:val="es-US"/>
+        </w:rPr>
+        <w:t>Concordancia de la severidad estimada por la aplicación frente al criterio experto (n = 60).</w:t>
       </w:r>
     </w:p>
     <w:tbl>
@@ -5049,7 +5800,6 @@
               <w:rPr>
                 <w:rFonts w:ascii="Arial" w:hAnsi="Arial" w:cs="Arial"/>
               </w:rPr>
-              <w:lastRenderedPageBreak/>
               <w:t>Límites de acuerdo 95 % (%)</w:t>
             </w:r>
           </w:p>
@@ -5184,7 +5934,28 @@
           <w:rFonts w:ascii="Arial" w:hAnsi="Arial" w:cs="Arial"/>
           <w:lang w:val="es-US"/>
         </w:rPr>
-        <w:t xml:space="preserve"> Severidad estimada por la aplicación frente al criterio experto: dispersión con línea de identidad y análisis de Bland-Altman. </w:t>
+        <w:t xml:space="preserve"> </w:t>
+      </w:r>
+    </w:p>
+    <w:p>
+      <w:pPr>
+        <w:pStyle w:val="NormalWeb"/>
+        <w:spacing w:line="480" w:lineRule="auto"/>
+        <w:rPr>
+          <w:rFonts w:ascii="Arial" w:hAnsi="Arial" w:cs="Arial"/>
+          <w:i/>
+          <w:iCs/>
+          <w:lang w:val="es-US"/>
+        </w:rPr>
+      </w:pPr>
+      <w:r>
+        <w:rPr>
+          <w:rFonts w:ascii="Arial" w:hAnsi="Arial" w:cs="Arial"/>
+          <w:i/>
+          <w:iCs/>
+          <w:lang w:val="es-US"/>
+        </w:rPr>
+        <w:t xml:space="preserve">Severidad estimada por la aplicación frente al criterio experto: dispersión con línea de identidad y análisis de Bland-Altman. </w:t>
       </w:r>
     </w:p>
     <w:p>
@@ -5209,6 +5980,7 @@
           <w:szCs w:val="24"/>
           <w:lang w:val="es-MX" w:eastAsia="es-MX"/>
         </w:rPr>
+        <w:lastRenderedPageBreak/>
         <w:drawing>
           <wp:inline distT="0" distB="0" distL="0" distR="0" wp14:anchorId="15F88A45" wp14:editId="1DEAF6C3">
             <wp:extent cx="4253023" cy="1770730"/>
@@ -5282,7 +6054,28 @@
           <w:rFonts w:ascii="Arial" w:hAnsi="Arial" w:cs="Arial"/>
           <w:lang w:val="es-US"/>
         </w:rPr>
-        <w:t>. Exactitud de diagnóstico de patógeno por clase: aplicación vs. experto frente a la verdad de campo.</w:t>
+        <w:t xml:space="preserve">. </w:t>
+      </w:r>
+    </w:p>
+    <w:p>
+      <w:pPr>
+        <w:pStyle w:val="NormalWeb"/>
+        <w:spacing w:line="480" w:lineRule="auto"/>
+        <w:rPr>
+          <w:rFonts w:ascii="Arial" w:hAnsi="Arial" w:cs="Arial"/>
+          <w:i/>
+          <w:iCs/>
+          <w:lang w:val="es-US"/>
+        </w:rPr>
+      </w:pPr>
+      <w:r>
+        <w:rPr>
+          <w:rFonts w:ascii="Arial" w:hAnsi="Arial" w:cs="Arial"/>
+          <w:i/>
+          <w:iCs/>
+          <w:lang w:val="es-US"/>
+        </w:rPr>
+        <w:t>Exactitud de diagnóstico de patógeno por clase: aplicación vs. experto frente a la verdad de campo.</w:t>
       </w:r>
     </w:p>
     <w:p>
@@ -5363,7 +6156,6 @@
         <w:spacing w:line="480" w:lineRule="auto"/>
       </w:pPr>
       <w:r>
-        <w:lastRenderedPageBreak/>
         <w:t>Discusión</w:t>
       </w:r>
     </w:p>
@@ -5414,6 +6206,7 @@
         <w:rPr>
           <w:rFonts w:cs="Arial"/>
         </w:rPr>
+        <w:lastRenderedPageBreak/>
         <w:t>Representatividad para Santa Cruz</w:t>
       </w:r>
     </w:p>
@@ -5448,7 +6241,31 @@
         <w:rPr>
           <w:rFonts w:cs="Arial"/>
         </w:rPr>
-        <w:t>Relación con el clima local</w:t>
+        <w:t xml:space="preserve">Relación con el </w:t>
+      </w:r>
+      <w:r>
+        <w:rPr>
+          <w:rFonts w:cs="Arial"/>
+        </w:rPr>
+        <w:t>C</w:t>
+      </w:r>
+      <w:r>
+        <w:rPr>
+          <w:rFonts w:cs="Arial"/>
+        </w:rPr>
+        <w:t xml:space="preserve">lima </w:t>
+      </w:r>
+      <w:r>
+        <w:rPr>
+          <w:rFonts w:cs="Arial"/>
+        </w:rPr>
+        <w:t>L</w:t>
+      </w:r>
+      <w:r>
+        <w:rPr>
+          <w:rFonts w:cs="Arial"/>
+        </w:rPr>
+        <w:t>ocal</w:t>
       </w:r>
     </w:p>
     <w:p>
@@ -5467,15 +6284,7 @@
           <w:rFonts w:ascii="Arial" w:hAnsi="Arial" w:cs="Arial"/>
           <w:lang w:val="es-US"/>
         </w:rPr>
-        <w:t xml:space="preserve">El clima subtropical húmedo de Santa Cruz favorece especialmente a la roya asiática y a las enfermedades fúngicas, cuyo desarrollo está estrechamente ligado a la temperatura y a la humedad foliar (Hossain et al., 2024). El sistema incorpora esta </w:t>
-      </w:r>
-      <w:r>
-        <w:rPr>
-          <w:rFonts w:ascii="Arial" w:hAnsi="Arial" w:cs="Arial"/>
-          <w:lang w:val="es-US"/>
-        </w:rPr>
-        <w:lastRenderedPageBreak/>
-        <w:t>dimensión integrando datos meteorológicos en tiempo real para ajustar la urgencia y la dosis del tratamiento: con humedad elevada o lluvia reciente se anticipa la aplicación, y con temperaturas altas se recomienda evitar las horas de mayor radiación. De este modo, la recomendación agronómica se contextualiza a las condiciones epidemiológicas locales.</w:t>
+        <w:t>El clima subtropical húmedo de Santa Cruz favorece especialmente a la roya asiática y a las enfermedades fúngicas, cuyo desarrollo está estrechamente ligado a la temperatura y a la humedad foliar (Hossain et al., 2024). El sistema incorpora esta dimensión integrando datos meteorológicos en tiempo real para ajustar la urgencia y la dosis del tratamiento: con humedad elevada o lluvia reciente se anticipa la aplicación, y con temperaturas altas se recomienda evitar las horas de mayor radiación. De este modo, la recomendación agronómica se contextualiza a las condiciones epidemiológicas locales.</w:t>
       </w:r>
     </w:p>
     <w:p>
@@ -5490,7 +6299,44 @@
         <w:rPr>
           <w:rFonts w:cs="Arial"/>
         </w:rPr>
-        <w:t>Validez del enfoque sin captura controlada</w:t>
+        <w:lastRenderedPageBreak/>
+        <w:t xml:space="preserve">Validez del </w:t>
+      </w:r>
+      <w:r>
+        <w:rPr>
+          <w:rFonts w:cs="Arial"/>
+        </w:rPr>
+        <w:t>E</w:t>
+      </w:r>
+      <w:r>
+        <w:rPr>
+          <w:rFonts w:cs="Arial"/>
+        </w:rPr>
+        <w:t xml:space="preserve">nfoque sin </w:t>
+      </w:r>
+      <w:r>
+        <w:rPr>
+          <w:rFonts w:cs="Arial"/>
+        </w:rPr>
+        <w:t>C</w:t>
+      </w:r>
+      <w:r>
+        <w:rPr>
+          <w:rFonts w:cs="Arial"/>
+        </w:rPr>
+        <w:t xml:space="preserve">aptura </w:t>
+      </w:r>
+      <w:r>
+        <w:rPr>
+          <w:rFonts w:cs="Arial"/>
+        </w:rPr>
+        <w:t>C</w:t>
+      </w:r>
+      <w:r>
+        <w:rPr>
+          <w:rFonts w:cs="Arial"/>
+        </w:rPr>
+        <w:t>ontrolada</w:t>
       </w:r>
     </w:p>
     <w:p>
@@ -5509,15 +6355,7 @@
           <w:rFonts w:ascii="Arial" w:hAnsi="Arial" w:cs="Arial"/>
           <w:lang w:val="es-US"/>
         </w:rPr>
-        <w:t xml:space="preserve">Una decisión de diseño central fue prescindir de un dispositivo de captura estandarizada (caja negra) para aislar la hoja de la iluminación, las sombras y el fondo. Esta decisión se justifica técnicamente por varios mecanismos convergentes. La normalización cromática Shades-of-Gray estima y corrige el iluminante de la escena antes de la red, otorgando invariancia a la temperatura de color y a la iluminación (Finlayson &amp; Trezzi, 2004). El aumento de datos en línea (variaciones de brillo, contraste, tono-saturación, rotación y escala) induce explícitamente invariancia a los factores de captura variables y mejora la generalización con datos limitados (Shorten &amp; Khoshgoftaar, 2019). El entrenamiento con imágenes de campo real demuestra que las redes convolucionales sobre soya generalizan sin necesidad de hardware de estandarización (Bevers et al., 2022). Finalmente, la segmentación hoja–fondo seguida de la rama de hoja aislada cumple la función de una caja negra (Blackbox) proporcionaba físicamente: neutraliza el efecto del fondo por software, conservando además la imagen original como contexto. Es honesto reconocer que la rama original mantiene parte del fondo de manera deliberada; sin embargo, la rama aislada y la normalización acotan su influencia. La firma sintomática de la soya (contraste entre tejido verde y lesión) es suficientemente estable frente a variaciones moderadas de iluminación tras la normalización, si bien </w:t>
-      </w:r>
-      <w:r>
-        <w:rPr>
-          <w:rFonts w:ascii="Arial" w:hAnsi="Arial" w:cs="Arial"/>
-          <w:lang w:val="es-US"/>
-        </w:rPr>
-        <w:lastRenderedPageBreak/>
-        <w:t>condiciones extremas de luz u oclusión pueden afectar el resultado.</w:t>
+        <w:t>Una decisión de diseño central fue prescindir de un dispositivo de captura estandarizada (caja negra) para aislar la hoja de la iluminación, las sombras y el fondo. Esta decisión se justifica técnicamente por varios mecanismos convergentes. La normalización cromática Shades-of-Gray estima y corrige el iluminante de la escena antes de la red, otorgando invariancia a la temperatura de color y a la iluminación (Finlayson &amp; Trezzi, 2004). El aumento de datos en línea (variaciones de brillo, contraste, tono-saturación, rotación y escala) induce explícitamente invariancia a los factores de captura variables y mejora la generalización con datos limitados (Shorten &amp; Khoshgoftaar, 2019). El entrenamiento con imágenes de campo real demuestra que las redes convolucionales sobre soya generalizan sin necesidad de hardware de estandarización (Bevers et al., 2022). Finalmente, la segmentación hoja–fondo seguida de la rama de hoja aislada cumple la función de una caja negra (Blackbox) proporcionaba físicamente: neutraliza el efecto del fondo por software, conservando además la imagen original como contexto. Es honesto reconocer que la rama original mantiene parte del fondo de manera deliberada; sin embargo, la rama aislada y la normalización acotan su influencia. La firma sintomática de la soya (contraste entre tejido verde y lesión) es suficientemente estable frente a variaciones moderadas de iluminación tras la normalización, si bien condiciones extremas de luz u oclusión pueden afectar el resultado.</w:t>
       </w:r>
     </w:p>
     <w:p>
@@ -5532,7 +6370,31 @@
         <w:rPr>
           <w:rFonts w:cs="Arial"/>
         </w:rPr>
-        <w:t>Validez de la captura con smartphone</w:t>
+        <w:t xml:space="preserve">Validez de la </w:t>
+      </w:r>
+      <w:r>
+        <w:rPr>
+          <w:rFonts w:cs="Arial"/>
+        </w:rPr>
+        <w:t>C</w:t>
+      </w:r>
+      <w:r>
+        <w:rPr>
+          <w:rFonts w:cs="Arial"/>
+        </w:rPr>
+        <w:t xml:space="preserve">aptura con </w:t>
+      </w:r>
+      <w:r>
+        <w:rPr>
+          <w:rFonts w:cs="Arial"/>
+        </w:rPr>
+        <w:t>S</w:t>
+      </w:r>
+      <w:r>
+        <w:rPr>
+          <w:rFonts w:cs="Arial"/>
+        </w:rPr>
+        <w:t>martphone</w:t>
       </w:r>
     </w:p>
     <w:p>
@@ -5551,7 +6413,15 @@
           <w:rFonts w:ascii="Arial" w:hAnsi="Arial" w:cs="Arial"/>
           <w:lang w:val="es-US"/>
         </w:rPr>
-        <w:t>El uso de un teléfono móvil introduce variabilidad en la distancia hoja–cámara y en la calidad del sensor. El sistema mitiga la distancia variable mediante el redimensionado a una resolución fija de entrada y el aumento de escala durante el entrenamiento, de modo que el modelo aprende a reconocer el síntoma a diferentes tamaños aparentes. La literatura respalda que las cámaras de smartphone y los modelos de aprendizaje profundo alcanzan precisión suficiente para el diagnóstico fitosanitario en campo (Asani et al., 2023; Ghimire et al., 2026; Li et al., 2023). El requisito operativo es una fotografía de la hoja razonablemente enfocada.</w:t>
+        <w:t xml:space="preserve">El uso de un teléfono móvil introduce variabilidad en la distancia hoja–cámara y en la calidad del sensor. El sistema mitiga la distancia variable mediante el redimensionado a una resolución fija de entrada y el aumento de escala durante el entrenamiento, de </w:t>
+      </w:r>
+      <w:r>
+        <w:rPr>
+          <w:rFonts w:ascii="Arial" w:hAnsi="Arial" w:cs="Arial"/>
+          <w:lang w:val="es-US"/>
+        </w:rPr>
+        <w:lastRenderedPageBreak/>
+        <w:t>modo que el modelo aprende a reconocer el síntoma a diferentes tamaños aparentes. La literatura respalda que las cámaras de smartphone y los modelos de aprendizaje profundo alcanzan precisión suficiente para el diagnóstico fitosanitario en campo (Asani et al., 2023; Ghimire et al., 2026; Li et al., 2023). El requisito operativo es una fotografía de la hoja razonablemente enfocada.</w:t>
       </w:r>
     </w:p>
     <w:p>
@@ -5566,7 +6436,37 @@
         <w:rPr>
           <w:rFonts w:cs="Arial"/>
         </w:rPr>
-        <w:t>Inferencia local en el dispositivo</w:t>
+        <w:t xml:space="preserve">Inferencia </w:t>
+      </w:r>
+      <w:r>
+        <w:rPr>
+          <w:rFonts w:cs="Arial"/>
+        </w:rPr>
+        <w:t>L</w:t>
+      </w:r>
+      <w:r>
+        <w:rPr>
+          <w:rFonts w:cs="Arial"/>
+        </w:rPr>
+        <w:t xml:space="preserve">ocal en el </w:t>
+      </w:r>
+      <w:r>
+        <w:rPr>
+          <w:rFonts w:cs="Arial"/>
+        </w:rPr>
+        <w:t>D</w:t>
+      </w:r>
+      <w:r>
+        <w:rPr>
+          <w:rFonts w:cs="Arial"/>
+        </w:rPr>
+        <w:t>ispositivo</w:t>
+      </w:r>
+      <w:r>
+        <w:rPr>
+          <w:rFonts w:cs="Arial"/>
+        </w:rPr>
+        <w:t xml:space="preserve"> Móvil</w:t>
       </w:r>
     </w:p>
     <w:p>
@@ -5600,7 +6500,19 @@
         <w:rPr>
           <w:rFonts w:cs="Arial"/>
         </w:rPr>
-        <w:t>Severidad interpretable</w:t>
+        <w:t xml:space="preserve">Severidad </w:t>
+      </w:r>
+      <w:r>
+        <w:rPr>
+          <w:rFonts w:cs="Arial"/>
+        </w:rPr>
+        <w:t>I</w:t>
+      </w:r>
+      <w:r>
+        <w:rPr>
+          <w:rFonts w:cs="Arial"/>
+        </w:rPr>
+        <w:t>nterpretable</w:t>
       </w:r>
     </w:p>
     <w:p>
@@ -5619,7 +6531,7 @@
           <w:rFonts w:ascii="Arial" w:hAnsi="Arial" w:cs="Arial"/>
           <w:lang w:val="es-US"/>
         </w:rPr>
-        <w:t xml:space="preserve">La cuantificación de severidad mediante intervalos de color en CIELab implementa la definición fitopatológica estándar de porcentaje de área foliar afectada (Bock et al., 2022; Faye et al., 2023; Pethybridge &amp; Nelson, 2015) y reproduce, para soya, el principio </w:t>
+        <w:t xml:space="preserve">La cuantificación de severidad mediante intervalos de color en CIELab implementa la definición fitopatológica estándar de porcentaje de área foliar afectada (Bock et al., 2022; Faye et al., 2023; Pethybridge &amp; Nelson, 2015) y reproduce, para soya, el principio de separar clorosis y necrosis por intervalos cromáticos validado por da Silva et al. (2022). A diferencia de un valor opaco producido por una red, el método ofrece trazabilidad visual a través de la superposición de tres estados, permitiendo al usuario contrastar la región atribuida por el sistema con el síntoma observado, y desagrega la severidad en sus componentes (clorosis, necrosis, defoliación), lo que aporta </w:t>
       </w:r>
       <w:r>
         <w:rPr>
@@ -5627,7 +6539,7 @@
           <w:lang w:val="es-US"/>
         </w:rPr>
         <w:lastRenderedPageBreak/>
-        <w:t>de separar clorosis y necrosis por intervalos cromáticos validado por da Silva et al. (2022). A diferencia de un valor opaco producido por una red, el método ofrece trazabilidad visual a través de la superposición de tres estados, permitiendo al usuario contrastar la región atribuida por el sistema con el síntoma observado, y desagrega la severidad en sus componentes (clorosis, necrosis, defoliación), lo que aporta información agronómica útil para decidir el tratamiento.</w:t>
+        <w:t>información agronómica útil para decidir el tratamiento.</w:t>
       </w:r>
     </w:p>
     <w:p>
@@ -5642,7 +6554,31 @@
         <w:rPr>
           <w:rFonts w:cs="Arial"/>
         </w:rPr>
-        <w:t>Relación con otros estudios</w:t>
+        <w:t xml:space="preserve">Relación con </w:t>
+      </w:r>
+      <w:r>
+        <w:rPr>
+          <w:rFonts w:cs="Arial"/>
+        </w:rPr>
+        <w:t>O</w:t>
+      </w:r>
+      <w:r>
+        <w:rPr>
+          <w:rFonts w:cs="Arial"/>
+        </w:rPr>
+        <w:t xml:space="preserve">tros </w:t>
+      </w:r>
+      <w:r>
+        <w:rPr>
+          <w:rFonts w:cs="Arial"/>
+        </w:rPr>
+        <w:t>E</w:t>
+      </w:r>
+      <w:r>
+        <w:rPr>
+          <w:rFonts w:cs="Arial"/>
+        </w:rPr>
+        <w:t>studios</w:t>
       </w:r>
     </w:p>
     <w:p>
@@ -5676,7 +6612,6 @@
         <w:rPr>
           <w:rFonts w:cs="Arial"/>
         </w:rPr>
-        <w:lastRenderedPageBreak/>
         <w:t>Limitaciones</w:t>
       </w:r>
     </w:p>
@@ -5696,7 +6631,15 @@
           <w:rFonts w:ascii="Arial" w:hAnsi="Arial" w:cs="Arial"/>
           <w:lang w:val="es-US"/>
         </w:rPr>
-        <w:t>El sistema presenta limitaciones acotadas. La categoría fúngica concentra la mayor confusión residual (F1 = 0.964) por su similitud visual con bacterianas y roya en etapas tempranas, lo que sugiere ampliar la variedad de imágenes fúngicas. La anotación experta de máscaras es parcial en doseles muy densos, por lo que el recall de hoja se reporta como métrica principal y el Dice/IoU como secundarios. La validación frente al criterio experto se realizó sobre 60 hojas y un único evaluador, por lo que sus cifras (en particular la prueba de McNemar, que no alcanzó significancia, p = 0.0625) deben interpretarse como orientativas y requieren confirmación con una muestra mayor y varios evaluadores. Por último, el desempeño puede degradarse bajo condiciones extremas de iluminación u oclusión foliar severa.</w:t>
+        <w:t xml:space="preserve">El sistema presenta limitaciones acotadas. La categoría fúngica concentra la mayor confusión residual (F1 = 0.964) por su similitud visual con bacterianas y roya en etapas tempranas, lo que sugiere ampliar la variedad de imágenes fúngicas. La anotación experta de máscaras es parcial en doseles muy densos, por lo que el recall de hoja se </w:t>
+      </w:r>
+      <w:r>
+        <w:rPr>
+          <w:rFonts w:ascii="Arial" w:hAnsi="Arial" w:cs="Arial"/>
+          <w:lang w:val="es-US"/>
+        </w:rPr>
+        <w:lastRenderedPageBreak/>
+        <w:t>reporta como métrica principal y el Dice/IoU como secundarios. La validación frente al criterio experto se realizó sobre 60 hojas y un único evaluador, por lo que sus cifras (en particular la prueba de McNemar, que no alcanzó significancia, p = 0.0625) deben interpretarse como orientativas y requieren confirmación con una muestra mayor y varios evaluadores. Por último, el desempeño puede degradarse bajo condiciones extremas de iluminación u oclusión foliar severa.</w:t>
       </w:r>
     </w:p>
     <w:p>
@@ -5766,14 +6709,14 @@
         <w:rPr>
           <w:rFonts w:ascii="Arial" w:hAnsi="Arial" w:cs="Arial"/>
         </w:rPr>
-        <w:t xml:space="preserve">Se desarrolló y evaluó Glycine Vision, un sistema de diagnóstico fitosanitario para soya que integra segmentación semántica hoja–fondo, clasificación en cascada de doble entrada y estimación de severidad por color, con inferencia local en dispositivos móviles. Sobre conjuntos de prueba independientes, el modelo de segmentación </w:t>
+        <w:t xml:space="preserve">Se desarrolló y evaluó Glycine Vision, un sistema de diagnóstico fitosanitario para soya que integra segmentación semántica hoja–fondo, clasificación en cascada de doble entrada y estimación de severidad por color, con inferencia local en dispositivos móviles. Sobre conjuntos de prueba independientes, el modelo de segmentación alcanzó un recall de hoja de 0.961 y un Dice de 0.857; el clasificador de estado sanitario, una exactitud de 0.985 con recall perfecto en la clase enferma; y el clasificador de patógeno, una exactitud y F1 macro de 0.980. La validación frente a un evaluador experto confirmó una concordancia alta en severidad (r = 0.967; MAE 5.7 %) y una exactitud de diagnóstico igual o superior a la del experto (0.95 frente a </w:t>
       </w:r>
       <w:r>
         <w:rPr>
           <w:rFonts w:ascii="Arial" w:hAnsi="Arial" w:cs="Arial"/>
         </w:rPr>
         <w:lastRenderedPageBreak/>
-        <w:t>alcanzó un recall de hoja de 0.961 y un Dice de 0.857; el clasificador de estado sanitario, una exactitud de 0.985 con recall perfecto en la clase enferma; y el clasificador de patógeno, una exactitud y F1 macro de 0.980. La validación frente a un evaluador experto confirmó una concordancia alta en severidad (r = 0.967; MAE 5.7 %) y una exactitud de diagnóstico igual o superior a la del experto (0.95 frente a 0.87).</w:t>
+        <w:t>0.87).</w:t>
       </w:r>
     </w:p>
     <w:p>
@@ -5840,15 +6783,7 @@
           <w:rFonts w:ascii="Arial" w:hAnsi="Arial" w:cs="Arial"/>
           <w:spacing w:val="1"/>
         </w:rPr>
-        <w:t xml:space="preserve">Los autores agradecen a las instituciones que mantienen en acceso abierto los conjuntos de datos empleados. El presente estudio se realizó con recursos propios </w:t>
-      </w:r>
-      <w:r>
-        <w:rPr>
-          <w:rFonts w:ascii="Arial" w:hAnsi="Arial" w:cs="Arial"/>
-          <w:spacing w:val="1"/>
-        </w:rPr>
-        <w:lastRenderedPageBreak/>
-        <w:t>del autor.</w:t>
+        <w:t>Los autores agradecen a las instituciones que mantienen en acceso abierto los conjuntos de datos empleados. El presente estudio se realizó con recursos propios del autor.</w:t>
       </w:r>
     </w:p>
     <w:p>
@@ -5875,8 +6810,15 @@
       <w:r>
         <w:rPr>
           <w:rFonts w:cs="Arial"/>
-        </w:rPr>
-        <w:t>autor</w:t>
+          <w:spacing w:val="-3"/>
+        </w:rPr>
+        <w:t>A</w:t>
+      </w:r>
+      <w:r>
+        <w:rPr>
+          <w:rFonts w:cs="Arial"/>
+        </w:rPr>
+        <w:t>utor</w:t>
       </w:r>
       <w:r>
         <w:rPr>
@@ -5937,6 +6879,7 @@
         <w:rPr>
           <w:rFonts w:ascii="Arial" w:hAnsi="Arial" w:cs="Arial"/>
         </w:rPr>
+        <w:lastRenderedPageBreak/>
         <w:t>Católica Boliviana, Santa Cruz, Bolivia</w:t>
       </w:r>
     </w:p>
@@ -5991,7 +6934,13 @@
         <w:rPr>
           <w:rFonts w:cs="Arial"/>
         </w:rPr>
-        <w:t>investigación</w:t>
+        <w:t>I</w:t>
+      </w:r>
+      <w:r>
+        <w:rPr>
+          <w:rFonts w:cs="Arial"/>
+        </w:rPr>
+        <w:t>nvestigación</w:t>
       </w:r>
     </w:p>
     <w:p>
@@ -6052,8 +7001,15 @@
       <w:r>
         <w:rPr>
           <w:rFonts w:cs="Arial"/>
-        </w:rPr>
-        <w:t>intereses</w:t>
+          <w:spacing w:val="-5"/>
+        </w:rPr>
+        <w:t>I</w:t>
+      </w:r>
+      <w:r>
+        <w:rPr>
+          <w:rFonts w:cs="Arial"/>
+        </w:rPr>
+        <w:t>ntereses</w:t>
       </w:r>
     </w:p>
     <w:p>
@@ -6323,7 +7279,13 @@
         <w:rPr>
           <w:rFonts w:cs="Arial"/>
         </w:rPr>
-        <w:t>consentimiento</w:t>
+        <w:t>C</w:t>
+      </w:r>
+      <w:r>
+        <w:rPr>
+          <w:rFonts w:cs="Arial"/>
+        </w:rPr>
+        <w:t>onsentimiento</w:t>
       </w:r>
       <w:r>
         <w:rPr>
@@ -6336,7 +7298,13 @@
         <w:rPr>
           <w:rFonts w:cs="Arial"/>
         </w:rPr>
-        <w:t>informado</w:t>
+        <w:t>I</w:t>
+      </w:r>
+      <w:r>
+        <w:rPr>
+          <w:rFonts w:cs="Arial"/>
+        </w:rPr>
+        <w:t>nformado</w:t>
       </w:r>
     </w:p>
     <w:p>
@@ -6413,8 +7381,15 @@
       <w:r>
         <w:rPr>
           <w:rFonts w:cs="Arial"/>
-        </w:rPr>
-        <w:t>uso</w:t>
+          <w:spacing w:val="-3"/>
+        </w:rPr>
+        <w:t>U</w:t>
+      </w:r>
+      <w:r>
+        <w:rPr>
+          <w:rFonts w:cs="Arial"/>
+        </w:rPr>
+        <w:t>so</w:t>
       </w:r>
     </w:p>
     <w:p>
@@ -6754,7 +7729,6 @@
         <w:rPr>
           <w:rFonts w:ascii="Arial" w:hAnsi="Arial" w:cs="Arial"/>
         </w:rPr>
-        <w:lastRenderedPageBreak/>
         <w:t>formato</w:t>
       </w:r>
       <w:r>
@@ -7591,6 +8565,7 @@
         <w:rPr>
           <w:lang w:val="es-BO"/>
         </w:rPr>
+        <w:lastRenderedPageBreak/>
         <w:t>Referencias</w:t>
       </w:r>
     </w:p>
@@ -8384,7 +9359,6 @@
       </w:r>
       <w:proofErr w:type="spellStart"/>
       <w:r>
-        <w:lastRenderedPageBreak/>
         <w:t>between</w:t>
       </w:r>
       <w:proofErr w:type="spellEnd"/>
@@ -8671,6 +9645,7 @@
       </w:pPr>
       <w:proofErr w:type="spellStart"/>
       <w:r>
+        <w:lastRenderedPageBreak/>
         <w:t>Chechi</w:t>
       </w:r>
       <w:proofErr w:type="spellEnd"/>
@@ -9435,7 +10410,6 @@
       </w:r>
       <w:proofErr w:type="spellStart"/>
       <w:r>
-        <w:lastRenderedPageBreak/>
         <w:t>plant</w:t>
       </w:r>
       <w:proofErr w:type="spellEnd"/>
@@ -9743,6 +10717,7 @@
           <w:i/>
           <w:iCs/>
         </w:rPr>
+        <w:lastRenderedPageBreak/>
         <w:t>of</w:t>
       </w:r>
       <w:proofErr w:type="spellEnd"/>
@@ -10677,15 +11652,7 @@
           <w:i/>
           <w:iCs/>
         </w:rPr>
-        <w:t xml:space="preserve"> </w:t>
-      </w:r>
-      <w:r>
-        <w:rPr>
-          <w:i/>
-          <w:iCs/>
-        </w:rPr>
-        <w:lastRenderedPageBreak/>
-        <w:t xml:space="preserve">and </w:t>
+        <w:t xml:space="preserve"> and </w:t>
       </w:r>
       <w:proofErr w:type="spellStart"/>
       <w:r>
@@ -10985,6 +11952,7 @@
       </w:r>
       <w:proofErr w:type="spellStart"/>
       <w:r>
+        <w:lastRenderedPageBreak/>
         <w:t>Ojiambo</w:t>
       </w:r>
       <w:proofErr w:type="spellEnd"/>
@@ -11736,14 +12704,7 @@
           <w:rPr>
             <w:rStyle w:val="Hipervnculo"/>
           </w:rPr>
-          <w:t>https://doi.org/10.1007/978-3-</w:t>
-        </w:r>
-        <w:r>
-          <w:rPr>
-            <w:rStyle w:val="Hipervnculo"/>
-          </w:rPr>
-          <w:lastRenderedPageBreak/>
-          <w:t>319-24574-4_28</w:t>
+          <w:t>https://doi.org/10.1007/978-3-319-24574-4_28</w:t>
         </w:r>
       </w:hyperlink>
     </w:p>
@@ -11980,6 +12941,7 @@
           <w:i/>
           <w:iCs/>
         </w:rPr>
+        <w:lastRenderedPageBreak/>
         <w:t>dataset</w:t>
       </w:r>
       <w:proofErr w:type="spellEnd"/>
@@ -12731,14 +13693,14 @@
         <v:path o:extrusionok="f" gradientshapeok="t" o:connecttype="rect"/>
         <o:lock v:ext="edit" aspectratio="t"/>
       </v:shapetype>
-      <v:shape id="_x0000_i1074" type="#_x0000_t75" style="width:23.8pt;height:23.8pt;visibility:visible;mso-wrap-style:square" o:bullet="t">
+      <v:shape id="_x0000_i1052" type="#_x0000_t75" style="width:23.8pt;height:23.8pt;visibility:visible;mso-wrap-style:square" o:bullet="t">
         <v:imagedata r:id="rId1" o:title=""/>
       </v:shape>
     </w:pict>
   </w:numPicBullet>
   <w:numPicBullet w:numPicBulletId="1">
     <w:pict>
-      <v:shape id="_x0000_i1075" type="#_x0000_t75" style="width:10.5pt;height:10.5pt;visibility:visible;mso-wrap-style:square" o:bullet="t">
+      <v:shape id="_x0000_i1053" type="#_x0000_t75" style="width:10.5pt;height:10.5pt;visibility:visible;mso-wrap-style:square" o:bullet="t">
         <v:imagedata r:id="rId2" o:title=""/>
       </v:shape>
     </w:pict>

--- a/Articulo Cientifico.docx
+++ b/Articulo Cientifico.docx
@@ -1682,14 +1682,7 @@
           <w:lang w:val="es-BO"/>
         </w:rPr>
         <w:lastRenderedPageBreak/>
-        <w:t>Tabla 1.</w:t>
-      </w:r>
-      <w:r>
-        <w:rPr>
-          <w:rFonts w:ascii="Arial" w:hAnsi="Arial" w:cs="Arial"/>
-          <w:lang w:val="es-BO"/>
-        </w:rPr>
-        <w:t xml:space="preserve"> </w:t>
+        <w:t>Tabla 1</w:t>
       </w:r>
     </w:p>
     <w:p>
@@ -1710,7 +1703,133 @@
           <w:iCs/>
           <w:lang w:val="es-BO"/>
         </w:rPr>
-        <w:t>Fuentes de datos utilizadas para el entrenamiento y la evaluación de los modelos.</w:t>
+        <w:t xml:space="preserve">Fuentes </w:t>
+      </w:r>
+      <w:r>
+        <w:rPr>
+          <w:rFonts w:ascii="Arial" w:hAnsi="Arial" w:cs="Arial"/>
+          <w:i/>
+          <w:iCs/>
+          <w:lang w:val="es-BO"/>
+        </w:rPr>
+        <w:t>d</w:t>
+      </w:r>
+      <w:r>
+        <w:rPr>
+          <w:rFonts w:ascii="Arial" w:hAnsi="Arial" w:cs="Arial"/>
+          <w:i/>
+          <w:iCs/>
+          <w:lang w:val="es-BO"/>
+        </w:rPr>
+        <w:t xml:space="preserve">e Datos Utilizadas </w:t>
+      </w:r>
+      <w:r>
+        <w:rPr>
+          <w:rFonts w:ascii="Arial" w:hAnsi="Arial" w:cs="Arial"/>
+          <w:i/>
+          <w:iCs/>
+          <w:lang w:val="es-BO"/>
+        </w:rPr>
+        <w:t>p</w:t>
+      </w:r>
+      <w:r>
+        <w:rPr>
+          <w:rFonts w:ascii="Arial" w:hAnsi="Arial" w:cs="Arial"/>
+          <w:i/>
+          <w:iCs/>
+          <w:lang w:val="es-BO"/>
+        </w:rPr>
+        <w:t xml:space="preserve">ara </w:t>
+      </w:r>
+      <w:r>
+        <w:rPr>
+          <w:rFonts w:ascii="Arial" w:hAnsi="Arial" w:cs="Arial"/>
+          <w:i/>
+          <w:iCs/>
+          <w:lang w:val="es-BO"/>
+        </w:rPr>
+        <w:t>e</w:t>
+      </w:r>
+      <w:r>
+        <w:rPr>
+          <w:rFonts w:ascii="Arial" w:hAnsi="Arial" w:cs="Arial"/>
+          <w:i/>
+          <w:iCs/>
+          <w:lang w:val="es-BO"/>
+        </w:rPr>
+        <w:t xml:space="preserve">l Entrenamiento </w:t>
+      </w:r>
+      <w:r>
+        <w:rPr>
+          <w:rFonts w:ascii="Arial" w:hAnsi="Arial" w:cs="Arial"/>
+          <w:i/>
+          <w:iCs/>
+          <w:lang w:val="es-BO"/>
+        </w:rPr>
+        <w:t>y</w:t>
+      </w:r>
+      <w:r>
+        <w:rPr>
+          <w:rFonts w:ascii="Arial" w:hAnsi="Arial" w:cs="Arial"/>
+          <w:i/>
+          <w:iCs/>
+          <w:lang w:val="es-BO"/>
+        </w:rPr>
+        <w:t xml:space="preserve"> </w:t>
+      </w:r>
+      <w:r>
+        <w:rPr>
+          <w:rFonts w:ascii="Arial" w:hAnsi="Arial" w:cs="Arial"/>
+          <w:i/>
+          <w:iCs/>
+          <w:lang w:val="es-BO"/>
+        </w:rPr>
+        <w:t>l</w:t>
+      </w:r>
+      <w:r>
+        <w:rPr>
+          <w:rFonts w:ascii="Arial" w:hAnsi="Arial" w:cs="Arial"/>
+          <w:i/>
+          <w:iCs/>
+          <w:lang w:val="es-BO"/>
+        </w:rPr>
+        <w:t xml:space="preserve">a Evaluación </w:t>
+      </w:r>
+      <w:r>
+        <w:rPr>
+          <w:rFonts w:ascii="Arial" w:hAnsi="Arial" w:cs="Arial"/>
+          <w:i/>
+          <w:iCs/>
+          <w:lang w:val="es-BO"/>
+        </w:rPr>
+        <w:t>d</w:t>
+      </w:r>
+      <w:r>
+        <w:rPr>
+          <w:rFonts w:ascii="Arial" w:hAnsi="Arial" w:cs="Arial"/>
+          <w:i/>
+          <w:iCs/>
+          <w:lang w:val="es-BO"/>
+        </w:rPr>
+        <w:t xml:space="preserve">e </w:t>
+      </w:r>
+      <w:r>
+        <w:rPr>
+          <w:rFonts w:ascii="Arial" w:hAnsi="Arial" w:cs="Arial"/>
+          <w:i/>
+          <w:iCs/>
+          <w:lang w:val="es-BO"/>
+        </w:rPr>
+        <w:t>l</w:t>
+      </w:r>
+      <w:r>
+        <w:rPr>
+          <w:rFonts w:ascii="Arial" w:hAnsi="Arial" w:cs="Arial"/>
+          <w:i/>
+          <w:iCs/>
+          <w:lang w:val="es-BO"/>
+        </w:rPr>
+        <w:t>os Modelos.</w:t>
       </w:r>
     </w:p>
     <w:tbl>
@@ -3194,14 +3313,7 @@
           <w:bCs/>
           <w:lang w:val="es-US"/>
         </w:rPr>
-        <w:t>Tabla 2.</w:t>
-      </w:r>
-      <w:r>
-        <w:rPr>
-          <w:rFonts w:ascii="Arial" w:hAnsi="Arial" w:cs="Arial"/>
-          <w:lang w:val="es-US"/>
-        </w:rPr>
-        <w:t xml:space="preserve"> </w:t>
+        <w:t>Tabla 2</w:t>
       </w:r>
     </w:p>
     <w:p>
@@ -3244,8 +3356,81 @@
           <w:iCs/>
           <w:lang w:val="es-US"/>
         </w:rPr>
-        <w:t xml:space="preserve"> frente a la anotación experta (COCO fusionado: Roboflow + </w:t>
-      </w:r>
+        <w:t xml:space="preserve"> </w:t>
+      </w:r>
+      <w:r>
+        <w:rPr>
+          <w:rFonts w:ascii="Arial" w:hAnsi="Arial" w:cs="Arial"/>
+          <w:i/>
+          <w:iCs/>
+          <w:lang w:val="es-US"/>
+        </w:rPr>
+        <w:t>F</w:t>
+      </w:r>
+      <w:r>
+        <w:rPr>
+          <w:rFonts w:ascii="Arial" w:hAnsi="Arial" w:cs="Arial"/>
+          <w:i/>
+          <w:iCs/>
+          <w:lang w:val="es-US"/>
+        </w:rPr>
+        <w:t xml:space="preserve">rente a la </w:t>
+      </w:r>
+      <w:r>
+        <w:rPr>
+          <w:rFonts w:ascii="Arial" w:hAnsi="Arial" w:cs="Arial"/>
+          <w:i/>
+          <w:iCs/>
+          <w:lang w:val="es-US"/>
+        </w:rPr>
+        <w:t>A</w:t>
+      </w:r>
+      <w:r>
+        <w:rPr>
+          <w:rFonts w:ascii="Arial" w:hAnsi="Arial" w:cs="Arial"/>
+          <w:i/>
+          <w:iCs/>
+          <w:lang w:val="es-US"/>
+        </w:rPr>
+        <w:t xml:space="preserve">notación </w:t>
+      </w:r>
+      <w:r>
+        <w:rPr>
+          <w:rFonts w:ascii="Arial" w:hAnsi="Arial" w:cs="Arial"/>
+          <w:i/>
+          <w:iCs/>
+          <w:lang w:val="es-US"/>
+        </w:rPr>
+        <w:t>E</w:t>
+      </w:r>
+      <w:r>
+        <w:rPr>
+          <w:rFonts w:ascii="Arial" w:hAnsi="Arial" w:cs="Arial"/>
+          <w:i/>
+          <w:iCs/>
+          <w:lang w:val="es-US"/>
+        </w:rPr>
+        <w:t xml:space="preserve">xperta (COCO </w:t>
+      </w:r>
+      <w:r>
+        <w:rPr>
+          <w:rFonts w:ascii="Arial" w:hAnsi="Arial" w:cs="Arial"/>
+          <w:i/>
+          <w:iCs/>
+          <w:lang w:val="es-US"/>
+        </w:rPr>
+        <w:t>F</w:t>
+      </w:r>
+      <w:r>
+        <w:rPr>
+          <w:rFonts w:ascii="Arial" w:hAnsi="Arial" w:cs="Arial"/>
+          <w:i/>
+          <w:iCs/>
+          <w:lang w:val="es-US"/>
+        </w:rPr>
+        <w:t xml:space="preserve">usionado: Roboflow + </w:t>
+      </w:r>
+      <w:proofErr w:type="spellStart"/>
       <w:r>
         <w:rPr>
           <w:rFonts w:ascii="Arial" w:hAnsi="Arial" w:cs="Arial"/>
@@ -3254,7 +3439,84 @@
           <w:lang w:val="es-US"/>
         </w:rPr>
         <w:lastRenderedPageBreak/>
-        <w:t>SoyCotton), 25 % held-out (seed = 42), n = 368.</w:t>
+        <w:t>SoyCotton</w:t>
+      </w:r>
+      <w:proofErr w:type="spellEnd"/>
+      <w:r>
+        <w:rPr>
+          <w:rFonts w:ascii="Arial" w:hAnsi="Arial" w:cs="Arial"/>
+          <w:i/>
+          <w:iCs/>
+          <w:lang w:val="es-US"/>
+        </w:rPr>
+        <w:t xml:space="preserve">), 25 % </w:t>
+      </w:r>
+      <w:proofErr w:type="spellStart"/>
+      <w:r>
+        <w:rPr>
+          <w:rFonts w:ascii="Arial" w:hAnsi="Arial" w:cs="Arial"/>
+          <w:i/>
+          <w:iCs/>
+          <w:lang w:val="es-US"/>
+        </w:rPr>
+        <w:t>H</w:t>
+      </w:r>
+      <w:r>
+        <w:rPr>
+          <w:rFonts w:ascii="Arial" w:hAnsi="Arial" w:cs="Arial"/>
+          <w:i/>
+          <w:iCs/>
+          <w:lang w:val="es-US"/>
+        </w:rPr>
+        <w:t>eld-</w:t>
+      </w:r>
+      <w:r>
+        <w:rPr>
+          <w:rFonts w:ascii="Arial" w:hAnsi="Arial" w:cs="Arial"/>
+          <w:i/>
+          <w:iCs/>
+          <w:lang w:val="es-US"/>
+        </w:rPr>
+        <w:t>O</w:t>
+      </w:r>
+      <w:r>
+        <w:rPr>
+          <w:rFonts w:ascii="Arial" w:hAnsi="Arial" w:cs="Arial"/>
+          <w:i/>
+          <w:iCs/>
+          <w:lang w:val="es-US"/>
+        </w:rPr>
+        <w:t>ut</w:t>
+      </w:r>
+      <w:proofErr w:type="spellEnd"/>
+      <w:r>
+        <w:rPr>
+          <w:rFonts w:ascii="Arial" w:hAnsi="Arial" w:cs="Arial"/>
+          <w:i/>
+          <w:iCs/>
+          <w:lang w:val="es-US"/>
+        </w:rPr>
+        <w:t xml:space="preserve"> (</w:t>
+      </w:r>
+      <w:proofErr w:type="spellStart"/>
+      <w:r>
+        <w:rPr>
+          <w:rFonts w:ascii="Arial" w:hAnsi="Arial" w:cs="Arial"/>
+          <w:i/>
+          <w:iCs/>
+          <w:lang w:val="es-US"/>
+        </w:rPr>
+        <w:t>seed</w:t>
+      </w:r>
+      <w:proofErr w:type="spellEnd"/>
+      <w:r>
+        <w:rPr>
+          <w:rFonts w:ascii="Arial" w:hAnsi="Arial" w:cs="Arial"/>
+          <w:i/>
+          <w:iCs/>
+          <w:lang w:val="es-US"/>
+        </w:rPr>
+        <w:t xml:space="preserve"> = 42), n = 368.</w:t>
       </w:r>
     </w:p>
     <w:tbl>
@@ -3517,7 +3779,7 @@
           <w:bCs/>
           <w:lang w:val="es-US"/>
         </w:rPr>
-        <w:t>Figura 1.</w:t>
+        <w:t>Figura 1</w:t>
       </w:r>
     </w:p>
     <w:p>
@@ -3540,7 +3802,108 @@
           <w:iCs/>
           <w:lang w:val="es-US"/>
         </w:rPr>
-        <w:t xml:space="preserve">Curvas de entrenamiento de M_seg: pérdida y recall de hoja por época. </w:t>
+        <w:t xml:space="preserve">Curvas de </w:t>
+      </w:r>
+      <w:r>
+        <w:rPr>
+          <w:rFonts w:ascii="Arial" w:hAnsi="Arial" w:cs="Arial"/>
+          <w:i/>
+          <w:iCs/>
+          <w:lang w:val="es-US"/>
+        </w:rPr>
+        <w:t>E</w:t>
+      </w:r>
+      <w:r>
+        <w:rPr>
+          <w:rFonts w:ascii="Arial" w:hAnsi="Arial" w:cs="Arial"/>
+          <w:i/>
+          <w:iCs/>
+          <w:lang w:val="es-US"/>
+        </w:rPr>
+        <w:t xml:space="preserve">ntrenamiento de M_seg: </w:t>
+      </w:r>
+      <w:r>
+        <w:rPr>
+          <w:rFonts w:ascii="Arial" w:hAnsi="Arial" w:cs="Arial"/>
+          <w:i/>
+          <w:iCs/>
+          <w:lang w:val="es-US"/>
+        </w:rPr>
+        <w:t>P</w:t>
+      </w:r>
+      <w:r>
+        <w:rPr>
+          <w:rFonts w:ascii="Arial" w:hAnsi="Arial" w:cs="Arial"/>
+          <w:i/>
+          <w:iCs/>
+          <w:lang w:val="es-US"/>
+        </w:rPr>
+        <w:t xml:space="preserve">érdida y </w:t>
+      </w:r>
+      <w:proofErr w:type="spellStart"/>
+      <w:r>
+        <w:rPr>
+          <w:rFonts w:ascii="Arial" w:hAnsi="Arial" w:cs="Arial"/>
+          <w:i/>
+          <w:iCs/>
+          <w:lang w:val="es-US"/>
+        </w:rPr>
+        <w:t>R</w:t>
+      </w:r>
+      <w:r>
+        <w:rPr>
+          <w:rFonts w:ascii="Arial" w:hAnsi="Arial" w:cs="Arial"/>
+          <w:i/>
+          <w:iCs/>
+          <w:lang w:val="es-US"/>
+        </w:rPr>
+        <w:t>ecall</w:t>
+      </w:r>
+      <w:proofErr w:type="spellEnd"/>
+      <w:r>
+        <w:rPr>
+          <w:rFonts w:ascii="Arial" w:hAnsi="Arial" w:cs="Arial"/>
+          <w:i/>
+          <w:iCs/>
+          <w:lang w:val="es-US"/>
+        </w:rPr>
+        <w:t xml:space="preserve"> de </w:t>
+      </w:r>
+      <w:r>
+        <w:rPr>
+          <w:rFonts w:ascii="Arial" w:hAnsi="Arial" w:cs="Arial"/>
+          <w:i/>
+          <w:iCs/>
+          <w:lang w:val="es-US"/>
+        </w:rPr>
+        <w:t>H</w:t>
+      </w:r>
+      <w:r>
+        <w:rPr>
+          <w:rFonts w:ascii="Arial" w:hAnsi="Arial" w:cs="Arial"/>
+          <w:i/>
+          <w:iCs/>
+          <w:lang w:val="es-US"/>
+        </w:rPr>
+        <w:t xml:space="preserve">oja por </w:t>
+      </w:r>
+      <w:r>
+        <w:rPr>
+          <w:rFonts w:ascii="Arial" w:hAnsi="Arial" w:cs="Arial"/>
+          <w:i/>
+          <w:iCs/>
+          <w:lang w:val="es-US"/>
+        </w:rPr>
+        <w:t>É</w:t>
+      </w:r>
+      <w:r>
+        <w:rPr>
+          <w:rFonts w:ascii="Arial" w:hAnsi="Arial" w:cs="Arial"/>
+          <w:i/>
+          <w:iCs/>
+          <w:lang w:val="es-US"/>
+        </w:rPr>
+        <w:t xml:space="preserve">poca. </w:t>
       </w:r>
     </w:p>
     <w:p>
@@ -3715,14 +4078,7 @@
           <w:lang w:val="es-US"/>
         </w:rPr>
         <w:lastRenderedPageBreak/>
-        <w:t>Tabla 3.</w:t>
-      </w:r>
-      <w:r>
-        <w:rPr>
-          <w:rFonts w:ascii="Arial" w:hAnsi="Arial" w:cs="Arial"/>
-          <w:lang w:val="es-US"/>
-        </w:rPr>
-        <w:t xml:space="preserve"> </w:t>
+        <w:t>Tabla 3</w:t>
       </w:r>
     </w:p>
     <w:p>
@@ -3743,7 +4099,151 @@
           <w:iCs/>
           <w:lang w:val="es-US"/>
         </w:rPr>
-        <w:t>Métricas de evaluación del Modelo 1 (estado sanitario) sobre el conjunto de prueba independiente</w:t>
+        <w:t xml:space="preserve">Métricas de </w:t>
+      </w:r>
+      <w:r>
+        <w:rPr>
+          <w:rFonts w:ascii="Arial" w:hAnsi="Arial" w:cs="Arial"/>
+          <w:i/>
+          <w:iCs/>
+          <w:lang w:val="es-US"/>
+        </w:rPr>
+        <w:t>E</w:t>
+      </w:r>
+      <w:r>
+        <w:rPr>
+          <w:rFonts w:ascii="Arial" w:hAnsi="Arial" w:cs="Arial"/>
+          <w:i/>
+          <w:iCs/>
+          <w:lang w:val="es-US"/>
+        </w:rPr>
+        <w:t xml:space="preserve">valuación del </w:t>
+      </w:r>
+      <w:r>
+        <w:rPr>
+          <w:rFonts w:ascii="Arial" w:hAnsi="Arial" w:cs="Arial"/>
+          <w:i/>
+          <w:iCs/>
+          <w:lang w:val="es-US"/>
+        </w:rPr>
+        <w:t>M</w:t>
+      </w:r>
+      <w:r>
+        <w:rPr>
+          <w:rFonts w:ascii="Arial" w:hAnsi="Arial" w:cs="Arial"/>
+          <w:i/>
+          <w:iCs/>
+          <w:lang w:val="es-US"/>
+        </w:rPr>
+        <w:t>odelo 1 (</w:t>
+      </w:r>
+      <w:r>
+        <w:rPr>
+          <w:rFonts w:ascii="Arial" w:hAnsi="Arial" w:cs="Arial"/>
+          <w:i/>
+          <w:iCs/>
+          <w:lang w:val="es-US"/>
+        </w:rPr>
+        <w:t>E</w:t>
+      </w:r>
+      <w:r>
+        <w:rPr>
+          <w:rFonts w:ascii="Arial" w:hAnsi="Arial" w:cs="Arial"/>
+          <w:i/>
+          <w:iCs/>
+          <w:lang w:val="es-US"/>
+        </w:rPr>
+        <w:t xml:space="preserve">stado </w:t>
+      </w:r>
+      <w:r>
+        <w:rPr>
+          <w:rFonts w:ascii="Arial" w:hAnsi="Arial" w:cs="Arial"/>
+          <w:i/>
+          <w:iCs/>
+          <w:lang w:val="es-US"/>
+        </w:rPr>
+        <w:t>S</w:t>
+      </w:r>
+      <w:r>
+        <w:rPr>
+          <w:rFonts w:ascii="Arial" w:hAnsi="Arial" w:cs="Arial"/>
+          <w:i/>
+          <w:iCs/>
+          <w:lang w:val="es-US"/>
+        </w:rPr>
+        <w:t xml:space="preserve">anitario) </w:t>
+      </w:r>
+      <w:r>
+        <w:rPr>
+          <w:rFonts w:ascii="Arial" w:hAnsi="Arial" w:cs="Arial"/>
+          <w:i/>
+          <w:iCs/>
+          <w:lang w:val="es-US"/>
+        </w:rPr>
+        <w:t>S</w:t>
+      </w:r>
+      <w:r>
+        <w:rPr>
+          <w:rFonts w:ascii="Arial" w:hAnsi="Arial" w:cs="Arial"/>
+          <w:i/>
+          <w:iCs/>
+          <w:lang w:val="es-US"/>
+        </w:rPr>
+        <w:t xml:space="preserve">obre el </w:t>
+      </w:r>
+      <w:r>
+        <w:rPr>
+          <w:rFonts w:ascii="Arial" w:hAnsi="Arial" w:cs="Arial"/>
+          <w:i/>
+          <w:iCs/>
+          <w:lang w:val="es-US"/>
+        </w:rPr>
+        <w:t>C</w:t>
+      </w:r>
+      <w:r>
+        <w:rPr>
+          <w:rFonts w:ascii="Arial" w:hAnsi="Arial" w:cs="Arial"/>
+          <w:i/>
+          <w:iCs/>
+          <w:lang w:val="es-US"/>
+        </w:rPr>
+        <w:t xml:space="preserve">onjunto de </w:t>
+      </w:r>
+      <w:r>
+        <w:rPr>
+          <w:rFonts w:ascii="Arial" w:hAnsi="Arial" w:cs="Arial"/>
+          <w:i/>
+          <w:iCs/>
+          <w:lang w:val="es-US"/>
+        </w:rPr>
+        <w:t>P</w:t>
+      </w:r>
+      <w:r>
+        <w:rPr>
+          <w:rFonts w:ascii="Arial" w:hAnsi="Arial" w:cs="Arial"/>
+          <w:i/>
+          <w:iCs/>
+          <w:lang w:val="es-US"/>
+        </w:rPr>
+        <w:t xml:space="preserve">rueba </w:t>
+      </w:r>
+      <w:r>
+        <w:rPr>
+          <w:rFonts w:ascii="Arial" w:hAnsi="Arial" w:cs="Arial"/>
+          <w:i/>
+          <w:iCs/>
+          <w:lang w:val="es-US"/>
+        </w:rPr>
+        <w:t>I</w:t>
+      </w:r>
+      <w:r>
+        <w:rPr>
+          <w:rFonts w:ascii="Arial" w:hAnsi="Arial" w:cs="Arial"/>
+          <w:i/>
+          <w:iCs/>
+          <w:lang w:val="es-US"/>
+        </w:rPr>
+        <w:t>ndependiente</w:t>
       </w:r>
       <w:r>
         <w:rPr>
@@ -3986,13 +4486,6 @@
         </w:rPr>
         <w:t>Figura 2</w:t>
       </w:r>
-      <w:r>
-        <w:rPr>
-          <w:rFonts w:ascii="Arial" w:hAnsi="Arial" w:cs="Arial"/>
-          <w:lang w:val="es-US"/>
-        </w:rPr>
-        <w:t xml:space="preserve">. </w:t>
-      </w:r>
     </w:p>
     <w:p>
       <w:pPr>
@@ -4014,7 +4507,25 @@
           <w:iCs/>
           <w:lang w:val="es-US"/>
         </w:rPr>
-        <w:t>Matriz de confusión del Modelo 1</w:t>
+        <w:t xml:space="preserve">Matriz de </w:t>
+      </w:r>
+      <w:r>
+        <w:rPr>
+          <w:rFonts w:ascii="Arial" w:hAnsi="Arial" w:cs="Arial"/>
+          <w:i/>
+          <w:iCs/>
+          <w:lang w:val="es-US"/>
+        </w:rPr>
+        <w:t>C</w:t>
+      </w:r>
+      <w:r>
+        <w:rPr>
+          <w:rFonts w:ascii="Arial" w:hAnsi="Arial" w:cs="Arial"/>
+          <w:i/>
+          <w:iCs/>
+          <w:lang w:val="es-US"/>
+        </w:rPr>
+        <w:t>onfusión del Modelo 1</w:t>
       </w:r>
     </w:p>
     <w:p>
@@ -4099,14 +4610,7 @@
           <w:bCs/>
           <w:lang w:val="es-US"/>
         </w:rPr>
-        <w:t>Figura 3.</w:t>
-      </w:r>
-      <w:r>
-        <w:rPr>
-          <w:rFonts w:ascii="Arial" w:hAnsi="Arial" w:cs="Arial"/>
-          <w:lang w:val="es-US"/>
-        </w:rPr>
-        <w:t xml:space="preserve"> </w:t>
+        <w:t>Figura 3</w:t>
       </w:r>
     </w:p>
     <w:p>
@@ -4129,7 +4633,61 @@
           <w:iCs/>
           <w:lang w:val="es-US"/>
         </w:rPr>
-        <w:t xml:space="preserve">Curvas de exactitud y pérdida por época del Modelo 1. </w:t>
+        <w:t xml:space="preserve">Curvas de </w:t>
+      </w:r>
+      <w:r>
+        <w:rPr>
+          <w:rFonts w:ascii="Arial" w:hAnsi="Arial" w:cs="Arial"/>
+          <w:i/>
+          <w:iCs/>
+          <w:lang w:val="es-US"/>
+        </w:rPr>
+        <w:t>E</w:t>
+      </w:r>
+      <w:r>
+        <w:rPr>
+          <w:rFonts w:ascii="Arial" w:hAnsi="Arial" w:cs="Arial"/>
+          <w:i/>
+          <w:iCs/>
+          <w:lang w:val="es-US"/>
+        </w:rPr>
+        <w:t xml:space="preserve">xactitud y </w:t>
+      </w:r>
+      <w:r>
+        <w:rPr>
+          <w:rFonts w:ascii="Arial" w:hAnsi="Arial" w:cs="Arial"/>
+          <w:i/>
+          <w:iCs/>
+          <w:lang w:val="es-US"/>
+        </w:rPr>
+        <w:t>P</w:t>
+      </w:r>
+      <w:r>
+        <w:rPr>
+          <w:rFonts w:ascii="Arial" w:hAnsi="Arial" w:cs="Arial"/>
+          <w:i/>
+          <w:iCs/>
+          <w:lang w:val="es-US"/>
+        </w:rPr>
+        <w:t xml:space="preserve">érdida por </w:t>
+      </w:r>
+      <w:r>
+        <w:rPr>
+          <w:rFonts w:ascii="Arial" w:hAnsi="Arial" w:cs="Arial"/>
+          <w:i/>
+          <w:iCs/>
+          <w:lang w:val="es-US"/>
+        </w:rPr>
+        <w:t>É</w:t>
+      </w:r>
+      <w:r>
+        <w:rPr>
+          <w:rFonts w:ascii="Arial" w:hAnsi="Arial" w:cs="Arial"/>
+          <w:i/>
+          <w:iCs/>
+          <w:lang w:val="es-US"/>
+        </w:rPr>
+        <w:t xml:space="preserve">poca del Modelo 1. </w:t>
       </w:r>
     </w:p>
     <w:p>
@@ -4273,14 +4831,7 @@
           <w:bCs/>
           <w:lang w:val="es-US"/>
         </w:rPr>
-        <w:t>Tabla 4.</w:t>
-      </w:r>
-      <w:r>
-        <w:rPr>
-          <w:rFonts w:ascii="Arial" w:hAnsi="Arial" w:cs="Arial"/>
-          <w:lang w:val="es-US"/>
-        </w:rPr>
-        <w:t xml:space="preserve"> </w:t>
+        <w:t>Tabla 4</w:t>
       </w:r>
     </w:p>
     <w:p>
@@ -4303,7 +4854,79 @@
           <w:iCs/>
           <w:lang w:val="es-US"/>
         </w:rPr>
-        <w:t>Métricas de evaluación del Modelo 2 (tipo de patógeno). F1 por clase.</w:t>
+        <w:t xml:space="preserve">Métricas de </w:t>
+      </w:r>
+      <w:r>
+        <w:rPr>
+          <w:rFonts w:ascii="Arial" w:hAnsi="Arial" w:cs="Arial"/>
+          <w:i/>
+          <w:iCs/>
+          <w:lang w:val="es-US"/>
+        </w:rPr>
+        <w:t>E</w:t>
+      </w:r>
+      <w:r>
+        <w:rPr>
+          <w:rFonts w:ascii="Arial" w:hAnsi="Arial" w:cs="Arial"/>
+          <w:i/>
+          <w:iCs/>
+          <w:lang w:val="es-US"/>
+        </w:rPr>
+        <w:t>valuación del Modelo 2 (</w:t>
+      </w:r>
+      <w:r>
+        <w:rPr>
+          <w:rFonts w:ascii="Arial" w:hAnsi="Arial" w:cs="Arial"/>
+          <w:i/>
+          <w:iCs/>
+          <w:lang w:val="es-US"/>
+        </w:rPr>
+        <w:t>T</w:t>
+      </w:r>
+      <w:r>
+        <w:rPr>
+          <w:rFonts w:ascii="Arial" w:hAnsi="Arial" w:cs="Arial"/>
+          <w:i/>
+          <w:iCs/>
+          <w:lang w:val="es-US"/>
+        </w:rPr>
+        <w:t xml:space="preserve">ipo de </w:t>
+      </w:r>
+      <w:r>
+        <w:rPr>
+          <w:rFonts w:ascii="Arial" w:hAnsi="Arial" w:cs="Arial"/>
+          <w:i/>
+          <w:iCs/>
+          <w:lang w:val="es-US"/>
+        </w:rPr>
+        <w:t>P</w:t>
+      </w:r>
+      <w:r>
+        <w:rPr>
+          <w:rFonts w:ascii="Arial" w:hAnsi="Arial" w:cs="Arial"/>
+          <w:i/>
+          <w:iCs/>
+          <w:lang w:val="es-US"/>
+        </w:rPr>
+        <w:t xml:space="preserve">atógeno). F1 por </w:t>
+      </w:r>
+      <w:r>
+        <w:rPr>
+          <w:rFonts w:ascii="Arial" w:hAnsi="Arial" w:cs="Arial"/>
+          <w:i/>
+          <w:iCs/>
+          <w:lang w:val="es-US"/>
+        </w:rPr>
+        <w:t>C</w:t>
+      </w:r>
+      <w:r>
+        <w:rPr>
+          <w:rFonts w:ascii="Arial" w:hAnsi="Arial" w:cs="Arial"/>
+          <w:i/>
+          <w:iCs/>
+          <w:lang w:val="es-US"/>
+        </w:rPr>
+        <w:t>lase.</w:t>
       </w:r>
     </w:p>
     <w:tbl>
@@ -4725,14 +5348,7 @@
           <w:bCs/>
           <w:lang w:val="es-US"/>
         </w:rPr>
-        <w:t>Figura 4.</w:t>
-      </w:r>
-      <w:r>
-        <w:rPr>
-          <w:rFonts w:ascii="Arial" w:hAnsi="Arial" w:cs="Arial"/>
-          <w:lang w:val="es-US"/>
-        </w:rPr>
-        <w:t xml:space="preserve"> </w:t>
+        <w:t>Figura 4</w:t>
       </w:r>
     </w:p>
     <w:p>
@@ -4755,7 +5371,25 @@
           <w:iCs/>
           <w:lang w:val="es-US"/>
         </w:rPr>
-        <w:t xml:space="preserve">Matriz de confusión del Modelo 2. </w:t>
+        <w:t xml:space="preserve">Matriz de </w:t>
+      </w:r>
+      <w:r>
+        <w:rPr>
+          <w:rFonts w:ascii="Arial" w:hAnsi="Arial" w:cs="Arial"/>
+          <w:i/>
+          <w:iCs/>
+          <w:lang w:val="es-US"/>
+        </w:rPr>
+        <w:t>C</w:t>
+      </w:r>
+      <w:r>
+        <w:rPr>
+          <w:rFonts w:ascii="Arial" w:hAnsi="Arial" w:cs="Arial"/>
+          <w:i/>
+          <w:iCs/>
+          <w:lang w:val="es-US"/>
+        </w:rPr>
+        <w:t xml:space="preserve">onfusión del Modelo 2. </w:t>
       </w:r>
     </w:p>
     <w:p>
@@ -4840,14 +5474,7 @@
           <w:bCs/>
           <w:lang w:val="es-US"/>
         </w:rPr>
-        <w:t>Figura 5.</w:t>
-      </w:r>
-      <w:r>
-        <w:rPr>
-          <w:rFonts w:ascii="Arial" w:hAnsi="Arial" w:cs="Arial"/>
-          <w:lang w:val="es-US"/>
-        </w:rPr>
-        <w:t xml:space="preserve"> </w:t>
+        <w:t>Figura 5</w:t>
       </w:r>
     </w:p>
     <w:p>
@@ -4870,7 +5497,25 @@
           <w:iCs/>
           <w:lang w:val="es-US"/>
         </w:rPr>
-        <w:t xml:space="preserve">Puntuación F1 por clase del Modelo 2. </w:t>
+        <w:t xml:space="preserve">Puntuación F1 por </w:t>
+      </w:r>
+      <w:r>
+        <w:rPr>
+          <w:rFonts w:ascii="Arial" w:hAnsi="Arial" w:cs="Arial"/>
+          <w:i/>
+          <w:iCs/>
+          <w:lang w:val="es-US"/>
+        </w:rPr>
+        <w:t>C</w:t>
+      </w:r>
+      <w:r>
+        <w:rPr>
+          <w:rFonts w:ascii="Arial" w:hAnsi="Arial" w:cs="Arial"/>
+          <w:i/>
+          <w:iCs/>
+          <w:lang w:val="es-US"/>
+        </w:rPr>
+        <w:t xml:space="preserve">lase del Modelo 2. </w:t>
       </w:r>
     </w:p>
     <w:p>
@@ -4956,14 +5601,7 @@
           <w:lang w:val="es-US"/>
         </w:rPr>
         <w:lastRenderedPageBreak/>
-        <w:t>Figura 6.</w:t>
-      </w:r>
-      <w:r>
-        <w:rPr>
-          <w:rFonts w:ascii="Arial" w:hAnsi="Arial" w:cs="Arial"/>
-          <w:lang w:val="es-US"/>
-        </w:rPr>
-        <w:t xml:space="preserve"> </w:t>
+        <w:t>Figura 6</w:t>
       </w:r>
     </w:p>
     <w:p>
@@ -4986,7 +5624,61 @@
           <w:iCs/>
           <w:lang w:val="es-US"/>
         </w:rPr>
-        <w:t xml:space="preserve">Curvas de exactitud y pérdida por época del Modelo 2. </w:t>
+        <w:t xml:space="preserve">Curvas de </w:t>
+      </w:r>
+      <w:r>
+        <w:rPr>
+          <w:rFonts w:ascii="Arial" w:hAnsi="Arial" w:cs="Arial"/>
+          <w:i/>
+          <w:iCs/>
+          <w:lang w:val="es-US"/>
+        </w:rPr>
+        <w:t>E</w:t>
+      </w:r>
+      <w:r>
+        <w:rPr>
+          <w:rFonts w:ascii="Arial" w:hAnsi="Arial" w:cs="Arial"/>
+          <w:i/>
+          <w:iCs/>
+          <w:lang w:val="es-US"/>
+        </w:rPr>
+        <w:t xml:space="preserve">xactitud y </w:t>
+      </w:r>
+      <w:r>
+        <w:rPr>
+          <w:rFonts w:ascii="Arial" w:hAnsi="Arial" w:cs="Arial"/>
+          <w:i/>
+          <w:iCs/>
+          <w:lang w:val="es-US"/>
+        </w:rPr>
+        <w:t>P</w:t>
+      </w:r>
+      <w:r>
+        <w:rPr>
+          <w:rFonts w:ascii="Arial" w:hAnsi="Arial" w:cs="Arial"/>
+          <w:i/>
+          <w:iCs/>
+          <w:lang w:val="es-US"/>
+        </w:rPr>
+        <w:t xml:space="preserve">érdida por </w:t>
+      </w:r>
+      <w:r>
+        <w:rPr>
+          <w:rFonts w:ascii="Arial" w:hAnsi="Arial" w:cs="Arial"/>
+          <w:i/>
+          <w:iCs/>
+          <w:lang w:val="es-US"/>
+        </w:rPr>
+        <w:t>É</w:t>
+      </w:r>
+      <w:r>
+        <w:rPr>
+          <w:rFonts w:ascii="Arial" w:hAnsi="Arial" w:cs="Arial"/>
+          <w:i/>
+          <w:iCs/>
+          <w:lang w:val="es-US"/>
+        </w:rPr>
+        <w:t xml:space="preserve">poca del Modelo 2. </w:t>
       </w:r>
     </w:p>
     <w:p>
@@ -5129,14 +5821,7 @@
           <w:bCs/>
           <w:lang w:val="es-US"/>
         </w:rPr>
-        <w:t>Figura 7.</w:t>
-      </w:r>
-      <w:r>
-        <w:rPr>
-          <w:rFonts w:ascii="Arial" w:hAnsi="Arial" w:cs="Arial"/>
-          <w:lang w:val="es-US"/>
-        </w:rPr>
-        <w:t xml:space="preserve"> </w:t>
+        <w:t>Figura 7</w:t>
       </w:r>
     </w:p>
     <w:p>
@@ -5159,7 +5844,187 @@
           <w:iCs/>
           <w:lang w:val="es-US"/>
         </w:rPr>
-        <w:t>Ejemplo cualitativo del flujo de procesamiento: imagen original, hoja segmentada, superposición de tres estados</w:t>
+        <w:t xml:space="preserve">Ejemplo </w:t>
+      </w:r>
+      <w:r>
+        <w:rPr>
+          <w:rFonts w:ascii="Arial" w:hAnsi="Arial" w:cs="Arial"/>
+          <w:i/>
+          <w:iCs/>
+          <w:lang w:val="es-US"/>
+        </w:rPr>
+        <w:t>C</w:t>
+      </w:r>
+      <w:r>
+        <w:rPr>
+          <w:rFonts w:ascii="Arial" w:hAnsi="Arial" w:cs="Arial"/>
+          <w:i/>
+          <w:iCs/>
+          <w:lang w:val="es-US"/>
+        </w:rPr>
+        <w:t xml:space="preserve">ualitativo del </w:t>
+      </w:r>
+      <w:r>
+        <w:rPr>
+          <w:rFonts w:ascii="Arial" w:hAnsi="Arial" w:cs="Arial"/>
+          <w:i/>
+          <w:iCs/>
+          <w:lang w:val="es-US"/>
+        </w:rPr>
+        <w:t>F</w:t>
+      </w:r>
+      <w:r>
+        <w:rPr>
+          <w:rFonts w:ascii="Arial" w:hAnsi="Arial" w:cs="Arial"/>
+          <w:i/>
+          <w:iCs/>
+          <w:lang w:val="es-US"/>
+        </w:rPr>
+        <w:t xml:space="preserve">lujo de </w:t>
+      </w:r>
+      <w:r>
+        <w:rPr>
+          <w:rFonts w:ascii="Arial" w:hAnsi="Arial" w:cs="Arial"/>
+          <w:i/>
+          <w:iCs/>
+          <w:lang w:val="es-US"/>
+        </w:rPr>
+        <w:t>P</w:t>
+      </w:r>
+      <w:r>
+        <w:rPr>
+          <w:rFonts w:ascii="Arial" w:hAnsi="Arial" w:cs="Arial"/>
+          <w:i/>
+          <w:iCs/>
+          <w:lang w:val="es-US"/>
+        </w:rPr>
+        <w:t xml:space="preserve">rocesamiento: </w:t>
+      </w:r>
+      <w:r>
+        <w:rPr>
+          <w:rFonts w:ascii="Arial" w:hAnsi="Arial" w:cs="Arial"/>
+          <w:i/>
+          <w:iCs/>
+          <w:lang w:val="es-US"/>
+        </w:rPr>
+        <w:t>I</w:t>
+      </w:r>
+      <w:r>
+        <w:rPr>
+          <w:rFonts w:ascii="Arial" w:hAnsi="Arial" w:cs="Arial"/>
+          <w:i/>
+          <w:iCs/>
+          <w:lang w:val="es-US"/>
+        </w:rPr>
+        <w:t xml:space="preserve">magen </w:t>
+      </w:r>
+      <w:r>
+        <w:rPr>
+          <w:rFonts w:ascii="Arial" w:hAnsi="Arial" w:cs="Arial"/>
+          <w:i/>
+          <w:iCs/>
+          <w:lang w:val="es-US"/>
+        </w:rPr>
+        <w:t>O</w:t>
+      </w:r>
+      <w:r>
+        <w:rPr>
+          <w:rFonts w:ascii="Arial" w:hAnsi="Arial" w:cs="Arial"/>
+          <w:i/>
+          <w:iCs/>
+          <w:lang w:val="es-US"/>
+        </w:rPr>
+        <w:t xml:space="preserve">riginal, </w:t>
+      </w:r>
+      <w:r>
+        <w:rPr>
+          <w:rFonts w:ascii="Arial" w:hAnsi="Arial" w:cs="Arial"/>
+          <w:i/>
+          <w:iCs/>
+          <w:lang w:val="es-US"/>
+        </w:rPr>
+        <w:t>H</w:t>
+      </w:r>
+      <w:r>
+        <w:rPr>
+          <w:rFonts w:ascii="Arial" w:hAnsi="Arial" w:cs="Arial"/>
+          <w:i/>
+          <w:iCs/>
+          <w:lang w:val="es-US"/>
+        </w:rPr>
+        <w:t xml:space="preserve">oja </w:t>
+      </w:r>
+      <w:r>
+        <w:rPr>
+          <w:rFonts w:ascii="Arial" w:hAnsi="Arial" w:cs="Arial"/>
+          <w:i/>
+          <w:iCs/>
+          <w:lang w:val="es-US"/>
+        </w:rPr>
+        <w:t>S</w:t>
+      </w:r>
+      <w:r>
+        <w:rPr>
+          <w:rFonts w:ascii="Arial" w:hAnsi="Arial" w:cs="Arial"/>
+          <w:i/>
+          <w:iCs/>
+          <w:lang w:val="es-US"/>
+        </w:rPr>
+        <w:t xml:space="preserve">egmentada, </w:t>
+      </w:r>
+      <w:r>
+        <w:rPr>
+          <w:rFonts w:ascii="Arial" w:hAnsi="Arial" w:cs="Arial"/>
+          <w:i/>
+          <w:iCs/>
+          <w:lang w:val="es-US"/>
+        </w:rPr>
+        <w:t>S</w:t>
+      </w:r>
+      <w:r>
+        <w:rPr>
+          <w:rFonts w:ascii="Arial" w:hAnsi="Arial" w:cs="Arial"/>
+          <w:i/>
+          <w:iCs/>
+          <w:lang w:val="es-US"/>
+        </w:rPr>
+        <w:t xml:space="preserve">uperposición de </w:t>
+      </w:r>
+      <w:r>
+        <w:rPr>
+          <w:rFonts w:ascii="Arial" w:hAnsi="Arial" w:cs="Arial"/>
+          <w:i/>
+          <w:iCs/>
+          <w:lang w:val="es-US"/>
+        </w:rPr>
+        <w:t>T</w:t>
+      </w:r>
+      <w:r>
+        <w:rPr>
+          <w:rFonts w:ascii="Arial" w:hAnsi="Arial" w:cs="Arial"/>
+          <w:i/>
+          <w:iCs/>
+          <w:lang w:val="es-US"/>
+        </w:rPr>
+        <w:t xml:space="preserve">res </w:t>
+      </w:r>
+      <w:r>
+        <w:rPr>
+          <w:rFonts w:ascii="Arial" w:hAnsi="Arial" w:cs="Arial"/>
+          <w:i/>
+          <w:iCs/>
+          <w:lang w:val="es-US"/>
+        </w:rPr>
+        <w:t>E</w:t>
+      </w:r>
+      <w:r>
+        <w:rPr>
+          <w:rFonts w:ascii="Arial" w:hAnsi="Arial" w:cs="Arial"/>
+          <w:i/>
+          <w:iCs/>
+          <w:lang w:val="es-US"/>
+        </w:rPr>
+        <w:t>stados</w:t>
       </w:r>
     </w:p>
     <w:p>
@@ -5463,14 +6328,7 @@
           <w:bCs/>
           <w:lang w:val="es-US"/>
         </w:rPr>
-        <w:t>Tabla 5.</w:t>
-      </w:r>
-      <w:r>
-        <w:rPr>
-          <w:rFonts w:ascii="Arial" w:hAnsi="Arial" w:cs="Arial"/>
-          <w:lang w:val="es-US"/>
-        </w:rPr>
-        <w:t xml:space="preserve"> </w:t>
+        <w:t>Tabla 5</w:t>
       </w:r>
     </w:p>
     <w:p>
@@ -5491,7 +6349,115 @@
           <w:iCs/>
           <w:lang w:val="es-US"/>
         </w:rPr>
-        <w:t>Concordancia de la severidad estimada por la aplicación frente al criterio experto (n = 60).</w:t>
+        <w:t xml:space="preserve">Concordancia de la </w:t>
+      </w:r>
+      <w:r>
+        <w:rPr>
+          <w:rFonts w:ascii="Arial" w:hAnsi="Arial" w:cs="Arial"/>
+          <w:i/>
+          <w:iCs/>
+          <w:lang w:val="es-US"/>
+        </w:rPr>
+        <w:t>S</w:t>
+      </w:r>
+      <w:r>
+        <w:rPr>
+          <w:rFonts w:ascii="Arial" w:hAnsi="Arial" w:cs="Arial"/>
+          <w:i/>
+          <w:iCs/>
+          <w:lang w:val="es-US"/>
+        </w:rPr>
+        <w:t>everidad</w:t>
+      </w:r>
+      <w:r>
+        <w:rPr>
+          <w:rFonts w:ascii="Arial" w:hAnsi="Arial" w:cs="Arial"/>
+          <w:i/>
+          <w:iCs/>
+          <w:lang w:val="es-US"/>
+        </w:rPr>
+        <w:t xml:space="preserve"> E</w:t>
+      </w:r>
+      <w:r>
+        <w:rPr>
+          <w:rFonts w:ascii="Arial" w:hAnsi="Arial" w:cs="Arial"/>
+          <w:i/>
+          <w:iCs/>
+          <w:lang w:val="es-US"/>
+        </w:rPr>
+        <w:t xml:space="preserve">stimada por la </w:t>
+      </w:r>
+      <w:r>
+        <w:rPr>
+          <w:rFonts w:ascii="Arial" w:hAnsi="Arial" w:cs="Arial"/>
+          <w:i/>
+          <w:iCs/>
+          <w:lang w:val="es-US"/>
+        </w:rPr>
+        <w:t>A</w:t>
+      </w:r>
+      <w:r>
+        <w:rPr>
+          <w:rFonts w:ascii="Arial" w:hAnsi="Arial" w:cs="Arial"/>
+          <w:i/>
+          <w:iCs/>
+          <w:lang w:val="es-US"/>
+        </w:rPr>
+        <w:t xml:space="preserve">plicación </w:t>
+      </w:r>
+      <w:r>
+        <w:rPr>
+          <w:rFonts w:ascii="Arial" w:hAnsi="Arial" w:cs="Arial"/>
+          <w:i/>
+          <w:iCs/>
+          <w:lang w:val="es-US"/>
+        </w:rPr>
+        <w:t>F</w:t>
+      </w:r>
+      <w:r>
+        <w:rPr>
+          <w:rFonts w:ascii="Arial" w:hAnsi="Arial" w:cs="Arial"/>
+          <w:i/>
+          <w:iCs/>
+          <w:lang w:val="es-US"/>
+        </w:rPr>
+        <w:t xml:space="preserve">rente al </w:t>
+      </w:r>
+      <w:r>
+        <w:rPr>
+          <w:rFonts w:ascii="Arial" w:hAnsi="Arial" w:cs="Arial"/>
+          <w:i/>
+          <w:iCs/>
+          <w:lang w:val="es-US"/>
+        </w:rPr>
+        <w:t>C</w:t>
+      </w:r>
+      <w:r>
+        <w:rPr>
+          <w:rFonts w:ascii="Arial" w:hAnsi="Arial" w:cs="Arial"/>
+          <w:i/>
+          <w:iCs/>
+          <w:lang w:val="es-US"/>
+        </w:rPr>
+        <w:t xml:space="preserve">riterio </w:t>
+      </w:r>
+      <w:r>
+        <w:rPr>
+          <w:rFonts w:ascii="Arial" w:hAnsi="Arial" w:cs="Arial"/>
+          <w:i/>
+          <w:iCs/>
+          <w:lang w:val="es-US"/>
+        </w:rPr>
+        <w:t>E</w:t>
+      </w:r>
+      <w:r>
+        <w:rPr>
+          <w:rFonts w:ascii="Arial" w:hAnsi="Arial" w:cs="Arial"/>
+          <w:i/>
+          <w:iCs/>
+          <w:lang w:val="es-US"/>
+        </w:rPr>
+        <w:t>xperto (n = 60).</w:t>
       </w:r>
     </w:p>
     <w:tbl>
@@ -5927,14 +6893,7 @@
           <w:bCs/>
           <w:lang w:val="es-US"/>
         </w:rPr>
-        <w:t>Figura 8.</w:t>
-      </w:r>
-      <w:r>
-        <w:rPr>
-          <w:rFonts w:ascii="Arial" w:hAnsi="Arial" w:cs="Arial"/>
-          <w:lang w:val="es-US"/>
-        </w:rPr>
-        <w:t xml:space="preserve"> </w:t>
+        <w:t>Figura 8</w:t>
       </w:r>
     </w:p>
     <w:p>
@@ -5955,7 +6914,169 @@
           <w:iCs/>
           <w:lang w:val="es-US"/>
         </w:rPr>
-        <w:t xml:space="preserve">Severidad estimada por la aplicación frente al criterio experto: dispersión con línea de identidad y análisis de Bland-Altman. </w:t>
+        <w:t xml:space="preserve">Severidad </w:t>
+      </w:r>
+      <w:r>
+        <w:rPr>
+          <w:rFonts w:ascii="Arial" w:hAnsi="Arial" w:cs="Arial"/>
+          <w:i/>
+          <w:iCs/>
+          <w:lang w:val="es-US"/>
+        </w:rPr>
+        <w:t>E</w:t>
+      </w:r>
+      <w:r>
+        <w:rPr>
+          <w:rFonts w:ascii="Arial" w:hAnsi="Arial" w:cs="Arial"/>
+          <w:i/>
+          <w:iCs/>
+          <w:lang w:val="es-US"/>
+        </w:rPr>
+        <w:t xml:space="preserve">stimada por la </w:t>
+      </w:r>
+      <w:r>
+        <w:rPr>
+          <w:rFonts w:ascii="Arial" w:hAnsi="Arial" w:cs="Arial"/>
+          <w:i/>
+          <w:iCs/>
+          <w:lang w:val="es-US"/>
+        </w:rPr>
+        <w:t>A</w:t>
+      </w:r>
+      <w:r>
+        <w:rPr>
+          <w:rFonts w:ascii="Arial" w:hAnsi="Arial" w:cs="Arial"/>
+          <w:i/>
+          <w:iCs/>
+          <w:lang w:val="es-US"/>
+        </w:rPr>
+        <w:t xml:space="preserve">plicación </w:t>
+      </w:r>
+      <w:r>
+        <w:rPr>
+          <w:rFonts w:ascii="Arial" w:hAnsi="Arial" w:cs="Arial"/>
+          <w:i/>
+          <w:iCs/>
+          <w:lang w:val="es-US"/>
+        </w:rPr>
+        <w:t>F</w:t>
+      </w:r>
+      <w:r>
+        <w:rPr>
+          <w:rFonts w:ascii="Arial" w:hAnsi="Arial" w:cs="Arial"/>
+          <w:i/>
+          <w:iCs/>
+          <w:lang w:val="es-US"/>
+        </w:rPr>
+        <w:t xml:space="preserve">rente al </w:t>
+      </w:r>
+      <w:r>
+        <w:rPr>
+          <w:rFonts w:ascii="Arial" w:hAnsi="Arial" w:cs="Arial"/>
+          <w:i/>
+          <w:iCs/>
+          <w:lang w:val="es-US"/>
+        </w:rPr>
+        <w:t>C</w:t>
+      </w:r>
+      <w:r>
+        <w:rPr>
+          <w:rFonts w:ascii="Arial" w:hAnsi="Arial" w:cs="Arial"/>
+          <w:i/>
+          <w:iCs/>
+          <w:lang w:val="es-US"/>
+        </w:rPr>
+        <w:t xml:space="preserve">riterio </w:t>
+      </w:r>
+      <w:r>
+        <w:rPr>
+          <w:rFonts w:ascii="Arial" w:hAnsi="Arial" w:cs="Arial"/>
+          <w:i/>
+          <w:iCs/>
+          <w:lang w:val="es-US"/>
+        </w:rPr>
+        <w:t>E</w:t>
+      </w:r>
+      <w:r>
+        <w:rPr>
+          <w:rFonts w:ascii="Arial" w:hAnsi="Arial" w:cs="Arial"/>
+          <w:i/>
+          <w:iCs/>
+          <w:lang w:val="es-US"/>
+        </w:rPr>
+        <w:t xml:space="preserve">xperto: </w:t>
+      </w:r>
+      <w:r>
+        <w:rPr>
+          <w:rFonts w:ascii="Arial" w:hAnsi="Arial" w:cs="Arial"/>
+          <w:i/>
+          <w:iCs/>
+          <w:lang w:val="es-US"/>
+        </w:rPr>
+        <w:t>D</w:t>
+      </w:r>
+      <w:r>
+        <w:rPr>
+          <w:rFonts w:ascii="Arial" w:hAnsi="Arial" w:cs="Arial"/>
+          <w:i/>
+          <w:iCs/>
+          <w:lang w:val="es-US"/>
+        </w:rPr>
+        <w:t xml:space="preserve">ispersión con </w:t>
+      </w:r>
+      <w:r>
+        <w:rPr>
+          <w:rFonts w:ascii="Arial" w:hAnsi="Arial" w:cs="Arial"/>
+          <w:i/>
+          <w:iCs/>
+          <w:lang w:val="es-US"/>
+        </w:rPr>
+        <w:t>L</w:t>
+      </w:r>
+      <w:r>
+        <w:rPr>
+          <w:rFonts w:ascii="Arial" w:hAnsi="Arial" w:cs="Arial"/>
+          <w:i/>
+          <w:iCs/>
+          <w:lang w:val="es-US"/>
+        </w:rPr>
+        <w:t xml:space="preserve">ínea de </w:t>
+      </w:r>
+      <w:r>
+        <w:rPr>
+          <w:rFonts w:ascii="Arial" w:hAnsi="Arial" w:cs="Arial"/>
+          <w:i/>
+          <w:iCs/>
+          <w:lang w:val="es-US"/>
+        </w:rPr>
+        <w:t>I</w:t>
+      </w:r>
+      <w:r>
+        <w:rPr>
+          <w:rFonts w:ascii="Arial" w:hAnsi="Arial" w:cs="Arial"/>
+          <w:i/>
+          <w:iCs/>
+          <w:lang w:val="es-US"/>
+        </w:rPr>
+        <w:t xml:space="preserve">dentidad y </w:t>
+      </w:r>
+      <w:r>
+        <w:rPr>
+          <w:rFonts w:ascii="Arial" w:hAnsi="Arial" w:cs="Arial"/>
+          <w:i/>
+          <w:iCs/>
+          <w:lang w:val="es-US"/>
+        </w:rPr>
+        <w:t>A</w:t>
+      </w:r>
+      <w:r>
+        <w:rPr>
+          <w:rFonts w:ascii="Arial" w:hAnsi="Arial" w:cs="Arial"/>
+          <w:i/>
+          <w:iCs/>
+          <w:lang w:val="es-US"/>
+        </w:rPr>
+        <w:t xml:space="preserve">nálisis de Bland-Altman. </w:t>
       </w:r>
     </w:p>
     <w:p>
@@ -6049,13 +7170,6 @@
         </w:rPr>
         <w:t>Figura 9</w:t>
       </w:r>
-      <w:r>
-        <w:rPr>
-          <w:rFonts w:ascii="Arial" w:hAnsi="Arial" w:cs="Arial"/>
-          <w:lang w:val="es-US"/>
-        </w:rPr>
-        <w:t xml:space="preserve">. </w:t>
-      </w:r>
     </w:p>
     <w:p>
       <w:pPr>
@@ -6075,7 +7189,151 @@
           <w:iCs/>
           <w:lang w:val="es-US"/>
         </w:rPr>
-        <w:t>Exactitud de diagnóstico de patógeno por clase: aplicación vs. experto frente a la verdad de campo.</w:t>
+        <w:t xml:space="preserve">Exactitud de </w:t>
+      </w:r>
+      <w:r>
+        <w:rPr>
+          <w:rFonts w:ascii="Arial" w:hAnsi="Arial" w:cs="Arial"/>
+          <w:i/>
+          <w:iCs/>
+          <w:lang w:val="es-US"/>
+        </w:rPr>
+        <w:t>D</w:t>
+      </w:r>
+      <w:r>
+        <w:rPr>
+          <w:rFonts w:ascii="Arial" w:hAnsi="Arial" w:cs="Arial"/>
+          <w:i/>
+          <w:iCs/>
+          <w:lang w:val="es-US"/>
+        </w:rPr>
+        <w:t xml:space="preserve">iagnóstico de </w:t>
+      </w:r>
+      <w:r>
+        <w:rPr>
+          <w:rFonts w:ascii="Arial" w:hAnsi="Arial" w:cs="Arial"/>
+          <w:i/>
+          <w:iCs/>
+          <w:lang w:val="es-US"/>
+        </w:rPr>
+        <w:t>P</w:t>
+      </w:r>
+      <w:r>
+        <w:rPr>
+          <w:rFonts w:ascii="Arial" w:hAnsi="Arial" w:cs="Arial"/>
+          <w:i/>
+          <w:iCs/>
+          <w:lang w:val="es-US"/>
+        </w:rPr>
+        <w:t xml:space="preserve">atógeno por </w:t>
+      </w:r>
+      <w:r>
+        <w:rPr>
+          <w:rFonts w:ascii="Arial" w:hAnsi="Arial" w:cs="Arial"/>
+          <w:i/>
+          <w:iCs/>
+          <w:lang w:val="es-US"/>
+        </w:rPr>
+        <w:t>C</w:t>
+      </w:r>
+      <w:r>
+        <w:rPr>
+          <w:rFonts w:ascii="Arial" w:hAnsi="Arial" w:cs="Arial"/>
+          <w:i/>
+          <w:iCs/>
+          <w:lang w:val="es-US"/>
+        </w:rPr>
+        <w:t xml:space="preserve">lase: </w:t>
+      </w:r>
+      <w:r>
+        <w:rPr>
+          <w:rFonts w:ascii="Arial" w:hAnsi="Arial" w:cs="Arial"/>
+          <w:i/>
+          <w:iCs/>
+          <w:lang w:val="es-US"/>
+        </w:rPr>
+        <w:t>A</w:t>
+      </w:r>
+      <w:r>
+        <w:rPr>
+          <w:rFonts w:ascii="Arial" w:hAnsi="Arial" w:cs="Arial"/>
+          <w:i/>
+          <w:iCs/>
+          <w:lang w:val="es-US"/>
+        </w:rPr>
+        <w:t xml:space="preserve">plicación vs. </w:t>
+      </w:r>
+      <w:r>
+        <w:rPr>
+          <w:rFonts w:ascii="Arial" w:hAnsi="Arial" w:cs="Arial"/>
+          <w:i/>
+          <w:iCs/>
+          <w:lang w:val="es-US"/>
+        </w:rPr>
+        <w:t>E</w:t>
+      </w:r>
+      <w:r>
+        <w:rPr>
+          <w:rFonts w:ascii="Arial" w:hAnsi="Arial" w:cs="Arial"/>
+          <w:i/>
+          <w:iCs/>
+          <w:lang w:val="es-US"/>
+        </w:rPr>
+        <w:t xml:space="preserve">xperto </w:t>
+      </w:r>
+      <w:r>
+        <w:rPr>
+          <w:rFonts w:ascii="Arial" w:hAnsi="Arial" w:cs="Arial"/>
+          <w:i/>
+          <w:iCs/>
+          <w:lang w:val="es-US"/>
+        </w:rPr>
+        <w:t>F</w:t>
+      </w:r>
+      <w:r>
+        <w:rPr>
+          <w:rFonts w:ascii="Arial" w:hAnsi="Arial" w:cs="Arial"/>
+          <w:i/>
+          <w:iCs/>
+          <w:lang w:val="es-US"/>
+        </w:rPr>
+        <w:t xml:space="preserve">rente a la </w:t>
+      </w:r>
+      <w:r>
+        <w:rPr>
+          <w:rFonts w:ascii="Arial" w:hAnsi="Arial" w:cs="Arial"/>
+          <w:i/>
+          <w:iCs/>
+          <w:lang w:val="es-US"/>
+        </w:rPr>
+        <w:t>V</w:t>
+      </w:r>
+      <w:r>
+        <w:rPr>
+          <w:rFonts w:ascii="Arial" w:hAnsi="Arial" w:cs="Arial"/>
+          <w:i/>
+          <w:iCs/>
+          <w:lang w:val="es-US"/>
+        </w:rPr>
+        <w:t xml:space="preserve">erdad de </w:t>
+      </w:r>
+      <w:r>
+        <w:rPr>
+          <w:rFonts w:ascii="Arial" w:hAnsi="Arial" w:cs="Arial"/>
+          <w:i/>
+          <w:iCs/>
+          <w:lang w:val="es-US"/>
+        </w:rPr>
+        <w:t>C</w:t>
+      </w:r>
+      <w:r>
+        <w:rPr>
+          <w:rFonts w:ascii="Arial" w:hAnsi="Arial" w:cs="Arial"/>
+          <w:i/>
+          <w:iCs/>
+          <w:lang w:val="es-US"/>
+        </w:rPr>
+        <w:t>ampo.</w:t>
       </w:r>
     </w:p>
     <w:p>
